--- a/papers/DT-GSK.docx
+++ b/papers/DT-GSK.docx
@@ -704,36 +704,24 @@
           </m:rPr>
           <m:t>(</m:t>
         </m:r>
-        <m:sSub>
-          <m:e>
-            <m:r>
-              <m:t>K</m:t>
-            </m:r>
-          </m:e>
-          <m:sub>
-            <m:r>
-              <m:t>F</m:t>
-            </m:r>
-          </m:sub>
-        </m:sSub>
+        <m:r>
+          <m:t>K</m:t>
+        </m:r>
+        <m:r>
+          <m:t>F</m:t>
+        </m:r>
         <m:r>
           <m:rPr>
             <m:sty m:val="p"/>
           </m:rPr>
           <m:t>,</m:t>
         </m:r>
-        <m:sSub>
-          <m:e>
-            <m:r>
-              <m:t>K</m:t>
-            </m:r>
-          </m:e>
-          <m:sub>
-            <m:r>
-              <m:t>R</m:t>
-            </m:r>
-          </m:sub>
-        </m:sSub>
+        <m:r>
+          <m:t>K</m:t>
+        </m:r>
+        <m:r>
+          <m:t>R</m:t>
+        </m:r>
         <m:r>
           <m:rPr>
             <m:sty m:val="p"/>
@@ -5384,7 +5372,65 @@
         <w:t xml:space="preserve"> </w:t>
       </w:r>
       <w:r>
-        <w:t xml:space="preserve">re-extracted every fifth generation). Authored from literature facts drawn from the cited sources</w:t>
+        <w:t xml:space="preserve">re-extracted every fifth generation at</w:t>
+      </w:r>
+      <w:r>
+        <w:t xml:space="preserve"> </w:t>
+      </w:r>
+      <m:oMath>
+        <m:r>
+          <m:t>50</m:t>
+        </m:r>
+        <m:r>
+          <m:rPr>
+            <m:sty m:val="p"/>
+          </m:rPr>
+          <m:t>≤</m:t>
+        </m:r>
+        <m:r>
+          <m:t>D</m:t>
+        </m:r>
+        <m:r>
+          <m:rPr>
+            <m:sty m:val="p"/>
+          </m:rPr>
+          <m:t>≤</m:t>
+        </m:r>
+        <m:r>
+          <m:t>99</m:t>
+        </m:r>
+      </m:oMath>
+      <w:r>
+        <w:t xml:space="preserve"> </w:t>
+      </w:r>
+      <w:r>
+        <w:t xml:space="preserve">and every</w:t>
+      </w:r>
+      <w:r>
+        <w:t xml:space="preserve"> </w:t>
+      </w:r>
+      <w:r>
+        <w:t xml:space="preserve">twentieth at</w:t>
+      </w:r>
+      <w:r>
+        <w:t xml:space="preserve"> </w:t>
+      </w:r>
+      <m:oMath>
+        <m:r>
+          <m:t>D</m:t>
+        </m:r>
+        <m:r>
+          <m:rPr>
+            <m:sty m:val="p"/>
+          </m:rPr>
+          <m:t>≥</m:t>
+        </m:r>
+        <m:r>
+          <m:t>100</m:t>
+        </m:r>
+      </m:oMath>
+      <w:r>
+        <w:t xml:space="preserve">). Authored from literature facts drawn from the cited sources</w:t>
       </w:r>
       <w:r>
         <w:t xml:space="preserve"> </w:t>
@@ -5398,7 +5444,7 @@
         <w:tblStyle w:val="Table"/>
         <w:tblW w:type="auto" w:w="0"/>
         <w:tblLook w:firstRow="1" w:lastRow="0" w:firstColumn="0" w:lastColumn="0" w:noHBand="0" w:noVBand="0" w:val="0020"/>
-        <w:tblCaption w:val="Structure-learning taxonomy positioning ISM against differential-grouping and covariance/eigenbasis methods on four dimensions: update trigger, evaluation cost, what is learned, and how it is exploited. ISM updates from strictly improving accepted moves at no extra objective evaluations (not “free”: a per-generation O(D^2) decay plus an O(NP ·D^2) worst-case accumulation, with linkage blocks re-extracted every fifth generation). Authored from literature facts drawn from the cited sources only."/>
+        <w:tblCaption w:val="Structure-learning taxonomy positioning ISM against differential-grouping and covariance/eigenbasis methods on four dimensions: update trigger, evaluation cost, what is learned, and how it is exploited. ISM updates from strictly improving accepted moves at no extra objective evaluations (not “free”: a per-generation O(D^2) decay plus an O(NP ·D^2) worst-case accumulation, with linkage blocks re-extracted every fifth generation at 50 ≤D ≤99 and every twentieth at D ≥100). Authored from literature facts drawn from the cited sources only."/>
       </w:tblPr>
       <w:tblGrid>
         <w:gridCol w:w="1584"/>
@@ -15850,6 +15896,72 @@
         <w:t xml:space="preserve">)</w:t>
       </w:r>
     </w:p>
+    <w:p>
+      <w:pPr>
+        <w:pStyle w:val="BodyText"/>
+      </w:pPr>
+      <w:r>
+        <w:t xml:space="preserve">where</w:t>
+      </w:r>
+      <w:r>
+        <w:t xml:space="preserve"> </w:t>
+      </w:r>
+      <m:oMath>
+        <m:r>
+          <m:t>M</m:t>
+        </m:r>
+        <m:r>
+          <m:rPr>
+            <m:sty m:val="p"/>
+          </m:rPr>
+          <m:t>=</m:t>
+        </m:r>
+        <m:r>
+          <m:t>2</m:t>
+        </m:r>
+        <m:r>
+          <m:t> </m:t>
+        </m:r>
+        <m:r>
+          <m:t>147</m:t>
+        </m:r>
+        <m:r>
+          <m:t> </m:t>
+        </m:r>
+        <m:r>
+          <m:t>483</m:t>
+        </m:r>
+        <m:r>
+          <m:t> </m:t>
+        </m:r>
+        <m:r>
+          <m:t>646</m:t>
+        </m:r>
+      </m:oMath>
+      <w:r>
+        <w:t xml:space="preserve"> </w:t>
+      </w:r>
+      <w:r>
+        <w:t xml:space="preserve">is the child-seed modulus (Supplementary</w:t>
+      </w:r>
+      <w:r>
+        <w:t xml:space="preserve"> </w:t>
+      </w:r>
+      <w:r>
+        <w:t xml:space="preserve">Material, Section S5); it is unrelated to the ACE arm count</w:t>
+      </w:r>
+      <w:r>
+        <w:t xml:space="preserve"> </w:t>
+      </w:r>
+      <m:oMath>
+        <m:r>
+          <m:t>m</m:t>
+        </m:r>
+      </m:oMath>
+      <w:r>
+        <w:t xml:space="preserve">.</w:t>
+      </w:r>
+    </w:p>
     <w:bookmarkEnd w:id="18"/>
     <w:bookmarkStart w:id="29" w:name="lbl_sec_alg_overview"/>
     <w:p>
@@ -16335,7 +16447,25 @@
               <w:jc w:val="left"/>
             </w:pPr>
             <w:r>
-              <w:t xml:space="preserve">junior/senior gaining-sharing vector update and midpoint repair (numerics unchanged); the crossover mask and greedy-selection ties are modified (rows 3, 5; Eq. (</w:t>
+              <w:t xml:space="preserve">junior/senior gaining-sharing vector update and midpoint repair (numerics unchanged); the crossover mask is modified (row 3; Eq. (</w:t>
+            </w:r>
+            <w:r>
+              <w:fldChar w:fldCharType="begin"/>
+            </w:r>
+            <w:r>
+              <w:instrText xml:space="preserve"> REF ref_eq_kr_mask \h </w:instrText>
+            </w:r>
+            <w:r>
+              <w:fldChar w:fldCharType="separate"/>
+            </w:r>
+            <w:r>
+              <w:t xml:space="preserve">5</w:t>
+            </w:r>
+            <w:r>
+              <w:fldChar w:fldCharType="end"/>
+            </w:r>
+            <w:r>
+              <w:t xml:space="preserve">)) and the selection rule accepts ties (Eq. (</w:t>
             </w:r>
             <w:r>
               <w:fldChar w:fldCharType="begin"/>
@@ -16709,7 +16839,7 @@
               <w:jc w:val="left"/>
             </w:pPr>
             <w:r>
-              <w:t xml:space="preserve">strictly-improving-accepted-move EMA graph; acts when</w:t>
+              <w:t xml:space="preserve">strictly-improving-accepted-move EMA graph; linkage blocks act when</w:t>
             </w:r>
             <w:r>
               <w:t xml:space="preserve"> </w:t>
@@ -16782,6 +16912,9 @@
                 </m:sub>
               </m:sSub>
             </m:oMath>
+            <w:r>
+              <w:t xml:space="preserve">; the signed-graph polish channel is ungated</w:t>
+            </w:r>
           </w:p>
         </w:tc>
       </w:tr>
@@ -17084,7 +17217,7 @@
         <w:t xml:space="preserve"> </w:t>
       </w:r>
       <w:r>
-        <w:t xml:space="preserve">published defaults rather than at a common population size. The six</w:t>
+        <w:t xml:space="preserve">reference configuration rather than at a common population size. The six</w:t>
       </w:r>
       <w:r>
         <w:t xml:space="preserve"> </w:t>
@@ -17116,13 +17249,25 @@
         <w:t xml:space="preserve"> </w:t>
       </w:r>
       <w:r>
-        <w:t xml:space="preserve">at every dimension, as specified in their source</w:t>
-      </w:r>
-      <w:r>
-        <w:t xml:space="preserve"> </w:t>
-      </w:r>
-      <w:r>
-        <w:t xml:space="preserve">papers, whereas DT-GSK initializes</w:t>
+        <w:t xml:space="preserve">at every dimension — the setting of the family’s</w:t>
+      </w:r>
+      <w:r>
+        <w:t xml:space="preserve"> </w:t>
+      </w:r>
+      <w:r>
+        <w:t xml:space="preserve">shipped reference implementations re-executed here, which for some</w:t>
+      </w:r>
+      <w:r>
+        <w:t xml:space="preserve"> </w:t>
+      </w:r>
+      <w:r>
+        <w:t xml:space="preserve">comparators differs from the dimension-scaled populations of their source</w:t>
+      </w:r>
+      <w:r>
+        <w:t xml:space="preserve"> </w:t>
+      </w:r>
+      <w:r>
+        <w:t xml:space="preserve">papers — whereas DT-GSK initializes</w:t>
       </w:r>
       <w:r>
         <w:t xml:space="preserve"> </w:t>
@@ -20401,6 +20546,42 @@
               <w:fldChar w:fldCharType="begin"/>
             </w:r>
             <w:r>
+              <w:instrText xml:space="preserve"> REF ref_eq_gsk_update \h </w:instrText>
+            </w:r>
+            <w:r>
+              <w:fldChar w:fldCharType="separate"/>
+            </w:r>
+            <w:r>
+              <w:t xml:space="preserve">4</w:t>
+            </w:r>
+            <w:r>
+              <w:fldChar w:fldCharType="end"/>
+            </w:r>
+            <w:r>
+              <w:t xml:space="preserve">), (</w:t>
+            </w:r>
+            <w:r>
+              <w:fldChar w:fldCharType="begin"/>
+            </w:r>
+            <w:r>
+              <w:instrText xml:space="preserve"> REF ref_eq_midpoint_repair \h </w:instrText>
+            </w:r>
+            <w:r>
+              <w:fldChar w:fldCharType="separate"/>
+            </w:r>
+            <w:r>
+              <w:t xml:space="preserve">8</w:t>
+            </w:r>
+            <w:r>
+              <w:fldChar w:fldCharType="end"/>
+            </w:r>
+            <w:r>
+              <w:t xml:space="preserve">); (</w:t>
+            </w:r>
+            <w:r>
+              <w:fldChar w:fldCharType="begin"/>
+            </w:r>
+            <w:r>
               <w:instrText xml:space="preserve"> REF ref_eq_kr_mask \h </w:instrText>
             </w:r>
             <w:r>
@@ -20419,37 +20600,19 @@
               <w:fldChar w:fldCharType="begin"/>
             </w:r>
             <w:r>
-              <w:instrText xml:space="preserve"> REF ref_eq_midpoint_repair \h </w:instrText>
+              <w:instrText xml:space="preserve"> REF ref_eq_greedy_accept \h </w:instrText>
             </w:r>
             <w:r>
               <w:fldChar w:fldCharType="separate"/>
             </w:r>
             <w:r>
-              <w:t xml:space="preserve">8</w:t>
+              <w:t xml:space="preserve">9</w:t>
             </w:r>
             <w:r>
               <w:fldChar w:fldCharType="end"/>
             </w:r>
             <w:r>
-              <w:t xml:space="preserve">), (</w:t>
-            </w:r>
-            <w:r>
-              <w:fldChar w:fldCharType="begin"/>
-            </w:r>
-            <w:r>
-              <w:instrText xml:space="preserve"> REF ref_eq_greedy_accept \h </w:instrText>
-            </w:r>
-            <w:r>
-              <w:fldChar w:fldCharType="separate"/>
-            </w:r>
-            <w:r>
-              <w:t xml:space="preserve">9</w:t>
-            </w:r>
-            <w:r>
-              <w:fldChar w:fldCharType="end"/>
-            </w:r>
-            <w:r>
-              <w:t xml:space="preserve">))</w:t>
+              <w:t xml:space="preserve">) as modified)</w:t>
             </w:r>
           </w:p>
         </w:tc>
@@ -24666,7 +24829,7 @@
           <m:t>+</m:t>
         </m:r>
         <m:r>
-          <m:t>M</m:t>
+          <m:t>m</m:t>
         </m:r>
         <m:r>
           <m:rPr>
@@ -24686,7 +24849,7 @@
       </w:r>
       <m:oMath>
         <m:r>
-          <m:t>M</m:t>
+          <m:t>m</m:t>
         </m:r>
         <m:r>
           <m:rPr>
@@ -24881,7 +25044,7 @@
         <m:sSub>
           <m:e>
             <m:r>
-              <m:t>p</m:t>
+              <m:t>π</m:t>
             </m:r>
           </m:e>
           <m:sub>
@@ -24977,7 +25140,7 @@
           <m:t>(</m:t>
         </m:r>
         <m:r>
-          <m:t>M</m:t>
+          <m:t>m</m:t>
         </m:r>
         <m:r>
           <m:rPr>
@@ -32353,13 +32516,13 @@
         <w:t xml:space="preserve"> </w:t>
       </w:r>
       <w:r>
-        <w:t xml:space="preserve">Where a value varies by</w:t>
-      </w:r>
-      <w:r>
-        <w:t xml:space="preserve"> </w:t>
-      </w:r>
-      <w:r>
-        <w:t xml:space="preserve">dimension tier, the four tiers</w:t>
+        <w:t xml:space="preserve">Where a value varies by dimension tier, the tier-resolved values are given</w:t>
+      </w:r>
+      <w:r>
+        <w:t xml:space="preserve"> </w:t>
+      </w:r>
+      <w:r>
+        <w:t xml:space="preserve">inline against the four tiers</w:t>
       </w:r>
       <w:r>
         <w:t xml:space="preserve"> </w:t>
@@ -32443,16 +32606,13 @@
         </m:r>
       </m:oMath>
       <w:r>
-        <w:t xml:space="preserve"> </w:t>
-      </w:r>
-      <w:r>
-        <w:t xml:space="preserve">are shown. No tuning is required or permitted at run time. Hash-frozen in</w:t>
-      </w:r>
-      <w:r>
-        <w:t xml:space="preserve"> </w:t>
-      </w:r>
-      <w:r>
-        <w:t xml:space="preserve">algorithm_freeze_manifest.json.</w:t>
+        <w:t xml:space="preserve">.</w:t>
+      </w:r>
+      <w:r>
+        <w:t xml:space="preserve"> </w:t>
+      </w:r>
+      <w:r>
+        <w:t xml:space="preserve">No tuning is required or permitted at run time.</w:t>
       </w:r>
     </w:p>
     <w:tbl>
@@ -32460,7 +32620,7 @@
         <w:tblStyle w:val="Table"/>
         <w:tblW w:type="auto" w:w="0"/>
         <w:tblLook w:firstRow="1" w:lastRow="0" w:firstColumn="0" w:lastColumn="0" w:noHBand="0" w:noVBand="0" w:val="0020"/>
-        <w:tblCaption w:val="Frozen run parameters of the shipped configuration (core). Where a value varies by dimension tier, the four tiers D&lt;20 / 20–49 / 50–99 / ≥100 are shown. No tuning is required or permitted at run time. Hash-frozen in algorithm_freeze_manifest.json."/>
+        <w:tblCaption w:val="Frozen run parameters of the shipped configuration (core). Where a value varies by dimension tier, the tier-resolved values are given inline against the four tiers D&lt;20 / 20–49 / 50–99 / ≥100. No tuning is required or permitted at run time."/>
       </w:tblPr>
       <w:tblGrid>
         <w:gridCol w:w="2640"/>
@@ -32539,7 +32699,7 @@
                 <w:i/>
                 <w:iCs/>
               </w:rPr>
-              <w:t xml:space="preserve">Run-level (reserved; from problem/options)</w:t>
+              <w:t xml:space="preserve">Run-level (supplied by the benchmark problem and run options)</w:t>
             </w:r>
           </w:p>
         </w:tc>
@@ -32598,6 +32758,36 @@
             </w:pPr>
             <w:r>
               <w:t xml:space="preserve">MaxFES</w:t>
+            </w:r>
+          </w:p>
+        </w:tc>
+        <w:tc>
+          <w:tcPr/>
+          <w:p>
+            <w:pPr>
+              <w:pStyle w:val="Compact"/>
+              <w:jc w:val="left"/>
+            </w:pPr>
+            <w:r>
+              <w:t xml:space="preserve">suite-dependent (Section </w:t>
+            </w:r>
+            <w:r>
+              <w:fldChar w:fldCharType="begin"/>
+            </w:r>
+            <w:r>
+              <w:instrText xml:space="preserve"> REF ref_sec_alg_complexity \h </w:instrText>
+            </w:r>
+            <w:r>
+              <w:fldChar w:fldCharType="separate"/>
+            </w:r>
+            <w:r>
+              <w:t xml:space="preserve">3.8</w:t>
+            </w:r>
+            <w:r>
+              <w:fldChar w:fldCharType="end"/>
+            </w:r>
+            <w:r>
+              <w:t xml:space="preserve">)</w:t>
             </w:r>
           </w:p>
         </w:tc>
@@ -32625,14 +32815,12 @@
                 <m:t>D</m:t>
               </m:r>
             </m:oMath>
-          </w:p>
-        </w:tc>
-        <w:tc>
-          <w:tcPr/>
-          <w:p>
-            <w:pPr>
-              <w:pStyle w:val="Compact"/>
-            </w:pPr>
+            <w:r>
+              <w:t xml:space="preserve"> </w:t>
+            </w:r>
+            <w:r>
+              <w:t xml:space="preserve">on CEC2017/CEC2013</w:t>
+            </w:r>
           </w:p>
         </w:tc>
       </w:tr>
@@ -32765,7 +32953,7 @@
               <w:jc w:val="left"/>
             </w:pPr>
             <w:r>
-              <w:t xml:space="preserve">np_init_mult=5</w:t>
+              <w:t xml:space="preserve">population multiplier 5</w:t>
             </w:r>
           </w:p>
         </w:tc>
@@ -33205,10 +33393,7 @@
               </m:r>
             </m:oMath>
             <w:r>
-              <w:t xml:space="preserve"> </w:t>
-            </w:r>
-            <w:r>
-              <w:t xml:space="preserve">(12 bare)</w:t>
+              <w:t xml:space="preserve">; 12 below that tier</w:t>
             </w:r>
           </w:p>
         </w:tc>
@@ -33300,7 +33485,19 @@
         <w:t xml:space="preserve"> </w:t>
       </w:r>
       <w:r>
-        <w:t xml:space="preserve">controllers) are listed in the Supplementary Materials, Section S5.</w:t>
+        <w:t xml:space="preserve">controllers) are listed in the Supplementary Materials, Section S5. The</w:t>
+      </w:r>
+      <w:r>
+        <w:t xml:space="preserve"> </w:t>
+      </w:r>
+      <w:r>
+        <w:t xml:space="preserve">full configuration is hash-frozen in the repository’s algorithm freeze</w:t>
+      </w:r>
+      <w:r>
+        <w:t xml:space="preserve"> </w:t>
+      </w:r>
+      <w:r>
+        <w:t xml:space="preserve">manifest.</w:t>
       </w:r>
     </w:p>
     <w:p>
@@ -33573,7 +33770,7 @@
               <w:jc w:val="left"/>
             </w:pPr>
             <w:r>
-              <w:t xml:space="preserve">published constants,</w:t>
+              <w:t xml:space="preserve">reference-implementation constants,</w:t>
             </w:r>
             <w:r>
               <w:t xml:space="preserve"> </w:t>
@@ -33663,7 +33860,7 @@
               <w:jc w:val="left"/>
             </w:pPr>
             <w:r>
-              <w:t xml:space="preserve">published constants,</w:t>
+              <w:t xml:space="preserve">reference-implementation constants,</w:t>
             </w:r>
             <w:r>
               <w:t xml:space="preserve"> </w:t>
@@ -33753,7 +33950,7 @@
               <w:jc w:val="left"/>
             </w:pPr>
             <w:r>
-              <w:t xml:space="preserve">published constants,</w:t>
+              <w:t xml:space="preserve">reference-implementation constants,</w:t>
             </w:r>
             <w:r>
               <w:t xml:space="preserve"> </w:t>
@@ -33843,7 +34040,7 @@
               <w:jc w:val="left"/>
             </w:pPr>
             <w:r>
-              <w:t xml:space="preserve">published constants,</w:t>
+              <w:t xml:space="preserve">reference-implementation constants,</w:t>
             </w:r>
             <w:r>
               <w:t xml:space="preserve"> </w:t>
@@ -33933,7 +34130,7 @@
               <w:jc w:val="left"/>
             </w:pPr>
             <w:r>
-              <w:t xml:space="preserve">published constants,</w:t>
+              <w:t xml:space="preserve">reference-implementation constants,</w:t>
             </w:r>
             <w:r>
               <w:t xml:space="preserve"> </w:t>
@@ -34184,13 +34381,13 @@
         <w:t xml:space="preserve"> </w:t>
       </w:r>
       <w:r>
-        <w:t xml:space="preserve">DT-GSK is omitted from this table because its complete frozen</w:t>
-      </w:r>
-      <w:r>
-        <w:t xml:space="preserve"> </w:t>
-      </w:r>
-      <w:r>
-        <w:t xml:space="preserve">configuration is already given in Table </w:t>
+        <w:t xml:space="preserve">DT-GSK is omitted from this table because its core frozen</w:t>
+      </w:r>
+      <w:r>
+        <w:t xml:space="preserve"> </w:t>
+      </w:r>
+      <w:r>
+        <w:t xml:space="preserve">configuration is given in Table </w:t>
       </w:r>
       <w:r>
         <w:fldChar w:fldCharType="begin"/>
@@ -34208,7 +34405,13 @@
         <w:fldChar w:fldCharType="end"/>
       </w:r>
       <w:r>
-        <w:t xml:space="preserve">; its single</w:t>
+        <w:t xml:space="preserve"> (per-subsystem</w:t>
+      </w:r>
+      <w:r>
+        <w:t xml:space="preserve"> </w:t>
+      </w:r>
+      <w:r>
+        <w:t xml:space="preserve">constants: Supplementary Material, Section S5); its single</w:t>
       </w:r>
       <w:r>
         <w:t xml:space="preserve"> </w:t>
@@ -61082,13 +61285,13 @@
         <w:t xml:space="preserve"> </w:t>
       </w:r>
       <w:r>
-        <w:t xml:space="preserve">— which is a design choice inherited from each algorithm’s own</w:t>
-      </w:r>
-      <w:r>
-        <w:t xml:space="preserve"> </w:t>
-      </w:r>
-      <w:r>
-        <w:t xml:space="preserve">published defaults rather than a controlled variable. Third, CEC2017 is</w:t>
+        <w:t xml:space="preserve">— which is a design choice inherited from the family’s</w:t>
+      </w:r>
+      <w:r>
+        <w:t xml:space="preserve"> </w:t>
+      </w:r>
+      <w:r>
+        <w:t xml:space="preserve">reference-implementation configuration rather than a controlled variable. Third, CEC2017 is</w:t>
       </w:r>
       <w:r>
         <w:t xml:space="preserve"> </w:t>

--- a/papers/DT-GSK.docx
+++ b/papers/DT-GSK.docx
@@ -158,13 +158,13 @@
         <w:t xml:space="preserve"> </w:t>
       </w:r>
       <w:r>
-        <w:t xml:space="preserve">interaction-structure memory, learned from accepted moves at no extra</w:t>
-      </w:r>
-      <w:r>
-        <w:t xml:space="preserve"> </w:t>
-      </w:r>
-      <w:r>
-        <w:t xml:space="preserve">evaluations, supplies the refinement basis.</w:t>
+        <w:t xml:space="preserve">interaction-structure memory, learned from strictly improving accepted</w:t>
+      </w:r>
+      <w:r>
+        <w:t xml:space="preserve"> </w:t>
+      </w:r>
+      <w:r>
+        <w:t xml:space="preserve">moves at no extra evaluations, supplies the refinement basis.</w:t>
       </w:r>
       <w:r>
         <w:t xml:space="preserve"> </w:t>
@@ -194,7 +194,7 @@
         <w:t xml:space="preserve"> </w:t>
       </w:r>
       <w:r>
-        <w:t xml:space="preserve">behind eGSK at</w:t>
+        <w:t xml:space="preserve">behind eGSK at CEC2017’s</w:t>
       </w:r>
       <w:r>
         <w:t xml:space="preserve"> </w:t>
@@ -943,7 +943,13 @@
         <w:t xml:space="preserve"> </w:t>
       </w:r>
       <w:r>
-        <w:t xml:space="preserve">deterministic, one-shot final polish. And the weakness that no</w:t>
+        <w:t xml:space="preserve">deterministic, one-shot final polish — the deterministic refinement of</w:t>
+      </w:r>
+      <w:r>
+        <w:t xml:space="preserve"> </w:t>
+      </w:r>
+      <w:r>
+        <w:t xml:space="preserve">the title, realized as the eigenframe final polish (C1). And the weakness that no</w:t>
       </w:r>
       <w:r>
         <w:t xml:space="preserve"> </w:t>
@@ -1557,7 +1563,7 @@
         <w:pStyle w:val="FirstParagraph"/>
       </w:pPr>
       <w:r>
-        <w:t xml:space="preserve">The interaction-structure memory is an online, decaying, evidence-gated coordinate-pair graph learned from strictly improving accepted moves without additional objective evaluations. It provides candidate linkage blocks for blockwise crossover and a candidate eigenbasis for the eigenframe final polish (C1). However, the present component isolation does not establish a consistent standalone performance contribution from ISM at the dimensions where it is active, and the function-class analysis reveals no systematic advantage on the hybrid or composition categories (Supplementary Materials, Sections S6.5 and S6.6). ISM is therefore positioned as a secondary exploratory mechanism rather than as the primary source of DT-GSK’s performance standing. Its inclusion provides a fully specified and reproducible investigation of structure learning from strictly improving accepted moves, while the paper’s principal contributions remain the dimension-tiered adaptive scaffold (C2), the eigenframe final polish (C1), and the controlled, budget-fair evaluation framework (C3).</w:t>
+        <w:t xml:space="preserve">The interaction-structure memory is an online, decaying, evidence-gated coordinate-pair graph learned from strictly improving accepted moves without additional objective evaluations. It provides candidate linkage blocks for blockwise crossover and a candidate eigenbasis for the eigenframe final polish (C1). However, the present component isolation does not establish a consistent standalone performance contribution from ISM at the dimensions where it is active, and the function-class analysis reveals no systematic advantage on the hybrid or composition categories (Supplementary Materials, Sections S6.5 and S6.6). ISM is therefore positioned as a secondary exploratory mechanism rather than as the primary source of DT-GSK’s performance standing. Its inclusion provides a fully specified and reproducible investigation of structure learning from strictly improving accepted moves, while the paper’s principal contributions remain the dimension-tiered adaptive scaffold (C2), the eigenframe final polish (C1), and the controlled, budget-fair family evaluation (C3).</w:t>
       </w:r>
     </w:p>
     <w:p>
@@ -15800,9 +15806,39 @@
             <m:r>
               <m:t> </m:t>
             </m:r>
-            <m:r>
-              <m:t>M</m:t>
-            </m:r>
+            <m:sSub>
+              <m:e>
+                <m:r>
+                  <m:t>M</m:t>
+                </m:r>
+              </m:e>
+              <m:sub>
+                <m:r>
+                  <m:rPr>
+                    <m:sty m:val="p"/>
+                  </m:rPr>
+                  <m:t>s</m:t>
+                </m:r>
+                <m:r>
+                  <m:rPr>
+                    <m:sty m:val="p"/>
+                  </m:rPr>
+                  <m:t>e</m:t>
+                </m:r>
+                <m:r>
+                  <m:rPr>
+                    <m:sty m:val="p"/>
+                  </m:rPr>
+                  <m:t>e</m:t>
+                </m:r>
+                <m:r>
+                  <m:rPr>
+                    <m:sty m:val="p"/>
+                  </m:rPr>
+                  <m:t>d</m:t>
+                </m:r>
+              </m:sub>
+            </m:sSub>
             <m:r>
               <m:rPr>
                 <m:sty m:val="p"/>
@@ -15907,9 +15943,39 @@
         <w:t xml:space="preserve"> </w:t>
       </w:r>
       <m:oMath>
-        <m:r>
-          <m:t>M</m:t>
-        </m:r>
+        <m:sSub>
+          <m:e>
+            <m:r>
+              <m:t>M</m:t>
+            </m:r>
+          </m:e>
+          <m:sub>
+            <m:r>
+              <m:rPr>
+                <m:sty m:val="p"/>
+              </m:rPr>
+              <m:t>s</m:t>
+            </m:r>
+            <m:r>
+              <m:rPr>
+                <m:sty m:val="p"/>
+              </m:rPr>
+              <m:t>e</m:t>
+            </m:r>
+            <m:r>
+              <m:rPr>
+                <m:sty m:val="p"/>
+              </m:rPr>
+              <m:t>e</m:t>
+            </m:r>
+            <m:r>
+              <m:rPr>
+                <m:sty m:val="p"/>
+              </m:rPr>
+              <m:t>d</m:t>
+            </m:r>
+          </m:sub>
+        </m:sSub>
         <m:r>
           <m:rPr>
             <m:sty m:val="p"/>
@@ -15942,24 +16008,13 @@
         <w:t xml:space="preserve"> </w:t>
       </w:r>
       <w:r>
-        <w:t xml:space="preserve">is the child-seed modulus (Supplementary</w:t>
-      </w:r>
-      <w:r>
-        <w:t xml:space="preserve"> </w:t>
-      </w:r>
-      <w:r>
-        <w:t xml:space="preserve">Material, Section S5); it is unrelated to the ACE arm count</w:t>
-      </w:r>
-      <w:r>
-        <w:t xml:space="preserve"> </w:t>
-      </w:r>
-      <m:oMath>
-        <m:r>
-          <m:t>m</m:t>
-        </m:r>
-      </m:oMath>
-      <w:r>
-        <w:t xml:space="preserve">.</w:t>
+        <w:t xml:space="preserve">is the child-seed modulus</w:t>
+      </w:r>
+      <w:r>
+        <w:t xml:space="preserve"> </w:t>
+      </w:r>
+      <w:r>
+        <w:t xml:space="preserve">(Supplementary Material, Section S5).</w:t>
       </w:r>
     </w:p>
     <w:bookmarkEnd w:id="18"/>
@@ -17846,6 +17901,32 @@
           <m:t>0</m:t>
         </m:r>
       </m:oMath>
+      <w:r>
+        <w:t xml:space="preserve"> </w:t>
+      </w:r>
+      <w:r>
+        <w:t xml:space="preserve">(allocated only at</w:t>
+      </w:r>
+      <w:r>
+        <w:t xml:space="preserve"> </w:t>
+      </w:r>
+      <m:oMath>
+        <m:r>
+          <m:t>D</m:t>
+        </m:r>
+        <m:r>
+          <m:rPr>
+            <m:sty m:val="p"/>
+          </m:rPr>
+          <m:t>≥</m:t>
+        </m:r>
+        <m:r>
+          <m:t>50</m:t>
+        </m:r>
+      </m:oMath>
+      <w:r>
+        <w:t xml:space="preserve">)</w:t>
+      </w:r>
     </w:p>
     <w:p>
       <w:pPr>
@@ -24829,7 +24910,7 @@
           <m:t>+</m:t>
         </m:r>
         <m:r>
-          <m:t>m</m:t>
+          <m:t>M</m:t>
         </m:r>
         <m:r>
           <m:rPr>
@@ -24849,7 +24930,7 @@
       </w:r>
       <m:oMath>
         <m:r>
-          <m:t>m</m:t>
+          <m:t>M</m:t>
         </m:r>
         <m:r>
           <m:rPr>
@@ -25140,7 +25221,7 @@
           <m:t>(</m:t>
         </m:r>
         <m:r>
-          <m:t>m</m:t>
+          <m:t>M</m:t>
         </m:r>
         <m:r>
           <m:rPr>
@@ -26563,7 +26644,78 @@
         <w:fldChar w:fldCharType="end"/>
       </w:r>
       <w:r>
-        <w:t xml:space="preserve">); a successful rescue — one that</w:t>
+        <w:t xml:space="preserve">), sparing the frozen elite —</w:t>
+      </w:r>
+      <w:r>
+        <w:t xml:space="preserve"> </w:t>
+      </w:r>
+      <w:r>
+        <w:t xml:space="preserve">the top</w:t>
+      </w:r>
+      <w:r>
+        <w:t xml:space="preserve"> </w:t>
+      </w:r>
+      <m:oMath>
+        <m:r>
+          <m:rPr>
+            <m:sty m:val="p"/>
+          </m:rPr>
+          <m:t>round</m:t>
+        </m:r>
+        <m:r>
+          <m:rPr>
+            <m:sty m:val="p"/>
+          </m:rPr>
+          <m:t>(</m:t>
+        </m:r>
+        <m:r>
+          <m:t>0.05</m:t>
+        </m:r>
+        <m:r>
+          <m:t> </m:t>
+        </m:r>
+        <m:r>
+          <m:t>N</m:t>
+        </m:r>
+        <m:r>
+          <m:t>P</m:t>
+        </m:r>
+        <m:r>
+          <m:rPr>
+            <m:sty m:val="p"/>
+          </m:rPr>
+          <m:t>)</m:t>
+        </m:r>
+      </m:oMath>
+      <w:r>
+        <w:t xml:space="preserve"> </w:t>
+      </w:r>
+      <w:r>
+        <w:t xml:space="preserve">rows by fitness, exempt from</w:t>
+      </w:r>
+      <w:r>
+        <w:t xml:space="preserve"> </w:t>
+      </w:r>
+      <w:r>
+        <w:t xml:space="preserve">both the rescue and the restart (Supplementary Material, Section S5),</w:t>
+      </w:r>
+      <w:r>
+        <w:t xml:space="preserve"> </w:t>
+      </w:r>
+      <w:r>
+        <w:t xml:space="preserve">which anchors the equation’s</w:t>
+      </w:r>
+      <w:r>
+        <w:t xml:space="preserve"> </w:t>
+      </w:r>
+      <w:r>
+        <w:t xml:space="preserve">“unfrozen”</w:t>
+      </w:r>
+      <w:r>
+        <w:t xml:space="preserve"> </w:t>
+      </w:r>
+      <w:r>
+        <w:t xml:space="preserve">qualifier; a successful rescue — one that</w:t>
       </w:r>
       <w:r>
         <w:t xml:space="preserve"> </w:t>
@@ -28238,57 +28390,13 @@
         <w:t xml:space="preserve"> </w:t>
       </w:r>
       <w:r>
-        <w:t xml:space="preserve">budget of objective evaluations, of order</w:t>
-      </w:r>
-      <w:r>
-        <w:t xml:space="preserve"> </w:t>
-      </w:r>
-      <m:oMath>
-        <m:r>
-          <m:t>O</m:t>
-        </m:r>
-        <m:r>
-          <m:rPr>
-            <m:sty m:val="p"/>
-          </m:rPr>
-          <m:t>(</m:t>
-        </m:r>
-        <m:sSup>
-          <m:e>
-            <m:r>
-              <m:t>n</m:t>
-            </m:r>
-          </m:e>
-          <m:sup>
-            <m:r>
-              <m:t>2</m:t>
-            </m:r>
-          </m:sup>
-        </m:sSup>
-        <m:r>
-          <m:rPr>
-            <m:sty m:val="p"/>
-          </m:rPr>
-          <m:t>/</m:t>
-        </m:r>
-        <m:r>
-          <m:t>m</m:t>
-        </m:r>
-        <m:r>
-          <m:rPr>
-            <m:sty m:val="p"/>
-          </m:rPr>
-          <m:t>)</m:t>
-        </m:r>
-      </m:oMath>
-      <w:r>
-        <w:t xml:space="preserve">, on pairwise</w:t>
-      </w:r>
-      <w:r>
-        <w:t xml:space="preserve"> </w:t>
-      </w:r>
-      <w:r>
-        <w:t xml:space="preserve">probing before optimization starts </w:t>
+        <w:t xml:space="preserve">budget of pairwise-probing objective evaluations — quadratic in the</w:t>
+      </w:r>
+      <w:r>
+        <w:t xml:space="preserve"> </w:t>
+      </w:r>
+      <w:r>
+        <w:t xml:space="preserve">dimension — before optimization starts </w:t>
       </w:r>
       <w:r>
         <w:fldChar w:fldCharType="begin"/>
@@ -30080,13 +30188,13 @@
         <w:t xml:space="preserve"> </w:t>
       </w:r>
       <w:r>
-        <w:t xml:space="preserve">and is rebuilt every 5</w:t>
-      </w:r>
-      <w:r>
-        <w:t xml:space="preserve"> </w:t>
-      </w:r>
-      <w:r>
-        <w:t xml:space="preserve">generations at</w:t>
+        <w:t xml:space="preserve">and is re-extracted into</w:t>
+      </w:r>
+      <w:r>
+        <w:t xml:space="preserve"> </w:t>
+      </w:r>
+      <w:r>
+        <w:t xml:space="preserve">blocks every 5 generations at</w:t>
       </w:r>
       <w:r>
         <w:t xml:space="preserve"> </w:t>
@@ -33541,7 +33649,7 @@
         <w:t xml:space="preserve"> </w:t>
       </w:r>
       <w:r>
-        <w:t xml:space="preserve">the six comparators run their published reference constants, and eGSK</w:t>
+        <w:t xml:space="preserve">the six comparators run their reference-implementation constants, and eGSK</w:t>
       </w:r>
       <w:r>
         <w:t xml:space="preserve"> </w:t>
@@ -33553,7 +33661,7 @@
         <w:t xml:space="preserve"> </w:t>
       </w:r>
       <w:r>
-        <w:t xml:space="preserve">published MATLAB fmincon polish — the panel column is</w:t>
+        <w:t xml:space="preserve">reference implementation’s MATLAB fmincon (SQP) polish — the panel column is</w:t>
       </w:r>
       <w:r>
         <w:t xml:space="preserve"> </w:t>
@@ -34220,13 +34328,13 @@
               <w:jc w:val="left"/>
             </w:pPr>
             <w:r>
-              <w:t xml:space="preserve">Python port; SLSQP substitutes the published</w:t>
+              <w:t xml:space="preserve">Python port; SLSQP substitutes the</w:t>
             </w:r>
             <w:r>
               <w:t xml:space="preserve"> </w:t>
             </w:r>
             <w:r>
-              <w:t xml:space="preserve">fmincon polish (disclosed)</w:t>
+              <w:t xml:space="preserve">reference implementation’s fmincon polish (disclosed)</w:t>
             </w:r>
           </w:p>
         </w:tc>
@@ -34309,7 +34417,7 @@
         <w:t xml:space="preserve"> </w:t>
       </w:r>
       <w:r>
-        <w:t xml:space="preserve">“published constants”</w:t>
+        <w:t xml:space="preserve">“reference-implementation constants”</w:t>
       </w:r>
       <w:r>
         <w:t xml:space="preserve"> </w:t>
@@ -37203,13 +37311,13 @@
         <w:t xml:space="preserve"> </w:t>
       </w:r>
       <w:r>
-        <w:t xml:space="preserve">reference implementation uses a fmincon-based SQP</w:t>
-      </w:r>
-      <w:r>
-        <w:t xml:space="preserve"> </w:t>
-      </w:r>
-      <w:r>
-        <w:t xml:space="preserve">solver </w:t>
+        <w:t xml:space="preserve">algorithm’s late refinement is a sequential-quadratic-programming</w:t>
+      </w:r>
+      <w:r>
+        <w:t xml:space="preserve"> </w:t>
+      </w:r>
+      <w:r>
+        <w:t xml:space="preserve">polish </w:t>
       </w:r>
       <w:r>
         <w:fldChar w:fldCharType="begin"/>
@@ -37227,7 +37335,13 @@
         <w:fldChar w:fldCharType="end"/>
       </w:r>
       <w:r>
-        <w:t xml:space="preserve">. The substituted routine is a search</w:t>
+        <w:t xml:space="preserve">, realized as MATLAB fmincon in the family’s</w:t>
+      </w:r>
+      <w:r>
+        <w:t xml:space="preserve"> </w:t>
+      </w:r>
+      <w:r>
+        <w:t xml:space="preserve">reference implementation. The substituted routine is a search</w:t>
       </w:r>
       <w:r>
         <w:t xml:space="preserve"> </w:t>
@@ -37747,7 +37861,7 @@
         <w:t xml:space="preserve"> </w:t>
       </w:r>
       <w:r>
-        <w:t xml:space="preserve">— receive the suite’s standard infeasibility penalty (</w:t>
+        <w:t xml:space="preserve">— receive the reference implementation’s standard infeasibility penalty (</w:t>
       </w:r>
       <m:oMath>
         <m:sSup>
@@ -39814,13 +39928,67 @@
         <w:fldChar w:fldCharType="end"/>
       </w:r>
       <w:r>
-        <w:t xml:space="preserve">; comparator configurations follow their original</w:t>
-      </w:r>
-      <w:r>
-        <w:t xml:space="preserve"> </w:t>
-      </w:r>
-      <w:r>
-        <w:t xml:space="preserve">publications, and DT-GSK runs the single hash-frozen configuration</w:t>
+        <w:t xml:space="preserve">; comparator configurations follow the family’s</w:t>
+      </w:r>
+      <w:r>
+        <w:t xml:space="preserve"> </w:t>
+      </w:r>
+      <w:r>
+        <w:t xml:space="preserve">shipped reference implementations</w:t>
+      </w:r>
+      <w:r>
+        <w:t xml:space="preserve"> </w:t>
+      </w:r>
+      <w:r>
+        <w:t xml:space="preserve">(Table </w:t>
+      </w:r>
+      <w:r>
+        <w:fldChar w:fldCharType="begin"/>
+      </w:r>
+      <w:r>
+        <w:instrText xml:space="preserve"> REF ref_tab_comparator_params_main \h </w:instrText>
+      </w:r>
+      <w:r>
+        <w:fldChar w:fldCharType="separate"/>
+      </w:r>
+      <w:r>
+        <w:t xml:space="preserve">12</w:t>
+      </w:r>
+      <w:r>
+        <w:fldChar w:fldCharType="end"/>
+      </w:r>
+      <w:r>
+        <w:t xml:space="preserve">;</w:t>
+      </w:r>
+      <w:r>
+        <w:t xml:space="preserve"> </w:t>
+      </w:r>
+      <w:r>
+        <w:t xml:space="preserve">Section </w:t>
+      </w:r>
+      <w:r>
+        <w:fldChar w:fldCharType="begin"/>
+      </w:r>
+      <w:r>
+        <w:instrText xml:space="preserve"> REF ref_sec_alg_overview \h </w:instrText>
+      </w:r>
+      <w:r>
+        <w:fldChar w:fldCharType="separate"/>
+      </w:r>
+      <w:r>
+        <w:t xml:space="preserve">3.2</w:t>
+      </w:r>
+      <w:r>
+        <w:fldChar w:fldCharType="end"/>
+      </w:r>
+      <w:r>
+        <w:t xml:space="preserve"> discloses where these differ from the</w:t>
+      </w:r>
+      <w:r>
+        <w:t xml:space="preserve"> </w:t>
+      </w:r>
+      <w:r>
+        <w:t xml:space="preserve">source papers), and DT-GSK runs the single hash-frozen configuration</w:t>
       </w:r>
       <w:r>
         <w:t xml:space="preserve"> </w:t>
@@ -59311,30 +59479,42 @@
         <w:t xml:space="preserve"> </w:t>
       </w:r>
       <w:r>
-        <w:t xml:space="preserve">complete function</w:t>
+        <w:t xml:space="preserve">complete convergence sets — CEC2017 at all four dimensions, CEC2011</w:t>
+      </w:r>
+      <w:r>
+        <w:t xml:space="preserve"> </w:t>
+      </w:r>
+      <w:r>
+        <w:t xml:space="preserve">at native dimensions, and CEC2013 at the prespecified</w:t>
       </w:r>
       <w:r>
         <w:t xml:space="preserve"> </w:t>
       </w:r>
       <m:oMath>
         <m:r>
-          <m:rPr>
-            <m:sty m:val="p"/>
-          </m:rPr>
-          <m:t>×</m:t>
+          <m:t>D</m:t>
+        </m:r>
+        <m:r>
+          <m:rPr>
+            <m:sty m:val="p"/>
+          </m:rPr>
+          <m:t>=</m:t>
+        </m:r>
+        <m:r>
+          <m:t>30</m:t>
         </m:r>
       </m:oMath>
       <w:r>
         <w:t xml:space="preserve"> </w:t>
       </w:r>
       <w:r>
-        <w:t xml:space="preserve">dimension convergence sets for CEC2017,</w:t>
-      </w:r>
-      <w:r>
-        <w:t xml:space="preserve"> </w:t>
-      </w:r>
-      <w:r>
-        <w:t xml:space="preserve">CEC2011 and CEC2013 are in the Supplementary Materials, Section S3.</w:t>
+        <w:t xml:space="preserve">— are</w:t>
+      </w:r>
+      <w:r>
+        <w:t xml:space="preserve"> </w:t>
+      </w:r>
+      <w:r>
+        <w:t xml:space="preserve">in the Supplementary Materials, Section S3.</w:t>
       </w:r>
     </w:p>
     <w:p>
@@ -61262,7 +61442,13 @@
         <w:t xml:space="preserve"> </w:t>
       </w:r>
       <w:r>
-        <w:t xml:space="preserve">— a five-fold difference at</w:t>
+        <w:t xml:space="preserve">— a five-fold difference</w:t>
+      </w:r>
+      <w:r>
+        <w:t xml:space="preserve"> </w:t>
+      </w:r>
+      <w:r>
+        <w:t xml:space="preserve">at</w:t>
       </w:r>
       <w:r>
         <w:t xml:space="preserve"> </w:t>
@@ -61282,16 +61468,19 @@
         </m:r>
       </m:oMath>
       <w:r>
-        <w:t xml:space="preserve"> </w:t>
-      </w:r>
-      <w:r>
-        <w:t xml:space="preserve">— which is a design choice inherited from the family’s</w:t>
-      </w:r>
-      <w:r>
-        <w:t xml:space="preserve"> </w:t>
-      </w:r>
-      <w:r>
-        <w:t xml:space="preserve">reference-implementation configuration rather than a controlled variable. Third, CEC2017 is</w:t>
+        <w:t xml:space="preserve">. The comparators’ value is the family’s</w:t>
+      </w:r>
+      <w:r>
+        <w:t xml:space="preserve"> </w:t>
+      </w:r>
+      <w:r>
+        <w:t xml:space="preserve">reference-implementation setting, and the asymmetry was not a controlled</w:t>
+      </w:r>
+      <w:r>
+        <w:t xml:space="preserve"> </w:t>
+      </w:r>
+      <w:r>
+        <w:t xml:space="preserve">variable. Third, CEC2017 is</w:t>
       </w:r>
       <w:r>
         <w:t xml:space="preserve"> </w:t>
@@ -61309,7 +61498,7 @@
         <w:t xml:space="preserve"> </w:t>
       </w:r>
       <w:r>
-        <w:t xml:space="preserve">CEC2017 before either suite was seen, so they were not consulted for selection yet</w:t>
+        <w:t xml:space="preserve">CEC2017 without consulting either suite, so they were not used for selection yet</w:t>
       </w:r>
       <w:r>
         <w:t xml:space="preserve"> </w:t>
@@ -62679,13 +62868,13 @@
         <w:t xml:space="preserve"> </w:t>
       </w:r>
       <w:r>
-        <w:t xml:space="preserve">coordinate-pair graph learned from the moves the run has already</w:t>
-      </w:r>
-      <w:r>
-        <w:t xml:space="preserve"> </w:t>
-      </w:r>
-      <w:r>
-        <w:t xml:space="preserve">accepted. It is active at</w:t>
+        <w:t xml:space="preserve">coordinate-pair graph learned from the strictly improving moves the run</w:t>
+      </w:r>
+      <w:r>
+        <w:t xml:space="preserve"> </w:t>
+      </w:r>
+      <w:r>
+        <w:t xml:space="preserve">has already accepted. It is active at</w:t>
       </w:r>
       <w:r>
         <w:t xml:space="preserve"> </w:t>
@@ -63560,7 +63749,7 @@
         <w:t xml:space="preserve"> </w:t>
       </w:r>
       <w:r>
-        <w:t xml:space="preserve">SLSQP polish substitutes the published fmincon solver, so no</w:t>
+        <w:t xml:space="preserve">SLSQP polish substitutes the reference implementation’s fmincon solver, so no</w:t>
       </w:r>
       <w:r>
         <w:t xml:space="preserve"> </w:t>
@@ -64875,7 +65064,61 @@
         <w:t xml:space="preserve"> </w:t>
       </w:r>
       <w:r>
-        <w:t xml:space="preserve">comparator was re-executed from its published configuration under the</w:t>
+        <w:t xml:space="preserve">comparator was re-executed from its reference-implementation</w:t>
+      </w:r>
+      <w:r>
+        <w:t xml:space="preserve"> </w:t>
+      </w:r>
+      <w:r>
+        <w:t xml:space="preserve">configuration (Table </w:t>
+      </w:r>
+      <w:r>
+        <w:fldChar w:fldCharType="begin"/>
+      </w:r>
+      <w:r>
+        <w:instrText xml:space="preserve"> REF ref_tab_comparator_params_main \h </w:instrText>
+      </w:r>
+      <w:r>
+        <w:fldChar w:fldCharType="separate"/>
+      </w:r>
+      <w:r>
+        <w:t xml:space="preserve">12</w:t>
+      </w:r>
+      <w:r>
+        <w:fldChar w:fldCharType="end"/>
+      </w:r>
+      <w:r>
+        <w:t xml:space="preserve">;</w:t>
+      </w:r>
+      <w:r>
+        <w:t xml:space="preserve"> </w:t>
+      </w:r>
+      <w:r>
+        <w:t xml:space="preserve">Section </w:t>
+      </w:r>
+      <w:r>
+        <w:fldChar w:fldCharType="begin"/>
+      </w:r>
+      <w:r>
+        <w:instrText xml:space="preserve"> REF ref_sec_alg_overview \h </w:instrText>
+      </w:r>
+      <w:r>
+        <w:fldChar w:fldCharType="separate"/>
+      </w:r>
+      <w:r>
+        <w:t xml:space="preserve">3.2</w:t>
+      </w:r>
+      <w:r>
+        <w:fldChar w:fldCharType="end"/>
+      </w:r>
+      <w:r>
+        <w:t xml:space="preserve"> discloses where these differ from the</w:t>
+      </w:r>
+      <w:r>
+        <w:t xml:space="preserve"> </w:t>
+      </w:r>
+      <w:r>
+        <w:t xml:space="preserve">source papers) under the</w:t>
       </w:r>
       <w:r>
         <w:t xml:space="preserve"> </w:t>
@@ -66830,7 +67073,7 @@
           <w:rPr>
             <w:rStyle w:val="Hyperlink"/>
           </w:rPr>
-          <w:t xml:space="preserve">10.1137/S003614450242889</w:t>
+          <w:t xml:space="preserve">10.1137/S0036144502428893</w:t>
         </w:r>
       </w:hyperlink>
       <w:r>
@@ -70269,7 +70512,7 @@
     <b:Volume>45</b:Volume>
     <b:Issue>3</b:Issue>
     <b:Pages>385-482</b:Pages>
-    <b:URL>https://doi.org/10.1137/S003614450242889</b:URL>
+    <b:URL>https://doi.org/10.1137/S0036144502428893</b:URL>
   </b:Source>
   <b:Source>
     <b:Tag>nelder1965simplex</b:Tag>

--- a/papers/DT-GSK.docx
+++ b/papers/DT-GSK.docx
@@ -41145,25 +41145,25 @@
         <w:pStyle w:val="BodyText"/>
       </w:pPr>
       <w:r>
-        <w:t xml:space="preserve">No generative-AI system contributed to the design, execution, or analysis</w:t>
-      </w:r>
-      <w:r>
-        <w:t xml:space="preserve"> </w:t>
-      </w:r>
-      <w:r>
-        <w:t xml:space="preserve">of the experiments or to any reported number; a large language model was</w:t>
-      </w:r>
-      <w:r>
-        <w:t xml:space="preserve"> </w:t>
-      </w:r>
-      <w:r>
-        <w:t xml:space="preserve">used for language editing, the drafting of descriptive prose, and</w:t>
-      </w:r>
-      <w:r>
-        <w:t xml:space="preserve"> </w:t>
-      </w:r>
-      <w:r>
-        <w:t xml:space="preserve">software-engineering support, as</w:t>
+        <w:t xml:space="preserve">No generative-AI system designed or executed any experiment, and none</w:t>
+      </w:r>
+      <w:r>
+        <w:t xml:space="preserve"> </w:t>
+      </w:r>
+      <w:r>
+        <w:t xml:space="preserve">produced or computed any reported number; two large language models were</w:t>
+      </w:r>
+      <w:r>
+        <w:t xml:space="preserve"> </w:t>
+      </w:r>
+      <w:r>
+        <w:t xml:space="preserve">used for language editing, the drafting of descriptive prose, structural</w:t>
+      </w:r>
+      <w:r>
+        <w:t xml:space="preserve"> </w:t>
+      </w:r>
+      <w:r>
+        <w:t xml:space="preserve">and consistency review, and software-engineering support, as</w:t>
       </w:r>
       <w:r>
         <w:t xml:space="preserve"> </w:t>
@@ -64830,73 +64830,85 @@
         <w:t xml:space="preserve"> </w:t>
       </w:r>
       <w:r>
-        <w:t xml:space="preserve">During the preparation of this manuscript (2026), the authors used a large</w:t>
-      </w:r>
-      <w:r>
-        <w:t xml:space="preserve"> </w:t>
-      </w:r>
-      <w:r>
-        <w:t xml:space="preserve">language model (Claude Opus 4.6, 4.8 and 5.0, Anthropic) to assist with language</w:t>
-      </w:r>
-      <w:r>
-        <w:t xml:space="preserve"> </w:t>
-      </w:r>
-      <w:r>
-        <w:t xml:space="preserve">editing, rephrasing, the drafting of descriptive and expository prose</w:t>
-      </w:r>
-      <w:r>
-        <w:t xml:space="preserve"> </w:t>
-      </w:r>
-      <w:r>
-        <w:t xml:space="preserve">(for example, background and explanatory passages), and software-engineering</w:t>
-      </w:r>
-      <w:r>
-        <w:t xml:space="preserve"> </w:t>
-      </w:r>
-      <w:r>
-        <w:t xml:space="preserve">support during implementation and tooling work. The algorithm design and the</w:t>
-      </w:r>
-      <w:r>
-        <w:t xml:space="preserve"> </w:t>
-      </w:r>
-      <w:r>
-        <w:t xml:space="preserve">experimental protocol are the authors’ own, and every reported number was</w:t>
-      </w:r>
-      <w:r>
-        <w:t xml:space="preserve"> </w:t>
-      </w:r>
-      <w:r>
-        <w:t xml:space="preserve">produced by the authors’ deterministic analysis pipeline from a version-locked</w:t>
-      </w:r>
-      <w:r>
-        <w:t xml:space="preserve"> </w:t>
-      </w:r>
-      <w:r>
-        <w:t xml:space="preserve">evidence archive: the AI system designed no experiments, produced no data,</w:t>
-      </w:r>
-      <w:r>
-        <w:t xml:space="preserve"> </w:t>
-      </w:r>
-      <w:r>
-        <w:t xml:space="preserve">computed no statistics, and generated no scientific claim, result, or</w:t>
-      </w:r>
-      <w:r>
-        <w:t xml:space="preserve"> </w:t>
-      </w:r>
-      <w:r>
-        <w:t xml:space="preserve">conclusion, and no AI system is an author of this work. The authors have</w:t>
-      </w:r>
-      <w:r>
-        <w:t xml:space="preserve"> </w:t>
-      </w:r>
-      <w:r>
-        <w:t xml:space="preserve">critically reviewed, verified, and edited all AI-assisted text and code, and</w:t>
-      </w:r>
-      <w:r>
-        <w:t xml:space="preserve"> </w:t>
-      </w:r>
-      <w:r>
-        <w:t xml:space="preserve">take full responsibility for the content of this publication.</w:t>
+        <w:t xml:space="preserve">During the preparation and revision of this manuscript (2026), the authors used</w:t>
+      </w:r>
+      <w:r>
+        <w:t xml:space="preserve"> </w:t>
+      </w:r>
+      <w:r>
+        <w:t xml:space="preserve">two generative-AI assistants: Claude (Opus 4.6, 4.8 and 5.0; Anthropic) and</w:t>
+      </w:r>
+      <w:r>
+        <w:t xml:space="preserve"> </w:t>
+      </w:r>
+      <w:r>
+        <w:t xml:space="preserve">ChatGPT (OpenAI). They assisted with language editing and rephrasing; the</w:t>
+      </w:r>
+      <w:r>
+        <w:t xml:space="preserve"> </w:t>
+      </w:r>
+      <w:r>
+        <w:t xml:space="preserve">drafting of expository prose that restates and explains findings the authors had</w:t>
+      </w:r>
+      <w:r>
+        <w:t xml:space="preserve"> </w:t>
+      </w:r>
+      <w:r>
+        <w:t xml:space="preserve">already established from the frozen evidence; structural review, consistency</w:t>
+      </w:r>
+      <w:r>
+        <w:t xml:space="preserve"> </w:t>
+      </w:r>
+      <w:r>
+        <w:t xml:space="preserve">checking, and review of the statistical and methodological descriptions; and</w:t>
+      </w:r>
+      <w:r>
+        <w:t xml:space="preserve"> </w:t>
+      </w:r>
+      <w:r>
+        <w:t xml:space="preserve">software-engineering support during implementation and tooling work. The</w:t>
+      </w:r>
+      <w:r>
+        <w:t xml:space="preserve"> </w:t>
+      </w:r>
+      <w:r>
+        <w:t xml:space="preserve">algorithm design and the experimental protocol are the authors’ own, and every</w:t>
+      </w:r>
+      <w:r>
+        <w:t xml:space="preserve"> </w:t>
+      </w:r>
+      <w:r>
+        <w:t xml:space="preserve">reported number was produced by the authors’ deterministic analysis pipeline</w:t>
+      </w:r>
+      <w:r>
+        <w:t xml:space="preserve"> </w:t>
+      </w:r>
+      <w:r>
+        <w:t xml:space="preserve">from a version-locked evidence archive: no AI system designed an experiment,</w:t>
+      </w:r>
+      <w:r>
+        <w:t xml:space="preserve"> </w:t>
+      </w:r>
+      <w:r>
+        <w:t xml:space="preserve">produced data, computed a statistic, or generated a scientific claim, result, or</w:t>
+      </w:r>
+      <w:r>
+        <w:t xml:space="preserve"> </w:t>
+      </w:r>
+      <w:r>
+        <w:t xml:space="preserve">conclusion, and no AI system is an author of this work. Every suggestion was</w:t>
+      </w:r>
+      <w:r>
+        <w:t xml:space="preserve"> </w:t>
+      </w:r>
+      <w:r>
+        <w:t xml:space="preserve">critically evaluated and, where adopted, revised and verified by the authors,</w:t>
+      </w:r>
+      <w:r>
+        <w:t xml:space="preserve"> </w:t>
+      </w:r>
+      <w:r>
+        <w:t xml:space="preserve">who take full responsibility for the content of this publication.</w:t>
       </w:r>
     </w:p>
     <w:bookmarkEnd w:id="104"/>
@@ -64914,19 +64926,25 @@
         <w:pStyle w:val="FirstParagraph"/>
       </w:pPr>
       <w:r>
-        <w:t xml:space="preserve">During the preparation of this manuscript, the authors</w:t>
-      </w:r>
-      <w:r>
-        <w:t xml:space="preserve"> </w:t>
-      </w:r>
-      <w:r>
-        <w:t xml:space="preserve">used Claude Opus 4.6, 4.8 and 5.0 (Anthropic) for language editing, for drafting</w:t>
-      </w:r>
-      <w:r>
-        <w:t xml:space="preserve"> </w:t>
-      </w:r>
-      <w:r>
-        <w:t xml:space="preserve">descriptive text, and for software-engineering support during implementation</w:t>
+        <w:t xml:space="preserve">During the preparation and revision of this manuscript, the</w:t>
+      </w:r>
+      <w:r>
+        <w:t xml:space="preserve"> </w:t>
+      </w:r>
+      <w:r>
+        <w:t xml:space="preserve">authors used Claude (Opus 4.6, 4.8 and 5.0; Anthropic) and ChatGPT (OpenAI) for</w:t>
+      </w:r>
+      <w:r>
+        <w:t xml:space="preserve"> </w:t>
+      </w:r>
+      <w:r>
+        <w:t xml:space="preserve">language editing, for drafting descriptive text, for structural and consistency</w:t>
+      </w:r>
+      <w:r>
+        <w:t xml:space="preserve"> </w:t>
+      </w:r>
+      <w:r>
+        <w:t xml:space="preserve">review, and for software-engineering support during implementation</w:t>
       </w:r>
       <w:r>
         <w:t xml:space="preserve"> </w:t>
@@ -64944,7 +64962,7 @@
         <w:t xml:space="preserve"> </w:t>
       </w:r>
       <w:r>
-        <w:t xml:space="preserve">algorithm design, the experimental protocol, the analysis, or any</w:t>
+        <w:t xml:space="preserve">algorithm design, the experimental protocol, the statistical method, or any</w:t>
       </w:r>
       <w:r>
         <w:t xml:space="preserve"> </w:t>

--- a/papers/DT-GSK.docx
+++ b/papers/DT-GSK.docx
@@ -8820,7 +8820,7 @@
               <w:t xml:space="preserve"> </w:t>
             </w:r>
             <w:r>
-              <w:t xml:space="preserve">junior-phase coordinate count; each coordinate joins the junior phase independently with probability</w:t>
+              <w:t xml:space="preserve">junior-phase coordinate count; a coordinate joins the junior phase with marginal probability</w:t>
             </w:r>
             <w:r>
               <w:t xml:space="preserve"> </w:t>
@@ -8874,6 +8874,9 @@
                 <m:t>D</m:t>
               </m:r>
             </m:oMath>
+            <w:r>
+              <w:t xml:space="preserve">, drawn independently per coordinate on the scalar-mask rows and per block on the linkage-blockwise rows</w:t>
+            </w:r>
           </w:p>
         </w:tc>
       </w:tr>
@@ -11167,6 +11170,148 @@
     <w:p>
       <w:pPr>
         <w:pStyle w:val="BodyText"/>
+      </w:pPr>
+      <w:r>
+        <w:t xml:space="preserve">The fraction</w:t>
+      </w:r>
+      <w:r>
+        <w:t xml:space="preserve"> </w:t>
+      </w:r>
+      <m:oMath>
+        <m:r>
+          <m:t>p</m:t>
+        </m:r>
+      </m:oMath>
+      <w:r>
+        <w:t xml:space="preserve"> </w:t>
+      </w:r>
+      <w:r>
+        <w:t xml:space="preserve">is population-wide below</w:t>
+      </w:r>
+      <w:r>
+        <w:t xml:space="preserve"> </w:t>
+      </w:r>
+      <m:oMath>
+        <m:r>
+          <m:t>D</m:t>
+        </m:r>
+        <m:r>
+          <m:rPr>
+            <m:sty m:val="p"/>
+          </m:rPr>
+          <m:t>=</m:t>
+        </m:r>
+        <m:r>
+          <m:t>50</m:t>
+        </m:r>
+      </m:oMath>
+      <w:r>
+        <w:t xml:space="preserve">. At</w:t>
+      </w:r>
+      <w:r>
+        <w:t xml:space="preserve"> </w:t>
+      </w:r>
+      <m:oMath>
+        <m:r>
+          <m:t>D</m:t>
+        </m:r>
+        <m:r>
+          <m:rPr>
+            <m:sty m:val="p"/>
+          </m:rPr>
+          <m:t>≥</m:t>
+        </m:r>
+        <m:r>
+          <m:t>50</m:t>
+        </m:r>
+      </m:oMath>
+      <w:r>
+        <w:t xml:space="preserve"> </w:t>
+      </w:r>
+      <w:r>
+        <w:t xml:space="preserve">the frozen profile enables a conditional two-rate partition: while the trailing ten-generation mean acceptance is at most</w:t>
+      </w:r>
+      <w:r>
+        <w:t xml:space="preserve"> </w:t>
+      </w:r>
+      <m:oMath>
+        <m:r>
+          <m:t>0.10</m:t>
+        </m:r>
+      </m:oMath>
+      <w:r>
+        <w:t xml:space="preserve">, the worse-ranked half of the population draws its senior sources with</w:t>
+      </w:r>
+      <w:r>
+        <w:t xml:space="preserve"> </w:t>
+      </w:r>
+      <m:oMath>
+        <m:r>
+          <m:t>p</m:t>
+        </m:r>
+        <m:r>
+          <m:rPr>
+            <m:sty m:val="p"/>
+          </m:rPr>
+          <m:t>=</m:t>
+        </m:r>
+        <m:r>
+          <m:t>0.10</m:t>
+        </m:r>
+      </m:oMath>
+      <w:r>
+        <w:t xml:space="preserve"> </w:t>
+      </w:r>
+      <w:r>
+        <w:t xml:space="preserve">and the better-ranked half keeps</w:t>
+      </w:r>
+      <w:r>
+        <w:t xml:space="preserve"> </w:t>
+      </w:r>
+      <m:oMath>
+        <m:r>
+          <m:t>p</m:t>
+        </m:r>
+        <m:r>
+          <m:rPr>
+            <m:sty m:val="p"/>
+          </m:rPr>
+          <m:t>=</m:t>
+        </m:r>
+        <m:r>
+          <m:t>0.05</m:t>
+        </m:r>
+      </m:oMath>
+      <w:r>
+        <w:t xml:space="preserve">; whenever acceptance is above that floor the single rate</w:t>
+      </w:r>
+      <w:r>
+        <w:t xml:space="preserve"> </w:t>
+      </w:r>
+      <m:oMath>
+        <m:r>
+          <m:t>p</m:t>
+        </m:r>
+        <m:r>
+          <m:rPr>
+            <m:sty m:val="p"/>
+          </m:rPr>
+          <m:t>=</m:t>
+        </m:r>
+        <m:r>
+          <m:t>0.05</m:t>
+        </m:r>
+      </m:oMath>
+      <w:r>
+        <w:t xml:space="preserve"> </w:t>
+      </w:r>
+      <w:r>
+        <w:t xml:space="preserve">is used for the whole population.</w:t>
+      </w:r>
+    </w:p>
+    <w:p>
+      <w:pPr>
+        <w:pStyle w:val="BodyText"/>
         <w:tabs>
           <w:tab w:val="center" w:pos="4819"/>
           <w:tab w:val="right" w:pos="9638"/>
@@ -11388,7 +11533,7 @@
         <w:pStyle w:val="BodyText"/>
       </w:pPr>
       <w:r>
-        <w:t xml:space="preserve">Each coordinate joins the junior phase independently with probability</w:t>
+        <w:t xml:space="preserve">Each coordinate joins the junior phase with marginal probability</w:t>
       </w:r>
       <w:r>
         <w:t xml:space="preserve"> </w:t>
@@ -11412,10 +11557,7 @@
         </m:sSub>
       </m:oMath>
       <w:r>
-        <w:t xml:space="preserve"> </w:t>
-      </w:r>
-      <w:r>
-        <w:t xml:space="preserve">(a Bernoulli assignment), so</w:t>
+        <w:t xml:space="preserve">, so</w:t>
       </w:r>
       <w:r>
         <w:t xml:space="preserve"> </w:t>
@@ -11455,7 +11597,25 @@
         <w:t xml:space="preserve">expected</w:t>
       </w:r>
       <w:r>
-        <w:t xml:space="preserve">, not the realized, junior-coordinate count.</w:t>
+        <w:t xml:space="preserve">, not the realized, junior-coordinate count. The assignment is an independent per-coordinate Bernoulli draw only on the rows that take the scalar mask; on a linkage-blockwise row (Eq. (</w:t>
+      </w:r>
+      <w:r>
+        <w:fldChar w:fldCharType="begin"/>
+      </w:r>
+      <w:r>
+        <w:instrText xml:space="preserve"> REF ref_eq_kr_mask \h </w:instrText>
+      </w:r>
+      <w:r>
+        <w:fldChar w:fldCharType="separate"/>
+      </w:r>
+      <w:r>
+        <w:t xml:space="preserve">5</w:t>
+      </w:r>
+      <w:r>
+        <w:fldChar w:fldCharType="end"/>
+      </w:r>
+      <w:r>
+        <w:t xml:space="preserve">)) a single draw is shared across a whole block, so coordinates within a block are perfectly correlated and the realized count is more dispersed than the independent case.</w:t>
       </w:r>
     </w:p>
     <w:p>
@@ -12807,6 +12967,224 @@
       <w:bookmarkEnd w:id="160"/>
       <w:r>
         <w:t xml:space="preserve">)</w:t>
+      </w:r>
+    </w:p>
+    <w:p>
+      <w:pPr>
+        <w:pStyle w:val="BodyText"/>
+      </w:pPr>
+      <w:r>
+        <w:t xml:space="preserve">Here</w:t>
+      </w:r>
+      <w:r>
+        <w:t xml:space="preserve"> </w:t>
+      </w:r>
+      <m:oMath>
+        <m:r>
+          <m:t>K</m:t>
+        </m:r>
+        <m:r>
+          <m:t>R</m:t>
+        </m:r>
+      </m:oMath>
+      <w:r>
+        <w:t xml:space="preserve"> </w:t>
+      </w:r>
+      <w:r>
+        <w:t xml:space="preserve">is not the single frozen constant of Table </w:t>
+      </w:r>
+      <w:r>
+        <w:fldChar w:fldCharType="begin"/>
+      </w:r>
+      <w:r>
+        <w:instrText xml:space="preserve"> REF ref_tab_notation \h </w:instrText>
+      </w:r>
+      <w:r>
+        <w:fldChar w:fldCharType="separate"/>
+      </w:r>
+      <w:r>
+        <w:t xml:space="preserve">3</w:t>
+      </w:r>
+      <w:r>
+        <w:fldChar w:fldCharType="end"/>
+      </w:r>
+      <w:r>
+        <w:t xml:space="preserve"> but the rate carried by the ACE arm that individual</w:t>
+      </w:r>
+      <w:r>
+        <w:t xml:space="preserve"> </w:t>
+      </w:r>
+      <m:oMath>
+        <m:r>
+          <m:t>i</m:t>
+        </m:r>
+      </m:oMath>
+      <w:r>
+        <w:t xml:space="preserve"> </w:t>
+      </w:r>
+      <w:r>
+        <w:t xml:space="preserve">drew this generation, so it varies per individual and per generation over the arm pool. It is additionally floored at</w:t>
+      </w:r>
+      <w:r>
+        <w:t xml:space="preserve"> </w:t>
+      </w:r>
+      <m:oMath>
+        <m:r>
+          <m:rPr>
+            <m:sty m:val="p"/>
+          </m:rPr>
+          <m:t>min</m:t>
+        </m:r>
+        <m:r>
+          <m:rPr>
+            <m:sty m:val="p"/>
+          </m:rPr>
+          <m:t>(</m:t>
+        </m:r>
+        <m:r>
+          <m:t>1</m:t>
+        </m:r>
+        <m:r>
+          <m:rPr>
+            <m:sty m:val="p"/>
+          </m:rPr>
+          <m:t>,</m:t>
+        </m:r>
+        <m:r>
+          <m:t> </m:t>
+        </m:r>
+        <m:sSub>
+          <m:e>
+            <m:r>
+              <m:t>κ</m:t>
+            </m:r>
+          </m:e>
+          <m:sub>
+            <m:r>
+              <m:rPr>
+                <m:sty m:val="p"/>
+              </m:rPr>
+              <m:t>dim</m:t>
+            </m:r>
+          </m:sub>
+        </m:sSub>
+        <m:r>
+          <m:rPr>
+            <m:sty m:val="p"/>
+          </m:rPr>
+          <m:t>/</m:t>
+        </m:r>
+        <m:r>
+          <m:t>D</m:t>
+        </m:r>
+        <m:r>
+          <m:rPr>
+            <m:sty m:val="p"/>
+          </m:rPr>
+          <m:t>)</m:t>
+        </m:r>
+      </m:oMath>
+      <w:r>
+        <w:t xml:space="preserve"> </w:t>
+      </w:r>
+      <w:r>
+        <w:t xml:space="preserve">with</w:t>
+      </w:r>
+      <w:r>
+        <w:t xml:space="preserve"> </w:t>
+      </w:r>
+      <m:oMath>
+        <m:sSub>
+          <m:e>
+            <m:r>
+              <m:t>κ</m:t>
+            </m:r>
+          </m:e>
+          <m:sub>
+            <m:r>
+              <m:rPr>
+                <m:sty m:val="p"/>
+              </m:rPr>
+              <m:t>dim</m:t>
+            </m:r>
+          </m:sub>
+        </m:sSub>
+        <m:r>
+          <m:rPr>
+            <m:sty m:val="p"/>
+          </m:rPr>
+          <m:t>=</m:t>
+        </m:r>
+        <m:r>
+          <m:t>0</m:t>
+        </m:r>
+        <m:r>
+          <m:rPr>
+            <m:sty m:val="p"/>
+          </m:rPr>
+          <m:t>/</m:t>
+        </m:r>
+        <m:r>
+          <m:t>20</m:t>
+        </m:r>
+        <m:r>
+          <m:rPr>
+            <m:sty m:val="p"/>
+          </m:rPr>
+          <m:t>/</m:t>
+        </m:r>
+        <m:r>
+          <m:t>40</m:t>
+        </m:r>
+        <m:r>
+          <m:rPr>
+            <m:sty m:val="p"/>
+          </m:rPr>
+          <m:t>/</m:t>
+        </m:r>
+        <m:r>
+          <m:t>40</m:t>
+        </m:r>
+      </m:oMath>
+      <w:r>
+        <w:t xml:space="preserve"> </w:t>
+      </w:r>
+      <w:r>
+        <w:t xml:space="preserve">by tier, which raises the low-</w:t>
+      </w:r>
+      <m:oMath>
+        <m:r>
+          <m:t>K</m:t>
+        </m:r>
+        <m:r>
+          <m:t>R</m:t>
+        </m:r>
+      </m:oMath>
+      <w:r>
+        <w:t xml:space="preserve"> </w:t>
+      </w:r>
+      <w:r>
+        <w:t xml:space="preserve">arms above their nominal rates at every</w:t>
+      </w:r>
+      <w:r>
+        <w:t xml:space="preserve"> </w:t>
+      </w:r>
+      <m:oMath>
+        <m:r>
+          <m:t>D</m:t>
+        </m:r>
+        <m:r>
+          <m:rPr>
+            <m:sty m:val="p"/>
+          </m:rPr>
+          <m:t>≥</m:t>
+        </m:r>
+        <m:r>
+          <m:t>20</m:t>
+        </m:r>
+      </m:oMath>
+      <w:r>
+        <w:t xml:space="preserve">. Finally, a force-nonzero guarantee applies after mask assembly in both modes: if a row’s mask would leave the trial identical to its parent, one coordinate is set at random so that every trial differs from its parent in at least one coordinate.</w:t>
       </w:r>
     </w:p>
     <w:p>
@@ -14514,6 +14892,211 @@
     <w:p>
       <w:pPr>
         <w:pStyle w:val="BodyText"/>
+      </w:pPr>
+      <w:r>
+        <w:t xml:space="preserve">The tie-accepting form above is the base rule and is what runs at</w:t>
+      </w:r>
+      <w:r>
+        <w:t xml:space="preserve"> </w:t>
+      </w:r>
+      <m:oMath>
+        <m:r>
+          <m:t>D</m:t>
+        </m:r>
+        <m:r>
+          <m:rPr>
+            <m:sty m:val="p"/>
+          </m:rPr>
+          <m:t>&lt;</m:t>
+        </m:r>
+        <m:r>
+          <m:t>100</m:t>
+        </m:r>
+      </m:oMath>
+      <w:r>
+        <w:t xml:space="preserve">. At</w:t>
+      </w:r>
+      <w:r>
+        <w:t xml:space="preserve"> </w:t>
+      </w:r>
+      <m:oMath>
+        <m:r>
+          <m:t>D</m:t>
+        </m:r>
+        <m:r>
+          <m:rPr>
+            <m:sty m:val="p"/>
+          </m:rPr>
+          <m:t>≥</m:t>
+        </m:r>
+        <m:r>
+          <m:t>100</m:t>
+        </m:r>
+      </m:oMath>
+      <w:r>
+        <w:t xml:space="preserve"> </w:t>
+      </w:r>
+      <w:r>
+        <w:t xml:space="preserve">the late-acceptance clip can replace it, late in the budget and after a stall streak, with the strict test</w:t>
+      </w:r>
+      <w:r>
+        <w:t xml:space="preserve"> </w:t>
+      </w:r>
+      <m:oMath>
+        <m:r>
+          <m:t>f</m:t>
+        </m:r>
+        <m:r>
+          <m:rPr>
+            <m:sty m:val="p"/>
+          </m:rPr>
+          <m:t>(</m:t>
+        </m:r>
+        <m:sSub>
+          <m:e>
+            <m:r>
+              <m:t>v</m:t>
+            </m:r>
+          </m:e>
+          <m:sub>
+            <m:r>
+              <m:t>i</m:t>
+            </m:r>
+          </m:sub>
+        </m:sSub>
+        <m:r>
+          <m:rPr>
+            <m:sty m:val="p"/>
+          </m:rPr>
+          <m:t>)</m:t>
+        </m:r>
+        <m:r>
+          <m:rPr>
+            <m:sty m:val="p"/>
+          </m:rPr>
+          <m:t>&lt;</m:t>
+        </m:r>
+        <m:r>
+          <m:t>f</m:t>
+        </m:r>
+        <m:r>
+          <m:rPr>
+            <m:sty m:val="p"/>
+          </m:rPr>
+          <m:t>(</m:t>
+        </m:r>
+        <m:sSub>
+          <m:e>
+            <m:r>
+              <m:t>x</m:t>
+            </m:r>
+          </m:e>
+          <m:sub>
+            <m:r>
+              <m:t>i</m:t>
+            </m:r>
+          </m:sub>
+        </m:sSub>
+        <m:r>
+          <m:rPr>
+            <m:sty m:val="p"/>
+          </m:rPr>
+          <m:t>)</m:t>
+        </m:r>
+        <m:r>
+          <m:rPr>
+            <m:sty m:val="p"/>
+          </m:rPr>
+          <m:t>−</m:t>
+        </m:r>
+        <m:r>
+          <m:t>ϵ</m:t>
+        </m:r>
+        <m:r>
+          <m:rPr>
+            <m:sty m:val="p"/>
+          </m:rPr>
+          <m:t>|</m:t>
+        </m:r>
+        <m:r>
+          <m:t>f</m:t>
+        </m:r>
+        <m:r>
+          <m:rPr>
+            <m:sty m:val="p"/>
+          </m:rPr>
+          <m:t>(</m:t>
+        </m:r>
+        <m:sSub>
+          <m:e>
+            <m:r>
+              <m:t>x</m:t>
+            </m:r>
+          </m:e>
+          <m:sub>
+            <m:r>
+              <m:t>i</m:t>
+            </m:r>
+          </m:sub>
+        </m:sSub>
+        <m:r>
+          <m:rPr>
+            <m:sty m:val="p"/>
+          </m:rPr>
+          <m:t>)</m:t>
+        </m:r>
+        <m:r>
+          <m:rPr>
+            <m:sty m:val="p"/>
+          </m:rPr>
+          <m:t>|</m:t>
+        </m:r>
+      </m:oMath>
+      <w:r>
+        <w:t xml:space="preserve"> </w:t>
+      </w:r>
+      <w:r>
+        <w:t xml:space="preserve">at</w:t>
+      </w:r>
+      <w:r>
+        <w:t xml:space="preserve"> </w:t>
+      </w:r>
+      <m:oMath>
+        <m:r>
+          <m:t>ϵ</m:t>
+        </m:r>
+        <m:r>
+          <m:rPr>
+            <m:sty m:val="p"/>
+          </m:rPr>
+          <m:t>=</m:t>
+        </m:r>
+        <m:sSup>
+          <m:e>
+            <m:r>
+              <m:t>10</m:t>
+            </m:r>
+          </m:e>
+          <m:sup>
+            <m:r>
+              <m:rPr>
+                <m:sty m:val="p"/>
+              </m:rPr>
+              <m:t>−</m:t>
+            </m:r>
+            <m:r>
+              <m:t>3</m:t>
+            </m:r>
+          </m:sup>
+        </m:sSup>
+      </m:oMath>
+      <w:r>
+        <w:t xml:space="preserve">, which rejects ties; the clip’s own gates are given in Supplementary Section S5.</w:t>
+      </w:r>
+    </w:p>
+    <w:p>
+      <w:pPr>
+        <w:pStyle w:val="BodyText"/>
         <w:tabs>
           <w:tab w:val="center" w:pos="4819"/>
           <w:tab w:val="right" w:pos="9638"/>
@@ -18388,7 +18971,7 @@
         <w:t xml:space="preserve"> 8:     </w:t>
       </w:r>
       <w:r>
-        <w:t xml:space="preserve"> Assign each individual its</w:t>
+        <w:t xml:space="preserve"> Assign each individual an ACE arm (a</w:t>
       </w:r>
       <w:r>
         <w:t xml:space="preserve"> </w:t>
@@ -18450,7 +19033,36 @@
         <w:t xml:space="preserve"> </w:t>
       </w:r>
       <w:r>
-        <w:t xml:space="preserve">by the ACE selector</w:t>
+        <w:t xml:space="preserve">triple; a sixth DE/rand/1 arm exists at</w:t>
+      </w:r>
+      <w:r>
+        <w:t xml:space="preserve"> </w:t>
+      </w:r>
+      <m:oMath>
+        <m:r>
+          <m:t>20</m:t>
+        </m:r>
+        <m:r>
+          <m:rPr>
+            <m:sty m:val="p"/>
+          </m:rPr>
+          <m:t>≤</m:t>
+        </m:r>
+        <m:r>
+          <m:t>D</m:t>
+        </m:r>
+        <m:r>
+          <m:rPr>
+            <m:sty m:val="p"/>
+          </m:rPr>
+          <m:t>&lt;</m:t>
+        </m:r>
+        <m:r>
+          <m:t>100</m:t>
+        </m:r>
+      </m:oMath>
+      <w:r>
+        <w:t xml:space="preserve">)</w:t>
       </w:r>
     </w:p>
     <w:p>
@@ -18523,74 +19135,66 @@
         <w:t xml:space="preserve">12:     </w:t>
       </w:r>
       <w:r>
-        <w:t xml:space="preserve"> Form the crossover mask: a tier-dependent fraction of rows take a linkage block (learned at</w:t>
-      </w:r>
-      <w:r>
-        <w:t xml:space="preserve"> </w:t>
+        <w:rPr>
+          <w:b/>
+          <w:bCs/>
+        </w:rPr>
+        <w:t xml:space="preserve">if</w:t>
+      </w:r>
+      <w:r>
+        <w:t xml:space="preserve"> </w:t>
+      </w:r>
+      <w:r>
+        <w:t xml:space="preserve">the individual drew the DE arm: build its trial by DE/rand/1 instead   </w:t>
       </w:r>
       <m:oMath>
         <m:r>
-          <m:t>D</m:t>
-        </m:r>
-        <m:r>
-          <m:rPr>
-            <m:sty m:val="p"/>
-          </m:rPr>
-          <m:t>≥</m:t>
-        </m:r>
-        <m:r>
-          <m:t>50</m:t>
+          <m:rPr>
+            <m:sty m:val="p"/>
+          </m:rPr>
+          <m:t>⊳</m:t>
         </m:r>
       </m:oMath>
       <w:r>
-        <w:t xml:space="preserve">, random otherwise, and only when the confidence gate passes); the remaining rows take the</w:t>
-      </w:r>
-      <w:r>
-        <w:t xml:space="preserve"> </w:t>
+        <w:t xml:space="preserve"> </w:t>
       </w:r>
       <m:oMath>
         <m:r>
-          <m:t>K</m:t>
+          <m:t>F</m:t>
+        </m:r>
+        <m:r>
+          <m:rPr>
+            <m:sty m:val="p"/>
+          </m:rPr>
+          <m:t>=</m:t>
+        </m:r>
+        <m:r>
+          <m:t>0.5</m:t>
+        </m:r>
+      </m:oMath>
+      <w:r>
+        <w:t xml:space="preserve">,</w:t>
+      </w:r>
+      <w:r>
+        <w:t xml:space="preserve"> </w:t>
+      </w:r>
+      <m:oMath>
+        <m:r>
+          <m:t>C</m:t>
         </m:r>
         <m:r>
           <m:t>R</m:t>
         </m:r>
+        <m:r>
+          <m:rPr>
+            <m:sty m:val="p"/>
+          </m:rPr>
+          <m:t>=</m:t>
+        </m:r>
+        <m:r>
+          <m:t>0.9</m:t>
+        </m:r>
       </m:oMath>
-      <w:r>
-        <w:t xml:space="preserve"> </w:t>
-      </w:r>
-      <w:r>
-        <w:t xml:space="preserve">mask   </w:t>
-      </w:r>
-      <m:oMath>
-        <m:r>
-          <m:rPr>
-            <m:sty m:val="p"/>
-          </m:rPr>
-          <m:t>⊳</m:t>
-        </m:r>
-      </m:oMath>
-      <w:r>
-        <w:t xml:space="preserve"> Eq. (</w:t>
-      </w:r>
-      <w:r>
-        <w:fldChar w:fldCharType="begin"/>
-      </w:r>
-      <w:r>
-        <w:instrText xml:space="preserve"> REF ref_eq_kr_mask \h </w:instrText>
-      </w:r>
-      <w:r>
-        <w:fldChar w:fldCharType="separate"/>
-      </w:r>
-      <w:r>
-        <w:t xml:space="preserve">5</w:t>
-      </w:r>
-      <w:r>
-        <w:fldChar w:fldCharType="end"/>
-      </w:r>
-      <w:r>
-        <w:t xml:space="preserve">)</w:t>
-      </w:r>
     </w:p>
     <w:p>
       <w:pPr>
@@ -18600,7 +19204,73 @@
         <w:t xml:space="preserve">13:     </w:t>
       </w:r>
       <w:r>
-        <w:t xml:space="preserve"> Repair the out-of-bound coordinates</w:t>
+        <w:t xml:space="preserve"> Form the crossover mask: a tier-dependent fraction of rows take a linkage block (learned at</w:t>
+      </w:r>
+      <w:r>
+        <w:t xml:space="preserve"> </w:t>
+      </w:r>
+      <m:oMath>
+        <m:r>
+          <m:t>D</m:t>
+        </m:r>
+        <m:r>
+          <m:rPr>
+            <m:sty m:val="p"/>
+          </m:rPr>
+          <m:t>≥</m:t>
+        </m:r>
+        <m:r>
+          <m:t>50</m:t>
+        </m:r>
+      </m:oMath>
+      <w:r>
+        <w:t xml:space="preserve">, random otherwise, and only when the confidence gate passes); the remaining rows take the</w:t>
+      </w:r>
+      <w:r>
+        <w:t xml:space="preserve"> </w:t>
+      </w:r>
+      <m:oMath>
+        <m:r>
+          <m:t>K</m:t>
+        </m:r>
+        <m:r>
+          <m:t>R</m:t>
+        </m:r>
+      </m:oMath>
+      <w:r>
+        <w:t xml:space="preserve"> </w:t>
+      </w:r>
+      <w:r>
+        <w:t xml:space="preserve">mask   </w:t>
+      </w:r>
+      <m:oMath>
+        <m:r>
+          <m:rPr>
+            <m:sty m:val="p"/>
+          </m:rPr>
+          <m:t>⊳</m:t>
+        </m:r>
+      </m:oMath>
+      <w:r>
+        <w:t xml:space="preserve"> Eq. (</w:t>
+      </w:r>
+      <w:r>
+        <w:fldChar w:fldCharType="begin"/>
+      </w:r>
+      <w:r>
+        <w:instrText xml:space="preserve"> REF ref_eq_kr_mask \h </w:instrText>
+      </w:r>
+      <w:r>
+        <w:fldChar w:fldCharType="separate"/>
+      </w:r>
+      <w:r>
+        <w:t xml:space="preserve">5</w:t>
+      </w:r>
+      <w:r>
+        <w:fldChar w:fldCharType="end"/>
+      </w:r>
+      <w:r>
+        <w:t xml:space="preserve">)</w:t>
       </w:r>
     </w:p>
     <w:p>
@@ -18611,53 +19281,7 @@
         <w:t xml:space="preserve">14:     </w:t>
       </w:r>
       <w:r>
-        <w:t xml:space="preserve"> Evaluate the maximal prefix of</w:t>
-      </w:r>
-      <w:r>
-        <w:t xml:space="preserve"> </w:t>
-      </w:r>
-      <m:oMath>
-        <m:r>
-          <m:rPr>
-            <m:sty m:val="p"/>
-          </m:rPr>
-          <m:t>{</m:t>
-        </m:r>
-        <m:sSub>
-          <m:e>
-            <m:r>
-              <m:t>v</m:t>
-            </m:r>
-          </m:e>
-          <m:sub>
-            <m:r>
-              <m:t>i</m:t>
-            </m:r>
-          </m:sub>
-        </m:sSub>
-        <m:r>
-          <m:rPr>
-            <m:sty m:val="p"/>
-          </m:rPr>
-          <m:t>}</m:t>
-        </m:r>
-      </m:oMath>
-      <w:r>
-        <w:t xml:space="preserve"> </w:t>
-      </w:r>
-      <w:r>
-        <w:t xml:space="preserve">that fits the remaining budget   </w:t>
-      </w:r>
-      <m:oMath>
-        <m:r>
-          <m:rPr>
-            <m:sty m:val="p"/>
-          </m:rPr>
-          <m:t>⊳</m:t>
-        </m:r>
-      </m:oMath>
-      <w:r>
-        <w:t xml:space="preserve"> unevaluated rows are non-selectable</w:t>
+        <w:t xml:space="preserve"> Repair the out-of-bound coordinates</w:t>
       </w:r>
     </w:p>
     <w:p>
@@ -18668,36 +19292,53 @@
         <w:t xml:space="preserve">15:     </w:t>
       </w:r>
       <w:r>
-        <w:t xml:space="preserve"> Greedily keep each no-worse trial and update the diversity archive   </w:t>
+        <w:t xml:space="preserve"> Evaluate the maximal prefix of</w:t>
+      </w:r>
+      <w:r>
+        <w:t xml:space="preserve"> </w:t>
       </w:r>
       <m:oMath>
         <m:r>
           <m:rPr>
             <m:sty m:val="p"/>
           </m:rPr>
+          <m:t>{</m:t>
+        </m:r>
+        <m:sSub>
+          <m:e>
+            <m:r>
+              <m:t>v</m:t>
+            </m:r>
+          </m:e>
+          <m:sub>
+            <m:r>
+              <m:t>i</m:t>
+            </m:r>
+          </m:sub>
+        </m:sSub>
+        <m:r>
+          <m:rPr>
+            <m:sty m:val="p"/>
+          </m:rPr>
+          <m:t>}</m:t>
+        </m:r>
+      </m:oMath>
+      <w:r>
+        <w:t xml:space="preserve"> </w:t>
+      </w:r>
+      <w:r>
+        <w:t xml:space="preserve">that fits the remaining budget   </w:t>
+      </w:r>
+      <m:oMath>
+        <m:r>
+          <m:rPr>
+            <m:sty m:val="p"/>
+          </m:rPr>
           <m:t>⊳</m:t>
         </m:r>
       </m:oMath>
       <w:r>
-        <w:t xml:space="preserve"> Eq. (</w:t>
-      </w:r>
-      <w:r>
-        <w:fldChar w:fldCharType="begin"/>
-      </w:r>
-      <w:r>
-        <w:instrText xml:space="preserve"> REF ref_eq_greedy_accept \h </w:instrText>
-      </w:r>
-      <w:r>
-        <w:fldChar w:fldCharType="separate"/>
-      </w:r>
-      <w:r>
-        <w:t xml:space="preserve">9</w:t>
-      </w:r>
-      <w:r>
-        <w:fldChar w:fldCharType="end"/>
-      </w:r>
-      <w:r>
-        <w:t xml:space="preserve">)</w:t>
+        <w:t xml:space="preserve"> unevaluated rows are non-selectable</w:t>
       </w:r>
     </w:p>
     <w:p>
@@ -18705,6 +19346,46 @@
         <w:pStyle w:val="AlgorithmLine"/>
       </w:pPr>
       <w:r>
+        <w:t xml:space="preserve">16:     </w:t>
+      </w:r>
+      <w:r>
+        <w:t xml:space="preserve"> Greedily keep each no-worse trial and update the diversity archive   </w:t>
+      </w:r>
+      <m:oMath>
+        <m:r>
+          <m:rPr>
+            <m:sty m:val="p"/>
+          </m:rPr>
+          <m:t>⊳</m:t>
+        </m:r>
+      </m:oMath>
+      <w:r>
+        <w:t xml:space="preserve"> Eq. (</w:t>
+      </w:r>
+      <w:r>
+        <w:fldChar w:fldCharType="begin"/>
+      </w:r>
+      <w:r>
+        <w:instrText xml:space="preserve"> REF ref_eq_greedy_accept \h </w:instrText>
+      </w:r>
+      <w:r>
+        <w:fldChar w:fldCharType="separate"/>
+      </w:r>
+      <w:r>
+        <w:t xml:space="preserve">9</w:t>
+      </w:r>
+      <w:r>
+        <w:fldChar w:fldCharType="end"/>
+      </w:r>
+      <w:r>
+        <w:t xml:space="preserve">)</w:t>
+      </w:r>
+    </w:p>
+    <w:p>
+      <w:pPr>
+        <w:pStyle w:val="AlgorithmLine"/>
+      </w:pPr>
+      <w:r>
         <w:t xml:space="preserve">            </w:t>
       </w:r>
       <w:r>
@@ -18734,7 +19415,7 @@
         <w:pStyle w:val="AlgorithmLine"/>
       </w:pPr>
       <w:r>
-        <w:t xml:space="preserve">16:     </w:t>
+        <w:t xml:space="preserve">17:     </w:t>
       </w:r>
       <w:r>
         <w:rPr>
@@ -18798,7 +19479,7 @@
         <w:pStyle w:val="AlgorithmLine"/>
       </w:pPr>
       <w:r>
-        <w:t xml:space="preserve">17:     </w:t>
+        <w:t xml:space="preserve">18:     </w:t>
       </w:r>
       <w:r>
         <w:t xml:space="preserve"> Update the ACE credit and prune stalled arms (ARGP)</w:t>
@@ -18809,7 +19490,7 @@
         <w:pStyle w:val="AlgorithmLine"/>
       </w:pPr>
       <w:r>
-        <w:t xml:space="preserve">18:     </w:t>
+        <w:t xml:space="preserve">19:     </w:t>
       </w:r>
       <w:r>
         <w:rPr>
@@ -18859,10 +19540,77 @@
         <w:pStyle w:val="AlgorithmLine"/>
       </w:pPr>
       <w:r>
-        <w:t xml:space="preserve">19:     </w:t>
-      </w:r>
-      <w:r>
-        <w:t xml:space="preserve"> Run the charged coordinate local search on the elite rows</w:t>
+        <w:t xml:space="preserve">20:     </w:t>
+      </w:r>
+      <w:r>
+        <w:rPr>
+          <w:b/>
+          <w:bCs/>
+        </w:rPr>
+        <w:t xml:space="preserve">if</w:t>
+      </w:r>
+      <w:r>
+        <w:t xml:space="preserve"> </w:t>
+      </w:r>
+      <w:r>
+        <w:t xml:space="preserve">in the endgame slice (</w:t>
+      </w:r>
+      <m:oMath>
+        <m:r>
+          <m:rPr>
+            <m:sty m:val="p"/>
+          </m:rPr>
+          <m:t>≥</m:t>
+        </m:r>
+        <m:r>
+          <m:t>0.80</m:t>
+        </m:r>
+      </m:oMath>
+      <w:r>
+        <w:t xml:space="preserve"> </w:t>
+      </w:r>
+      <w:r>
+        <w:t xml:space="preserve">below</w:t>
+      </w:r>
+      <w:r>
+        <w:t xml:space="preserve"> </w:t>
+      </w:r>
+      <m:oMath>
+        <m:r>
+          <m:t>D</m:t>
+        </m:r>
+        <m:r>
+          <m:rPr>
+            <m:sty m:val="p"/>
+          </m:rPr>
+          <m:t>=</m:t>
+        </m:r>
+        <m:r>
+          <m:t>50</m:t>
+        </m:r>
+      </m:oMath>
+      <w:r>
+        <w:t xml:space="preserve">,</w:t>
+      </w:r>
+      <w:r>
+        <w:t xml:space="preserve"> </w:t>
+      </w:r>
+      <m:oMath>
+        <m:r>
+          <m:rPr>
+            <m:sty m:val="p"/>
+          </m:rPr>
+          <m:t>≥</m:t>
+        </m:r>
+        <m:r>
+          <m:t>0.70</m:t>
+        </m:r>
+      </m:oMath>
+      <w:r>
+        <w:t xml:space="preserve"> </w:t>
+      </w:r>
+      <w:r>
+        <w:t xml:space="preserve">above), under the evaluation cap and past cooldown: run the charged coordinate local search on the elite rows</w:t>
       </w:r>
     </w:p>
     <w:p>
@@ -18914,7 +19662,7 @@
         <w:pStyle w:val="AlgorithmLine"/>
       </w:pPr>
       <w:r>
-        <w:t xml:space="preserve">20:     </w:t>
+        <w:t xml:space="preserve">21:     </w:t>
       </w:r>
       <w:r>
         <w:rPr>
@@ -19019,7 +19767,7 @@
         <w:pStyle w:val="AlgorithmLine"/>
       </w:pPr>
       <w:r>
-        <w:t xml:space="preserve">21:     </w:t>
+        <w:t xml:space="preserve">22:     </w:t>
       </w:r>
       <w:r>
         <w:t xml:space="preserve"> Update the global best</w:t>
@@ -19050,7 +19798,7 @@
         <w:pStyle w:val="AlgorithmLine"/>
       </w:pPr>
       <w:r>
-        <w:t xml:space="preserve">22:     </w:t>
+        <w:t xml:space="preserve">23:     </w:t>
       </w:r>
       <w:r>
         <w:rPr>
@@ -19091,7 +19839,7 @@
         <w:pStyle w:val="AlgorithmLine"/>
       </w:pPr>
       <w:r>
-        <w:t xml:space="preserve">23: </w:t>
+        <w:t xml:space="preserve">24: </w:t>
       </w:r>
       <w:r>
         <w:rPr>
@@ -19106,7 +19854,7 @@
         <w:pStyle w:val="AlgorithmLine"/>
       </w:pPr>
       <w:r>
-        <w:t xml:space="preserve">24: </w:t>
+        <w:t xml:space="preserve">25: </w:t>
       </w:r>
       <w:r>
         <w:rPr>
@@ -23674,7 +24422,58 @@
               <w:jc w:val="left"/>
             </w:pPr>
             <w:r>
-              <w:t xml:space="preserve">BSE restart (archive-reseed) fraction (</w:t>
+              <w:t xml:space="preserve">BSE restart (replacement) fraction: the</w:t>
+            </w:r>
+            <w:r>
+              <w:t xml:space="preserve"> </w:t>
+            </w:r>
+            <m:oMath>
+              <m:r>
+                <m:rPr>
+                  <m:sty m:val="p"/>
+                </m:rPr>
+                <m:t>round</m:t>
+              </m:r>
+              <m:r>
+                <m:rPr>
+                  <m:sty m:val="p"/>
+                </m:rPr>
+                <m:t>(</m:t>
+              </m:r>
+              <m:sSub>
+                <m:e>
+                  <m:r>
+                    <m:t>r</m:t>
+                  </m:r>
+                </m:e>
+                <m:sub>
+                  <m:r>
+                    <m:rPr>
+                      <m:nor/>
+                      <m:sty m:val="p"/>
+                    </m:rPr>
+                    <m:t>rst</m:t>
+                  </m:r>
+                </m:sub>
+              </m:sSub>
+              <m:r>
+                <m:t>N</m:t>
+              </m:r>
+              <m:r>
+                <m:t>P</m:t>
+              </m:r>
+              <m:r>
+                <m:rPr>
+                  <m:sty m:val="p"/>
+                </m:rPr>
+                <m:t>)</m:t>
+              </m:r>
+            </m:oMath>
+            <w:r>
+              <w:t xml:space="preserve"> </w:t>
+            </w:r>
+            <w:r>
+              <w:t xml:space="preserve">worst unfrozen rows are replaced per escape (</w:t>
             </w:r>
             <m:oMath>
               <m:r>
@@ -23685,11 +24484,23 @@
               <w:t xml:space="preserve"> </w:t>
             </w:r>
             <w:r>
-              <w:t xml:space="preserve">low-</w:t>
+              <w:t xml:space="preserve">at</w:t>
+            </w:r>
+            <w:r>
+              <w:t xml:space="preserve"> </w:t>
             </w:r>
             <m:oMath>
               <m:r>
                 <m:t>D</m:t>
+              </m:r>
+              <m:r>
+                <m:rPr>
+                  <m:sty m:val="p"/>
+                </m:rPr>
+                <m:t>&lt;</m:t>
+              </m:r>
+              <m:r>
+                <m:t>50</m:t>
               </m:r>
             </m:oMath>
             <w:r>
@@ -23707,7 +24518,52 @@
               <w:t xml:space="preserve"> </w:t>
             </w:r>
             <w:r>
-              <w:t xml:space="preserve">otherwise; see Table </w:t>
+              <w:t xml:space="preserve">at</w:t>
+            </w:r>
+            <w:r>
+              <w:t xml:space="preserve"> </w:t>
+            </w:r>
+            <m:oMath>
+              <m:r>
+                <m:t>D</m:t>
+              </m:r>
+              <m:r>
+                <m:rPr>
+                  <m:sty m:val="p"/>
+                </m:rPr>
+                <m:t>≥</m:t>
+              </m:r>
+              <m:r>
+                <m:t>50</m:t>
+              </m:r>
+            </m:oMath>
+            <w:r>
+              <w:t xml:space="preserve">); each replaced row is re-seeded from</w:t>
+            </w:r>
+            <w:r>
+              <w:t xml:space="preserve"> </w:t>
+            </w:r>
+            <m:oMath>
+              <m:r>
+                <m:t>A</m:t>
+              </m:r>
+            </m:oMath>
+            <w:r>
+              <w:t xml:space="preserve"> </w:t>
+            </w:r>
+            <w:r>
+              <w:t xml:space="preserve">with probability</w:t>
+            </w:r>
+            <w:r>
+              <w:t xml:space="preserve"> </w:t>
+            </w:r>
+            <m:oMath>
+              <m:r>
+                <m:t>0.50</m:t>
+              </m:r>
+            </m:oMath>
+            <w:r>
+              <w:t xml:space="preserve">, otherwise from a fresh draw (see Table </w:t>
             </w:r>
             <w:r>
               <w:fldChar w:fldCharType="begin"/>
@@ -27824,7 +28680,59 @@
               <w:jc w:val="left"/>
             </w:pPr>
             <w:r>
-              <w:t xml:space="preserve">per-dimension self-weight (decaying; LS dim-selection, inactive in the frozen config)</w:t>
+              <w:t xml:space="preserve">per-dimension activity: improvement-weighted,</w:t>
+            </w:r>
+            <w:r>
+              <w:t xml:space="preserve"> </w:t>
+            </w:r>
+            <m:oMath>
+              <m:sSub>
+                <m:e>
+                  <m:r>
+                    <m:t>ℓ</m:t>
+                  </m:r>
+                </m:e>
+                <m:sub>
+                  <m:r>
+                    <m:t>1</m:t>
+                  </m:r>
+                </m:sub>
+              </m:sSub>
+            </m:oMath>
+            <w:r>
+              <w:t xml:space="preserve">-normalized</w:t>
+            </w:r>
+            <w:r>
+              <w:t xml:space="preserve"> </w:t>
+            </w:r>
+            <m:oMath>
+              <m:r>
+                <m:rPr>
+                  <m:sty m:val="p"/>
+                </m:rPr>
+                <m:t>|</m:t>
+              </m:r>
+              <m:r>
+                <m:rPr>
+                  <m:sty m:val="p"/>
+                </m:rPr>
+                <m:t>Δ</m:t>
+              </m:r>
+              <m:r>
+                <m:t>x</m:t>
+              </m:r>
+              <m:r>
+                <m:rPr>
+                  <m:sty m:val="p"/>
+                </m:rPr>
+                <m:t>|</m:t>
+              </m:r>
+            </m:oMath>
+            <w:r>
+              <w:t xml:space="preserve"> </w:t>
+            </w:r>
+            <w:r>
+              <w:t xml:space="preserve">accumulated linearly in a separate vector (the graph diagonals themselves are zeroed); decaying; LS dim-selection, inactive in the frozen config</w:t>
             </w:r>
           </w:p>
         </w:tc>
@@ -28111,58 +29019,7 @@
               <w:jc w:val="left"/>
             </w:pPr>
             <w:r>
-              <w:t xml:space="preserve">graph confidence (edge density</w:t>
-            </w:r>
-            <w:r>
-              <w:t xml:space="preserve"> </w:t>
-            </w:r>
-            <m:oMath>
-              <m:r>
-                <m:rPr>
-                  <m:sty m:val="p"/>
-                </m:rPr>
-                <m:t>×</m:t>
-              </m:r>
-            </m:oMath>
-            <w:r>
-              <w:t xml:space="preserve"> </w:t>
-            </w:r>
-            <w:r>
-              <w:t xml:space="preserve">magnitude</w:t>
-            </w:r>
-            <w:r>
-              <w:t xml:space="preserve"> </w:t>
-            </w:r>
-            <m:oMath>
-              <m:r>
-                <m:rPr>
-                  <m:sty m:val="p"/>
-                </m:rPr>
-                <m:t>×</m:t>
-              </m:r>
-            </m:oMath>
-            <w:r>
-              <w:t xml:space="preserve"> </w:t>
-            </w:r>
-            <w:r>
-              <w:t xml:space="preserve">support</w:t>
-            </w:r>
-            <w:r>
-              <w:t xml:space="preserve"> </w:t>
-            </w:r>
-            <m:oMath>
-              <m:r>
-                <m:rPr>
-                  <m:sty m:val="p"/>
-                </m:rPr>
-                <m:t>×</m:t>
-              </m:r>
-            </m:oMath>
-            <w:r>
-              <w:t xml:space="preserve"> </w:t>
-            </w:r>
-            <w:r>
-              <w:t xml:space="preserve">stability;</w:t>
+              <w:t xml:space="preserve">graph confidence</w:t>
             </w:r>
             <w:r>
               <w:t xml:space="preserve"> </w:t>
@@ -28191,7 +29048,7 @@
               </m:r>
             </m:oMath>
             <w:r>
-              <w:t xml:space="preserve">, Supplementary Materials, Section S5)</w:t>
+              <w:t xml:space="preserve">: a block-size-weighted mean of per-block scores in edge density, magnitude, support and stability, scaled by the square root of the non-trivial-dimension coverage (Supplementary Materials, Section S5)</w:t>
             </w:r>
           </w:p>
         </w:tc>
@@ -32720,7 +33577,21 @@
         <w:t xml:space="preserve"> </w:t>
       </w:r>
       <w:r>
-        <w:t xml:space="preserve">No tuning is required or permitted at run time.</w:t>
+        <w:t xml:space="preserve">No per-suite or per-run tuning is performed: every value here is resolved from</w:t>
+      </w:r>
+      <w:r>
+        <w:t xml:space="preserve"> </w:t>
+      </w:r>
+      <m:oMath>
+        <m:r>
+          <m:t>D</m:t>
+        </m:r>
+      </m:oMath>
+      <w:r>
+        <w:t xml:space="preserve"> </w:t>
+      </w:r>
+      <w:r>
+        <w:t xml:space="preserve">alone and is identical across the four bound-constrained suites. The adapter does expose an advanced per-run override path, which is not used for any result in this paper.</w:t>
       </w:r>
     </w:p>
     <w:tbl>
@@ -32728,7 +33599,7 @@
         <w:tblStyle w:val="Table"/>
         <w:tblW w:type="auto" w:w="0"/>
         <w:tblLook w:firstRow="1" w:lastRow="0" w:firstColumn="0" w:lastColumn="0" w:noHBand="0" w:noVBand="0" w:val="0020"/>
-        <w:tblCaption w:val="Frozen run parameters of the shipped configuration (core). Where a value varies by dimension tier, the tier-resolved values are given inline against the four tiers D&lt;20 / 20–49 / 50–99 / ≥100. No tuning is required or permitted at run time."/>
+        <w:tblCaption w:val="Frozen run parameters of the shipped configuration (core). Where a value varies by dimension tier, the tier-resolved values are given inline against the four tiers D&lt;20 / 20–49 / 50–99 / ≥100. No per-suite or per-run tuning is performed: every value here is resolved from D alone and is identical across the four bound-constrained suites. The adapter does expose an advanced per-run override path, which is not used for any result in this paper."/>
       </w:tblPr>
       <w:tblGrid>
         <w:gridCol w:w="2640"/>
@@ -33176,7 +34047,33 @@
               <w:jc w:val="left"/>
             </w:pPr>
             <w:r>
-              <w:t xml:space="preserve">block mask when linkage on</w:t>
+              <w:t xml:space="preserve">block mask when linkage on; floor</w:t>
+            </w:r>
+            <w:r>
+              <w:t xml:space="preserve"> </w:t>
+            </w:r>
+            <m:oMath>
+              <m:sSub>
+                <m:e>
+                  <m:r>
+                    <m:t>κ</m:t>
+                  </m:r>
+                </m:e>
+                <m:sub>
+                  <m:r>
+                    <m:rPr>
+                      <m:sty m:val="p"/>
+                    </m:rPr>
+                    <m:t>dim</m:t>
+                  </m:r>
+                </m:sub>
+              </m:sSub>
+            </m:oMath>
+            <w:r>
+              <w:t xml:space="preserve"> </w:t>
+            </w:r>
+            <w:r>
+              <w:t xml:space="preserve">(S5)</w:t>
             </w:r>
           </w:p>
         </w:tc>
@@ -33298,19 +34195,17 @@
               </m:r>
             </m:oMath>
             <w:r>
-              <w:t xml:space="preserve">; split-bottom</w:t>
-            </w:r>
-            <w:r>
-              <w:t xml:space="preserve"> </w:t>
-            </w:r>
-            <m:oMath>
-              <m:r>
-                <m:t>0.10</m:t>
-              </m:r>
-            </m:oMath>
-            <w:r>
-              <w:t xml:space="preserve"> </w:t>
-            </w:r>
+              <w:t xml:space="preserve">)</w:t>
+            </w:r>
+          </w:p>
+        </w:tc>
+        <w:tc>
+          <w:tcPr/>
+          <w:p>
+            <w:pPr>
+              <w:pStyle w:val="Compact"/>
+              <w:jc w:val="left"/>
+            </w:pPr>
             <w:r>
               <w:t xml:space="preserve">at</w:t>
             </w:r>
@@ -33332,16 +34227,39 @@
               </m:r>
             </m:oMath>
             <w:r>
-              <w:t xml:space="preserve">)</w:t>
-            </w:r>
-          </w:p>
-        </w:tc>
-        <w:tc>
-          <w:tcPr/>
-          <w:p>
-            <w:pPr>
-              <w:pStyle w:val="Compact"/>
-            </w:pPr>
+              <w:t xml:space="preserve"> </w:t>
+            </w:r>
+            <w:r>
+              <w:t xml:space="preserve">worse half</w:t>
+            </w:r>
+            <w:r>
+              <w:t xml:space="preserve"> </w:t>
+            </w:r>
+            <m:oMath>
+              <m:r>
+                <m:rPr>
+                  <m:sty m:val="p"/>
+                </m:rPr>
+                <m:t>→</m:t>
+              </m:r>
+              <m:r>
+                <m:t>0.10</m:t>
+              </m:r>
+            </m:oMath>
+            <w:r>
+              <w:t xml:space="preserve">, only while acc. </w:t>
+            </w:r>
+            <m:oMath>
+              <m:r>
+                <m:rPr>
+                  <m:sty m:val="p"/>
+                </m:rPr>
+                <m:t>≤</m:t>
+              </m:r>
+              <m:r>
+                <m:t>0.10</m:t>
+              </m:r>
+            </m:oMath>
           </w:p>
         </w:tc>
       </w:tr>

--- a/papers/DT-GSK.docx
+++ b/papers/DT-GSK.docx
@@ -65760,7 +65760,7 @@
         <w:t xml:space="preserve"> </w:t>
       </w:r>
       <w:r>
-        <w:t xml:space="preserve">ChatGPT (OpenAI). They assisted with language editing and rephrasing; the</w:t>
+        <w:t xml:space="preserve">ChatGPT (5.5; OpenAI). They assisted with language editing and rephrasing; the</w:t>
       </w:r>
       <w:r>
         <w:t xml:space="preserve"> </w:t>
@@ -65850,7 +65850,7 @@
         <w:t xml:space="preserve"> </w:t>
       </w:r>
       <w:r>
-        <w:t xml:space="preserve">authors used Claude (Opus 4.6, 4.8 and 5.0; Anthropic) and ChatGPT (OpenAI) for</w:t>
+        <w:t xml:space="preserve">authors used Claude (Opus 4.6, 4.8 and 5.0; Anthropic) and ChatGPT (5.5; OpenAI) for</w:t>
       </w:r>
       <w:r>
         <w:t xml:space="preserve"> </w:t>

--- a/papers/DT-GSK.docx
+++ b/papers/DT-GSK.docx
@@ -65760,7 +65760,7 @@
         <w:t xml:space="preserve"> </w:t>
       </w:r>
       <w:r>
-        <w:t xml:space="preserve">ChatGPT (5.5; OpenAI). They assisted with language editing and rephrasing; the</w:t>
+        <w:t xml:space="preserve">ChatGPT (OpenAI). They assisted with language editing and rephrasing; the</w:t>
       </w:r>
       <w:r>
         <w:t xml:space="preserve"> </w:t>
@@ -65850,7 +65850,7 @@
         <w:t xml:space="preserve"> </w:t>
       </w:r>
       <w:r>
-        <w:t xml:space="preserve">authors used Claude (Opus 4.6, 4.8 and 5.0; Anthropic) and ChatGPT (5.5; OpenAI) for</w:t>
+        <w:t xml:space="preserve">authors used Claude (Opus 4.6, 4.8 and 5.0; Anthropic) and ChatGPT (OpenAI) for</w:t>
       </w:r>
       <w:r>
         <w:t xml:space="preserve"> </w:t>

--- a/papers/DT-GSK.docx
+++ b/papers/DT-GSK.docx
@@ -65452,99 +65452,49 @@
         <w:t xml:space="preserve"> </w:t>
       </w:r>
       <w:r>
-        <w:t xml:space="preserve">The DT-GSK</w:t>
-      </w:r>
-      <w:r>
-        <w:t xml:space="preserve"> </w:t>
-      </w:r>
-      <w:r>
-        <w:t xml:space="preserve">implementation, the benchmark harness for the CEC2017, CEC2011,</w:t>
-      </w:r>
-      <w:r>
-        <w:t xml:space="preserve"> </w:t>
-      </w:r>
-      <w:r>
-        <w:t xml:space="preserve">CEC2013, CEC2020 and CEC2013LSGO suites, the per-run raw result CSVs,</w:t>
-      </w:r>
-      <w:r>
-        <w:t xml:space="preserve"> </w:t>
-      </w:r>
-      <w:r>
-        <w:t xml:space="preserve">the seed schedules, and</w:t>
-      </w:r>
-      <w:r>
-        <w:t xml:space="preserve"> </w:t>
-      </w:r>
-      <w:r>
-        <w:t xml:space="preserve">the per-cell environment and verification manifests behind every</w:t>
-      </w:r>
-      <w:r>
-        <w:t xml:space="preserve"> </w:t>
-      </w:r>
-      <w:r>
-        <w:t xml:space="preserve">reported number are contained in the versioned, immutable evidence</w:t>
-      </w:r>
-      <w:r>
-        <w:t xml:space="preserve"> </w:t>
-      </w:r>
-      <w:r>
-        <w:t xml:space="preserve">releases accompanying this article: the primary release</w:t>
-      </w:r>
-      <w:r>
-        <w:t xml:space="preserve"> </w:t>
-      </w:r>
-      <w:r>
-        <w:t xml:space="preserve">rel-2026-07-20-67d9345f9 (CEC2017, CEC2011 and CEC2013) and the two</w:t>
-      </w:r>
-      <w:r>
-        <w:t xml:space="preserve"> </w:t>
-      </w:r>
-      <w:r>
-        <w:t xml:space="preserve">separate, non-superseding releases held apart from it in the</w:t>
-      </w:r>
-      <w:r>
-        <w:t xml:space="preserve"> </w:t>
-      </w:r>
-      <w:r>
-        <w:t xml:space="preserve">repository, lsgo-rel-2026-07-28-ff1a046ef (CEC2013LSGO) and</w:t>
-      </w:r>
-      <w:r>
-        <w:t xml:space="preserve"> </w:t>
-      </w:r>
-      <w:r>
-        <w:t xml:space="preserve">cec2020-rel-2026-07-29-5867abe1e (CEC2020). The complete implementation and evidence</w:t>
-      </w:r>
-      <w:r>
-        <w:t xml:space="preserve"> </w:t>
-      </w:r>
-      <w:r>
-        <w:t xml:space="preserve">tree are published in a public code repository and archived immutably at a</w:t>
-      </w:r>
-      <w:r>
-        <w:t xml:space="preserve"> </w:t>
-      </w:r>
-      <w:r>
-        <w:t xml:space="preserve">tagged release carrying a persistent digital object identifier; both locators</w:t>
-      </w:r>
-      <w:r>
-        <w:t xml:space="preserve"> </w:t>
-      </w:r>
-      <w:r>
-        <w:t xml:space="preserve">are supplied with the submission.</w:t>
-      </w:r>
-    </w:p>
-    <w:p>
-      <w:pPr>
-        <w:pStyle w:val="BodyText"/>
-      </w:pPr>
-      <w:r>
-        <w:t xml:space="preserve">All CEC2017, CEC2011 and CEC2013 values derive from the single primary</w:t>
-      </w:r>
-      <w:r>
-        <w:t xml:space="preserve"> </w:t>
-      </w:r>
-      <w:r>
-        <w:t xml:space="preserve">evidence release archived with this article, whose manifest records a</w:t>
+        <w:t xml:space="preserve">The source code,</w:t>
+      </w:r>
+      <w:r>
+        <w:t xml:space="preserve"> </w:t>
+      </w:r>
+      <w:r>
+        <w:t xml:space="preserve">configuration files, and experimental result data supporting the findings of</w:t>
+      </w:r>
+      <w:r>
+        <w:t xml:space="preserve"> </w:t>
+      </w:r>
+      <w:r>
+        <w:t xml:space="preserve">this study are available from the corresponding author upon reasonable</w:t>
+      </w:r>
+      <w:r>
+        <w:t xml:space="preserve"> </w:t>
+      </w:r>
+      <w:r>
+        <w:t xml:space="preserve">request. The supplementary materials accompanying the manuscript provide the</w:t>
+      </w:r>
+      <w:r>
+        <w:t xml:space="preserve"> </w:t>
+      </w:r>
+      <w:r>
+        <w:t xml:space="preserve">additional methodological and experimental details needed to evaluate the</w:t>
+      </w:r>
+      <w:r>
+        <w:t xml:space="preserve"> </w:t>
+      </w:r>
+      <w:r>
+        <w:t xml:space="preserve">reported results.</w:t>
+      </w:r>
+      <w:r>
+        <w:t xml:space="preserve"> </w:t>
+      </w:r>
+      <w:r>
+        <w:t xml:space="preserve">All CEC2017, CEC2011 and CEC2013 values derive from a single primary</w:t>
+      </w:r>
+      <w:r>
+        <w:t xml:space="preserve"> </w:t>
+      </w:r>
+      <w:r>
+        <w:t xml:space="preserve">evidence release, rel-2026-07-20-67d9345f9, whose manifest records a</w:t>
       </w:r>
       <w:r>
         <w:t xml:space="preserve"> </w:t>
@@ -65562,13 +65512,19 @@
         <w:t xml:space="preserve"> </w:t>
       </w:r>
       <w:r>
-        <w:t xml:space="preserve">non-superseding releases named above, each with its own checksummed</w:t>
-      </w:r>
-      <w:r>
-        <w:t xml:space="preserve"> </w:t>
-      </w:r>
-      <w:r>
-        <w:t xml:space="preserve">manifest; and the derived statistical artifacts</w:t>
+        <w:t xml:space="preserve">non-superseding releases, lsgo-rel-2026-07-28-ff1a046ef (CEC2013LSGO)</w:t>
+      </w:r>
+      <w:r>
+        <w:t xml:space="preserve"> </w:t>
+      </w:r>
+      <w:r>
+        <w:t xml:space="preserve">and cec2020-rel-2026-07-29-5867abe1e (CEC2020), each with its own</w:t>
+      </w:r>
+      <w:r>
+        <w:t xml:space="preserve"> </w:t>
+      </w:r>
+      <w:r>
+        <w:t xml:space="preserve">checksummed manifest; and the derived statistical artifacts</w:t>
       </w:r>
       <w:r>
         <w:t xml:space="preserve"> </w:t>
@@ -65580,7 +65536,7 @@
         <w:t xml:space="preserve"> </w:t>
       </w:r>
       <w:r>
-        <w:t xml:space="preserve">bundles in the same repository. The supplementary component-isolation study</w:t>
+        <w:t xml:space="preserve">bundles alongside them. The supplementary component-isolation study</w:t>
       </w:r>
       <w:r>
         <w:t xml:space="preserve"> </w:t>
@@ -65598,13 +65554,13 @@
         <w:t xml:space="preserve"> </w:t>
       </w:r>
       <w:r>
-        <w:t xml:space="preserve">Beyond the analyzed suites, the repository also contains runnable</w:t>
-      </w:r>
-      <w:r>
-        <w:t xml:space="preserve"> </w:t>
-      </w:r>
-      <w:r>
-        <w:t xml:space="preserve">implementations of eight non-GSK baseline optimizers and, for three of</w:t>
+        <w:t xml:space="preserve">Beyond the analyzed suites, the implementation also includes runnable</w:t>
+      </w:r>
+      <w:r>
+        <w:t xml:space="preserve"> </w:t>
+      </w:r>
+      <w:r>
+        <w:t xml:space="preserve">versions of eight non-GSK baseline optimizers and, for three of</w:t>
       </w:r>
       <w:r>
         <w:t xml:space="preserve"> </w:t>
@@ -65622,7 +65578,7 @@
         <w:t xml:space="preserve"> </w:t>
       </w:r>
       <w:r>
-        <w:t xml:space="preserve">validation evidence checkable within this repository: the vendored ports</w:t>
+        <w:t xml:space="preserve">validation evidence checkable within this project: the vendored ports</w:t>
       </w:r>
       <w:r>
         <w:t xml:space="preserve"> </w:t>
@@ -65676,13 +65632,13 @@
         <w:t xml:space="preserve"> </w:t>
       </w:r>
       <w:r>
-        <w:t xml:space="preserve">and a byte-stability regression test; the repository’s runbook</w:t>
-      </w:r>
-      <w:r>
-        <w:t xml:space="preserve"> </w:t>
-      </w:r>
-      <w:r>
-        <w:t xml:space="preserve">(runbook.md) documents the commands that reproduce the</w:t>
+        <w:t xml:space="preserve">and a byte-stability regression test; the accompanying runbook</w:t>
+      </w:r>
+      <w:r>
+        <w:t xml:space="preserve"> </w:t>
+      </w:r>
+      <w:r>
+        <w:t xml:space="preserve">documents the commands that reproduce the</w:t>
       </w:r>
       <w:r>
         <w:t xml:space="preserve"> </w:t>
@@ -65706,7 +65662,7 @@
         <w:t xml:space="preserve"> </w:t>
       </w:r>
       <w:r>
-        <w:t xml:space="preserve">(see the repository LICENSE file), and our own derived data and</w:t>
+        <w:t xml:space="preserve">(see the accompanying LICENSE file), and our own derived data and</w:t>
       </w:r>
       <w:r>
         <w:t xml:space="preserve"> </w:t>

--- a/papers/DT-GSK.docx
+++ b/papers/DT-GSK.docx
@@ -65656,13 +65656,19 @@
         <w:t xml:space="preserve"> </w:t>
       </w:r>
       <w:r>
-        <w:t xml:space="preserve">Materials. The released DT-GSK code is distributed under the MIT License</w:t>
-      </w:r>
-      <w:r>
-        <w:t xml:space="preserve"> </w:t>
-      </w:r>
-      <w:r>
-        <w:t xml:space="preserve">(see the accompanying LICENSE file), and our own derived data and</w:t>
+        <w:t xml:space="preserve">Materials. The DT-GSK code is licensed under the MIT License, an</w:t>
+      </w:r>
+      <w:r>
+        <w:t xml:space="preserve"> </w:t>
+      </w:r>
+      <w:r>
+        <w:t xml:space="preserve">OSI-approved open-source licence (the full grant text is in the</w:t>
+      </w:r>
+      <w:r>
+        <w:t xml:space="preserve"> </w:t>
+      </w:r>
+      <w:r>
+        <w:t xml:space="preserve">accompanying LICENSE file), and our own derived data and</w:t>
       </w:r>
       <w:r>
         <w:t xml:space="preserve"> </w:t>

--- a/papers/DT-GSK.docx
+++ b/papers/DT-GSK.docx
@@ -12991,19 +12991,19 @@
         <w:t xml:space="preserve"> </w:t>
       </w:r>
       <w:r>
-        <w:t xml:space="preserve">is not the single frozen constant of Table </w:t>
+        <w:t xml:space="preserve">is not the single frozen value of Table </w:t>
       </w:r>
       <w:r>
         <w:fldChar w:fldCharType="begin"/>
       </w:r>
       <w:r>
-        <w:instrText xml:space="preserve"> REF ref_tab_notation \h </w:instrText>
+        <w:instrText xml:space="preserve"> REF ref_tab_parameters \h </w:instrText>
       </w:r>
       <w:r>
         <w:fldChar w:fldCharType="separate"/>
       </w:r>
       <w:r>
-        <w:t xml:space="preserve">3</w:t>
+        <w:t xml:space="preserve">10</w:t>
       </w:r>
       <w:r>
         <w:fldChar w:fldCharType="end"/>
@@ -15009,33 +15009,36 @@
           </m:rPr>
           <m:t>−</m:t>
         </m:r>
-        <m:r>
-          <m:t>ϵ</m:t>
-        </m:r>
-        <m:r>
-          <m:rPr>
-            <m:sty m:val="p"/>
-          </m:rPr>
-          <m:t>|</m:t>
-        </m:r>
-        <m:r>
-          <m:t>f</m:t>
-        </m:r>
-        <m:r>
-          <m:rPr>
-            <m:sty m:val="p"/>
-          </m:rPr>
-          <m:t>(</m:t>
-        </m:r>
         <m:sSub>
           <m:e>
             <m:r>
-              <m:t>x</m:t>
+              <m:t>ϵ</m:t>
             </m:r>
           </m:e>
           <m:sub>
             <m:r>
+              <m:rPr>
+                <m:sty m:val="p"/>
+              </m:rPr>
+              <m:t>c</m:t>
+            </m:r>
+            <m:r>
+              <m:rPr>
+                <m:sty m:val="p"/>
+              </m:rPr>
+              <m:t>l</m:t>
+            </m:r>
+            <m:r>
+              <m:rPr>
+                <m:sty m:val="p"/>
+              </m:rPr>
               <m:t>i</m:t>
+            </m:r>
+            <m:r>
+              <m:rPr>
+                <m:sty m:val="p"/>
+              </m:rPr>
+              <m:t>p</m:t>
             </m:r>
           </m:sub>
         </m:sSub>
@@ -15043,6 +15046,33 @@
           <m:rPr>
             <m:sty m:val="p"/>
           </m:rPr>
+          <m:t>|</m:t>
+        </m:r>
+        <m:r>
+          <m:t>f</m:t>
+        </m:r>
+        <m:r>
+          <m:rPr>
+            <m:sty m:val="p"/>
+          </m:rPr>
+          <m:t>(</m:t>
+        </m:r>
+        <m:sSub>
+          <m:e>
+            <m:r>
+              <m:t>x</m:t>
+            </m:r>
+          </m:e>
+          <m:sub>
+            <m:r>
+              <m:t>i</m:t>
+            </m:r>
+          </m:sub>
+        </m:sSub>
+        <m:r>
+          <m:rPr>
+            <m:sty m:val="p"/>
+          </m:rPr>
           <m:t>)</m:t>
         </m:r>
         <m:r>
@@ -15062,9 +15092,39 @@
         <w:t xml:space="preserve"> </w:t>
       </w:r>
       <m:oMath>
-        <m:r>
-          <m:t>ϵ</m:t>
-        </m:r>
+        <m:sSub>
+          <m:e>
+            <m:r>
+              <m:t>ϵ</m:t>
+            </m:r>
+          </m:e>
+          <m:sub>
+            <m:r>
+              <m:rPr>
+                <m:sty m:val="p"/>
+              </m:rPr>
+              <m:t>c</m:t>
+            </m:r>
+            <m:r>
+              <m:rPr>
+                <m:sty m:val="p"/>
+              </m:rPr>
+              <m:t>l</m:t>
+            </m:r>
+            <m:r>
+              <m:rPr>
+                <m:sty m:val="p"/>
+              </m:rPr>
+              <m:t>i</m:t>
+            </m:r>
+            <m:r>
+              <m:rPr>
+                <m:sty m:val="p"/>
+              </m:rPr>
+              <m:t>p</m:t>
+            </m:r>
+          </m:sub>
+        </m:sSub>
         <m:r>
           <m:rPr>
             <m:sty m:val="p"/>
@@ -15091,7 +15151,21 @@
         </m:sSup>
       </m:oMath>
       <w:r>
-        <w:t xml:space="preserve">, which rejects ties; the clip’s own gates are given in Supplementary Section S5.</w:t>
+        <w:t xml:space="preserve"> </w:t>
+      </w:r>
+      <w:r>
+        <w:t xml:space="preserve">(a distinct symbol from the stagnation tolerance</w:t>
+      </w:r>
+      <w:r>
+        <w:t xml:space="preserve"> </w:t>
+      </w:r>
+      <m:oMath>
+        <m:r>
+          <m:t>ϵ</m:t>
+        </m:r>
+      </m:oMath>
+      <w:r>
+        <w:t xml:space="preserve">), which rejects ties; the clip’s own gates are given in Supplementary Section S5.</w:t>
       </w:r>
     </w:p>
     <w:p>
@@ -18971,10 +19045,18 @@
         <w:t xml:space="preserve"> 8:     </w:t>
       </w:r>
       <w:r>
-        <w:t xml:space="preserve"> Assign each individual an ACE arm (a</w:t>
-      </w:r>
-      <w:r>
-        <w:t xml:space="preserve"> </w:t>
+        <w:t xml:space="preserve"> Assign each individual an ACE arm   </w:t>
+      </w:r>
+      <m:oMath>
+        <m:r>
+          <m:rPr>
+            <m:sty m:val="p"/>
+          </m:rPr>
+          <m:t>⊳</m:t>
+        </m:r>
+      </m:oMath>
+      <w:r>
+        <w:t xml:space="preserve"> </w:t>
       </w:r>
       <m:oMath>
         <m:r>
@@ -19030,10 +19112,7 @@
         </m:r>
       </m:oMath>
       <w:r>
-        <w:t xml:space="preserve"> </w:t>
-      </w:r>
-      <w:r>
-        <w:t xml:space="preserve">triple; a sixth DE/rand/1 arm exists at</w:t>
+        <w:t xml:space="preserve">; a sixth DE arm at</w:t>
       </w:r>
       <w:r>
         <w:t xml:space="preserve"> </w:t>
@@ -19059,140 +19138,6 @@
         </m:r>
         <m:r>
           <m:t>100</m:t>
-        </m:r>
-      </m:oMath>
-      <w:r>
-        <w:t xml:space="preserve">)</w:t>
-      </w:r>
-    </w:p>
-    <w:p>
-      <w:pPr>
-        <w:pStyle w:val="AlgorithmLine"/>
-      </w:pPr>
-      <w:r>
-        <w:t xml:space="preserve"> 9:     </w:t>
-      </w:r>
-      <w:r>
-        <w:t xml:space="preserve"> Count the gained and shared dimensions   </w:t>
-      </w:r>
-      <m:oMath>
-        <m:r>
-          <m:rPr>
-            <m:sty m:val="p"/>
-          </m:rPr>
-          <m:t>⊳</m:t>
-        </m:r>
-      </m:oMath>
-      <w:r>
-        <w:t xml:space="preserve"> Eq. (</w:t>
-      </w:r>
-      <w:r>
-        <w:fldChar w:fldCharType="begin"/>
-      </w:r>
-      <w:r>
-        <w:instrText xml:space="preserve"> REF ref_eq_kexp_schedule \h </w:instrText>
-      </w:r>
-      <w:r>
-        <w:fldChar w:fldCharType="separate"/>
-      </w:r>
-      <w:r>
-        <w:t xml:space="preserve">3</w:t>
-      </w:r>
-      <w:r>
-        <w:fldChar w:fldCharType="end"/>
-      </w:r>
-      <w:r>
-        <w:t xml:space="preserve">)</w:t>
-      </w:r>
-    </w:p>
-    <w:p>
-      <w:pPr>
-        <w:pStyle w:val="AlgorithmLine"/>
-      </w:pPr>
-      <w:r>
-        <w:t xml:space="preserve">10:     </w:t>
-      </w:r>
-      <w:r>
-        <w:t xml:space="preserve"> Apply the junior gaining-sharing phase</w:t>
-      </w:r>
-    </w:p>
-    <w:p>
-      <w:pPr>
-        <w:pStyle w:val="AlgorithmLine"/>
-      </w:pPr>
-      <w:r>
-        <w:t xml:space="preserve">11:     </w:t>
-      </w:r>
-      <w:r>
-        <w:t xml:space="preserve"> Apply the senior gaining-sharing phase</w:t>
-      </w:r>
-    </w:p>
-    <w:p>
-      <w:pPr>
-        <w:pStyle w:val="AlgorithmLine"/>
-      </w:pPr>
-      <w:r>
-        <w:t xml:space="preserve">12:     </w:t>
-      </w:r>
-      <w:r>
-        <w:rPr>
-          <w:b/>
-          <w:bCs/>
-        </w:rPr>
-        <w:t xml:space="preserve">if</w:t>
-      </w:r>
-      <w:r>
-        <w:t xml:space="preserve"> </w:t>
-      </w:r>
-      <w:r>
-        <w:t xml:space="preserve">the individual drew the DE arm: build its trial by DE/rand/1 instead   </w:t>
-      </w:r>
-      <m:oMath>
-        <m:r>
-          <m:rPr>
-            <m:sty m:val="p"/>
-          </m:rPr>
-          <m:t>⊳</m:t>
-        </m:r>
-      </m:oMath>
-      <w:r>
-        <w:t xml:space="preserve"> </w:t>
-      </w:r>
-      <m:oMath>
-        <m:r>
-          <m:t>F</m:t>
-        </m:r>
-        <m:r>
-          <m:rPr>
-            <m:sty m:val="p"/>
-          </m:rPr>
-          <m:t>=</m:t>
-        </m:r>
-        <m:r>
-          <m:t>0.5</m:t>
-        </m:r>
-      </m:oMath>
-      <w:r>
-        <w:t xml:space="preserve">,</w:t>
-      </w:r>
-      <w:r>
-        <w:t xml:space="preserve"> </w:t>
-      </w:r>
-      <m:oMath>
-        <m:r>
-          <m:t>C</m:t>
-        </m:r>
-        <m:r>
-          <m:t>R</m:t>
-        </m:r>
-        <m:r>
-          <m:rPr>
-            <m:sty m:val="p"/>
-          </m:rPr>
-          <m:t>=</m:t>
-        </m:r>
-        <m:r>
-          <m:t>0.9</m:t>
         </m:r>
       </m:oMath>
     </w:p>
@@ -19201,70 +19146,33 @@
         <w:pStyle w:val="AlgorithmLine"/>
       </w:pPr>
       <w:r>
-        <w:t xml:space="preserve">13:     </w:t>
-      </w:r>
-      <w:r>
-        <w:t xml:space="preserve"> Form the crossover mask: a tier-dependent fraction of rows take a linkage block (learned at</w:t>
-      </w:r>
-      <w:r>
-        <w:t xml:space="preserve"> </w:t>
+        <w:t xml:space="preserve"> 9:     </w:t>
+      </w:r>
+      <w:r>
+        <w:t xml:space="preserve"> Count the gained and shared dimensions   </w:t>
       </w:r>
       <m:oMath>
         <m:r>
-          <m:t>D</m:t>
-        </m:r>
-        <m:r>
-          <m:rPr>
-            <m:sty m:val="p"/>
-          </m:rPr>
-          <m:t>≥</m:t>
-        </m:r>
-        <m:r>
-          <m:t>50</m:t>
+          <m:rPr>
+            <m:sty m:val="p"/>
+          </m:rPr>
+          <m:t>⊳</m:t>
         </m:r>
       </m:oMath>
       <w:r>
-        <w:t xml:space="preserve">, random otherwise, and only when the confidence gate passes); the remaining rows take the</w:t>
-      </w:r>
-      <w:r>
-        <w:t xml:space="preserve"> </w:t>
-      </w:r>
-      <m:oMath>
-        <m:r>
-          <m:t>K</m:t>
-        </m:r>
-        <m:r>
-          <m:t>R</m:t>
-        </m:r>
-      </m:oMath>
-      <w:r>
-        <w:t xml:space="preserve"> </w:t>
-      </w:r>
-      <w:r>
-        <w:t xml:space="preserve">mask   </w:t>
-      </w:r>
-      <m:oMath>
-        <m:r>
-          <m:rPr>
-            <m:sty m:val="p"/>
-          </m:rPr>
-          <m:t>⊳</m:t>
-        </m:r>
-      </m:oMath>
-      <w:r>
         <w:t xml:space="preserve"> Eq. (</w:t>
       </w:r>
       <w:r>
         <w:fldChar w:fldCharType="begin"/>
       </w:r>
       <w:r>
-        <w:instrText xml:space="preserve"> REF ref_eq_kr_mask \h </w:instrText>
+        <w:instrText xml:space="preserve"> REF ref_eq_kexp_schedule \h </w:instrText>
       </w:r>
       <w:r>
         <w:fldChar w:fldCharType="separate"/>
       </w:r>
       <w:r>
-        <w:t xml:space="preserve">5</w:t>
+        <w:t xml:space="preserve">3</w:t>
       </w:r>
       <w:r>
         <w:fldChar w:fldCharType="end"/>
@@ -19278,10 +19186,10 @@
         <w:pStyle w:val="AlgorithmLine"/>
       </w:pPr>
       <w:r>
-        <w:t xml:space="preserve">14:     </w:t>
-      </w:r>
-      <w:r>
-        <w:t xml:space="preserve"> Repair the out-of-bound coordinates</w:t>
+        <w:t xml:space="preserve">10:     </w:t>
+      </w:r>
+      <w:r>
+        <w:t xml:space="preserve"> Apply the junior gaining-sharing phase</w:t>
       </w:r>
     </w:p>
     <w:p>
@@ -19289,56 +19197,10 @@
         <w:pStyle w:val="AlgorithmLine"/>
       </w:pPr>
       <w:r>
-        <w:t xml:space="preserve">15:     </w:t>
-      </w:r>
-      <w:r>
-        <w:t xml:space="preserve"> Evaluate the maximal prefix of</w:t>
-      </w:r>
-      <w:r>
-        <w:t xml:space="preserve"> </w:t>
-      </w:r>
-      <m:oMath>
-        <m:r>
-          <m:rPr>
-            <m:sty m:val="p"/>
-          </m:rPr>
-          <m:t>{</m:t>
-        </m:r>
-        <m:sSub>
-          <m:e>
-            <m:r>
-              <m:t>v</m:t>
-            </m:r>
-          </m:e>
-          <m:sub>
-            <m:r>
-              <m:t>i</m:t>
-            </m:r>
-          </m:sub>
-        </m:sSub>
-        <m:r>
-          <m:rPr>
-            <m:sty m:val="p"/>
-          </m:rPr>
-          <m:t>}</m:t>
-        </m:r>
-      </m:oMath>
-      <w:r>
-        <w:t xml:space="preserve"> </w:t>
-      </w:r>
-      <w:r>
-        <w:t xml:space="preserve">that fits the remaining budget   </w:t>
-      </w:r>
-      <m:oMath>
-        <m:r>
-          <m:rPr>
-            <m:sty m:val="p"/>
-          </m:rPr>
-          <m:t>⊳</m:t>
-        </m:r>
-      </m:oMath>
-      <w:r>
-        <w:t xml:space="preserve"> unevaluated rows are non-selectable</w:t>
+        <w:t xml:space="preserve">11:     </w:t>
+      </w:r>
+      <w:r>
+        <w:t xml:space="preserve"> Apply the senior gaining-sharing phase</w:t>
       </w:r>
     </w:p>
     <w:p>
@@ -19346,13 +19208,50 @@
         <w:pStyle w:val="AlgorithmLine"/>
       </w:pPr>
       <w:r>
-        <w:t xml:space="preserve">16:     </w:t>
-      </w:r>
-      <w:r>
-        <w:t xml:space="preserve"> Greedily keep each no-worse trial and update the diversity archive   </w:t>
+        <w:t xml:space="preserve">12:     </w:t>
+      </w:r>
+      <w:r>
+        <w:t xml:space="preserve"> Form the crossover mask: a tier-dependent fraction of rows take a linkage block (learned at</w:t>
+      </w:r>
+      <w:r>
+        <w:t xml:space="preserve"> </w:t>
       </w:r>
       <m:oMath>
         <m:r>
+          <m:t>D</m:t>
+        </m:r>
+        <m:r>
+          <m:rPr>
+            <m:sty m:val="p"/>
+          </m:rPr>
+          <m:t>≥</m:t>
+        </m:r>
+        <m:r>
+          <m:t>50</m:t>
+        </m:r>
+      </m:oMath>
+      <w:r>
+        <w:t xml:space="preserve">, random otherwise, and only when the confidence gate passes); the remaining rows take the</w:t>
+      </w:r>
+      <w:r>
+        <w:t xml:space="preserve"> </w:t>
+      </w:r>
+      <m:oMath>
+        <m:r>
+          <m:t>K</m:t>
+        </m:r>
+        <m:r>
+          <m:t>R</m:t>
+        </m:r>
+      </m:oMath>
+      <w:r>
+        <w:t xml:space="preserve"> </w:t>
+      </w:r>
+      <w:r>
+        <w:t xml:space="preserve">mask   </w:t>
+      </w:r>
+      <m:oMath>
+        <m:r>
           <m:rPr>
             <m:sty m:val="p"/>
           </m:rPr>
@@ -19366,13 +19265,13 @@
         <w:fldChar w:fldCharType="begin"/>
       </w:r>
       <w:r>
-        <w:instrText xml:space="preserve"> REF ref_eq_greedy_accept \h </w:instrText>
+        <w:instrText xml:space="preserve"> REF ref_eq_kr_mask \h </w:instrText>
       </w:r>
       <w:r>
         <w:fldChar w:fldCharType="separate"/>
       </w:r>
       <w:r>
-        <w:t xml:space="preserve">9</w:t>
+        <w:t xml:space="preserve">5</w:t>
       </w:r>
       <w:r>
         <w:fldChar w:fldCharType="end"/>
@@ -19386,6 +19285,183 @@
         <w:pStyle w:val="AlgorithmLine"/>
       </w:pPr>
       <w:r>
+        <w:t xml:space="preserve">13:     </w:t>
+      </w:r>
+      <w:r>
+        <w:rPr>
+          <w:b/>
+          <w:bCs/>
+        </w:rPr>
+        <w:t xml:space="preserve">if</w:t>
+      </w:r>
+      <w:r>
+        <w:t xml:space="preserve"> </w:t>
+      </w:r>
+      <w:r>
+        <w:t xml:space="preserve">DE arm: overwrite the trial’s binomially masked coordinates with a DE/rand/1 mutant   </w:t>
+      </w:r>
+      <m:oMath>
+        <m:r>
+          <m:rPr>
+            <m:sty m:val="p"/>
+          </m:rPr>
+          <m:t>⊳</m:t>
+        </m:r>
+      </m:oMath>
+      <w:r>
+        <w:t xml:space="preserve"> </w:t>
+      </w:r>
+      <m:oMath>
+        <m:r>
+          <m:t>F</m:t>
+        </m:r>
+        <m:r>
+          <m:rPr>
+            <m:sty m:val="p"/>
+          </m:rPr>
+          <m:t>=</m:t>
+        </m:r>
+        <m:r>
+          <m:t>0.5</m:t>
+        </m:r>
+      </m:oMath>
+      <w:r>
+        <w:t xml:space="preserve">,</w:t>
+      </w:r>
+      <w:r>
+        <w:t xml:space="preserve"> </w:t>
+      </w:r>
+      <m:oMath>
+        <m:r>
+          <m:t>C</m:t>
+        </m:r>
+        <m:r>
+          <m:t>R</m:t>
+        </m:r>
+        <m:r>
+          <m:rPr>
+            <m:sty m:val="p"/>
+          </m:rPr>
+          <m:t>=</m:t>
+        </m:r>
+        <m:r>
+          <m:t>0.9</m:t>
+        </m:r>
+      </m:oMath>
+    </w:p>
+    <w:p>
+      <w:pPr>
+        <w:pStyle w:val="AlgorithmLine"/>
+      </w:pPr>
+      <w:r>
+        <w:t xml:space="preserve">14:     </w:t>
+      </w:r>
+      <w:r>
+        <w:t xml:space="preserve"> Repair the out-of-bound coordinates</w:t>
+      </w:r>
+    </w:p>
+    <w:p>
+      <w:pPr>
+        <w:pStyle w:val="AlgorithmLine"/>
+      </w:pPr>
+      <w:r>
+        <w:t xml:space="preserve">15:     </w:t>
+      </w:r>
+      <w:r>
+        <w:t xml:space="preserve"> Evaluate the maximal prefix of</w:t>
+      </w:r>
+      <w:r>
+        <w:t xml:space="preserve"> </w:t>
+      </w:r>
+      <m:oMath>
+        <m:r>
+          <m:rPr>
+            <m:sty m:val="p"/>
+          </m:rPr>
+          <m:t>{</m:t>
+        </m:r>
+        <m:sSub>
+          <m:e>
+            <m:r>
+              <m:t>v</m:t>
+            </m:r>
+          </m:e>
+          <m:sub>
+            <m:r>
+              <m:t>i</m:t>
+            </m:r>
+          </m:sub>
+        </m:sSub>
+        <m:r>
+          <m:rPr>
+            <m:sty m:val="p"/>
+          </m:rPr>
+          <m:t>}</m:t>
+        </m:r>
+      </m:oMath>
+      <w:r>
+        <w:t xml:space="preserve"> </w:t>
+      </w:r>
+      <w:r>
+        <w:t xml:space="preserve">that fits the remaining budget   </w:t>
+      </w:r>
+      <m:oMath>
+        <m:r>
+          <m:rPr>
+            <m:sty m:val="p"/>
+          </m:rPr>
+          <m:t>⊳</m:t>
+        </m:r>
+      </m:oMath>
+      <w:r>
+        <w:t xml:space="preserve"> unevaluated rows are non-selectable</w:t>
+      </w:r>
+    </w:p>
+    <w:p>
+      <w:pPr>
+        <w:pStyle w:val="AlgorithmLine"/>
+      </w:pPr>
+      <w:r>
+        <w:t xml:space="preserve">16:     </w:t>
+      </w:r>
+      <w:r>
+        <w:t xml:space="preserve"> Greedily keep each no-worse trial and update the diversity archive   </w:t>
+      </w:r>
+      <m:oMath>
+        <m:r>
+          <m:rPr>
+            <m:sty m:val="p"/>
+          </m:rPr>
+          <m:t>⊳</m:t>
+        </m:r>
+      </m:oMath>
+      <w:r>
+        <w:t xml:space="preserve"> Eq. (</w:t>
+      </w:r>
+      <w:r>
+        <w:fldChar w:fldCharType="begin"/>
+      </w:r>
+      <w:r>
+        <w:instrText xml:space="preserve"> REF ref_eq_greedy_accept \h </w:instrText>
+      </w:r>
+      <w:r>
+        <w:fldChar w:fldCharType="separate"/>
+      </w:r>
+      <w:r>
+        <w:t xml:space="preserve">9</w:t>
+      </w:r>
+      <w:r>
+        <w:fldChar w:fldCharType="end"/>
+      </w:r>
+      <w:r>
+        <w:t xml:space="preserve">)</w:t>
+      </w:r>
+    </w:p>
+    <w:p>
+      <w:pPr>
+        <w:pStyle w:val="AlgorithmLine"/>
+      </w:pPr>
+      <w:r>
         <w:t xml:space="preserve">            </w:t>
       </w:r>
       <w:r>
@@ -19553,13 +19629,24 @@
         <w:t xml:space="preserve"> </w:t>
       </w:r>
       <w:r>
-        <w:t xml:space="preserve">in the endgame slice (</w:t>
+        <w:t xml:space="preserve">in the endgame slice, under the evaluation cap and past cooldown: charged coordinate local search on the elite rows   </w:t>
       </w:r>
       <m:oMath>
         <m:r>
           <m:rPr>
             <m:sty m:val="p"/>
           </m:rPr>
+          <m:t>⊳</m:t>
+        </m:r>
+      </m:oMath>
+      <w:r>
+        <w:t xml:space="preserve"> </w:t>
+      </w:r>
+      <m:oMath>
+        <m:r>
+          <m:rPr>
+            <m:sty m:val="p"/>
+          </m:rPr>
           <m:t>≥</m:t>
         </m:r>
         <m:r>
@@ -19590,7 +19677,7 @@
         </m:r>
       </m:oMath>
       <w:r>
-        <w:t xml:space="preserve">,</w:t>
+        <w:t xml:space="preserve">;</w:t>
       </w:r>
       <w:r>
         <w:t xml:space="preserve"> </w:t>
@@ -19610,7 +19697,7 @@
         <w:t xml:space="preserve"> </w:t>
       </w:r>
       <w:r>
-        <w:t xml:space="preserve">above), under the evaluation cap and past cooldown: run the charged coordinate local search on the elite rows</w:t>
+        <w:t xml:space="preserve">above</w:t>
       </w:r>
     </w:p>
     <w:p>

--- a/papers/DT-GSK.docx
+++ b/papers/DT-GSK.docx
@@ -19979,46 +19979,31 @@
         <w:keepLines/>
       </w:pPr>
       <w:r>
-        <w:drawing>
-          <wp:inline>
-            <wp:extent cx="3787394" cy="6745644"/>
-            <wp:effectExtent b="0" l="0" r="0" t="0"/>
-            <wp:docPr descr="Figure 1.  Flowchart of the base GSK algorithm of Mohamed et al. [5], redrawn here from that paper’s description: a single generation loop of fitness evaluation, gained–shared dimension counting, the junior and senior gaining-sharing knowledge phases, and greedy update, repeated until the termination criterion is met. The figure depicts prior work and contributes nothing new; it is included so the DT-GSK flowchart in Figure 2 can be read against its parent." title="" id="21" name="Picture"/>
-            <a:graphic>
-              <a:graphicData uri="http://schemas.openxmlformats.org/drawingml/2006/picture">
-                <pic:pic>
-                  <pic:nvPicPr>
-                    <pic:cNvPr descr="figures/concept/fig_gsk_flowchart.docx.png" id="22" name="Picture"/>
-                    <pic:cNvPicPr>
-                      <a:picLocks noChangeArrowheads="1" noChangeAspect="1"/>
-                    </pic:cNvPicPr>
-                  </pic:nvPicPr>
-                  <pic:blipFill>
-                    <a:blip r:embed="rId20"/>
-                    <a:stretch>
-                      <a:fillRect/>
-                    </a:stretch>
-                  </pic:blipFill>
-                  <pic:spPr bwMode="auto">
-                    <a:xfrm>
-                      <a:off x="0" y="0"/>
-                      <a:ext cx="3787394" cy="6745644"/>
-                    </a:xfrm>
-                    <a:prstGeom prst="rect">
-                      <a:avLst/>
-                    </a:prstGeom>
-                    <a:noFill/>
-                    <a:ln w="9525">
-                      <a:noFill/>
-                      <a:headEnd/>
-                      <a:tailEnd/>
-                    </a:ln>
-                  </pic:spPr>
-                </pic:pic>
-              </a:graphicData>
-            </a:graphic>
-          </wp:inline>
-        </w:drawing>
+        <w:object w:dxaOrig="5964" w:dyaOrig="10623">
+          <v:shapetype id="_x0000_t75" coordsize="21600,21600" o:spt="75" o:preferrelative="t" path="m@4@5l@4@11@9@11@9@5xe" filled="f" stroked="f">
+            <v:stroke joinstyle="miter"/>
+            <v:formulas>
+              <v:f eqn="if lineDrawn pixelLineWidth 0"/>
+              <v:f eqn="sum @0 1 0"/>
+              <v:f eqn="sum 0 0 @1"/>
+              <v:f eqn="prod @2 1 2"/>
+              <v:f eqn="prod @3 21600 pixelWidth"/>
+              <v:f eqn="prod @3 21600 pixelHeight"/>
+              <v:f eqn="sum @0 0 1"/>
+              <v:f eqn="prod @6 1 2"/>
+              <v:f eqn="prod @7 21600 pixelWidth"/>
+              <v:f eqn="sum @8 21600 0"/>
+              <v:f eqn="prod @7 21600 pixelHeight"/>
+              <v:f eqn="sum @10 21600 0"/>
+            </v:formulas>
+            <v:path o:extrusionok="f" gradientshapeok="t" o:connecttype="rect"/>
+            <o:lock v:ext="edit" aspectratio="t"/>
+          </v:shapetype>
+          <v:shape id="_x0000_i1026" type="#_x0000_t75" style="width:298.2pt;height:531.2pt" o:ole="">
+            <v:imagedata r:id="rId20" o:title=""/>
+          </v:shape>
+          <o:OLEObject Type="Embed" ProgID="Visio.Drawing.15" ShapeID="_x0000_i1026" DrawAspect="Content" ObjectID="_1600000000" r:id="rId9002"/>
+        </w:object>
       </w:r>
     </w:p>
     <w:p>
@@ -20149,46 +20134,31 @@
         <w:keepLines/>
       </w:pPr>
       <w:r>
-        <w:drawing>
-          <wp:inline>
-            <wp:extent cx="3231715" cy="8705589"/>
-            <wp:effectExtent b="0" l="0" r="0" t="0"/>
-            <wp:docPr descr="Figure 2.  Flowchart of the DT-GSK algorithm, drawn in the same style as Figure 1 for direct comparison. The GSK core (fitness evaluation, dimension counting, the junior and senior phases, and the update) is retained; the boxes with a light shaded fill are the mechanisms DT-GSK adds: the nonlinear population-size reduction (NLPSR) and the ACE selector with acceptance-gated pruning, the linkage-aware block crossover, the dimension-gated interaction-structure memory, the coordinate local search, the budget-sa" title="" id="25" name="Picture"/>
-            <a:graphic>
-              <a:graphicData uri="http://schemas.openxmlformats.org/drawingml/2006/picture">
-                <pic:pic>
-                  <pic:nvPicPr>
-                    <pic:cNvPr descr="figures/concept/fig_dtgsk_flowchart.docx.png" id="26" name="Picture"/>
-                    <pic:cNvPicPr>
-                      <a:picLocks noChangeArrowheads="1" noChangeAspect="1"/>
-                    </pic:cNvPicPr>
-                  </pic:nvPicPr>
-                  <pic:blipFill>
-                    <a:blip r:embed="rId24"/>
-                    <a:stretch>
-                      <a:fillRect/>
-                    </a:stretch>
-                  </pic:blipFill>
-                  <pic:spPr bwMode="auto">
-                    <a:xfrm>
-                      <a:off x="0" y="0"/>
-                      <a:ext cx="3231715" cy="8705589"/>
-                    </a:xfrm>
-                    <a:prstGeom prst="rect">
-                      <a:avLst/>
-                    </a:prstGeom>
-                    <a:noFill/>
-                    <a:ln w="9525">
-                      <a:noFill/>
-                      <a:headEnd/>
-                      <a:tailEnd/>
-                    </a:ln>
-                  </pic:spPr>
-                </pic:pic>
-              </a:graphicData>
-            </a:graphic>
-          </wp:inline>
-        </w:drawing>
+        <w:object w:dxaOrig="5089" w:dyaOrig="13710">
+          <v:shapetype id="_x0000_t75" coordsize="21600,21600" o:spt="75" o:preferrelative="t" path="m@4@5l@4@11@9@11@9@5xe" filled="f" stroked="f">
+            <v:stroke joinstyle="miter"/>
+            <v:formulas>
+              <v:f eqn="if lineDrawn pixelLineWidth 0"/>
+              <v:f eqn="sum @0 1 0"/>
+              <v:f eqn="sum 0 0 @1"/>
+              <v:f eqn="prod @2 1 2"/>
+              <v:f eqn="prod @3 21600 pixelWidth"/>
+              <v:f eqn="prod @3 21600 pixelHeight"/>
+              <v:f eqn="sum @0 0 1"/>
+              <v:f eqn="prod @6 1 2"/>
+              <v:f eqn="prod @7 21600 pixelWidth"/>
+              <v:f eqn="sum @8 21600 0"/>
+              <v:f eqn="prod @7 21600 pixelHeight"/>
+              <v:f eqn="sum @10 21600 0"/>
+            </v:formulas>
+            <v:path o:extrusionok="f" gradientshapeok="t" o:connecttype="rect"/>
+            <o:lock v:ext="edit" aspectratio="t"/>
+          </v:shapetype>
+          <v:shape id="_x0000_i1027" type="#_x0000_t75" style="width:254.5pt;height:685.5pt" o:ole="">
+            <v:imagedata r:id="rId24" o:title=""/>
+          </v:shape>
+          <o:OLEObject Type="Embed" ProgID="Visio.Drawing.15" ShapeID="_x0000_i1027" DrawAspect="Content" ObjectID="_1600000001" r:id="rId9003"/>
+        </w:object>
       </w:r>
     </w:p>
     <w:p>

--- a/papers/DT-GSK.docx
+++ b/papers/DT-GSK.docx
@@ -407,11 +407,11 @@
       <w:pPr>
         <w:pStyle w:val="Heading1"/>
       </w:pPr>
-      <w:bookmarkStart w:id="146" w:name="ref_sec_introduction"/>
+      <w:bookmarkStart w:id="147" w:name="ref_sec_introduction"/>
       <w:r>
         <w:t xml:space="preserve">1.</w:t>
       </w:r>
-      <w:bookmarkEnd w:id="146"/>
+      <w:bookmarkEnd w:id="147"/>
       <w:r>
         <w:tab/>
       </w:r>
@@ -1715,11 +1715,11 @@
       <w:pPr>
         <w:pStyle w:val="Heading1"/>
       </w:pPr>
-      <w:bookmarkStart w:id="147" w:name="ref_sec_related"/>
+      <w:bookmarkStart w:id="148" w:name="ref_sec_related"/>
       <w:r>
         <w:t xml:space="preserve">2.</w:t>
       </w:r>
-      <w:bookmarkEnd w:id="147"/>
+      <w:bookmarkEnd w:id="148"/>
       <w:r>
         <w:tab/>
       </w:r>
@@ -1883,11 +1883,11 @@
       <w:pPr>
         <w:pStyle w:val="Heading2"/>
       </w:pPr>
-      <w:bookmarkStart w:id="148" w:name="ref_sec_rel_family"/>
+      <w:bookmarkStart w:id="149" w:name="ref_sec_rel_family"/>
       <w:r>
         <w:t xml:space="preserve">2.1.</w:t>
       </w:r>
-      <w:bookmarkEnd w:id="148"/>
+      <w:bookmarkEnd w:id="149"/>
       <w:r>
         <w:tab/>
       </w:r>
@@ -3444,7 +3444,7 @@
         </w:rPr>
         <w:t xml:space="preserve">Table </w:t>
       </w:r>
-      <w:bookmarkStart w:id="149" w:name="ref_tab_family_review"/>
+      <w:bookmarkStart w:id="150" w:name="ref_tab_family_review"/>
       <w:r>
         <w:fldChar w:fldCharType="begin"/>
       </w:r>
@@ -3463,7 +3463,7 @@
       <w:r>
         <w:fldChar w:fldCharType="end"/>
       </w:r>
-      <w:bookmarkEnd w:id="149"/>
+      <w:bookmarkEnd w:id="150"/>
       <w:r>
         <w:rPr>
           <w:b/>
@@ -4420,11 +4420,11 @@
       <w:pPr>
         <w:pStyle w:val="Heading2"/>
       </w:pPr>
-      <w:bookmarkStart w:id="150" w:name="ref_sec_rel_structure"/>
+      <w:bookmarkStart w:id="151" w:name="ref_sec_rel_structure"/>
       <w:r>
         <w:t xml:space="preserve">2.2.</w:t>
       </w:r>
-      <w:bookmarkEnd w:id="150"/>
+      <w:bookmarkEnd w:id="151"/>
       <w:r>
         <w:tab/>
       </w:r>
@@ -5218,7 +5218,7 @@
         </w:rPr>
         <w:t xml:space="preserve">Table </w:t>
       </w:r>
-      <w:bookmarkStart w:id="151" w:name="ref_tab_taxonomy"/>
+      <w:bookmarkStart w:id="152" w:name="ref_tab_taxonomy"/>
       <w:r>
         <w:fldChar w:fldCharType="begin"/>
       </w:r>
@@ -5237,7 +5237,7 @@
       <w:r>
         <w:fldChar w:fldCharType="end"/>
       </w:r>
-      <w:bookmarkEnd w:id="151"/>
+      <w:bookmarkEnd w:id="152"/>
       <w:r>
         <w:rPr>
           <w:b/>
@@ -5872,11 +5872,11 @@
       <w:pPr>
         <w:pStyle w:val="Heading2"/>
       </w:pPr>
-      <w:bookmarkStart w:id="152" w:name="ref_sec_rel_positioning"/>
+      <w:bookmarkStart w:id="153" w:name="ref_sec_rel_positioning"/>
       <w:r>
         <w:t xml:space="preserve">2.3.</w:t>
       </w:r>
-      <w:bookmarkEnd w:id="152"/>
+      <w:bookmarkEnd w:id="153"/>
       <w:r>
         <w:tab/>
       </w:r>
@@ -6798,11 +6798,11 @@
       <w:pPr>
         <w:pStyle w:val="Heading1"/>
       </w:pPr>
-      <w:bookmarkStart w:id="153" w:name="ref_sec_algorithm"/>
+      <w:bookmarkStart w:id="154" w:name="ref_sec_algorithm"/>
       <w:r>
         <w:t xml:space="preserve">3.</w:t>
       </w:r>
-      <w:bookmarkEnd w:id="153"/>
+      <w:bookmarkEnd w:id="154"/>
       <w:r>
         <w:tab/>
       </w:r>
@@ -7031,11 +7031,11 @@
       <w:pPr>
         <w:pStyle w:val="Heading2"/>
       </w:pPr>
-      <w:bookmarkStart w:id="154" w:name="ref_sec_alg_notation"/>
+      <w:bookmarkStart w:id="155" w:name="ref_sec_alg_notation"/>
       <w:r>
         <w:t xml:space="preserve">3.1.</w:t>
       </w:r>
-      <w:bookmarkEnd w:id="154"/>
+      <w:bookmarkEnd w:id="155"/>
       <w:r>
         <w:tab/>
       </w:r>
@@ -7148,7 +7148,7 @@
         </w:rPr>
         <w:t xml:space="preserve">Table </w:t>
       </w:r>
-      <w:bookmarkStart w:id="155" w:name="ref_tab_notation"/>
+      <w:bookmarkStart w:id="156" w:name="ref_tab_notation"/>
       <w:r>
         <w:fldChar w:fldCharType="begin"/>
       </w:r>
@@ -7167,7 +7167,7 @@
       <w:r>
         <w:fldChar w:fldCharType="end"/>
       </w:r>
-      <w:bookmarkEnd w:id="155"/>
+      <w:bookmarkEnd w:id="156"/>
       <w:r>
         <w:rPr>
           <w:b/>
@@ -10467,7 +10467,7 @@
       <w:r>
         <w:t xml:space="preserve">(</w:t>
       </w:r>
-      <w:bookmarkStart w:id="156" w:name="ref_eq_junior_idx"/>
+      <w:bookmarkStart w:id="157" w:name="ref_eq_junior_idx"/>
       <w:r>
         <w:fldChar w:fldCharType="begin"/>
       </w:r>
@@ -10483,7 +10483,7 @@
       <w:r>
         <w:fldChar w:fldCharType="end"/>
       </w:r>
-      <w:bookmarkEnd w:id="156"/>
+      <w:bookmarkEnd w:id="157"/>
       <w:r>
         <w:t xml:space="preserve">)</w:t>
       </w:r>
@@ -11146,7 +11146,7 @@
       <w:r>
         <w:t xml:space="preserve">(</w:t>
       </w:r>
-      <w:bookmarkStart w:id="157" w:name="ref_eq_senior_idx"/>
+      <w:bookmarkStart w:id="158" w:name="ref_eq_senior_idx"/>
       <w:r>
         <w:fldChar w:fldCharType="begin"/>
       </w:r>
@@ -11162,7 +11162,7 @@
       <w:r>
         <w:fldChar w:fldCharType="end"/>
       </w:r>
-      <w:bookmarkEnd w:id="157"/>
+      <w:bookmarkEnd w:id="158"/>
       <w:r>
         <w:t xml:space="preserve">)</w:t>
       </w:r>
@@ -11507,7 +11507,7 @@
       <w:r>
         <w:t xml:space="preserve">(</w:t>
       </w:r>
-      <w:bookmarkStart w:id="158" w:name="ref_eq_kexp_schedule"/>
+      <w:bookmarkStart w:id="159" w:name="ref_eq_kexp_schedule"/>
       <w:r>
         <w:fldChar w:fldCharType="begin"/>
       </w:r>
@@ -11523,7 +11523,7 @@
       <w:r>
         <w:fldChar w:fldCharType="end"/>
       </w:r>
-      <w:bookmarkEnd w:id="158"/>
+      <w:bookmarkEnd w:id="159"/>
       <w:r>
         <w:t xml:space="preserve">)</w:t>
       </w:r>
@@ -12339,7 +12339,7 @@
       <w:r>
         <w:t xml:space="preserve">(</w:t>
       </w:r>
-      <w:bookmarkStart w:id="159" w:name="ref_eq_gsk_update"/>
+      <w:bookmarkStart w:id="160" w:name="ref_eq_gsk_update"/>
       <w:r>
         <w:fldChar w:fldCharType="begin"/>
       </w:r>
@@ -12355,7 +12355,7 @@
       <w:r>
         <w:fldChar w:fldCharType="end"/>
       </w:r>
-      <w:bookmarkEnd w:id="159"/>
+      <w:bookmarkEnd w:id="160"/>
       <w:r>
         <w:t xml:space="preserve">)</w:t>
       </w:r>
@@ -12948,7 +12948,7 @@
       <w:r>
         <w:t xml:space="preserve">(</w:t>
       </w:r>
-      <w:bookmarkStart w:id="160" w:name="ref_eq_kr_mask"/>
+      <w:bookmarkStart w:id="161" w:name="ref_eq_kr_mask"/>
       <w:r>
         <w:fldChar w:fldCharType="begin"/>
       </w:r>
@@ -12964,7 +12964,7 @@
       <w:r>
         <w:fldChar w:fldCharType="end"/>
       </w:r>
-      <w:bookmarkEnd w:id="160"/>
+      <w:bookmarkEnd w:id="161"/>
       <w:r>
         <w:t xml:space="preserve">)</w:t>
       </w:r>
@@ -13424,7 +13424,7 @@
       <w:r>
         <w:t xml:space="preserve">(</w:t>
       </w:r>
-      <w:bookmarkStart w:id="161" w:name="ref_eq_nlpsr"/>
+      <w:bookmarkStart w:id="162" w:name="ref_eq_nlpsr"/>
       <w:r>
         <w:fldChar w:fldCharType="begin"/>
       </w:r>
@@ -13440,7 +13440,7 @@
       <w:r>
         <w:fldChar w:fldCharType="end"/>
       </w:r>
-      <w:bookmarkEnd w:id="161"/>
+      <w:bookmarkEnd w:id="162"/>
       <w:r>
         <w:t xml:space="preserve">)</w:t>
       </w:r>
@@ -14376,7 +14376,7 @@
       <w:r>
         <w:t xml:space="preserve">(</w:t>
       </w:r>
-      <w:bookmarkStart w:id="162" w:name="ref_eq_ace_update"/>
+      <w:bookmarkStart w:id="163" w:name="ref_eq_ace_update"/>
       <w:r>
         <w:fldChar w:fldCharType="begin"/>
       </w:r>
@@ -14392,7 +14392,7 @@
       <w:r>
         <w:fldChar w:fldCharType="end"/>
       </w:r>
-      <w:bookmarkEnd w:id="162"/>
+      <w:bookmarkEnd w:id="163"/>
       <w:r>
         <w:t xml:space="preserve">)</w:t>
       </w:r>
@@ -14649,7 +14649,7 @@
       <w:r>
         <w:t xml:space="preserve">(</w:t>
       </w:r>
-      <w:bookmarkStart w:id="163" w:name="ref_eq_midpoint_repair"/>
+      <w:bookmarkStart w:id="164" w:name="ref_eq_midpoint_repair"/>
       <w:r>
         <w:fldChar w:fldCharType="begin"/>
       </w:r>
@@ -14665,7 +14665,7 @@
       <w:r>
         <w:fldChar w:fldCharType="end"/>
       </w:r>
-      <w:bookmarkEnd w:id="163"/>
+      <w:bookmarkEnd w:id="164"/>
       <w:r>
         <w:t xml:space="preserve">)</w:t>
       </w:r>
@@ -14868,7 +14868,7 @@
       <w:r>
         <w:t xml:space="preserve">(</w:t>
       </w:r>
-      <w:bookmarkStart w:id="164" w:name="ref_eq_greedy_accept"/>
+      <w:bookmarkStart w:id="165" w:name="ref_eq_greedy_accept"/>
       <w:r>
         <w:fldChar w:fldCharType="begin"/>
       </w:r>
@@ -14884,7 +14884,7 @@
       <w:r>
         <w:fldChar w:fldCharType="end"/>
       </w:r>
-      <w:bookmarkEnd w:id="164"/>
+      <w:bookmarkEnd w:id="165"/>
       <w:r>
         <w:t xml:space="preserve">)</w:t>
       </w:r>
@@ -15412,7 +15412,7 @@
       <w:r>
         <w:t xml:space="preserve">(</w:t>
       </w:r>
-      <w:bookmarkStart w:id="165" w:name="ref_eq_bse_cauchy"/>
+      <w:bookmarkStart w:id="166" w:name="ref_eq_bse_cauchy"/>
       <w:r>
         <w:fldChar w:fldCharType="begin"/>
       </w:r>
@@ -15428,7 +15428,7 @@
       <w:r>
         <w:fldChar w:fldCharType="end"/>
       </w:r>
-      <w:bookmarkEnd w:id="165"/>
+      <w:bookmarkEnd w:id="166"/>
       <w:r>
         <w:t xml:space="preserve">)</w:t>
       </w:r>
@@ -16027,7 +16027,7 @@
       <w:r>
         <w:t xml:space="preserve">(</w:t>
       </w:r>
-      <w:bookmarkStart w:id="166" w:name="ref_eq_sgsm_graph"/>
+      <w:bookmarkStart w:id="167" w:name="ref_eq_sgsm_graph"/>
       <w:r>
         <w:fldChar w:fldCharType="begin"/>
       </w:r>
@@ -16043,7 +16043,7 @@
       <w:r>
         <w:fldChar w:fldCharType="end"/>
       </w:r>
-      <w:bookmarkEnd w:id="166"/>
+      <w:bookmarkEnd w:id="167"/>
       <w:r>
         <w:t xml:space="preserve">)</w:t>
       </w:r>
@@ -16203,7 +16203,7 @@
       <w:r>
         <w:t xml:space="preserve">(</w:t>
       </w:r>
-      <w:bookmarkStart w:id="167" w:name="ref_eq_eigen_polish"/>
+      <w:bookmarkStart w:id="168" w:name="ref_eq_eigen_polish"/>
       <w:r>
         <w:fldChar w:fldCharType="begin"/>
       </w:r>
@@ -16219,7 +16219,7 @@
       <w:r>
         <w:fldChar w:fldCharType="end"/>
       </w:r>
-      <w:bookmarkEnd w:id="167"/>
+      <w:bookmarkEnd w:id="168"/>
       <w:r>
         <w:t xml:space="preserve">)</w:t>
       </w:r>
@@ -16568,7 +16568,7 @@
       <w:r>
         <w:t xml:space="preserve">(</w:t>
       </w:r>
-      <w:bookmarkStart w:id="168" w:name="ref_eq_rng_substreams"/>
+      <w:bookmarkStart w:id="169" w:name="ref_eq_rng_substreams"/>
       <w:r>
         <w:fldChar w:fldCharType="begin"/>
       </w:r>
@@ -16584,7 +16584,7 @@
       <w:r>
         <w:fldChar w:fldCharType="end"/>
       </w:r>
-      <w:bookmarkEnd w:id="168"/>
+      <w:bookmarkEnd w:id="169"/>
       <w:r>
         <w:t xml:space="preserve">)</w:t>
       </w:r>
@@ -16680,11 +16680,11 @@
       <w:pPr>
         <w:pStyle w:val="Heading2"/>
       </w:pPr>
-      <w:bookmarkStart w:id="169" w:name="ref_sec_alg_overview"/>
+      <w:bookmarkStart w:id="170" w:name="ref_sec_alg_overview"/>
       <w:r>
         <w:t xml:space="preserve">3.2.</w:t>
       </w:r>
-      <w:bookmarkEnd w:id="169"/>
+      <w:bookmarkEnd w:id="170"/>
       <w:r>
         <w:tab/>
       </w:r>
@@ -16884,7 +16884,7 @@
         </w:rPr>
         <w:t xml:space="preserve">Table </w:t>
       </w:r>
-      <w:bookmarkStart w:id="170" w:name="ref_tab_architecture"/>
+      <w:bookmarkStart w:id="171" w:name="ref_tab_architecture"/>
       <w:r>
         <w:fldChar w:fldCharType="begin"/>
       </w:r>
@@ -16903,7 +16903,7 @@
       <w:r>
         <w:fldChar w:fldCharType="end"/>
       </w:r>
-      <w:bookmarkEnd w:id="170"/>
+      <w:bookmarkEnd w:id="171"/>
       <w:r>
         <w:rPr>
           <w:b/>
@@ -18162,7 +18162,7 @@
         </w:rPr>
         <w:t xml:space="preserve">Algorithm </w:t>
       </w:r>
-      <w:bookmarkStart w:id="171" w:name="ref_alg_dt_gsk"/>
+      <w:bookmarkStart w:id="172" w:name="ref_alg_dt_gsk"/>
       <w:r>
         <w:fldChar w:fldCharType="begin"/>
       </w:r>
@@ -18181,7 +18181,7 @@
       <w:r>
         <w:fldChar w:fldCharType="end"/>
       </w:r>
-      <w:bookmarkEnd w:id="171"/>
+      <w:bookmarkEnd w:id="172"/>
       <w:r>
         <w:rPr>
           <w:b/>
@@ -20017,7 +20017,7 @@
         </w:rPr>
         <w:t xml:space="preserve">Figure </w:t>
       </w:r>
-      <w:bookmarkStart w:id="172" w:name="ref_fig_gsk_flowchart"/>
+      <w:bookmarkStart w:id="173" w:name="ref_fig_gsk_flowchart"/>
       <w:r>
         <w:fldChar w:fldCharType="begin"/>
       </w:r>
@@ -20036,7 +20036,7 @@
       <w:r>
         <w:fldChar w:fldCharType="end"/>
       </w:r>
-      <w:bookmarkEnd w:id="172"/>
+      <w:bookmarkEnd w:id="173"/>
       <w:r>
         <w:rPr>
           <w:b/>
@@ -20172,7 +20172,7 @@
         </w:rPr>
         <w:t xml:space="preserve">Figure </w:t>
       </w:r>
-      <w:bookmarkStart w:id="173" w:name="ref_fig_dtgsk_flowchart"/>
+      <w:bookmarkStart w:id="174" w:name="ref_fig_dtgsk_flowchart"/>
       <w:r>
         <w:fldChar w:fldCharType="begin"/>
       </w:r>
@@ -20191,7 +20191,7 @@
       <w:r>
         <w:fldChar w:fldCharType="end"/>
       </w:r>
-      <w:bookmarkEnd w:id="173"/>
+      <w:bookmarkEnd w:id="174"/>
       <w:r>
         <w:rPr>
           <w:b/>
@@ -20932,7 +20932,7 @@
         </w:rPr>
         <w:t xml:space="preserve">Table </w:t>
       </w:r>
-      <w:bookmarkStart w:id="174" w:name="ref_tab_dim_gating"/>
+      <w:bookmarkStart w:id="175" w:name="ref_tab_dim_gating"/>
       <w:r>
         <w:fldChar w:fldCharType="begin"/>
       </w:r>
@@ -20951,7 +20951,7 @@
       <w:r>
         <w:fldChar w:fldCharType="end"/>
       </w:r>
-      <w:bookmarkEnd w:id="174"/>
+      <w:bookmarkEnd w:id="175"/>
       <w:r>
         <w:rPr>
           <w:b/>
@@ -22848,11 +22848,11 @@
       <w:pPr>
         <w:pStyle w:val="Heading2"/>
       </w:pPr>
-      <w:bookmarkStart w:id="175" w:name="ref_sec_alg_scaffold"/>
+      <w:bookmarkStart w:id="176" w:name="ref_sec_alg_scaffold"/>
       <w:r>
         <w:t xml:space="preserve">3.3.</w:t>
       </w:r>
-      <w:bookmarkEnd w:id="175"/>
+      <w:bookmarkEnd w:id="176"/>
       <w:r>
         <w:tab/>
       </w:r>
@@ -23115,7 +23115,7 @@
         </w:rPr>
         <w:t xml:space="preserve">Table </w:t>
       </w:r>
-      <w:bookmarkStart w:id="176" w:name="ref_tab_notation_scaffold"/>
+      <w:bookmarkStart w:id="177" w:name="ref_tab_notation_scaffold"/>
       <w:r>
         <w:fldChar w:fldCharType="begin"/>
       </w:r>
@@ -23134,7 +23134,7 @@
       <w:r>
         <w:fldChar w:fldCharType="end"/>
       </w:r>
-      <w:bookmarkEnd w:id="176"/>
+      <w:bookmarkEnd w:id="177"/>
       <w:r>
         <w:rPr>
           <w:b/>
@@ -24999,11 +24999,11 @@
       <w:pPr>
         <w:pStyle w:val="Heading3"/>
       </w:pPr>
-      <w:bookmarkStart w:id="177" w:name="ref_sec_alg_ace"/>
+      <w:bookmarkStart w:id="178" w:name="ref_sec_alg_ace"/>
       <w:r>
         <w:t xml:space="preserve">3.3.1.</w:t>
       </w:r>
-      <w:bookmarkEnd w:id="177"/>
+      <w:bookmarkEnd w:id="178"/>
       <w:r>
         <w:tab/>
       </w:r>
@@ -25895,11 +25895,11 @@
       <w:pPr>
         <w:pStyle w:val="Heading3"/>
       </w:pPr>
-      <w:bookmarkStart w:id="178" w:name="ref_sec_alg_argp"/>
+      <w:bookmarkStart w:id="179" w:name="ref_sec_alg_argp"/>
       <w:r>
         <w:t xml:space="preserve">3.3.2.</w:t>
       </w:r>
-      <w:bookmarkEnd w:id="178"/>
+      <w:bookmarkEnd w:id="179"/>
       <w:r>
         <w:tab/>
       </w:r>
@@ -26184,11 +26184,11 @@
       <w:pPr>
         <w:pStyle w:val="Heading3"/>
       </w:pPr>
-      <w:bookmarkStart w:id="179" w:name="ref_sec_alg_nlpsr"/>
+      <w:bookmarkStart w:id="180" w:name="ref_sec_alg_nlpsr"/>
       <w:r>
         <w:t xml:space="preserve">3.3.3.</w:t>
       </w:r>
-      <w:bookmarkEnd w:id="179"/>
+      <w:bookmarkEnd w:id="180"/>
       <w:r>
         <w:tab/>
       </w:r>
@@ -26465,7 +26465,7 @@
         </w:rPr>
         <w:t xml:space="preserve">Table </w:t>
       </w:r>
-      <w:bookmarkStart w:id="180" w:name="ref_tab_worked_example"/>
+      <w:bookmarkStart w:id="181" w:name="ref_tab_worked_example"/>
       <w:r>
         <w:fldChar w:fldCharType="begin"/>
       </w:r>
@@ -26484,7 +26484,7 @@
       <w:r>
         <w:fldChar w:fldCharType="end"/>
       </w:r>
-      <w:bookmarkEnd w:id="180"/>
+      <w:bookmarkEnd w:id="181"/>
       <w:r>
         <w:rPr>
           <w:b/>
@@ -27347,11 +27347,11 @@
       <w:pPr>
         <w:pStyle w:val="Heading3"/>
       </w:pPr>
-      <w:bookmarkStart w:id="181" w:name="ref_sec_alg_bse"/>
+      <w:bookmarkStart w:id="182" w:name="ref_sec_alg_bse"/>
       <w:r>
         <w:t xml:space="preserve">3.3.4.</w:t>
       </w:r>
-      <w:bookmarkEnd w:id="181"/>
+      <w:bookmarkEnd w:id="182"/>
       <w:r>
         <w:tab/>
       </w:r>
@@ -28033,11 +28033,11 @@
       <w:pPr>
         <w:pStyle w:val="Heading3"/>
       </w:pPr>
-      <w:bookmarkStart w:id="182" w:name="ref_sec_alg_deepstall"/>
+      <w:bookmarkStart w:id="183" w:name="ref_sec_alg_deepstall"/>
       <w:r>
         <w:t xml:space="preserve">3.3.5.</w:t>
       </w:r>
-      <w:bookmarkEnd w:id="182"/>
+      <w:bookmarkEnd w:id="183"/>
       <w:r>
         <w:tab/>
       </w:r>
@@ -28293,11 +28293,11 @@
       <w:pPr>
         <w:pStyle w:val="Heading2"/>
       </w:pPr>
-      <w:bookmarkStart w:id="183" w:name="ref_sec_alg_ism"/>
+      <w:bookmarkStart w:id="184" w:name="ref_sec_alg_ism"/>
       <w:r>
         <w:t xml:space="preserve">3.4.</w:t>
       </w:r>
-      <w:bookmarkEnd w:id="183"/>
+      <w:bookmarkEnd w:id="184"/>
       <w:r>
         <w:tab/>
       </w:r>
@@ -28318,7 +28318,7 @@
         </w:rPr>
         <w:t xml:space="preserve">Table </w:t>
       </w:r>
-      <w:bookmarkStart w:id="184" w:name="ref_tab_notation_ism"/>
+      <w:bookmarkStart w:id="185" w:name="ref_tab_notation_ism"/>
       <w:r>
         <w:fldChar w:fldCharType="begin"/>
       </w:r>
@@ -28337,7 +28337,7 @@
       <w:r>
         <w:fldChar w:fldCharType="end"/>
       </w:r>
-      <w:bookmarkEnd w:id="184"/>
+      <w:bookmarkEnd w:id="185"/>
       <w:r>
         <w:rPr>
           <w:b/>
@@ -31402,7 +31402,7 @@
         </w:rPr>
         <w:t xml:space="preserve">Table </w:t>
       </w:r>
-      <w:bookmarkStart w:id="185" w:name="ref_tab_sgsm_mechanism"/>
+      <w:bookmarkStart w:id="186" w:name="ref_tab_sgsm_mechanism"/>
       <w:r>
         <w:fldChar w:fldCharType="begin"/>
       </w:r>
@@ -31421,7 +31421,7 @@
       <w:r>
         <w:fldChar w:fldCharType="end"/>
       </w:r>
-      <w:bookmarkEnd w:id="185"/>
+      <w:bookmarkEnd w:id="186"/>
       <w:r>
         <w:rPr>
           <w:b/>
@@ -32481,11 +32481,11 @@
       <w:pPr>
         <w:pStyle w:val="Heading2"/>
       </w:pPr>
-      <w:bookmarkStart w:id="186" w:name="ref_sec_alg_polish"/>
+      <w:bookmarkStart w:id="187" w:name="ref_sec_alg_polish"/>
       <w:r>
         <w:t xml:space="preserve">3.5.</w:t>
       </w:r>
-      <w:bookmarkEnd w:id="186"/>
+      <w:bookmarkEnd w:id="187"/>
       <w:r>
         <w:tab/>
       </w:r>
@@ -33037,11 +33037,11 @@
       <w:pPr>
         <w:pStyle w:val="Heading2"/>
       </w:pPr>
-      <w:bookmarkStart w:id="187" w:name="ref_sec_alg_highd"/>
+      <w:bookmarkStart w:id="188" w:name="ref_sec_alg_highd"/>
       <w:r>
         <w:t xml:space="preserve">3.6.</w:t>
       </w:r>
-      <w:bookmarkEnd w:id="187"/>
+      <w:bookmarkEnd w:id="188"/>
       <w:r>
         <w:tab/>
       </w:r>
@@ -33331,11 +33331,11 @@
       <w:pPr>
         <w:pStyle w:val="Heading2"/>
       </w:pPr>
-      <w:bookmarkStart w:id="188" w:name="ref_sec_alg_profile"/>
+      <w:bookmarkStart w:id="189" w:name="ref_sec_alg_profile"/>
       <w:r>
         <w:t xml:space="preserve">3.7.</w:t>
       </w:r>
-      <w:bookmarkEnd w:id="188"/>
+      <w:bookmarkEnd w:id="189"/>
       <w:r>
         <w:tab/>
       </w:r>
@@ -33505,7 +33505,7 @@
         </w:rPr>
         <w:t xml:space="preserve">Table </w:t>
       </w:r>
-      <w:bookmarkStart w:id="189" w:name="ref_tab_parameters"/>
+      <w:bookmarkStart w:id="190" w:name="ref_tab_parameters"/>
       <w:r>
         <w:fldChar w:fldCharType="begin"/>
       </w:r>
@@ -33524,7 +33524,7 @@
       <w:r>
         <w:fldChar w:fldCharType="end"/>
       </w:r>
-      <w:bookmarkEnd w:id="189"/>
+      <w:bookmarkEnd w:id="190"/>
       <w:r>
         <w:rPr>
           <w:b/>
@@ -34679,7 +34679,7 @@
         </w:rPr>
         <w:t xml:space="preserve">Table </w:t>
       </w:r>
-      <w:bookmarkStart w:id="190" w:name="ref_tab_panel"/>
+      <w:bookmarkStart w:id="191" w:name="ref_tab_panel"/>
       <w:r>
         <w:fldChar w:fldCharType="begin"/>
       </w:r>
@@ -34698,7 +34698,7 @@
       <w:r>
         <w:fldChar w:fldCharType="end"/>
       </w:r>
-      <w:bookmarkEnd w:id="190"/>
+      <w:bookmarkEnd w:id="191"/>
       <w:r>
         <w:rPr>
           <w:b/>
@@ -35583,7 +35583,7 @@
         </w:rPr>
         <w:t xml:space="preserve">Table </w:t>
       </w:r>
-      <w:bookmarkStart w:id="191" w:name="ref_tab_comparator_params_main"/>
+      <w:bookmarkStart w:id="192" w:name="ref_tab_comparator_params_main"/>
       <w:r>
         <w:fldChar w:fldCharType="begin"/>
       </w:r>
@@ -35602,7 +35602,7 @@
       <w:r>
         <w:fldChar w:fldCharType="end"/>
       </w:r>
-      <w:bookmarkEnd w:id="191"/>
+      <w:bookmarkEnd w:id="192"/>
       <w:r>
         <w:rPr>
           <w:b/>
@@ -36081,11 +36081,11 @@
       <w:pPr>
         <w:pStyle w:val="Heading2"/>
       </w:pPr>
-      <w:bookmarkStart w:id="192" w:name="ref_sec_alg_complexity"/>
+      <w:bookmarkStart w:id="193" w:name="ref_sec_alg_complexity"/>
       <w:r>
         <w:t xml:space="preserve">3.8.</w:t>
       </w:r>
-      <w:bookmarkEnd w:id="192"/>
+      <w:bookmarkEnd w:id="193"/>
       <w:r>
         <w:tab/>
       </w:r>
@@ -38003,11 +38003,11 @@
       <w:pPr>
         <w:pStyle w:val="Heading1"/>
       </w:pPr>
-      <w:bookmarkStart w:id="193" w:name="ref_sec_experiments"/>
+      <w:bookmarkStart w:id="194" w:name="ref_sec_experiments"/>
       <w:r>
         <w:t xml:space="preserve">4.</w:t>
       </w:r>
-      <w:bookmarkEnd w:id="193"/>
+      <w:bookmarkEnd w:id="194"/>
       <w:r>
         <w:tab/>
       </w:r>
@@ -38174,11 +38174,11 @@
       <w:pPr>
         <w:pStyle w:val="Heading2"/>
       </w:pPr>
-      <w:bookmarkStart w:id="194" w:name="ref_sec_exp_settings"/>
+      <w:bookmarkStart w:id="195" w:name="ref_sec_exp_settings"/>
       <w:r>
         <w:t xml:space="preserve">4.1.</w:t>
       </w:r>
-      <w:bookmarkEnd w:id="194"/>
+      <w:bookmarkEnd w:id="195"/>
       <w:r>
         <w:tab/>
       </w:r>
@@ -39567,7 +39567,7 @@
         </w:rPr>
         <w:t xml:space="preserve">Table </w:t>
       </w:r>
-      <w:bookmarkStart w:id="195" w:name="ref_tab_protocol"/>
+      <w:bookmarkStart w:id="196" w:name="ref_tab_protocol"/>
       <w:r>
         <w:fldChar w:fldCharType="begin"/>
       </w:r>
@@ -39586,7 +39586,7 @@
       <w:r>
         <w:fldChar w:fldCharType="end"/>
       </w:r>
-      <w:bookmarkEnd w:id="195"/>
+      <w:bookmarkEnd w:id="196"/>
       <w:r>
         <w:rPr>
           <w:b/>
@@ -44122,11 +44122,11 @@
       <w:pPr>
         <w:pStyle w:val="Heading2"/>
       </w:pPr>
-      <w:bookmarkStart w:id="196" w:name="ref_sec_exp_cec2017"/>
+      <w:bookmarkStart w:id="197" w:name="ref_sec_exp_cec2017"/>
       <w:r>
         <w:t xml:space="preserve">4.2.</w:t>
       </w:r>
-      <w:bookmarkEnd w:id="196"/>
+      <w:bookmarkEnd w:id="197"/>
       <w:r>
         <w:tab/>
       </w:r>
@@ -44139,11 +44139,11 @@
       <w:pPr>
         <w:pStyle w:val="Heading3"/>
       </w:pPr>
-      <w:bookmarkStart w:id="197" w:name="ref_sec_exp_cec2017_desc"/>
+      <w:bookmarkStart w:id="198" w:name="ref_sec_exp_cec2017_desc"/>
       <w:r>
         <w:t xml:space="preserve">4.2.1.</w:t>
       </w:r>
-      <w:bookmarkEnd w:id="197"/>
+      <w:bookmarkEnd w:id="198"/>
       <w:r>
         <w:tab/>
       </w:r>
@@ -44649,11 +44649,11 @@
       <w:pPr>
         <w:pStyle w:val="Heading3"/>
       </w:pPr>
-      <w:bookmarkStart w:id="198" w:name="ref_sec_exp_cec2017_panel"/>
+      <w:bookmarkStart w:id="199" w:name="ref_sec_exp_cec2017_panel"/>
       <w:r>
         <w:t xml:space="preserve">4.2.2.</w:t>
       </w:r>
-      <w:bookmarkEnd w:id="198"/>
+      <w:bookmarkEnd w:id="199"/>
       <w:r>
         <w:tab/>
       </w:r>
@@ -45063,7 +45063,7 @@
         </w:rPr>
         <w:t xml:space="preserve">Table </w:t>
       </w:r>
-      <w:bookmarkStart w:id="199" w:name="ref_tab_friedman_cec2017"/>
+      <w:bookmarkStart w:id="200" w:name="ref_tab_friedman_cec2017"/>
       <w:r>
         <w:fldChar w:fldCharType="begin"/>
       </w:r>
@@ -45082,7 +45082,7 @@
       <w:r>
         <w:fldChar w:fldCharType="end"/>
       </w:r>
-      <w:bookmarkEnd w:id="199"/>
+      <w:bookmarkEnd w:id="200"/>
       <w:r>
         <w:rPr>
           <w:b/>
@@ -46248,7 +46248,7 @@
         </w:rPr>
         <w:t xml:space="preserve">Figure </w:t>
       </w:r>
-      <w:bookmarkStart w:id="200" w:name="ref_fig_cec2017_ranks"/>
+      <w:bookmarkStart w:id="201" w:name="ref_fig_cec2017_ranks"/>
       <w:r>
         <w:fldChar w:fldCharType="begin"/>
       </w:r>
@@ -46267,7 +46267,7 @@
       <w:r>
         <w:fldChar w:fldCharType="end"/>
       </w:r>
-      <w:bookmarkEnd w:id="200"/>
+      <w:bookmarkEnd w:id="201"/>
       <w:r>
         <w:rPr>
           <w:b/>
@@ -46339,11 +46339,11 @@
       <w:pPr>
         <w:pStyle w:val="Heading3"/>
       </w:pPr>
-      <w:bookmarkStart w:id="201" w:name="ref_sec_exp_stats"/>
+      <w:bookmarkStart w:id="202" w:name="ref_sec_exp_stats"/>
       <w:r>
         <w:t xml:space="preserve">4.2.3.</w:t>
       </w:r>
-      <w:bookmarkEnd w:id="201"/>
+      <w:bookmarkEnd w:id="202"/>
       <w:r>
         <w:tab/>
       </w:r>
@@ -46850,7 +46850,7 @@
         </w:rPr>
         <w:t xml:space="preserve">Table </w:t>
       </w:r>
-      <w:bookmarkStart w:id="202" w:name="ref_tab_wilcoxon_holm"/>
+      <w:bookmarkStart w:id="203" w:name="ref_tab_wilcoxon_holm"/>
       <w:r>
         <w:fldChar w:fldCharType="begin"/>
       </w:r>
@@ -46869,7 +46869,7 @@
       <w:r>
         <w:fldChar w:fldCharType="end"/>
       </w:r>
-      <w:bookmarkEnd w:id="202"/>
+      <w:bookmarkEnd w:id="203"/>
       <w:r>
         <w:rPr>
           <w:b/>
@@ -52732,7 +52732,7 @@
         </w:rPr>
         <w:t xml:space="preserve">Figure </w:t>
       </w:r>
-      <w:bookmarkStart w:id="203" w:name="ref_fig_cd_cec2017"/>
+      <w:bookmarkStart w:id="204" w:name="ref_fig_cd_cec2017"/>
       <w:r>
         <w:fldChar w:fldCharType="begin"/>
       </w:r>
@@ -52751,7 +52751,7 @@
       <w:r>
         <w:fldChar w:fldCharType="end"/>
       </w:r>
-      <w:bookmarkEnd w:id="203"/>
+      <w:bookmarkEnd w:id="204"/>
       <w:r>
         <w:rPr>
           <w:b/>
@@ -53739,11 +53739,11 @@
       <w:pPr>
         <w:pStyle w:val="Heading2"/>
       </w:pPr>
-      <w:bookmarkStart w:id="204" w:name="ref_sec_exp_cec2011"/>
+      <w:bookmarkStart w:id="205" w:name="ref_sec_exp_cec2011"/>
       <w:r>
         <w:t xml:space="preserve">4.3.</w:t>
       </w:r>
-      <w:bookmarkEnd w:id="204"/>
+      <w:bookmarkEnd w:id="205"/>
       <w:r>
         <w:tab/>
       </w:r>
@@ -54754,7 +54754,7 @@
         </w:rPr>
         <w:t xml:space="preserve">Figure </w:t>
       </w:r>
-      <w:bookmarkStart w:id="205" w:name="ref_fig_cec2011_ranks"/>
+      <w:bookmarkStart w:id="206" w:name="ref_fig_cec2011_ranks"/>
       <w:r>
         <w:fldChar w:fldCharType="begin"/>
       </w:r>
@@ -54773,7 +54773,7 @@
       <w:r>
         <w:fldChar w:fldCharType="end"/>
       </w:r>
-      <w:bookmarkEnd w:id="205"/>
+      <w:bookmarkEnd w:id="206"/>
       <w:r>
         <w:rPr>
           <w:b/>
@@ -54859,11 +54859,11 @@
       <w:pPr>
         <w:pStyle w:val="Heading2"/>
       </w:pPr>
-      <w:bookmarkStart w:id="206" w:name="ref_sec_exp_cec2013"/>
+      <w:bookmarkStart w:id="207" w:name="ref_sec_exp_cec2013"/>
       <w:r>
         <w:t xml:space="preserve">4.4.</w:t>
       </w:r>
-      <w:bookmarkEnd w:id="206"/>
+      <w:bookmarkEnd w:id="207"/>
       <w:r>
         <w:tab/>
       </w:r>
@@ -54990,7 +54990,7 @@
         </w:rPr>
         <w:t xml:space="preserve">Table </w:t>
       </w:r>
-      <w:bookmarkStart w:id="207" w:name="ref_tab_friedman_cec2013"/>
+      <w:bookmarkStart w:id="208" w:name="ref_tab_friedman_cec2013"/>
       <w:r>
         <w:fldChar w:fldCharType="begin"/>
       </w:r>
@@ -55009,7 +55009,7 @@
       <w:r>
         <w:fldChar w:fldCharType="end"/>
       </w:r>
-      <w:bookmarkEnd w:id="207"/>
+      <w:bookmarkEnd w:id="208"/>
       <w:r>
         <w:rPr>
           <w:b/>
@@ -56421,11 +56421,11 @@
       <w:pPr>
         <w:pStyle w:val="Heading2"/>
       </w:pPr>
-      <w:bookmarkStart w:id="208" w:name="ref_sec_exp_cec2020"/>
+      <w:bookmarkStart w:id="209" w:name="ref_sec_exp_cec2020"/>
       <w:r>
         <w:t xml:space="preserve">4.5.</w:t>
       </w:r>
-      <w:bookmarkEnd w:id="208"/>
+      <w:bookmarkEnd w:id="209"/>
       <w:r>
         <w:tab/>
       </w:r>
@@ -57139,7 +57139,7 @@
         </w:rPr>
         <w:t xml:space="preserve">Table </w:t>
       </w:r>
-      <w:bookmarkStart w:id="209" w:name="ref_tab_cec2020_ranks"/>
+      <w:bookmarkStart w:id="210" w:name="ref_tab_cec2020_ranks"/>
       <w:r>
         <w:fldChar w:fldCharType="begin"/>
       </w:r>
@@ -57158,7 +57158,7 @@
       <w:r>
         <w:fldChar w:fldCharType="end"/>
       </w:r>
-      <w:bookmarkEnd w:id="209"/>
+      <w:bookmarkEnd w:id="210"/>
       <w:r>
         <w:rPr>
           <w:b/>
@@ -58876,11 +58876,11 @@
       <w:pPr>
         <w:pStyle w:val="Heading2"/>
       </w:pPr>
-      <w:bookmarkStart w:id="210" w:name="ref_sec_exp_cec2013lsgo"/>
+      <w:bookmarkStart w:id="211" w:name="ref_sec_exp_cec2013lsgo"/>
       <w:r>
         <w:t xml:space="preserve">4.6.</w:t>
       </w:r>
-      <w:bookmarkEnd w:id="210"/>
+      <w:bookmarkEnd w:id="211"/>
       <w:r>
         <w:tab/>
       </w:r>
@@ -59075,7 +59075,7 @@
         </w:rPr>
         <w:t xml:space="preserve">Table </w:t>
       </w:r>
-      <w:bookmarkStart w:id="211" w:name="ref_tab_lsgo_ranks"/>
+      <w:bookmarkStart w:id="212" w:name="ref_tab_lsgo_ranks"/>
       <w:r>
         <w:fldChar w:fldCharType="begin"/>
       </w:r>
@@ -59094,7 +59094,7 @@
       <w:r>
         <w:fldChar w:fldCharType="end"/>
       </w:r>
-      <w:bookmarkEnd w:id="211"/>
+      <w:bookmarkEnd w:id="212"/>
       <w:r>
         <w:rPr>
           <w:b/>
@@ -60221,11 +60221,11 @@
       <w:pPr>
         <w:pStyle w:val="Heading2"/>
       </w:pPr>
-      <w:bookmarkStart w:id="212" w:name="ref_sec_exp_convergence"/>
+      <w:bookmarkStart w:id="213" w:name="ref_sec_exp_convergence"/>
       <w:r>
         <w:t xml:space="preserve">4.7.</w:t>
       </w:r>
-      <w:bookmarkEnd w:id="212"/>
+      <w:bookmarkEnd w:id="213"/>
       <w:r>
         <w:tab/>
       </w:r>
@@ -61089,7 +61089,7 @@
         </w:rPr>
         <w:t xml:space="preserve">Figure </w:t>
       </w:r>
-      <w:bookmarkStart w:id="213" w:name="ref_fig_conv_cec2017_d30"/>
+      <w:bookmarkStart w:id="214" w:name="ref_fig_conv_cec2017_d30"/>
       <w:r>
         <w:fldChar w:fldCharType="begin"/>
       </w:r>
@@ -61108,7 +61108,7 @@
       <w:r>
         <w:fldChar w:fldCharType="end"/>
       </w:r>
-      <w:bookmarkEnd w:id="213"/>
+      <w:bookmarkEnd w:id="214"/>
       <w:r>
         <w:rPr>
           <w:b/>
@@ -61380,7 +61380,7 @@
         </w:rPr>
         <w:t xml:space="preserve">Figure </w:t>
       </w:r>
-      <w:bookmarkStart w:id="214" w:name="ref_fig_conv_cec2017_d100"/>
+      <w:bookmarkStart w:id="215" w:name="ref_fig_conv_cec2017_d100"/>
       <w:r>
         <w:fldChar w:fldCharType="begin"/>
       </w:r>
@@ -61399,7 +61399,7 @@
       <w:r>
         <w:fldChar w:fldCharType="end"/>
       </w:r>
-      <w:bookmarkEnd w:id="214"/>
+      <w:bookmarkEnd w:id="215"/>
       <w:r>
         <w:rPr>
           <w:b/>
@@ -61516,11 +61516,11 @@
       <w:pPr>
         <w:pStyle w:val="Heading2"/>
       </w:pPr>
-      <w:bookmarkStart w:id="215" w:name="ref_sec_exp_runtime"/>
+      <w:bookmarkStart w:id="216" w:name="ref_sec_exp_runtime"/>
       <w:r>
         <w:t xml:space="preserve">4.8.</w:t>
       </w:r>
-      <w:bookmarkEnd w:id="215"/>
+      <w:bookmarkEnd w:id="216"/>
       <w:r>
         <w:tab/>
       </w:r>
@@ -61894,7 +61894,7 @@
         </w:rPr>
         <w:t xml:space="preserve">Table </w:t>
       </w:r>
-      <w:bookmarkStart w:id="216" w:name="ref_tab_runtime"/>
+      <w:bookmarkStart w:id="217" w:name="ref_tab_runtime"/>
       <w:r>
         <w:fldChar w:fldCharType="begin"/>
       </w:r>
@@ -61913,7 +61913,7 @@
       <w:r>
         <w:fldChar w:fldCharType="end"/>
       </w:r>
-      <w:bookmarkEnd w:id="216"/>
+      <w:bookmarkEnd w:id="217"/>
       <w:r>
         <w:rPr>
           <w:b/>
@@ -62299,11 +62299,11 @@
       <w:pPr>
         <w:pStyle w:val="Heading2"/>
       </w:pPr>
-      <w:bookmarkStart w:id="217" w:name="ref_sec_exp_discussion"/>
+      <w:bookmarkStart w:id="218" w:name="ref_sec_exp_discussion"/>
       <w:r>
         <w:t xml:space="preserve">4.9.</w:t>
       </w:r>
-      <w:bookmarkEnd w:id="217"/>
+      <w:bookmarkEnd w:id="218"/>
       <w:r>
         <w:tab/>
       </w:r>
@@ -63796,11 +63796,11 @@
       <w:pPr>
         <w:pStyle w:val="Heading1"/>
       </w:pPr>
-      <w:bookmarkStart w:id="218" w:name="ref_sec_conclusions"/>
+      <w:bookmarkStart w:id="219" w:name="ref_sec_conclusions"/>
       <w:r>
         <w:t xml:space="preserve">5.</w:t>
       </w:r>
-      <w:bookmarkEnd w:id="218"/>
+      <w:bookmarkEnd w:id="219"/>
       <w:r>
         <w:tab/>
       </w:r>
@@ -65441,7 +65441,7 @@
       </w:r>
     </w:p>
     <w:bookmarkEnd w:id="103"/>
-    <w:bookmarkStart w:id="104" w:name="funding"/>
+    <w:bookmarkStart w:id="105" w:name="funding"/>
     <w:p>
       <w:pPr>
         <w:pStyle w:val="Heading1"/>
@@ -65521,25 +65521,51 @@
         <w:t xml:space="preserve"> </w:t>
       </w:r>
       <w:r>
-        <w:t xml:space="preserve">this study are available from the corresponding author upon reasonable</w:t>
-      </w:r>
-      <w:r>
-        <w:t xml:space="preserve"> </w:t>
-      </w:r>
-      <w:r>
-        <w:t xml:space="preserve">request. The supplementary materials accompanying the manuscript provide the</w:t>
-      </w:r>
-      <w:r>
-        <w:t xml:space="preserve"> </w:t>
-      </w:r>
-      <w:r>
-        <w:t xml:space="preserve">additional methodological and experimental details needed to evaluate the</w:t>
-      </w:r>
-      <w:r>
-        <w:t xml:space="preserve"> </w:t>
-      </w:r>
-      <w:r>
-        <w:t xml:space="preserve">reported results.</w:t>
+        <w:t xml:space="preserve">this study are openly available in the public DT-GSK repository at</w:t>
+      </w:r>
+      <w:r>
+        <w:t xml:space="preserve"> </w:t>
+      </w:r>
+      <w:hyperlink r:id="rId104">
+        <w:r>
+          <w:rPr>
+            <w:rStyle w:val="Hyperlink"/>
+          </w:rPr>
+          <w:t xml:space="preserve">https://github.com/MostafaMassoud/DT-GSK</w:t>
+        </w:r>
+      </w:hyperlink>
+      <w:r>
+        <w:t xml:space="preserve">; the submitted version</w:t>
+      </w:r>
+      <w:r>
+        <w:t xml:space="preserve"> </w:t>
+      </w:r>
+      <w:r>
+        <w:t xml:space="preserve">corresponds to the repository tag v2.13, and any further materials are</w:t>
+      </w:r>
+      <w:r>
+        <w:t xml:space="preserve"> </w:t>
+      </w:r>
+      <w:r>
+        <w:t xml:space="preserve">available from the corresponding author upon reasonable request. The</w:t>
+      </w:r>
+      <w:r>
+        <w:t xml:space="preserve"> </w:t>
+      </w:r>
+      <w:r>
+        <w:t xml:space="preserve">supplementary materials accompanying the manuscript provide the additional</w:t>
+      </w:r>
+      <w:r>
+        <w:t xml:space="preserve"> </w:t>
+      </w:r>
+      <w:r>
+        <w:t xml:space="preserve">methodological and experimental details needed to evaluate the reported</w:t>
+      </w:r>
+      <w:r>
+        <w:t xml:space="preserve"> </w:t>
+      </w:r>
+      <w:r>
+        <w:t xml:space="preserve">results.</w:t>
       </w:r>
       <w:r>
         <w:t xml:space="preserve"> </w:t>
@@ -65848,8 +65874,8 @@
         <w:t xml:space="preserve">who take full responsibility for the content of this publication.</w:t>
       </w:r>
     </w:p>
-    <w:bookmarkEnd w:id="104"/>
-    <w:bookmarkStart w:id="105" w:name="acknowledgments"/>
+    <w:bookmarkEnd w:id="105"/>
+    <w:bookmarkStart w:id="106" w:name="acknowledgments"/>
     <w:p>
       <w:pPr>
         <w:pStyle w:val="Heading1"/>
@@ -65920,8 +65946,8 @@
         <w:t xml:space="preserve">publication.</w:t>
       </w:r>
     </w:p>
-    <w:bookmarkEnd w:id="105"/>
-    <w:bookmarkStart w:id="106" w:name="lbl_conflicts_of_interest"/>
+    <w:bookmarkEnd w:id="106"/>
+    <w:bookmarkStart w:id="107" w:name="lbl_conflicts_of_interest"/>
     <w:p>
       <w:pPr>
         <w:pStyle w:val="Heading1"/>
@@ -66106,8 +66132,8 @@
         <w:t xml:space="preserve">statistical protocol, or interpretation of the reported experiments.</w:t>
       </w:r>
     </w:p>
-    <w:bookmarkEnd w:id="106"/>
-    <w:bookmarkStart w:id="107" w:name="abbreviations"/>
+    <w:bookmarkEnd w:id="107"/>
+    <w:bookmarkStart w:id="108" w:name="abbreviations"/>
     <w:p>
       <w:pPr>
         <w:pStyle w:val="Heading1"/>
@@ -66661,8 +66687,8 @@
         </w:tc>
       </w:tr>
     </w:tbl>
-    <w:bookmarkEnd w:id="107"/>
-    <w:bookmarkStart w:id="145" w:name="references"/>
+    <w:bookmarkEnd w:id="108"/>
+    <w:bookmarkStart w:id="146" w:name="references"/>
     <w:p>
       <w:pPr>
         <w:pStyle w:val="Heading1"/>
@@ -66763,7 +66789,7 @@
       <w:r>
         <w:t xml:space="preserve">, 2191–2233. doi:</w:t>
       </w:r>
-      <w:hyperlink r:id="rId108">
+      <w:hyperlink r:id="rId109">
         <w:r>
           <w:rPr>
             <w:rStyle w:val="Hyperlink"/>
@@ -66821,7 +66847,7 @@
       <w:r>
         <w:t xml:space="preserve">, 206–227. doi:</w:t>
       </w:r>
-      <w:hyperlink r:id="rId109">
+      <w:hyperlink r:id="rId110">
         <w:r>
           <w:rPr>
             <w:rStyle w:val="Hyperlink"/>
@@ -66879,7 +66905,7 @@
       <w:r>
         <w:t xml:space="preserve">, 1501–1529. doi:</w:t>
       </w:r>
-      <w:hyperlink r:id="rId110">
+      <w:hyperlink r:id="rId111">
         <w:r>
           <w:rPr>
             <w:rStyle w:val="Hyperlink"/>
@@ -66913,7 +66939,7 @@
       <w:r>
         <w:t xml:space="preserve">2020 Benchmark Problems. Proceedings of the 2020 IEEE Congress on Evolutionary Computation (CEC). IEEE, 2020, pp. 1–8. doi:</w:t>
       </w:r>
-      <w:hyperlink r:id="rId111">
+      <w:hyperlink r:id="rId112">
         <w:r>
           <w:rPr>
             <w:rStyle w:val="Hyperlink"/>
@@ -66971,7 +66997,7 @@
       <w:r>
         <w:t xml:space="preserve">, 65934–65946. doi:</w:t>
       </w:r>
-      <w:hyperlink r:id="rId112">
+      <w:hyperlink r:id="rId113">
         <w:r>
           <w:rPr>
             <w:rStyle w:val="Hyperlink"/>
@@ -67044,7 +67070,7 @@
       <w:r>
         <w:t xml:space="preserve">, 3121–3160. doi:</w:t>
       </w:r>
-      <w:hyperlink r:id="rId113">
+      <w:hyperlink r:id="rId114">
         <w:r>
           <w:rPr>
             <w:rStyle w:val="Hyperlink"/>
@@ -67102,7 +67128,7 @@
       <w:r>
         <w:t xml:space="preserve">, 100542. doi:</w:t>
       </w:r>
-      <w:hyperlink r:id="rId114">
+      <w:hyperlink r:id="rId115">
         <w:r>
           <w:rPr>
             <w:rStyle w:val="Hyperlink"/>
@@ -67160,7 +67186,7 @@
       <w:r>
         <w:t xml:space="preserve">, 398. doi:</w:t>
       </w:r>
-      <w:hyperlink r:id="rId115">
+      <w:hyperlink r:id="rId116">
         <w:r>
           <w:rPr>
             <w:rStyle w:val="Hyperlink"/>
@@ -67194,7 +67220,7 @@
       <w:r>
         <w:t xml:space="preserve">Using Linear Population Size Reduction. Proceedings of the 2014 IEEE Congress on Evolutionary Computation. IEEE, 2014, pp. 1658–1665. doi:</w:t>
       </w:r>
-      <w:hyperlink r:id="rId116">
+      <w:hyperlink r:id="rId117">
         <w:r>
           <w:rPr>
             <w:rStyle w:val="Hyperlink"/>
@@ -67252,7 +67278,7 @@
       <w:r>
         <w:t xml:space="preserve">, 161. doi:</w:t>
       </w:r>
-      <w:hyperlink r:id="rId117">
+      <w:hyperlink r:id="rId118">
         <w:r>
           <w:rPr>
             <w:rStyle w:val="Hyperlink"/>
@@ -67310,7 +67336,7 @@
       <w:r>
         <w:t xml:space="preserve">, 123958. doi:</w:t>
       </w:r>
-      <w:hyperlink r:id="rId118">
+      <w:hyperlink r:id="rId119">
         <w:r>
           <w:rPr>
             <w:rStyle w:val="Hyperlink"/>
@@ -67395,7 +67421,7 @@
       <w:r>
         <w:t xml:space="preserve">, 107675. doi:</w:t>
       </w:r>
-      <w:hyperlink r:id="rId119">
+      <w:hyperlink r:id="rId120">
         <w:r>
           <w:rPr>
             <w:rStyle w:val="Hyperlink"/>
@@ -67453,7 +67479,7 @@
       <w:r>
         <w:t xml:space="preserve">, 2953. doi:</w:t>
       </w:r>
-      <w:hyperlink r:id="rId120">
+      <w:hyperlink r:id="rId121">
         <w:r>
           <w:rPr>
             <w:rStyle w:val="Hyperlink"/>
@@ -67484,7 +67510,7 @@
       <w:r>
         <w:t xml:space="preserve">: Adaptive Gaining-Sharing Knowledge Algorithm Using Reinforcement Learning. Proceedings of the 2021 Novel Intelligent and Leading Emerging Sciences Conference (NILES). IEEE, 2021. doi:</w:t>
       </w:r>
-      <w:hyperlink r:id="rId121">
+      <w:hyperlink r:id="rId122">
         <w:r>
           <w:rPr>
             <w:rStyle w:val="Hyperlink"/>
@@ -67542,7 +67568,7 @@
       <w:r>
         <w:t xml:space="preserve">, e0250951. doi:</w:t>
       </w:r>
-      <w:hyperlink r:id="rId122">
+      <w:hyperlink r:id="rId123">
         <w:r>
           <w:rPr>
             <w:rStyle w:val="Hyperlink"/>
@@ -67600,7 +67626,7 @@
       <w:r>
         <w:t xml:space="preserve">, 636. doi:</w:t>
       </w:r>
-      <w:hyperlink r:id="rId123">
+      <w:hyperlink r:id="rId124">
         <w:r>
           <w:rPr>
             <w:rStyle w:val="Hyperlink"/>
@@ -67658,7 +67684,7 @@
       <w:r>
         <w:t xml:space="preserve">, 3092. doi:</w:t>
       </w:r>
-      <w:hyperlink r:id="rId124">
+      <w:hyperlink r:id="rId125">
         <w:r>
           <w:rPr>
             <w:rStyle w:val="Hyperlink"/>
@@ -67680,7 +67706,7 @@
       <w:r>
         <w:t xml:space="preserve"> Ma, H.; Zhang, J.; Wei, W.; Cheng, W.; Liu, Q. A Modified Gaining-Sharing Knowledge Algorithm Based on Dual-Population and Multi-Operators for Unconstrained Optimization. Advances in Swarm Intelligence: Proceedings of the 14th International Conference, ICSI 2023; Springer Nature: Cham, Switzerland, 2023; Lecture Notes in Computer Science, pp. 309–319. doi:</w:t>
       </w:r>
-      <w:hyperlink r:id="rId125">
+      <w:hyperlink r:id="rId126">
         <w:r>
           <w:rPr>
             <w:rStyle w:val="Hyperlink"/>
@@ -67702,7 +67728,7 @@
       <w:r>
         <w:t xml:space="preserve"> Tanabe, R.; Fukunaga, A. Success-History Based Parameter Adaptation for Differential Evolution. Proceedings of the 2013 IEEE Congress on Evolutionary Computation. IEEE, 2013, pp. 71–78. doi:</w:t>
       </w:r>
-      <w:hyperlink r:id="rId126">
+      <w:hyperlink r:id="rId127">
         <w:r>
           <w:rPr>
             <w:rStyle w:val="Hyperlink"/>
@@ -67760,7 +67786,7 @@
       <w:r>
         <w:t xml:space="preserve">, 378–393. doi:</w:t>
       </w:r>
-      <w:hyperlink r:id="rId127">
+      <w:hyperlink r:id="rId128">
         <w:r>
           <w:rPr>
             <w:rStyle w:val="Hyperlink"/>
@@ -67818,7 +67844,7 @@
       <w:r>
         <w:t xml:space="preserve">, 159–195. doi:</w:t>
       </w:r>
-      <w:hyperlink r:id="rId128">
+      <w:hyperlink r:id="rId129">
         <w:r>
           <w:rPr>
             <w:rStyle w:val="Hyperlink"/>
@@ -67876,7 +67902,7 @@
       <w:r>
         <w:t xml:space="preserve">, 31–49. doi:</w:t>
       </w:r>
-      <w:hyperlink r:id="rId129">
+      <w:hyperlink r:id="rId130">
         <w:r>
           <w:rPr>
             <w:rStyle w:val="Hyperlink"/>
@@ -67907,7 +67933,7 @@
       <w:r>
         <w:t xml:space="preserve">.; Schoenauer, M.; Sebag, M. Adaptive Operator Selection with Dynamic Multi-Armed Bandits. Proceedings of the 10th Annual Conference on Genetic and Evolutionary Computation, 2008, pp. 913–920. doi:</w:t>
       </w:r>
-      <w:hyperlink r:id="rId130">
+      <w:hyperlink r:id="rId131">
         <w:r>
           <w:rPr>
             <w:rStyle w:val="Hyperlink"/>
@@ -67965,7 +67991,7 @@
       <w:r>
         <w:t xml:space="preserve">, 235–256. doi:</w:t>
       </w:r>
-      <w:hyperlink r:id="rId131">
+      <w:hyperlink r:id="rId132">
         <w:r>
           <w:rPr>
             <w:rStyle w:val="Hyperlink"/>
@@ -68023,7 +68049,7 @@
       <w:r>
         <w:t xml:space="preserve">, 385–482. doi:</w:t>
       </w:r>
-      <w:hyperlink r:id="rId132">
+      <w:hyperlink r:id="rId133">
         <w:r>
           <w:rPr>
             <w:rStyle w:val="Hyperlink"/>
@@ -68081,7 +68107,7 @@
       <w:r>
         <w:t xml:space="preserve">, 308–313. doi:</w:t>
       </w:r>
-      <w:hyperlink r:id="rId133">
+      <w:hyperlink r:id="rId134">
         <w:r>
           <w:rPr>
             <w:rStyle w:val="Hyperlink"/>
@@ -68148,7 +68174,7 @@
       <w:r>
         <w:t xml:space="preserve">, 945–958. doi:</w:t>
       </w:r>
-      <w:hyperlink r:id="rId134">
+      <w:hyperlink r:id="rId135">
         <w:r>
           <w:rPr>
             <w:rStyle w:val="Hyperlink"/>
@@ -68206,7 +68232,7 @@
       <w:r>
         <w:t xml:space="preserve">, 341–359. doi:</w:t>
       </w:r>
-      <w:hyperlink r:id="rId135">
+      <w:hyperlink r:id="rId136">
         <w:r>
           <w:rPr>
             <w:rStyle w:val="Hyperlink"/>
@@ -68276,7 +68302,7 @@
       <w:r>
         <w:t xml:space="preserve">, 259–277. doi:</w:t>
       </w:r>
-      <w:hyperlink r:id="rId136">
+      <w:hyperlink r:id="rId137">
         <w:r>
           <w:rPr>
             <w:rStyle w:val="Hyperlink"/>
@@ -68412,7 +68438,7 @@
       <w:r>
         <w:t xml:space="preserve">, 80–83. doi:</w:t>
       </w:r>
-      <w:hyperlink r:id="rId137">
+      <w:hyperlink r:id="rId138">
         <w:r>
           <w:rPr>
             <w:rStyle w:val="Hyperlink"/>
@@ -68550,7 +68576,7 @@
       <w:r>
         <w:t xml:space="preserve">, 101–132. doi:</w:t>
       </w:r>
-      <w:hyperlink r:id="rId138">
+      <w:hyperlink r:id="rId139">
         <w:r>
           <w:rPr>
             <w:rStyle w:val="Hyperlink"/>
@@ -68608,7 +68634,7 @@
       <w:r>
         <w:t xml:space="preserve">, 675–701. doi:</w:t>
       </w:r>
-      <w:hyperlink r:id="rId139">
+      <w:hyperlink r:id="rId140">
         <w:r>
           <w:rPr>
             <w:rStyle w:val="Hyperlink"/>
@@ -68690,7 +68716,7 @@
       <w:r>
         <w:t xml:space="preserve">; Chapman &amp; Hall: New York, 1993. doi:</w:t>
       </w:r>
-      <w:hyperlink r:id="rId140">
+      <w:hyperlink r:id="rId141">
         <w:r>
           <w:rPr>
             <w:rStyle w:val="Hyperlink"/>
@@ -68748,7 +68774,7 @@
       <w:r>
         <w:t xml:space="preserve">, 289–300. doi:</w:t>
       </w:r>
-      <w:hyperlink r:id="rId141">
+      <w:hyperlink r:id="rId142">
         <w:r>
           <w:rPr>
             <w:rStyle w:val="Hyperlink"/>
@@ -68782,7 +68808,7 @@
       <w:r>
         <w:t xml:space="preserve">with Iterative Local Search for Large-Scale Global Optimization. 2018 IEEE Congress on Evolutionary Computation (CEC). IEEE, 2018, pp. 1–8. doi:</w:t>
       </w:r>
-      <w:hyperlink r:id="rId142">
+      <w:hyperlink r:id="rId143">
         <w:r>
           <w:rPr>
             <w:rStyle w:val="Hyperlink"/>
@@ -68819,7 +68845,7 @@
       <w:r>
         <w:t xml:space="preserve">-based Hybrid Algorithms. Proceedings of the 2013 IEEE Congress on Evolutionary Computation. IEEE, 2013, pp. 2742–2749. doi:</w:t>
       </w:r>
-      <w:hyperlink r:id="rId143">
+      <w:hyperlink r:id="rId144">
         <w:r>
           <w:rPr>
             <w:rStyle w:val="Hyperlink"/>
@@ -68877,7 +68903,7 @@
       <w:r>
         <w:t xml:space="preserve">, 67–82. doi:</w:t>
       </w:r>
-      <w:hyperlink r:id="rId144">
+      <w:hyperlink r:id="rId145">
         <w:r>
           <w:rPr>
             <w:rStyle w:val="Hyperlink"/>
@@ -68889,7 +68915,7 @@
         <w:t xml:space="preserve">.</w:t>
       </w:r>
     </w:p>
-    <w:bookmarkEnd w:id="145"/>
+    <w:bookmarkEnd w:id="146"/>
     <w:sectPr>
       <w:footerReference w:type="default" r:id="rId8001"/>
       <w:footnotePr>

--- a/papers/DT-GSK.docx
+++ b/papers/DT-GSK.docx
@@ -19,7 +19,7 @@
         <w:pStyle w:val="Title"/>
       </w:pPr>
       <w:r>
-        <w:t xml:space="preserve">DT-GSK: Dimension-Tiered Adaptive Control and Deterministic Refinement for Gaining-Sharing Knowledge Optimization</w:t>
+        <w:t xml:space="preserve">DT-GSK: Dimension-Tiered Adaptive Configuration Selection and Deterministic Refinement for Gaining-Sharing Knowledge Optimization</w:t>
       </w:r>
     </w:p>
     <w:p>
@@ -105,13 +105,13 @@
         <w:t xml:space="preserve"> </w:t>
       </w:r>
       <w:r>
-        <w:t xml:space="preserve">donor/selection policy at one operating point. Dimension-Tiered</w:t>
-      </w:r>
-      <w:r>
-        <w:t xml:space="preserve"> </w:t>
-      </w:r>
-      <w:r>
-        <w:t xml:space="preserve">Gaining-Sharing Knowledge (DT-GSK) instead resolves control by</w:t>
+        <w:t xml:space="preserve">donor/selection policy to a single operating point. Dimension-Tiered</w:t>
+      </w:r>
+      <w:r>
+        <w:t xml:space="preserve"> </w:t>
+      </w:r>
+      <w:r>
+        <w:t xml:space="preserve">GSK (DT-GSK) resolves control by</w:t>
       </w:r>
       <w:r>
         <w:t xml:space="preserve"> </w:t>
@@ -123,7 +123,7 @@
         <w:t xml:space="preserve"> </w:t>
       </w:r>
       <w:r>
-        <w:t xml:space="preserve">budget-exact eigenframe refinement runs once from</w:t>
+        <w:t xml:space="preserve">budget-exact final refinement runs once at</w:t>
       </w:r>
       <w:r>
         <w:t xml:space="preserve"> </w:t>
@@ -136,65 +136,82 @@
           <m:rPr>
             <m:sty m:val="p"/>
           </m:rPr>
+          <m:t>≥</m:t>
+        </m:r>
+        <m:r>
+          <m:t>50</m:t>
+        </m:r>
+      </m:oMath>
+      <w:r>
+        <w:t xml:space="preserve">, with the</w:t>
+      </w:r>
+      <w:r>
+        <w:t xml:space="preserve"> </w:t>
+      </w:r>
+      <w:r>
+        <w:t xml:space="preserve">GSK vector-update equations retained; an exploratory</w:t>
+      </w:r>
+      <w:r>
+        <w:t xml:space="preserve"> </w:t>
+      </w:r>
+      <w:r>
+        <w:t xml:space="preserve">interaction-structure memory, learned from accepted</w:t>
+      </w:r>
+      <w:r>
+        <w:t xml:space="preserve"> </w:t>
+      </w:r>
+      <w:r>
+        <w:t xml:space="preserve">moves, supplies its basis.</w:t>
+      </w:r>
+      <w:r>
+        <w:t xml:space="preserve"> </w:t>
+      </w:r>
+      <w:r>
+        <w:t xml:space="preserve">Against six GSK-family baselines re-executed on five CEC suites under one</w:t>
+      </w:r>
+      <w:r>
+        <w:t xml:space="preserve"> </w:t>
+      </w:r>
+      <w:r>
+        <w:t xml:space="preserve">budget-fair paired protocol, DT-GSK attains the best descriptive</w:t>
+      </w:r>
+      <w:r>
+        <w:t xml:space="preserve"> </w:t>
+      </w:r>
+      <w:r>
+        <w:t xml:space="preserve">family-rank aggregate on CEC2017 (2.48) and CEC2013 (2.80), though the</w:t>
+      </w:r>
+      <w:r>
+        <w:t xml:space="preserve"> </w:t>
+      </w:r>
+      <w:r>
+        <w:t xml:space="preserve">Holm-corrected tests separate it from eGSK only at CEC2017’s</w:t>
+      </w:r>
+      <w:r>
+        <w:t xml:space="preserve"> </w:t>
+      </w:r>
+      <m:oMath>
+        <m:r>
+          <m:t>D</m:t>
+        </m:r>
+        <m:r>
+          <m:rPr>
+            <m:sty m:val="p"/>
+          </m:rPr>
           <m:t>=</m:t>
         </m:r>
         <m:r>
-          <m:t>50</m:t>
-        </m:r>
-      </m:oMath>
-      <w:r>
-        <w:t xml:space="preserve"> </w:t>
-      </w:r>
-      <w:r>
-        <w:t xml:space="preserve">upward, and the</w:t>
-      </w:r>
-      <w:r>
-        <w:t xml:space="preserve"> </w:t>
-      </w:r>
-      <w:r>
-        <w:t xml:space="preserve">GSK vector-update equations are retained; an exploratory</w:t>
-      </w:r>
-      <w:r>
-        <w:t xml:space="preserve"> </w:t>
-      </w:r>
-      <w:r>
-        <w:t xml:space="preserve">interaction-structure memory, learned from strictly improving accepted</w:t>
-      </w:r>
-      <w:r>
-        <w:t xml:space="preserve"> </w:t>
-      </w:r>
-      <w:r>
-        <w:t xml:space="preserve">moves at no extra evaluations, supplies the refinement basis.</w:t>
-      </w:r>
-      <w:r>
-        <w:t xml:space="preserve"> </w:t>
-      </w:r>
-      <w:r>
-        <w:t xml:space="preserve">Against six GSK-family baselines re-executed in-repository on CEC2017</w:t>
-      </w:r>
-      <w:r>
-        <w:t xml:space="preserve"> </w:t>
-      </w:r>
-      <w:r>
-        <w:t xml:space="preserve">(primary), CEC2011, CEC2013, CEC2020, and CEC2013LSGO under one</w:t>
-      </w:r>
-      <w:r>
-        <w:t xml:space="preserve"> </w:t>
-      </w:r>
-      <w:r>
-        <w:t xml:space="preserve">budget-fair paired protocol, DT-GSK attains the best descriptive</w:t>
-      </w:r>
-      <w:r>
-        <w:t xml:space="preserve"> </w:t>
-      </w:r>
-      <w:r>
-        <w:t xml:space="preserve">family-rank aggregate on CEC2017 (2.48) and CEC2013 (2.80); it is second</w:t>
-      </w:r>
-      <w:r>
-        <w:t xml:space="preserve"> </w:t>
-      </w:r>
-      <w:r>
-        <w:t xml:space="preserve">behind eGSK at CEC2017’s</w:t>
+          <m:t>10</m:t>
+        </m:r>
+      </m:oMath>
+      <w:r>
+        <w:t xml:space="preserve">; it</w:t>
+      </w:r>
+      <w:r>
+        <w:t xml:space="preserve"> </w:t>
+      </w:r>
+      <w:r>
+        <w:t xml:space="preserve">is second behind eGSK at</w:t>
       </w:r>
       <w:r>
         <w:t xml:space="preserve"> </w:t>
@@ -217,13 +234,13 @@
         <w:t xml:space="preserve"> </w:t>
       </w:r>
       <w:r>
-        <w:t xml:space="preserve">and on CEC2011; the CEC2011 loss is</w:t>
-      </w:r>
-      <w:r>
-        <w:t xml:space="preserve"> </w:t>
-      </w:r>
-      <w:r>
-        <w:t xml:space="preserve">Holm-significant.</w:t>
+        <w:t xml:space="preserve">and on CEC2011 (a Holm-significant</w:t>
+      </w:r>
+      <w:r>
+        <w:t xml:space="preserve"> </w:t>
+      </w:r>
+      <w:r>
+        <w:t xml:space="preserve">loss).</w:t>
       </w:r>
       <w:r>
         <w:t xml:space="preserve"> </w:t>
@@ -309,19 +326,19 @@
         <w:t xml:space="preserve"> </w:t>
       </w:r>
       <w:r>
-        <w:t xml:space="preserve">A direct isolation finds no detectable standalone benefit from that</w:t>
-      </w:r>
-      <w:r>
-        <w:t xml:space="preserve"> </w:t>
-      </w:r>
-      <w:r>
-        <w:t xml:space="preserve">memory—a controlled negative</w:t>
-      </w:r>
-      <w:r>
-        <w:t xml:space="preserve"> </w:t>
-      </w:r>
-      <w:r>
-        <w:t xml:space="preserve">result.</w:t>
+        <w:t xml:space="preserve">Direct isolations find no standalone benefit from that memory; its</w:t>
+      </w:r>
+      <w:r>
+        <w:t xml:space="preserve"> </w:t>
+      </w:r>
+      <w:r>
+        <w:t xml:space="preserve">basis is outperformed by coordinate axes—controlled negative</w:t>
+      </w:r>
+      <w:r>
+        <w:t xml:space="preserve"> </w:t>
+      </w:r>
+      <w:r>
+        <w:t xml:space="preserve">results.</w:t>
       </w:r>
       <w:r>
         <w:t xml:space="preserve"> </w:t>
@@ -357,7 +374,7 @@
         <w:t xml:space="preserve"> </w:t>
       </w:r>
       <w:r>
-        <w:t xml:space="preserve">dimension-tiered adaptive control;</w:t>
+        <w:t xml:space="preserve">dimension-tiered adaptive configuration selection;</w:t>
       </w:r>
       <w:r>
         <w:t xml:space="preserve"> </w:t>
@@ -376,12 +393,6 @@
       </w:r>
       <w:r>
         <w:t xml:space="preserve">population-size reduction;</w:t>
-      </w:r>
-      <w:r>
-        <w:t xml:space="preserve"> </w:t>
-      </w:r>
-      <w:r>
-        <w:t xml:space="preserve">interaction-structure memory;</w:t>
       </w:r>
       <w:r>
         <w:t xml:space="preserve"> </w:t>
@@ -532,7 +543,7 @@
         <w:t xml:space="preserve"> </w:t>
       </w:r>
       <w:r>
-        <w:t xml:space="preserve">and asks a single design question. Published GSK variants adapt control at one</w:t>
+        <w:t xml:space="preserve">and asks a single design question. Published GSK variants adapt control to a single</w:t>
       </w:r>
       <w:r>
         <w:t xml:space="preserve"> </w:t>
@@ -949,7 +960,7 @@
         <w:t xml:space="preserve"> </w:t>
       </w:r>
       <w:r>
-        <w:t xml:space="preserve">the title, realized as the eigenframe final polish (C1). And the weakness that no</w:t>
+        <w:t xml:space="preserve">the title, realized as the deterministic final polish (C1). And the weakness that no</w:t>
       </w:r>
       <w:r>
         <w:t xml:space="preserve"> </w:t>
@@ -1089,7 +1100,7 @@
         <w:t xml:space="preserve"> </w:t>
       </w:r>
       <w:r>
-        <w:t xml:space="preserve">which layers an adaptive control-and-budget scaffold and a deterministic final polish on the gaining-sharing vector-update operator, leaving that core unchanged, and is assessed through a controlled family evaluation; an interaction-structure memory feeds the polish basis and block crossover as a supporting mechanism.</w:t>
+        <w:t xml:space="preserve">which layers an adaptive configuration-and-budget scaffold and a deterministic final polish on the gaining-sharing vector-update operator, leaving that core unchanged, and is assessed through a controlled family evaluation; an interaction-structure memory feeds the polish basis and block crossover as a supporting mechanism.</w:t>
       </w:r>
       <w:r>
         <w:t xml:space="preserve"> </w:t>
@@ -1166,7 +1177,7 @@
           <w:b/>
           <w:bCs/>
         </w:rPr>
-        <w:t xml:space="preserve">C1 — an eigenframe final polish.</w:t>
+        <w:t xml:space="preserve">C1 — a deterministic final polish.</w:t>
       </w:r>
       <w:r>
         <w:t xml:space="preserve"> </w:t>
@@ -1214,29 +1225,31 @@
         <w:t xml:space="preserve"> </w:t>
       </w:r>
       <w:r>
-        <w:t xml:space="preserve">no convergence guarantee is claimed. The component isolation removes the</w:t>
-      </w:r>
-      <w:r>
-        <w:t xml:space="preserve"> </w:t>
-      </w:r>
-      <w:r>
-        <w:rPr>
-          <w:i/>
-          <w:iCs/>
-        </w:rPr>
-        <w:t xml:space="preserve">entire</w:t>
-      </w:r>
-      <w:r>
-        <w:t xml:space="preserve"> </w:t>
-      </w:r>
-      <w:r>
-        <w:t xml:space="preserve">compass endgame, so any effect it measures attaches to that</w:t>
-      </w:r>
-      <w:r>
-        <w:t xml:space="preserve"> </w:t>
-      </w:r>
-      <w:r>
-        <w:t xml:space="preserve">deterministic phase as a whole, not to the</w:t>
+        <w:t xml:space="preserve">no convergence guarantee is claimed. The contribution is the deterministic</w:t>
+      </w:r>
+      <w:r>
+        <w:t xml:space="preserve"> </w:t>
+      </w:r>
+      <w:r>
+        <w:t xml:space="preserve">endgame itself, not the basis it searches along: a direct three-arm isolation</w:t>
+      </w:r>
+      <w:r>
+        <w:t xml:space="preserve"> </w:t>
+      </w:r>
+      <w:r>
+        <w:t xml:space="preserve">at fixed enablement (Supplementary Materials</w:t>
+      </w:r>
+      <w:r>
+        <w:t xml:space="preserve"> </w:t>
+      </w:r>
+      <w:r>
+        <w:t xml:space="preserve">Section S9.1) shows the endgame beating no refinement at</w:t>
+      </w:r>
+      <w:r>
+        <w:t xml:space="preserve"> </w:t>
+      </w:r>
+      <w:r>
+        <w:t xml:space="preserve">both active dimensions, while the</w:t>
       </w:r>
       <w:r>
         <w:t xml:space="preserve"> </w:t>
@@ -1252,31 +1265,151 @@
         <w:t xml:space="preserve"> </w:t>
       </w:r>
       <w:r>
-        <w:t xml:space="preserve">eigenbasis it consumes;</w:t>
-      </w:r>
-      <w:r>
-        <w:t xml:space="preserve"> </w:t>
-      </w:r>
-      <w:r>
-        <w:t xml:space="preserve">whether that eigenbasis outperforms</w:t>
-      </w:r>
-      <w:r>
-        <w:t xml:space="preserve"> </w:t>
-      </w:r>
-      <w:r>
-        <w:t xml:space="preserve">coordinate axes or a matched random orthonormal basis is not isolated by</w:t>
-      </w:r>
-      <w:r>
-        <w:t xml:space="preserve"> </w:t>
-      </w:r>
-      <w:r>
-        <w:t xml:space="preserve">that contrast and remains</w:t>
-      </w:r>
-      <w:r>
-        <w:t xml:space="preserve"> </w:t>
-      </w:r>
-      <w:r>
-        <w:t xml:space="preserve">open.</w:t>
+        <w:t xml:space="preserve">eigenbasis is beaten by the</w:t>
+      </w:r>
+      <w:r>
+        <w:t xml:space="preserve"> </w:t>
+      </w:r>
+      <w:r>
+        <w:t xml:space="preserve">plain coordinate axes at</w:t>
+      </w:r>
+      <w:r>
+        <w:t xml:space="preserve"> </w:t>
+      </w:r>
+      <m:oMath>
+        <m:r>
+          <m:t>D</m:t>
+        </m:r>
+        <m:r>
+          <m:rPr>
+            <m:sty m:val="p"/>
+          </m:rPr>
+          <m:t>=</m:t>
+        </m:r>
+        <m:r>
+          <m:t>50</m:t>
+        </m:r>
+      </m:oMath>
+      <w:r>
+        <w:t xml:space="preserve"> </w:t>
+      </w:r>
+      <w:r>
+        <w:t xml:space="preserve">(</w:t>
+      </w:r>
+      <m:oMath>
+        <m:sSub>
+          <m:e>
+            <m:r>
+              <m:t>p</m:t>
+            </m:r>
+          </m:e>
+          <m:sub>
+            <m:r>
+              <m:rPr>
+                <m:sty m:val="p"/>
+              </m:rPr>
+              <m:t>H</m:t>
+            </m:r>
+            <m:r>
+              <m:rPr>
+                <m:sty m:val="p"/>
+              </m:rPr>
+              <m:t>o</m:t>
+            </m:r>
+            <m:r>
+              <m:rPr>
+                <m:sty m:val="p"/>
+              </m:rPr>
+              <m:t>l</m:t>
+            </m:r>
+            <m:r>
+              <m:rPr>
+                <m:sty m:val="p"/>
+              </m:rPr>
+              <m:t>m</m:t>
+            </m:r>
+          </m:sub>
+        </m:sSub>
+        <m:r>
+          <m:rPr>
+            <m:sty m:val="p"/>
+          </m:rPr>
+          <m:t>=</m:t>
+        </m:r>
+        <m:r>
+          <m:t>1.4</m:t>
+        </m:r>
+        <m:r>
+          <m:rPr>
+            <m:sty m:val="p"/>
+          </m:rPr>
+          <m:t>×</m:t>
+        </m:r>
+        <m:sSup>
+          <m:e>
+            <m:r>
+              <m:t>10</m:t>
+            </m:r>
+          </m:e>
+          <m:sup>
+            <m:r>
+              <m:rPr>
+                <m:sty m:val="p"/>
+              </m:rPr>
+              <m:t>−</m:t>
+            </m:r>
+            <m:r>
+              <m:t>4</m:t>
+            </m:r>
+          </m:sup>
+        </m:sSup>
+      </m:oMath>
+      <w:r>
+        <w:t xml:space="preserve">)</w:t>
+      </w:r>
+      <w:r>
+        <w:t xml:space="preserve"> </w:t>
+      </w:r>
+      <w:r>
+        <w:t xml:space="preserve">and not separated from them at</w:t>
+      </w:r>
+      <w:r>
+        <w:t xml:space="preserve"> </w:t>
+      </w:r>
+      <m:oMath>
+        <m:r>
+          <m:t>D</m:t>
+        </m:r>
+        <m:r>
+          <m:rPr>
+            <m:sty m:val="p"/>
+          </m:rPr>
+          <m:t>=</m:t>
+        </m:r>
+        <m:r>
+          <m:t>100</m:t>
+        </m:r>
+      </m:oMath>
+      <w:r>
+        <w:t xml:space="preserve">. C1 is therefore claimed</w:t>
+      </w:r>
+      <w:r>
+        <w:t xml:space="preserve"> </w:t>
+      </w:r>
+      <w:r>
+        <w:t xml:space="preserve">basis-neutrally, and the eigenbasis is retained as a specified, reproducible</w:t>
+      </w:r>
+      <w:r>
+        <w:t xml:space="preserve"> </w:t>
+      </w:r>
+      <w:r>
+        <w:t xml:space="preserve">negative result rather than as a source of the</w:t>
+      </w:r>
+      <w:r>
+        <w:t xml:space="preserve"> </w:t>
+      </w:r>
+      <w:r>
+        <w:t xml:space="preserve">benefit.</w:t>
       </w:r>
     </w:p>
     <w:p>
@@ -1303,7 +1436,7 @@
         <w:t xml:space="preserve"> </w:t>
       </w:r>
       <w:r>
-        <w:t xml:space="preserve">Adaptive Control Engine (ACE), an exponential-moving-average</w:t>
+        <w:t xml:space="preserve">Adaptive Configuration Engine (ACE), an exponential-moving-average</w:t>
       </w:r>
       <w:r>
         <w:t xml:space="preserve"> </w:t>
@@ -1563,7 +1696,30 @@
         <w:pStyle w:val="FirstParagraph"/>
       </w:pPr>
       <w:r>
-        <w:t xml:space="preserve">The interaction-structure memory is an online, decaying, evidence-gated coordinate-pair graph learned from strictly improving accepted moves without additional objective evaluations. It provides candidate linkage blocks for blockwise crossover and a candidate eigenbasis for the eigenframe final polish (C1). However, the present component isolation does not establish a consistent standalone performance contribution from ISM at the dimensions where it is active, and the function-class analysis reveals no systematic advantage on the hybrid or composition categories (Supplementary Materials, Sections S6.5 and S6.6). ISM is therefore positioned as a secondary exploratory mechanism rather than as the primary source of DT-GSK’s performance standing. Its inclusion provides a fully specified and reproducible investigation of structure learning from strictly improving accepted moves, while the paper’s principal contributions remain the dimension-tiered adaptive scaffold (C2), the eigenframe final polish (C1), and the controlled, budget-fair family evaluation (C3).</w:t>
+        <w:t xml:space="preserve">The interaction-structure memory is an online, decaying, evidence-gated coordinate-pair graph learned from strictly improving accepted moves without additional objective evaluations. It provides candidate linkage blocks for blockwise crossover and a candidate eigenbasis for the deterministic final polish (C1). However, the component isolation does not establish a consistent standalone performance contribution from ISM at the dimensions where it is active, and the function-class analysis reveals no systematic advantage on the hybrid or composition categories (Supplementary Materials, Sections S6.5 and S6.6). The direct basis isolation added in revision goes further: in the memory’s only fitness-affecting channel, the polish basis, the learned eigenframe is outperformed by the plain coordinate axes at</w:t>
+      </w:r>
+      <w:r>
+        <w:t xml:space="preserve"> </w:t>
+      </w:r>
+      <m:oMath>
+        <m:r>
+          <m:t>D</m:t>
+        </m:r>
+        <m:r>
+          <m:rPr>
+            <m:sty m:val="p"/>
+          </m:rPr>
+          <m:t>=</m:t>
+        </m:r>
+        <m:r>
+          <m:t>50</m:t>
+        </m:r>
+      </m:oMath>
+      <w:r>
+        <w:t xml:space="preserve"> </w:t>
+      </w:r>
+      <w:r>
+        <w:t xml:space="preserve">(Supplementary Materials, Section S9.1), so at that dimension the exploitation of the learned structure subtracts from a refinement that works without it. ISM is therefore positioned as a specified negative result rather than as a source of DT-GSK’s performance standing. Its inclusion provides a fully specified and reproducible investigation of structure learning from strictly improving accepted moves, while the paper’s principal contributions remain the dimension-tiered adaptive scaffold (C2), the deterministic final polish (C1), and the controlled, budget-fair family evaluation (C3).</w:t>
       </w:r>
     </w:p>
     <w:p>
@@ -1640,7 +1796,7 @@
         <w:t xml:space="preserve"> </w:t>
       </w:r>
       <w:r>
-        <w:t xml:space="preserve">exploitation channels, the eigenframe final polish, the frozen</w:t>
+        <w:t xml:space="preserve">exploitation channels, the deterministic final polish, the frozen</w:t>
       </w:r>
       <w:r>
         <w:t xml:space="preserve"> </w:t>
@@ -1892,7 +2048,7 @@
         <w:tab/>
       </w:r>
       <w:r>
-        <w:t xml:space="preserve"> The GSK Family: From Fixed Parameters to Adaptive Control</w:t>
+        <w:t xml:space="preserve"> The GSK Family: From Fixed Parameters to Adaptive Configuration</w:t>
       </w:r>
     </w:p>
     <w:p>
@@ -6746,7 +6902,7 @@
         <w:t xml:space="preserve"> </w:t>
       </w:r>
       <w:r>
-        <w:t xml:space="preserve">adaptive control-and-budget scaffold, a deterministic final polish, and a controlled</w:t>
+        <w:t xml:space="preserve">adaptive configuration-and-budget scaffold, a deterministic final polish, and a controlled</w:t>
       </w:r>
       <w:r>
         <w:t xml:space="preserve"> </w:t>
@@ -6999,7 +7155,7 @@
         <w:t xml:space="preserve"> </w:t>
       </w:r>
       <w:r>
-        <w:t xml:space="preserve">eigenframe final polish is C1, and the determinism layer is C3; the</w:t>
+        <w:t xml:space="preserve">deterministic final polish is C1, and the determinism layer is C3; the</w:t>
       </w:r>
       <w:r>
         <w:t xml:space="preserve"> </w:t>
@@ -18133,7 +18289,16 @@
         <w:t xml:space="preserve"> </w:t>
       </w:r>
       <w:r>
-        <w:t xml:space="preserve">know the initial populations differ by a factor of five; a common-</w:t>
+        <w:t xml:space="preserve">know the initial populations differ by a factor of five. That replication was</w:t>
+      </w:r>
+      <w:r>
+        <w:t xml:space="preserve"> </w:t>
+      </w:r>
+      <w:r>
+        <w:t xml:space="preserve">carried out in revision: at the comparators’</w:t>
+      </w:r>
+      <w:r>
+        <w:t xml:space="preserve"> </w:t>
       </w:r>
       <m:oMath>
         <m:r>
@@ -18142,12 +18307,150 @@
         <m:r>
           <m:t>P</m:t>
         </m:r>
-      </m:oMath>
-      <w:r>
-        <w:t xml:space="preserve"> </w:t>
-      </w:r>
-      <w:r>
-        <w:t xml:space="preserve">replication is identified as future work.</w:t>
+        <m:r>
+          <m:rPr>
+            <m:sty m:val="p"/>
+          </m:rPr>
+          <m:t>=</m:t>
+        </m:r>
+        <m:r>
+          <m:t>100</m:t>
+        </m:r>
+      </m:oMath>
+      <w:r>
+        <w:t xml:space="preserve">, DT-GSK remains first</w:t>
+      </w:r>
+      <w:r>
+        <w:t xml:space="preserve"> </w:t>
+      </w:r>
+      <w:r>
+        <w:t xml:space="preserve">at</w:t>
+      </w:r>
+      <w:r>
+        <w:t xml:space="preserve"> </w:t>
+      </w:r>
+      <m:oMath>
+        <m:r>
+          <m:t>D</m:t>
+        </m:r>
+        <m:r>
+          <m:rPr>
+            <m:sty m:val="p"/>
+          </m:rPr>
+          <m:t>=</m:t>
+        </m:r>
+        <m:r>
+          <m:t>10</m:t>
+        </m:r>
+      </m:oMath>
+      <w:r>
+        <w:t xml:space="preserve"> </w:t>
+      </w:r>
+      <w:r>
+        <w:t xml:space="preserve">and second at</w:t>
+      </w:r>
+      <w:r>
+        <w:t xml:space="preserve"> </w:t>
+      </w:r>
+      <m:oMath>
+        <m:r>
+          <m:t>D</m:t>
+        </m:r>
+        <m:r>
+          <m:rPr>
+            <m:sty m:val="p"/>
+          </m:rPr>
+          <m:t>=</m:t>
+        </m:r>
+        <m:r>
+          <m:t>30</m:t>
+        </m:r>
+      </m:oMath>
+      <w:r>
+        <w:t xml:space="preserve">,</w:t>
+      </w:r>
+      <w:r>
+        <w:t xml:space="preserve"> </w:t>
+      </w:r>
+      <m:oMath>
+        <m:r>
+          <m:t>50</m:t>
+        </m:r>
+      </m:oMath>
+      <w:r>
+        <w:t xml:space="preserve"> </w:t>
+      </w:r>
+      <w:r>
+        <w:t xml:space="preserve">and</w:t>
+      </w:r>
+      <w:r>
+        <w:t xml:space="preserve"> </w:t>
+      </w:r>
+      <m:oMath>
+        <m:r>
+          <m:t>100</m:t>
+        </m:r>
+      </m:oMath>
+      <w:r>
+        <w:t xml:space="preserve">, with the paired difference</w:t>
+      </w:r>
+      <w:r>
+        <w:t xml:space="preserve"> </w:t>
+      </w:r>
+      <w:r>
+        <w:t xml:space="preserve">significant only at</w:t>
+      </w:r>
+      <w:r>
+        <w:t xml:space="preserve"> </w:t>
+      </w:r>
+      <m:oMath>
+        <m:r>
+          <m:t>D</m:t>
+        </m:r>
+        <m:r>
+          <m:rPr>
+            <m:sty m:val="p"/>
+          </m:rPr>
+          <m:t>=</m:t>
+        </m:r>
+        <m:r>
+          <m:t>50</m:t>
+        </m:r>
+      </m:oMath>
+      <w:r>
+        <w:t xml:space="preserve"> </w:t>
+      </w:r>
+      <w:r>
+        <w:t xml:space="preserve">and</w:t>
+      </w:r>
+      <w:r>
+        <w:t xml:space="preserve"> </w:t>
+      </w:r>
+      <m:oMath>
+        <m:r>
+          <m:t>D</m:t>
+        </m:r>
+        <m:r>
+          <m:rPr>
+            <m:sty m:val="p"/>
+          </m:rPr>
+          <m:t>=</m:t>
+        </m:r>
+        <m:r>
+          <m:t>100</m:t>
+        </m:r>
+      </m:oMath>
+      <w:r>
+        <w:t xml:space="preserve"> </w:t>
+      </w:r>
+      <w:r>
+        <w:t xml:space="preserve">(Supplementary Materials,</w:t>
+      </w:r>
+      <w:r>
+        <w:t xml:space="preserve"> </w:t>
+      </w:r>
+      <w:r>
+        <w:t xml:space="preserve">Section S9.2).</w:t>
       </w:r>
     </w:p>
     <w:p>
@@ -20389,7 +20692,7 @@
         </w:numPr>
       </w:pPr>
       <w:r>
-        <w:t xml:space="preserve">Operator-arm sampling by the Adaptive Control Engine (ACE).</w:t>
+        <w:t xml:space="preserve">Operator-arm sampling by the Adaptive Configuration Engine (ACE).</w:t>
       </w:r>
     </w:p>
     <w:p>
@@ -23051,25 +23354,140 @@
         <w:t xml:space="preserve"> </w:t>
       </w:r>
       <w:r>
-        <w:t xml:space="preserve">not isolated by a controlled uniform-versus-tiered contrast; C2 is therefore</w:t>
-      </w:r>
-      <w:r>
-        <w:t xml:space="preserve"> </w:t>
-      </w:r>
-      <w:r>
-        <w:t xml:space="preserve">claimed as the performance of the integrated frozen scaffold as a package,</w:t>
-      </w:r>
-      <w:r>
-        <w:t xml:space="preserve"> </w:t>
-      </w:r>
-      <w:r>
-        <w:t xml:space="preserve">not as evidence that dimension-tiering is individually causal. Here each</w:t>
-      </w:r>
-      <w:r>
-        <w:t xml:space="preserve"> </w:t>
-      </w:r>
-      <w:r>
-        <w:t xml:space="preserve">mechanism is specified with its trigger,</w:t>
+        <w:t xml:space="preserve">not isolated at submission. A controlled tiered-versus-tier-constant contrast</w:t>
+      </w:r>
+      <w:r>
+        <w:t xml:space="preserve"> </w:t>
+      </w:r>
+      <w:r>
+        <w:t xml:space="preserve">was added in revision (Supplementary Materials, Section S9.3): it separates the</w:t>
+      </w:r>
+      <w:r>
+        <w:t xml:space="preserve"> </w:t>
+      </w:r>
+      <w:r>
+        <w:t xml:space="preserve">two at</w:t>
+      </w:r>
+      <w:r>
+        <w:t xml:space="preserve"> </w:t>
+      </w:r>
+      <m:oMath>
+        <m:r>
+          <m:t>D</m:t>
+        </m:r>
+        <m:r>
+          <m:rPr>
+            <m:sty m:val="p"/>
+          </m:rPr>
+          <m:t>=</m:t>
+        </m:r>
+        <m:r>
+          <m:t>10</m:t>
+        </m:r>
+      </m:oMath>
+      <w:r>
+        <w:t xml:space="preserve"> </w:t>
+      </w:r>
+      <w:r>
+        <w:t xml:space="preserve">and</w:t>
+      </w:r>
+      <w:r>
+        <w:t xml:space="preserve"> </w:t>
+      </w:r>
+      <m:oMath>
+        <m:r>
+          <m:t>D</m:t>
+        </m:r>
+        <m:r>
+          <m:rPr>
+            <m:sty m:val="p"/>
+          </m:rPr>
+          <m:t>=</m:t>
+        </m:r>
+        <m:r>
+          <m:t>50</m:t>
+        </m:r>
+      </m:oMath>
+      <w:r>
+        <w:t xml:space="preserve"> </w:t>
+      </w:r>
+      <w:r>
+        <w:t xml:space="preserve">against a high-dimension transplant, while at</w:t>
+      </w:r>
+      <w:r>
+        <w:t xml:space="preserve"> </w:t>
+      </w:r>
+      <m:oMath>
+        <m:r>
+          <m:t>D</m:t>
+        </m:r>
+        <m:r>
+          <m:rPr>
+            <m:sty m:val="p"/>
+          </m:rPr>
+          <m:t>=</m:t>
+        </m:r>
+        <m:r>
+          <m:t>30</m:t>
+        </m:r>
+      </m:oMath>
+      <w:r>
+        <w:t xml:space="preserve"> </w:t>
+      </w:r>
+      <w:r>
+        <w:t xml:space="preserve">a low-dimension transplant outperforms the shipped configuration. C2 is</w:t>
+      </w:r>
+      <w:r>
+        <w:t xml:space="preserve"> </w:t>
+      </w:r>
+      <w:r>
+        <w:t xml:space="preserve">therefore claimed for the dimensions where tiering was demonstrated, with the</w:t>
+      </w:r>
+      <w:r>
+        <w:t xml:space="preserve"> </w:t>
+      </w:r>
+      <m:oMath>
+        <m:r>
+          <m:t>20</m:t>
+        </m:r>
+        <m:r>
+          <m:rPr>
+            <m:sty m:val="p"/>
+          </m:rPr>
+          <m:t>≤</m:t>
+        </m:r>
+        <m:r>
+          <m:t>D</m:t>
+        </m:r>
+        <m:r>
+          <m:rPr>
+            <m:sty m:val="p"/>
+          </m:rPr>
+          <m:t>&lt;</m:t>
+        </m:r>
+        <m:r>
+          <m:t>50</m:t>
+        </m:r>
+      </m:oMath>
+      <w:r>
+        <w:t xml:space="preserve"> </w:t>
+      </w:r>
+      <w:r>
+        <w:t xml:space="preserve">tier disclosed as mis-specified, rather than as evidence that</w:t>
+      </w:r>
+      <w:r>
+        <w:t xml:space="preserve"> </w:t>
+      </w:r>
+      <w:r>
+        <w:t xml:space="preserve">dimension-tiering is individually causal at every tier.</w:t>
+      </w:r>
+    </w:p>
+    <w:p>
+      <w:pPr>
+        <w:pStyle w:val="BodyText"/>
+      </w:pPr>
+      <w:r>
+        <w:t xml:space="preserve">Here each mechanism is specified with its trigger,</w:t>
       </w:r>
       <w:r>
         <w:t xml:space="preserve"> </w:t>
@@ -38058,7 +38476,69 @@
         <w:t xml:space="preserve"> </w:t>
       </w:r>
       <w:r>
-        <w:t xml:space="preserve">a Holm-significant loss to eGSK. The CEC2020 and CEC2013LSGO legs,</w:t>
+        <w:t xml:space="preserve">a Holm-significant loss to eGSK. That aggregate rank is a descriptive</w:t>
+      </w:r>
+      <w:r>
+        <w:t xml:space="preserve"> </w:t>
+      </w:r>
+      <w:r>
+        <w:t xml:space="preserve">summary, not evidence of overall superiority: on CEC2017 the Holm-corrected</w:t>
+      </w:r>
+      <w:r>
+        <w:t xml:space="preserve"> </w:t>
+      </w:r>
+      <w:r>
+        <w:t xml:space="preserve">pairwise tests separate DT-GSK from eGSK only at</w:t>
+      </w:r>
+      <w:r>
+        <w:t xml:space="preserve"> </w:t>
+      </w:r>
+      <m:oMath>
+        <m:r>
+          <m:t>D</m:t>
+        </m:r>
+        <m:r>
+          <m:rPr>
+            <m:sty m:val="p"/>
+          </m:rPr>
+          <m:t>=</m:t>
+        </m:r>
+        <m:r>
+          <m:t>10</m:t>
+        </m:r>
+      </m:oMath>
+      <w:r>
+        <w:t xml:space="preserve">, and the two</w:t>
+      </w:r>
+      <w:r>
+        <w:t xml:space="preserve"> </w:t>
+      </w:r>
+      <w:r>
+        <w:t xml:space="preserve">are never Nemenyi-separable at any dimension of that suite</w:t>
+      </w:r>
+      <w:r>
+        <w:t xml:space="preserve"> </w:t>
+      </w:r>
+      <w:r>
+        <w:t xml:space="preserve">(Section </w:t>
+      </w:r>
+      <w:r>
+        <w:fldChar w:fldCharType="begin"/>
+      </w:r>
+      <w:r>
+        <w:instrText xml:space="preserve"> REF ref_sec_exp_cec2017 \h </w:instrText>
+      </w:r>
+      <w:r>
+        <w:fldChar w:fldCharType="separate"/>
+      </w:r>
+      <w:r>
+        <w:t xml:space="preserve">4.2</w:t>
+      </w:r>
+      <w:r>
+        <w:fldChar w:fldCharType="end"/>
+      </w:r>
+      <w:r>
+        <w:t xml:space="preserve">). The CEC2020 and CEC2013LSGO legs,</w:t>
       </w:r>
       <w:r>
         <w:t xml:space="preserve"> </w:t>
@@ -61783,7 +62263,157 @@
         <w:t xml:space="preserve"> </w:t>
       </w:r>
       <w:r>
-        <w:t xml:space="preserve">Section S6.7). On the other suites DT-GSK’s mean per-run time is</w:t>
+        <w:t xml:space="preserve">Section S6.7), and it is not small: enabling the memory costs</w:t>
+      </w:r>
+      <w:r>
+        <w:t xml:space="preserve"> </w:t>
+      </w:r>
+      <m:oMath>
+        <m:r>
+          <m:rPr>
+            <m:sty m:val="p"/>
+          </m:rPr>
+          <m:t>+</m:t>
+        </m:r>
+        <m:r>
+          <m:t>57.3</m:t>
+        </m:r>
+        <m:r>
+          <m:rPr>
+            <m:sty m:val="p"/>
+          </m:rPr>
+          <m:t>%</m:t>
+        </m:r>
+      </m:oMath>
+      <w:r>
+        <w:t xml:space="preserve"> </w:t>
+      </w:r>
+      <w:r>
+        <w:t xml:space="preserve">wall-clock on CEC2017 at</w:t>
+      </w:r>
+      <w:r>
+        <w:t xml:space="preserve"> </w:t>
+      </w:r>
+      <m:oMath>
+        <m:r>
+          <m:t>D</m:t>
+        </m:r>
+        <m:r>
+          <m:rPr>
+            <m:sty m:val="p"/>
+          </m:rPr>
+          <m:t>=</m:t>
+        </m:r>
+        <m:r>
+          <m:t>50</m:t>
+        </m:r>
+      </m:oMath>
+      <w:r>
+        <w:t xml:space="preserve">,</w:t>
+      </w:r>
+      <w:r>
+        <w:t xml:space="preserve"> </w:t>
+      </w:r>
+      <m:oMath>
+        <m:r>
+          <m:rPr>
+            <m:sty m:val="p"/>
+          </m:rPr>
+          <m:t>+</m:t>
+        </m:r>
+        <m:r>
+          <m:t>36.3</m:t>
+        </m:r>
+        <m:r>
+          <m:rPr>
+            <m:sty m:val="p"/>
+          </m:rPr>
+          <m:t>%</m:t>
+        </m:r>
+      </m:oMath>
+      <w:r>
+        <w:t xml:space="preserve"> </w:t>
+      </w:r>
+      <w:r>
+        <w:t xml:space="preserve">at</w:t>
+      </w:r>
+      <w:r>
+        <w:t xml:space="preserve"> </w:t>
+      </w:r>
+      <m:oMath>
+        <m:r>
+          <m:t>D</m:t>
+        </m:r>
+        <m:r>
+          <m:rPr>
+            <m:sty m:val="p"/>
+          </m:rPr>
+          <m:t>=</m:t>
+        </m:r>
+        <m:r>
+          <m:t>100</m:t>
+        </m:r>
+      </m:oMath>
+      <w:r>
+        <w:t xml:space="preserve">, and</w:t>
+      </w:r>
+      <w:r>
+        <w:t xml:space="preserve"> </w:t>
+      </w:r>
+      <m:oMath>
+        <m:r>
+          <m:rPr>
+            <m:sty m:val="p"/>
+          </m:rPr>
+          <m:t>+</m:t>
+        </m:r>
+        <m:r>
+          <m:t>30.3</m:t>
+        </m:r>
+        <m:r>
+          <m:rPr>
+            <m:sty m:val="p"/>
+          </m:rPr>
+          <m:t>%</m:t>
+        </m:r>
+      </m:oMath>
+      <w:r>
+        <w:t xml:space="preserve"> </w:t>
+      </w:r>
+      <w:r>
+        <w:t xml:space="preserve">on</w:t>
+      </w:r>
+      <w:r>
+        <w:t xml:space="preserve"> </w:t>
+      </w:r>
+      <w:r>
+        <w:t xml:space="preserve">CEC2013 at</w:t>
+      </w:r>
+      <w:r>
+        <w:t xml:space="preserve"> </w:t>
+      </w:r>
+      <m:oMath>
+        <m:r>
+          <m:t>D</m:t>
+        </m:r>
+        <m:r>
+          <m:rPr>
+            <m:sty m:val="p"/>
+          </m:rPr>
+          <m:t>=</m:t>
+        </m:r>
+        <m:r>
+          <m:t>50</m:t>
+        </m:r>
+      </m:oMath>
+      <w:r>
+        <w:t xml:space="preserve">, against no detectable standalone accuracy return at the</w:t>
+      </w:r>
+      <w:r>
+        <w:t xml:space="preserve"> </w:t>
+      </w:r>
+      <w:r>
+        <w:t xml:space="preserve">tiers where it is active. On the other suites DT-GSK’s mean per-run time is</w:t>
       </w:r>
       <w:r>
         <w:t xml:space="preserve"> </w:t>
@@ -62449,13 +63079,85 @@
         <w:t xml:space="preserve"> </w:t>
       </w:r>
       <w:r>
-        <w:t xml:space="preserve">reference-implementation setting, and the asymmetry was not a controlled</w:t>
-      </w:r>
-      <w:r>
-        <w:t xml:space="preserve"> </w:t>
-      </w:r>
-      <w:r>
-        <w:t xml:space="preserve">variable. Third, CEC2017 is</w:t>
+        <w:t xml:space="preserve">reference-implementation setting. The asymmetry was not a controlled variable</w:t>
+      </w:r>
+      <w:r>
+        <w:t xml:space="preserve"> </w:t>
+      </w:r>
+      <w:r>
+        <w:t xml:space="preserve">at submission; it was controlled in revision (Supplementary Materials,</w:t>
+      </w:r>
+      <w:r>
+        <w:t xml:space="preserve"> </w:t>
+      </w:r>
+      <w:r>
+        <w:t xml:space="preserve">Section S9.2), and DT-GSK stays within the top two of the panel at every</w:t>
+      </w:r>
+      <w:r>
+        <w:t xml:space="preserve"> </w:t>
+      </w:r>
+      <w:r>
+        <w:t xml:space="preserve">dimension at the common value, though its</w:t>
+      </w:r>
+      <w:r>
+        <w:t xml:space="preserve"> </w:t>
+      </w:r>
+      <m:oMath>
+        <m:r>
+          <m:t>D</m:t>
+        </m:r>
+        <m:r>
+          <m:rPr>
+            <m:sty m:val="p"/>
+          </m:rPr>
+          <m:t>=</m:t>
+        </m:r>
+        <m:r>
+          <m:t>50</m:t>
+        </m:r>
+      </m:oMath>
+      <w:r>
+        <w:t xml:space="preserve"> </w:t>
+      </w:r>
+      <w:r>
+        <w:t xml:space="preserve">and</w:t>
+      </w:r>
+      <w:r>
+        <w:t xml:space="preserve"> </w:t>
+      </w:r>
+      <m:oMath>
+        <m:r>
+          <m:t>D</m:t>
+        </m:r>
+        <m:r>
+          <m:rPr>
+            <m:sty m:val="p"/>
+          </m:rPr>
+          <m:t>=</m:t>
+        </m:r>
+        <m:r>
+          <m:t>100</m:t>
+        </m:r>
+      </m:oMath>
+      <w:r>
+        <w:t xml:space="preserve"> </w:t>
+      </w:r>
+      <w:r>
+        <w:t xml:space="preserve">first places</w:t>
+      </w:r>
+      <w:r>
+        <w:t xml:space="preserve"> </w:t>
+      </w:r>
+      <w:r>
+        <w:t xml:space="preserve">are not reproduced there.</w:t>
+      </w:r>
+    </w:p>
+    <w:p>
+      <w:pPr>
+        <w:pStyle w:val="BodyText"/>
+      </w:pPr>
+      <w:r>
+        <w:t xml:space="preserve">Third, CEC2017 is</w:t>
       </w:r>
       <w:r>
         <w:t xml:space="preserve"> </w:t>
@@ -63136,7 +63838,45 @@
         <w:t xml:space="preserve"> </w:t>
       </w:r>
       <w:r>
-        <w:t xml:space="preserve">tiers, at a tier-dependent compute overhead; per-component attribution to</w:t>
+        <w:t xml:space="preserve">tiers, at a tier-dependent compute overhead; the basis isolation added in</w:t>
+      </w:r>
+      <w:r>
+        <w:t xml:space="preserve"> </w:t>
+      </w:r>
+      <w:r>
+        <w:t xml:space="preserve">revision (Supplementary Materials Section S9.1) finds the</w:t>
+      </w:r>
+      <w:r>
+        <w:t xml:space="preserve"> </w:t>
+      </w:r>
+      <w:r>
+        <w:t xml:space="preserve">memory’s learned eigenframe outperformed by the coordinate axes in the polish</w:t>
+      </w:r>
+      <w:r>
+        <w:t xml:space="preserve"> </w:t>
+      </w:r>
+      <w:r>
+        <w:t xml:space="preserve">at</w:t>
+      </w:r>
+      <w:r>
+        <w:t xml:space="preserve"> </w:t>
+      </w:r>
+      <m:oMath>
+        <m:r>
+          <m:t>D</m:t>
+        </m:r>
+        <m:r>
+          <m:rPr>
+            <m:sty m:val="p"/>
+          </m:rPr>
+          <m:t>=</m:t>
+        </m:r>
+        <m:r>
+          <m:t>50</m:t>
+        </m:r>
+      </m:oMath>
+      <w:r>
+        <w:t xml:space="preserve">. Per-component attribution to</w:t>
       </w:r>
       <w:r>
         <w:t xml:space="preserve"> </w:t>
@@ -63819,7 +64559,7 @@
         <w:t xml:space="preserve"> </w:t>
       </w:r>
       <w:r>
-        <w:t xml:space="preserve">gaining-sharing vector-update equations and layers an adaptive control-and-budget</w:t>
+        <w:t xml:space="preserve">gaining-sharing vector-update equations and layers an adaptive configuration-and-budget</w:t>
       </w:r>
       <w:r>
         <w:t xml:space="preserve"> </w:t>
@@ -64088,7 +64828,7 @@
         <w:t xml:space="preserve"> </w:t>
       </w:r>
       <w:r>
-        <w:t xml:space="preserve">At the same time, its head-to-head records against eGSK at</w:t>
+        <w:t xml:space="preserve">At the same time, the Holm-corrected pairwise tests separate the two only at</w:t>
       </w:r>
       <w:r>
         <w:t xml:space="preserve"> </w:t>
@@ -64101,6 +64841,198 @@
           <m:rPr>
             <m:sty m:val="p"/>
           </m:rPr>
+          <m:t>=</m:t>
+        </m:r>
+        <m:r>
+          <m:t>10</m:t>
+        </m:r>
+      </m:oMath>
+      <w:r>
+        <w:t xml:space="preserve"> </w:t>
+      </w:r>
+      <w:r>
+        <w:t xml:space="preserve">(</w:t>
+      </w:r>
+      <m:oMath>
+        <m:sSub>
+          <m:e>
+            <m:r>
+              <m:t>p</m:t>
+            </m:r>
+          </m:e>
+          <m:sub>
+            <m:r>
+              <m:rPr>
+                <m:sty m:val="p"/>
+              </m:rPr>
+              <m:t>H</m:t>
+            </m:r>
+            <m:r>
+              <m:rPr>
+                <m:sty m:val="p"/>
+              </m:rPr>
+              <m:t>o</m:t>
+            </m:r>
+            <m:r>
+              <m:rPr>
+                <m:sty m:val="p"/>
+              </m:rPr>
+              <m:t>l</m:t>
+            </m:r>
+            <m:r>
+              <m:rPr>
+                <m:sty m:val="p"/>
+              </m:rPr>
+              <m:t>m</m:t>
+            </m:r>
+          </m:sub>
+        </m:sSub>
+        <m:r>
+          <m:rPr>
+            <m:sty m:val="p"/>
+          </m:rPr>
+          <m:t>=</m:t>
+        </m:r>
+        <m:r>
+          <m:t>0.0035</m:t>
+        </m:r>
+      </m:oMath>
+      <w:r>
+        <w:t xml:space="preserve">); at</w:t>
+      </w:r>
+      <w:r>
+        <w:t xml:space="preserve"> </w:t>
+      </w:r>
+      <m:oMath>
+        <m:r>
+          <m:t>D</m:t>
+        </m:r>
+        <m:r>
+          <m:rPr>
+            <m:sty m:val="p"/>
+          </m:rPr>
+          <m:t>=</m:t>
+        </m:r>
+        <m:r>
+          <m:t>30</m:t>
+        </m:r>
+        <m:r>
+          <m:rPr>
+            <m:sty m:val="p"/>
+          </m:rPr>
+          <m:t>/</m:t>
+        </m:r>
+        <m:r>
+          <m:t>50</m:t>
+        </m:r>
+        <m:r>
+          <m:rPr>
+            <m:sty m:val="p"/>
+          </m:rPr>
+          <m:t>/</m:t>
+        </m:r>
+        <m:r>
+          <m:t>100</m:t>
+        </m:r>
+      </m:oMath>
+      <w:r>
+        <w:t xml:space="preserve"> </w:t>
+      </w:r>
+      <w:r>
+        <w:t xml:space="preserve">they do not</w:t>
+      </w:r>
+      <w:r>
+        <w:t xml:space="preserve"> </w:t>
+      </w:r>
+      <w:r>
+        <w:t xml:space="preserve">(</w:t>
+      </w:r>
+      <m:oMath>
+        <m:sSub>
+          <m:e>
+            <m:r>
+              <m:t>p</m:t>
+            </m:r>
+          </m:e>
+          <m:sub>
+            <m:r>
+              <m:rPr>
+                <m:sty m:val="p"/>
+              </m:rPr>
+              <m:t>H</m:t>
+            </m:r>
+            <m:r>
+              <m:rPr>
+                <m:sty m:val="p"/>
+              </m:rPr>
+              <m:t>o</m:t>
+            </m:r>
+            <m:r>
+              <m:rPr>
+                <m:sty m:val="p"/>
+              </m:rPr>
+              <m:t>l</m:t>
+            </m:r>
+            <m:r>
+              <m:rPr>
+                <m:sty m:val="p"/>
+              </m:rPr>
+              <m:t>m</m:t>
+            </m:r>
+          </m:sub>
+        </m:sSub>
+        <m:r>
+          <m:rPr>
+            <m:sty m:val="p"/>
+          </m:rPr>
+          <m:t>=</m:t>
+        </m:r>
+        <m:r>
+          <m:t>0.199</m:t>
+        </m:r>
+      </m:oMath>
+      <w:r>
+        <w:t xml:space="preserve">,</w:t>
+      </w:r>
+      <w:r>
+        <w:t xml:space="preserve"> </w:t>
+      </w:r>
+      <m:oMath>
+        <m:r>
+          <m:t>1.0</m:t>
+        </m:r>
+      </m:oMath>
+      <w:r>
+        <w:t xml:space="preserve">, and</w:t>
+      </w:r>
+      <w:r>
+        <w:t xml:space="preserve"> </w:t>
+      </w:r>
+      <m:oMath>
+        <m:r>
+          <m:t>0.795</m:t>
+        </m:r>
+      </m:oMath>
+      <w:r>
+        <w:t xml:space="preserve">), its head-to-head records</w:t>
+      </w:r>
+      <w:r>
+        <w:t xml:space="preserve"> </w:t>
+      </w:r>
+      <w:r>
+        <w:t xml:space="preserve">against eGSK at</w:t>
+      </w:r>
+      <w:r>
+        <w:t xml:space="preserve"> </w:t>
+      </w:r>
+      <m:oMath>
+        <m:r>
+          <m:t>D</m:t>
+        </m:r>
+        <m:r>
+          <m:rPr>
+            <m:sty m:val="p"/>
+          </m:rPr>
           <m:t>≥</m:t>
         </m:r>
         <m:r>
@@ -64111,19 +65043,19 @@
         <w:t xml:space="preserve"> </w:t>
       </w:r>
       <w:r>
-        <w:t xml:space="preserve">are losing ones (11–2–16, 13–0–16, 12–0–17), and the</w:t>
-      </w:r>
-      <w:r>
-        <w:t xml:space="preserve"> </w:t>
-      </w:r>
-      <w:r>
-        <w:t xml:space="preserve">two algorithms are never Nemenyi-separable on this suite (all four rank</w:t>
-      </w:r>
-      <w:r>
-        <w:t xml:space="preserve"> </w:t>
-      </w:r>
-      <w:r>
-        <w:t xml:space="preserve">gaps lie inside the critical difference of</w:t>
+        <w:t xml:space="preserve">are losing ones (11–2–16, 13–0–16,</w:t>
+      </w:r>
+      <w:r>
+        <w:t xml:space="preserve"> </w:t>
+      </w:r>
+      <w:r>
+        <w:t xml:space="preserve">12–0–17), and the two algorithms are never Nemenyi-separable on this suite</w:t>
+      </w:r>
+      <w:r>
+        <w:t xml:space="preserve"> </w:t>
+      </w:r>
+      <w:r>
+        <w:t xml:space="preserve">(all four rank gaps lie inside the critical difference of</w:t>
       </w:r>
       <w:r>
         <w:t xml:space="preserve"> </w:t>
@@ -64517,49 +65449,13 @@
         <w:pStyle w:val="FirstParagraph"/>
       </w:pPr>
       <w:r>
-        <w:t xml:space="preserve">No parameter-sensitivity study was performed: the tier constants are frozen</w:t>
-      </w:r>
-      <w:r>
-        <w:t xml:space="preserve"> </w:t>
-      </w:r>
-      <w:r>
-        <w:t xml:space="preserve">and hash-locked, and the individual influence of each is unmeasured. Neither</w:t>
-      </w:r>
-      <w:r>
-        <w:t xml:space="preserve"> </w:t>
-      </w:r>
-      <w:r>
-        <w:t xml:space="preserve">ARGP nor the deep-stall restart is isolated by the remove-one study, which</w:t>
-      </w:r>
-      <w:r>
-        <w:t xml:space="preserve"> </w:t>
-      </w:r>
-      <w:r>
-        <w:t xml:space="preserve">excludes both by pre-specification.</w:t>
-      </w:r>
-      <w:r>
-        <w:t xml:space="preserve"> </w:t>
-      </w:r>
-      <w:r>
-        <w:t xml:space="preserve">The remaining limitations bounding these findings are stated in full, with</w:t>
-      </w:r>
-      <w:r>
-        <w:t xml:space="preserve"> </w:t>
-      </w:r>
-      <w:r>
-        <w:t xml:space="preserve">their numeric evidence, in the Supplementary Materials, Section S5. In</w:t>
-      </w:r>
-      <w:r>
-        <w:t xml:space="preserve"> </w:t>
-      </w:r>
-      <w:r>
-        <w:t xml:space="preserve">outline: the</w:t>
-      </w:r>
-      <w:r>
-        <w:t xml:space="preserve"> </w:t>
-      </w:r>
-      <w:r>
-        <w:t xml:space="preserve">mid-dimension tier favors eGSK, which leads at CEC2017</w:t>
+        <w:t xml:space="preserve">The parameter-sensitivity evidence is exploratory and narrow: a one-factor</w:t>
+      </w:r>
+      <w:r>
+        <w:t xml:space="preserve"> </w:t>
+      </w:r>
+      <w:r>
+        <w:t xml:space="preserve">sweep over seven constants at two levels, at</w:t>
       </w:r>
       <w:r>
         <w:t xml:space="preserve"> </w:t>
@@ -64579,13 +65475,10 @@
         </m:r>
       </m:oMath>
       <w:r>
-        <w:t xml:space="preserve">, on CEC2013</w:t>
-      </w:r>
-      <w:r>
-        <w:t xml:space="preserve"> </w:t>
-      </w:r>
-      <w:r>
-        <w:t xml:space="preserve">at</w:t>
+        <w:t xml:space="preserve"> </w:t>
+      </w:r>
+      <w:r>
+        <w:t xml:space="preserve">and</w:t>
       </w:r>
       <w:r>
         <w:t xml:space="preserve"> </w:t>
@@ -64601,291 +65494,44 @@
           <m:t>=</m:t>
         </m:r>
         <m:r>
-          <m:t>30</m:t>
-        </m:r>
-      </m:oMath>
-      <w:r>
-        <w:t xml:space="preserve">, and on CEC2011. The structure memory and the polish are gated to</w:t>
-      </w:r>
-      <w:r>
-        <w:t xml:space="preserve"> </w:t>
-      </w:r>
-      <m:oMath>
-        <m:r>
-          <m:t>D</m:t>
-        </m:r>
-        <m:r>
-          <m:rPr>
-            <m:sty m:val="p"/>
-          </m:rPr>
-          <m:t>≥</m:t>
-        </m:r>
-        <m:r>
-          <m:t>50</m:t>
-        </m:r>
-      </m:oMath>
-      <w:r>
-        <w:t xml:space="preserve">, so at</w:t>
-      </w:r>
-      <w:r>
-        <w:t xml:space="preserve"> </w:t>
-      </w:r>
-      <m:oMath>
-        <m:r>
-          <m:t>D</m:t>
-        </m:r>
-        <m:r>
-          <m:rPr>
-            <m:sty m:val="p"/>
-          </m:rPr>
-          <m:t>≤</m:t>
-        </m:r>
-        <m:r>
-          <m:t>30</m:t>
-        </m:r>
-      </m:oMath>
-      <w:r>
-        <w:t xml:space="preserve"> </w:t>
-      </w:r>
-      <w:r>
-        <w:t xml:space="preserve">DT-GSK is essentially the adaptive scaffold.</w:t>
-      </w:r>
-      <w:r>
-        <w:t xml:space="preserve"> </w:t>
-      </w:r>
-      <w:r>
-        <w:t xml:space="preserve">Pairing is by common seed, problem and run rather than by an identical</w:t>
-      </w:r>
-      <w:r>
-        <w:t xml:space="preserve"> </w:t>
-      </w:r>
-      <w:r>
-        <w:t xml:space="preserve">starting population: DT-GSK self-initializes its own</w:t>
-      </w:r>
-      <w:r>
-        <w:t xml:space="preserve"> </w:t>
-      </w:r>
-      <m:oMath>
-        <m:r>
-          <m:t>5</m:t>
-        </m:r>
-        <m:r>
-          <m:t>D</m:t>
-        </m:r>
-      </m:oMath>
-      <w:r>
-        <w:t xml:space="preserve"> </w:t>
-      </w:r>
-      <w:r>
-        <w:t xml:space="preserve">population from</w:t>
-      </w:r>
-      <w:r>
-        <w:t xml:space="preserve"> </w:t>
-      </w:r>
-      <w:r>
-        <w:t xml:space="preserve">the same seed-paired stream, the one documented departure from the shared</w:t>
-      </w:r>
-      <w:r>
-        <w:t xml:space="preserve"> </w:t>
-      </w:r>
-      <m:oMath>
-        <m:sSub>
-          <m:e>
-            <m:r>
-              <m:t>X</m:t>
-            </m:r>
-          </m:e>
-          <m:sub>
-            <m:r>
-              <m:t>0</m:t>
-            </m:r>
-          </m:sub>
-        </m:sSub>
-      </m:oMath>
-      <w:r>
-        <w:t xml:space="preserve"> </w:t>
-      </w:r>
-      <w:r>
-        <w:t xml:space="preserve">used by the six comparators.</w:t>
-      </w:r>
-      <w:r>
-        <w:t xml:space="preserve"> </w:t>
-      </w:r>
-      <w:r>
-        <w:t xml:space="preserve">Every comparative finding is panel-relative by design, with no claim against</w:t>
-      </w:r>
-      <w:r>
-        <w:t xml:space="preserve"> </w:t>
-      </w:r>
-      <w:r>
-        <w:t xml:space="preserve">other metaheuristic families, and the eGSK cells derive from a port whose</w:t>
-      </w:r>
-      <w:r>
-        <w:t xml:space="preserve"> </w:t>
-      </w:r>
-      <w:r>
-        <w:t xml:space="preserve">SLSQP polish substitutes the reference implementation’s fmincon solver, so no</w:t>
-      </w:r>
-      <w:r>
-        <w:t xml:space="preserve"> </w:t>
-      </w:r>
-      <w:r>
-        <w:t xml:space="preserve">runtime-superiority claim is made in either direction. At</w:t>
-      </w:r>
-      <w:r>
-        <w:t xml:space="preserve"> </w:t>
-      </w:r>
-      <m:oMath>
-        <m:r>
-          <m:t>D</m:t>
-        </m:r>
-        <m:r>
-          <m:rPr>
-            <m:sty m:val="p"/>
-          </m:rPr>
-          <m:t>=</m:t>
-        </m:r>
-        <m:r>
-          <m:t>1000</m:t>
-        </m:r>
-      </m:oMath>
-      <w:r>
-        <w:t xml:space="preserve"> </w:t>
-      </w:r>
-      <w:r>
-        <w:t xml:space="preserve">no</w:t>
-      </w:r>
-      <w:r>
-        <w:t xml:space="preserve"> </w:t>
-      </w:r>
-      <w:r>
-        <w:t xml:space="preserve">member of the family, DT-GSK included, approaches the performance that</w:t>
-      </w:r>
-      <w:r>
-        <w:t xml:space="preserve"> </w:t>
-      </w:r>
-      <w:r>
-        <w:t xml:space="preserve">dedicated large-scale specialists report in the literature; the family’s</w:t>
-      </w:r>
-      <w:r>
-        <w:t xml:space="preserve"> </w:t>
-      </w:r>
-      <w:r>
-        <w:t xml:space="preserve">evidence of competitiveness therefore ends at the dimensionalities of the</w:t>
-      </w:r>
-      <w:r>
-        <w:t xml:space="preserve"> </w:t>
-      </w:r>
-      <w:r>
-        <w:t xml:space="preserve">bound-constrained</w:t>
-      </w:r>
-      <w:r>
-        <w:t xml:space="preserve"> </w:t>
-      </w:r>
-      <w:r>
-        <w:t xml:space="preserve">suites.</w:t>
-      </w:r>
-      <w:r>
-        <w:t xml:space="preserve"> </w:t>
-      </w:r>
-      <w:r>
-        <w:t xml:space="preserve">The study runs on a single host and environment. Five of the six</w:t>
-      </w:r>
-      <w:r>
-        <w:t xml:space="preserve"> </w:t>
-      </w:r>
-      <w:r>
-        <w:t xml:space="preserve">comparators were authored or co-authored by two of the present authors, and no</w:t>
-      </w:r>
-      <w:r>
-        <w:t xml:space="preserve"> </w:t>
-      </w:r>
-      <w:r>
-        <w:t xml:space="preserve">external non-GSK baseline enters any panel, table, figure or claim —</w:t>
-      </w:r>
-      <w:r>
-        <w:t xml:space="preserve"> </w:t>
-      </w:r>
-      <w:r>
-        <w:t xml:space="preserve">the repository does contain runnable non-GSK implementations and, for</w:t>
-      </w:r>
-      <w:r>
-        <w:t xml:space="preserve"> </w:t>
-      </w:r>
-      <w:r>
-        <w:t xml:space="preserve">three large-scale specialists, CEC2013LSGO result banks produced under</w:t>
-      </w:r>
-      <w:r>
-        <w:t xml:space="preserve"> </w:t>
-      </w:r>
-      <w:r>
-        <w:t xml:space="preserve">this paper’s protocol, all disclosed in the Data Availability Statement</w:t>
-      </w:r>
-      <w:r>
-        <w:t xml:space="preserve"> </w:t>
-      </w:r>
-      <w:r>
-        <w:t xml:space="preserve">and none analyzed</w:t>
-      </w:r>
-      <w:r>
-        <w:t xml:space="preserve"> </w:t>
-      </w:r>
-      <w:r>
-        <w:t xml:space="preserve">here.</w:t>
-      </w:r>
-      <w:r>
-        <w:t xml:space="preserve"> </w:t>
-      </w:r>
-      <w:r>
-        <w:t xml:space="preserve">This is a deliberate trade of breadth of</w:t>
-      </w:r>
-      <w:r>
-        <w:t xml:space="preserve"> </w:t>
-      </w:r>
-      <w:r>
-        <w:t xml:space="preserve">comparison for internal validity: every panel cell reported here was re-executed</w:t>
-      </w:r>
-      <w:r>
-        <w:t xml:space="preserve"> </w:t>
-      </w:r>
-      <w:r>
-        <w:t xml:space="preserve">under one protocol, one budget rule and one seed schedule, whereas a wider</w:t>
-      </w:r>
-      <w:r>
-        <w:t xml:space="preserve"> </w:t>
-      </w:r>
-      <w:r>
-        <w:t xml:space="preserve">roster assembled from values quoted across source publications would carry</w:t>
-      </w:r>
-      <w:r>
-        <w:t xml:space="preserve"> </w:t>
-      </w:r>
-      <w:r>
-        <w:t xml:space="preserve">uncontrolled implementation and environment differences into the comparison. Three attribution gaps bound what the</w:t>
-      </w:r>
-      <w:r>
-        <w:t xml:space="preserve"> </w:t>
-      </w:r>
-      <w:r>
-        <w:t xml:space="preserve">component evidence can support, including that the polish isolation removes the</w:t>
-      </w:r>
-      <w:r>
-        <w:t xml:space="preserve"> </w:t>
-      </w:r>
-      <w:r>
-        <w:t xml:space="preserve">entire compass endgame rather than the learned basis alone. Finally, the</w:t>
-      </w:r>
-      <w:r>
-        <w:t xml:space="preserve"> </w:t>
-      </w:r>
-      <w:r>
-        <w:t xml:space="preserve">statistical scope is itself bounded, with inference within dimension and the</w:t>
-      </w:r>
-      <w:r>
-        <w:t xml:space="preserve"> </w:t>
-      </w:r>
-      <w:r>
-        <w:t xml:space="preserve">across-dimension aggregate descriptive.</w:t>
+          <m:t>100</m:t>
+        </m:r>
+      </m:oMath>
+      <w:r>
+        <w:t xml:space="preserve"> </w:t>
+      </w:r>
+      <w:r>
+        <w:t xml:space="preserve">only, with</w:t>
+      </w:r>
+      <w:r>
+        <w:t xml:space="preserve"> </w:t>
+      </w:r>
+      <w:r>
+        <w:t xml:space="preserve">15 repetitions per cell against the frozen panel’s 51 (Supplementary Materials,</w:t>
+      </w:r>
+      <w:r>
+        <w:t xml:space="preserve"> </w:t>
+      </w:r>
+      <w:r>
+        <w:t xml:space="preserve">Section S9.4). It is descriptive, carries no hypothesis test, and perturbs no</w:t>
+      </w:r>
+      <w:r>
+        <w:t xml:space="preserve"> </w:t>
+      </w:r>
+      <w:r>
+        <w:t xml:space="preserve">tier threshold; the tier constants themselves remain frozen and hash-locked.</w:t>
+      </w:r>
+      <w:r>
+        <w:t xml:space="preserve"> </w:t>
+      </w:r>
+      <w:r>
+        <w:t xml:space="preserve">Neither ARGP nor the deep-stall restart is isolated by the remove-one study,</w:t>
+      </w:r>
+      <w:r>
+        <w:t xml:space="preserve"> </w:t>
+      </w:r>
+      <w:r>
+        <w:t xml:space="preserve">which excludes both by pre-specification.</w:t>
       </w:r>
     </w:p>
     <w:p>
@@ -64893,6 +65539,594 @@
         <w:pStyle w:val="BodyText"/>
       </w:pPr>
       <w:r>
+        <w:t xml:space="preserve">The remaining limitations bounding these findings are stated in full, with</w:t>
+      </w:r>
+      <w:r>
+        <w:t xml:space="preserve"> </w:t>
+      </w:r>
+      <w:r>
+        <w:t xml:space="preserve">their numeric evidence, in the Supplementary Materials, Section S5. In</w:t>
+      </w:r>
+      <w:r>
+        <w:t xml:space="preserve"> </w:t>
+      </w:r>
+      <w:r>
+        <w:t xml:space="preserve">outline: the</w:t>
+      </w:r>
+      <w:r>
+        <w:t xml:space="preserve"> </w:t>
+      </w:r>
+      <w:r>
+        <w:t xml:space="preserve">mid-dimension tier favors eGSK, which leads at CEC2017</w:t>
+      </w:r>
+      <w:r>
+        <w:t xml:space="preserve"> </w:t>
+      </w:r>
+      <m:oMath>
+        <m:r>
+          <m:t>D</m:t>
+        </m:r>
+        <m:r>
+          <m:rPr>
+            <m:sty m:val="p"/>
+          </m:rPr>
+          <m:t>=</m:t>
+        </m:r>
+        <m:r>
+          <m:t>30</m:t>
+        </m:r>
+      </m:oMath>
+      <w:r>
+        <w:t xml:space="preserve">, on CEC2013</w:t>
+      </w:r>
+      <w:r>
+        <w:t xml:space="preserve"> </w:t>
+      </w:r>
+      <w:r>
+        <w:t xml:space="preserve">at</w:t>
+      </w:r>
+      <w:r>
+        <w:t xml:space="preserve"> </w:t>
+      </w:r>
+      <m:oMath>
+        <m:r>
+          <m:t>D</m:t>
+        </m:r>
+        <m:r>
+          <m:rPr>
+            <m:sty m:val="p"/>
+          </m:rPr>
+          <m:t>=</m:t>
+        </m:r>
+        <m:r>
+          <m:t>30</m:t>
+        </m:r>
+      </m:oMath>
+      <w:r>
+        <w:t xml:space="preserve">, and on CEC2011. The structure memory and the polish are gated to</w:t>
+      </w:r>
+      <w:r>
+        <w:t xml:space="preserve"> </w:t>
+      </w:r>
+      <m:oMath>
+        <m:r>
+          <m:t>D</m:t>
+        </m:r>
+        <m:r>
+          <m:rPr>
+            <m:sty m:val="p"/>
+          </m:rPr>
+          <m:t>≥</m:t>
+        </m:r>
+        <m:r>
+          <m:t>50</m:t>
+        </m:r>
+      </m:oMath>
+      <w:r>
+        <w:t xml:space="preserve">, so at</w:t>
+      </w:r>
+      <w:r>
+        <w:t xml:space="preserve"> </w:t>
+      </w:r>
+      <m:oMath>
+        <m:r>
+          <m:t>D</m:t>
+        </m:r>
+        <m:r>
+          <m:rPr>
+            <m:sty m:val="p"/>
+          </m:rPr>
+          <m:t>≤</m:t>
+        </m:r>
+        <m:r>
+          <m:t>30</m:t>
+        </m:r>
+      </m:oMath>
+      <w:r>
+        <w:t xml:space="preserve"> </w:t>
+      </w:r>
+      <w:r>
+        <w:t xml:space="preserve">DT-GSK is essentially the adaptive scaffold.</w:t>
+      </w:r>
+      <w:r>
+        <w:t xml:space="preserve"> </w:t>
+      </w:r>
+      <w:r>
+        <w:t xml:space="preserve">The configuration-transplant experiment added in revision locates part of that</w:t>
+      </w:r>
+      <w:r>
+        <w:t xml:space="preserve"> </w:t>
+      </w:r>
+      <w:r>
+        <w:t xml:space="preserve">weakness: at</w:t>
+      </w:r>
+      <w:r>
+        <w:t xml:space="preserve"> </w:t>
+      </w:r>
+      <m:oMath>
+        <m:r>
+          <m:t>D</m:t>
+        </m:r>
+        <m:r>
+          <m:rPr>
+            <m:sty m:val="p"/>
+          </m:rPr>
+          <m:t>=</m:t>
+        </m:r>
+        <m:r>
+          <m:t>30</m:t>
+        </m:r>
+      </m:oMath>
+      <w:r>
+        <w:t xml:space="preserve"> </w:t>
+      </w:r>
+      <w:r>
+        <w:t xml:space="preserve">the parameter set DT-GSK resolves at</w:t>
+      </w:r>
+      <w:r>
+        <w:t xml:space="preserve"> </w:t>
+      </w:r>
+      <m:oMath>
+        <m:r>
+          <m:t>D</m:t>
+        </m:r>
+        <m:r>
+          <m:rPr>
+            <m:sty m:val="p"/>
+          </m:rPr>
+          <m:t>=</m:t>
+        </m:r>
+        <m:r>
+          <m:t>10</m:t>
+        </m:r>
+      </m:oMath>
+      <w:r>
+        <w:t xml:space="preserve"> </w:t>
+      </w:r>
+      <w:r>
+        <w:t xml:space="preserve">outperforms the set it ships, on 20 of 29 functions</w:t>
+      </w:r>
+      <w:r>
+        <w:t xml:space="preserve"> </w:t>
+      </w:r>
+      <w:r>
+        <w:t xml:space="preserve">(</w:t>
+      </w:r>
+      <m:oMath>
+        <m:sSub>
+          <m:e>
+            <m:r>
+              <m:t>p</m:t>
+            </m:r>
+          </m:e>
+          <m:sub>
+            <m:r>
+              <m:rPr>
+                <m:sty m:val="p"/>
+              </m:rPr>
+              <m:t>H</m:t>
+            </m:r>
+            <m:r>
+              <m:rPr>
+                <m:sty m:val="p"/>
+              </m:rPr>
+              <m:t>o</m:t>
+            </m:r>
+            <m:r>
+              <m:rPr>
+                <m:sty m:val="p"/>
+              </m:rPr>
+              <m:t>l</m:t>
+            </m:r>
+            <m:r>
+              <m:rPr>
+                <m:sty m:val="p"/>
+              </m:rPr>
+              <m:t>m</m:t>
+            </m:r>
+          </m:sub>
+        </m:sSub>
+        <m:r>
+          <m:rPr>
+            <m:sty m:val="p"/>
+          </m:rPr>
+          <m:t>=</m:t>
+        </m:r>
+        <m:r>
+          <m:t>5.5</m:t>
+        </m:r>
+        <m:r>
+          <m:rPr>
+            <m:sty m:val="p"/>
+          </m:rPr>
+          <m:t>×</m:t>
+        </m:r>
+        <m:sSup>
+          <m:e>
+            <m:r>
+              <m:t>10</m:t>
+            </m:r>
+          </m:e>
+          <m:sup>
+            <m:r>
+              <m:rPr>
+                <m:sty m:val="p"/>
+              </m:rPr>
+              <m:t>−</m:t>
+            </m:r>
+            <m:r>
+              <m:t>3</m:t>
+            </m:r>
+          </m:sup>
+        </m:sSup>
+      </m:oMath>
+      <w:r>
+        <w:t xml:space="preserve">; Supplementary Materials,</w:t>
+      </w:r>
+      <w:r>
+        <w:t xml:space="preserve"> </w:t>
+      </w:r>
+      <w:r>
+        <w:t xml:space="preserve">Section S9.3), so the</w:t>
+      </w:r>
+      <w:r>
+        <w:t xml:space="preserve"> </w:t>
+      </w:r>
+      <m:oMath>
+        <m:r>
+          <m:t>20</m:t>
+        </m:r>
+        <m:r>
+          <m:rPr>
+            <m:sty m:val="p"/>
+          </m:rPr>
+          <m:t>≤</m:t>
+        </m:r>
+        <m:r>
+          <m:t>D</m:t>
+        </m:r>
+        <m:r>
+          <m:rPr>
+            <m:sty m:val="p"/>
+          </m:rPr>
+          <m:t>&lt;</m:t>
+        </m:r>
+        <m:r>
+          <m:t>50</m:t>
+        </m:r>
+      </m:oMath>
+      <w:r>
+        <w:t xml:space="preserve"> </w:t>
+      </w:r>
+      <w:r>
+        <w:t xml:space="preserve">tier is</w:t>
+      </w:r>
+      <w:r>
+        <w:t xml:space="preserve"> </w:t>
+      </w:r>
+      <w:r>
+        <w:t xml:space="preserve">mis-specified rather than the tiering principle being unsupported — the same</w:t>
+      </w:r>
+      <w:r>
+        <w:t xml:space="preserve"> </w:t>
+      </w:r>
+      <w:r>
+        <w:t xml:space="preserve">experiment demonstrates tiering against a high-dimension transplant at</w:t>
+      </w:r>
+      <w:r>
+        <w:t xml:space="preserve"> </w:t>
+      </w:r>
+      <m:oMath>
+        <m:r>
+          <m:t>D</m:t>
+        </m:r>
+        <m:r>
+          <m:rPr>
+            <m:sty m:val="p"/>
+          </m:rPr>
+          <m:t>=</m:t>
+        </m:r>
+        <m:r>
+          <m:t>10</m:t>
+        </m:r>
+      </m:oMath>
+      <w:r>
+        <w:t xml:space="preserve"> </w:t>
+      </w:r>
+      <w:r>
+        <w:t xml:space="preserve">and</w:t>
+      </w:r>
+      <w:r>
+        <w:t xml:space="preserve"> </w:t>
+      </w:r>
+      <m:oMath>
+        <m:r>
+          <m:t>D</m:t>
+        </m:r>
+        <m:r>
+          <m:rPr>
+            <m:sty m:val="p"/>
+          </m:rPr>
+          <m:t>=</m:t>
+        </m:r>
+        <m:r>
+          <m:t>50</m:t>
+        </m:r>
+      </m:oMath>
+      <w:r>
+        <w:t xml:space="preserve">. Which of the differing configuration keys carries the effect is</w:t>
+      </w:r>
+      <w:r>
+        <w:t xml:space="preserve"> </w:t>
+      </w:r>
+      <w:r>
+        <w:t xml:space="preserve">not resolved here and is left open.</w:t>
+      </w:r>
+    </w:p>
+    <w:p>
+      <w:pPr>
+        <w:pStyle w:val="BodyText"/>
+      </w:pPr>
+      <w:r>
+        <w:t xml:space="preserve">Pairing is by common seed, problem and run rather than by an identical</w:t>
+      </w:r>
+      <w:r>
+        <w:t xml:space="preserve"> </w:t>
+      </w:r>
+      <w:r>
+        <w:t xml:space="preserve">starting population: DT-GSK self-initializes its own</w:t>
+      </w:r>
+      <w:r>
+        <w:t xml:space="preserve"> </w:t>
+      </w:r>
+      <m:oMath>
+        <m:r>
+          <m:t>5</m:t>
+        </m:r>
+        <m:r>
+          <m:t>D</m:t>
+        </m:r>
+      </m:oMath>
+      <w:r>
+        <w:t xml:space="preserve"> </w:t>
+      </w:r>
+      <w:r>
+        <w:t xml:space="preserve">population from</w:t>
+      </w:r>
+      <w:r>
+        <w:t xml:space="preserve"> </w:t>
+      </w:r>
+      <w:r>
+        <w:t xml:space="preserve">the same seed-paired stream, the one documented departure from the shared</w:t>
+      </w:r>
+      <w:r>
+        <w:t xml:space="preserve"> </w:t>
+      </w:r>
+      <m:oMath>
+        <m:sSub>
+          <m:e>
+            <m:r>
+              <m:t>X</m:t>
+            </m:r>
+          </m:e>
+          <m:sub>
+            <m:r>
+              <m:t>0</m:t>
+            </m:r>
+          </m:sub>
+        </m:sSub>
+      </m:oMath>
+      <w:r>
+        <w:t xml:space="preserve"> </w:t>
+      </w:r>
+      <w:r>
+        <w:t xml:space="preserve">used by the six comparators.</w:t>
+      </w:r>
+      <w:r>
+        <w:t xml:space="preserve"> </w:t>
+      </w:r>
+      <w:r>
+        <w:t xml:space="preserve">Every comparative finding is panel-relative by design, with no claim against</w:t>
+      </w:r>
+      <w:r>
+        <w:t xml:space="preserve"> </w:t>
+      </w:r>
+      <w:r>
+        <w:t xml:space="preserve">other metaheuristic families, and the eGSK cells derive from a port whose</w:t>
+      </w:r>
+      <w:r>
+        <w:t xml:space="preserve"> </w:t>
+      </w:r>
+      <w:r>
+        <w:t xml:space="preserve">SLSQP polish substitutes the reference implementation’s fmincon solver, so no</w:t>
+      </w:r>
+      <w:r>
+        <w:t xml:space="preserve"> </w:t>
+      </w:r>
+      <w:r>
+        <w:t xml:space="preserve">runtime-superiority claim is made in either direction. At</w:t>
+      </w:r>
+      <w:r>
+        <w:t xml:space="preserve"> </w:t>
+      </w:r>
+      <m:oMath>
+        <m:r>
+          <m:t>D</m:t>
+        </m:r>
+        <m:r>
+          <m:rPr>
+            <m:sty m:val="p"/>
+          </m:rPr>
+          <m:t>=</m:t>
+        </m:r>
+        <m:r>
+          <m:t>1000</m:t>
+        </m:r>
+      </m:oMath>
+      <w:r>
+        <w:t xml:space="preserve"> </w:t>
+      </w:r>
+      <w:r>
+        <w:t xml:space="preserve">no</w:t>
+      </w:r>
+      <w:r>
+        <w:t xml:space="preserve"> </w:t>
+      </w:r>
+      <w:r>
+        <w:t xml:space="preserve">member of the family, DT-GSK included, approaches the performance that</w:t>
+      </w:r>
+      <w:r>
+        <w:t xml:space="preserve"> </w:t>
+      </w:r>
+      <w:r>
+        <w:t xml:space="preserve">dedicated large-scale specialists report in the literature; the family’s</w:t>
+      </w:r>
+      <w:r>
+        <w:t xml:space="preserve"> </w:t>
+      </w:r>
+      <w:r>
+        <w:t xml:space="preserve">evidence of competitiveness therefore ends at the dimensionalities of the</w:t>
+      </w:r>
+      <w:r>
+        <w:t xml:space="preserve"> </w:t>
+      </w:r>
+      <w:r>
+        <w:t xml:space="preserve">bound-constrained</w:t>
+      </w:r>
+      <w:r>
+        <w:t xml:space="preserve"> </w:t>
+      </w:r>
+      <w:r>
+        <w:t xml:space="preserve">suites.</w:t>
+      </w:r>
+      <w:r>
+        <w:t xml:space="preserve"> </w:t>
+      </w:r>
+      <w:r>
+        <w:t xml:space="preserve">The study runs on a single host and environment. Five of the six</w:t>
+      </w:r>
+      <w:r>
+        <w:t xml:space="preserve"> </w:t>
+      </w:r>
+      <w:r>
+        <w:t xml:space="preserve">comparators were authored or co-authored by two of the present authors, and no</w:t>
+      </w:r>
+      <w:r>
+        <w:t xml:space="preserve"> </w:t>
+      </w:r>
+      <w:r>
+        <w:t xml:space="preserve">external non-GSK baseline enters any panel, table, figure or claim —</w:t>
+      </w:r>
+      <w:r>
+        <w:t xml:space="preserve"> </w:t>
+      </w:r>
+      <w:r>
+        <w:t xml:space="preserve">the repository does contain runnable non-GSK implementations and, for</w:t>
+      </w:r>
+      <w:r>
+        <w:t xml:space="preserve"> </w:t>
+      </w:r>
+      <w:r>
+        <w:t xml:space="preserve">three large-scale specialists, CEC2013LSGO result banks produced under</w:t>
+      </w:r>
+      <w:r>
+        <w:t xml:space="preserve"> </w:t>
+      </w:r>
+      <w:r>
+        <w:t xml:space="preserve">this paper’s protocol, all disclosed in the Data Availability Statement</w:t>
+      </w:r>
+      <w:r>
+        <w:t xml:space="preserve"> </w:t>
+      </w:r>
+      <w:r>
+        <w:t xml:space="preserve">and none analyzed</w:t>
+      </w:r>
+      <w:r>
+        <w:t xml:space="preserve"> </w:t>
+      </w:r>
+      <w:r>
+        <w:t xml:space="preserve">here.</w:t>
+      </w:r>
+      <w:r>
+        <w:t xml:space="preserve"> </w:t>
+      </w:r>
+      <w:r>
+        <w:t xml:space="preserve">This is a deliberate trade of breadth of</w:t>
+      </w:r>
+      <w:r>
+        <w:t xml:space="preserve"> </w:t>
+      </w:r>
+      <w:r>
+        <w:t xml:space="preserve">comparison for internal validity: every panel cell reported here was re-executed</w:t>
+      </w:r>
+      <w:r>
+        <w:t xml:space="preserve"> </w:t>
+      </w:r>
+      <w:r>
+        <w:t xml:space="preserve">under one protocol, one budget rule and one seed schedule, whereas a wider</w:t>
+      </w:r>
+      <w:r>
+        <w:t xml:space="preserve"> </w:t>
+      </w:r>
+      <w:r>
+        <w:t xml:space="preserve">roster assembled from values quoted across source publications would carry</w:t>
+      </w:r>
+      <w:r>
+        <w:t xml:space="preserve"> </w:t>
+      </w:r>
+      <w:r>
+        <w:t xml:space="preserve">uncontrolled implementation and environment differences into the comparison. Three attribution gaps bound what the</w:t>
+      </w:r>
+      <w:r>
+        <w:t xml:space="preserve"> </w:t>
+      </w:r>
+      <w:r>
+        <w:t xml:space="preserve">component evidence can support, including that the polish isolation removes the</w:t>
+      </w:r>
+      <w:r>
+        <w:t xml:space="preserve"> </w:t>
+      </w:r>
+      <w:r>
+        <w:t xml:space="preserve">entire compass endgame rather than the learned basis alone. Finally, the</w:t>
+      </w:r>
+      <w:r>
+        <w:t xml:space="preserve"> </w:t>
+      </w:r>
+      <w:r>
+        <w:t xml:space="preserve">statistical scope is itself bounded, with inference within dimension and the</w:t>
+      </w:r>
+      <w:r>
+        <w:t xml:space="preserve"> </w:t>
+      </w:r>
+      <w:r>
+        <w:t xml:space="preserve">across-dimension aggregate descriptive.</w:t>
+      </w:r>
+    </w:p>
+    <w:p>
+      <w:pPr>
+        <w:pStyle w:val="BodyText"/>
+      </w:pPr>
+      <w:r>
         <w:t xml:space="preserve">Component-level evidence anchors the mechanisms and frames the open</w:t>
       </w:r>
       <w:r>
@@ -65070,7 +66304,159 @@
         <w:t xml:space="preserve"> </w:t>
       </w:r>
       <w:r>
-        <w:t xml:space="preserve">design could have missed. It is</w:t>
+        <w:t xml:space="preserve">design could have missed.</w:t>
+      </w:r>
+    </w:p>
+    <w:p>
+      <w:pPr>
+        <w:pStyle w:val="BodyText"/>
+      </w:pPr>
+      <w:r>
+        <w:t xml:space="preserve">The basis isolation added in revision sharpens this. In the</w:t>
+      </w:r>
+      <w:r>
+        <w:t xml:space="preserve"> </w:t>
+      </w:r>
+      <w:r>
+        <w:t xml:space="preserve">memory’s only fitness-affecting channel — the basis the final polish searches</w:t>
+      </w:r>
+      <w:r>
+        <w:t xml:space="preserve"> </w:t>
+      </w:r>
+      <w:r>
+        <w:t xml:space="preserve">along — the learned eigenframe is outperformed by the plain coordinate axes at</w:t>
+      </w:r>
+      <w:r>
+        <w:t xml:space="preserve"> </w:t>
+      </w:r>
+      <m:oMath>
+        <m:r>
+          <m:t>D</m:t>
+        </m:r>
+        <m:r>
+          <m:rPr>
+            <m:sty m:val="p"/>
+          </m:rPr>
+          <m:t>=</m:t>
+        </m:r>
+        <m:r>
+          <m:t>50</m:t>
+        </m:r>
+      </m:oMath>
+      <w:r>
+        <w:t xml:space="preserve"> </w:t>
+      </w:r>
+      <w:r>
+        <w:t xml:space="preserve">(</w:t>
+      </w:r>
+      <m:oMath>
+        <m:sSub>
+          <m:e>
+            <m:r>
+              <m:t>p</m:t>
+            </m:r>
+          </m:e>
+          <m:sub>
+            <m:r>
+              <m:rPr>
+                <m:sty m:val="p"/>
+              </m:rPr>
+              <m:t>H</m:t>
+            </m:r>
+            <m:r>
+              <m:rPr>
+                <m:sty m:val="p"/>
+              </m:rPr>
+              <m:t>o</m:t>
+            </m:r>
+            <m:r>
+              <m:rPr>
+                <m:sty m:val="p"/>
+              </m:rPr>
+              <m:t>l</m:t>
+            </m:r>
+            <m:r>
+              <m:rPr>
+                <m:sty m:val="p"/>
+              </m:rPr>
+              <m:t>m</m:t>
+            </m:r>
+          </m:sub>
+        </m:sSub>
+        <m:r>
+          <m:rPr>
+            <m:sty m:val="p"/>
+          </m:rPr>
+          <m:t>=</m:t>
+        </m:r>
+        <m:r>
+          <m:t>1.4</m:t>
+        </m:r>
+        <m:r>
+          <m:rPr>
+            <m:sty m:val="p"/>
+          </m:rPr>
+          <m:t>×</m:t>
+        </m:r>
+        <m:sSup>
+          <m:e>
+            <m:r>
+              <m:t>10</m:t>
+            </m:r>
+          </m:e>
+          <m:sup>
+            <m:r>
+              <m:rPr>
+                <m:sty m:val="p"/>
+              </m:rPr>
+              <m:t>−</m:t>
+            </m:r>
+            <m:r>
+              <m:t>4</m:t>
+            </m:r>
+          </m:sup>
+        </m:sSup>
+      </m:oMath>
+      <w:r>
+        <w:t xml:space="preserve">, 25 of 29 functions), while the</w:t>
+      </w:r>
+      <w:r>
+        <w:t xml:space="preserve"> </w:t>
+      </w:r>
+      <w:r>
+        <w:t xml:space="preserve">polish itself beats no refinement at both active dimensions (Supplementary</w:t>
+      </w:r>
+      <w:r>
+        <w:t xml:space="preserve"> </w:t>
+      </w:r>
+      <w:r>
+        <w:t xml:space="preserve">Materials, Section S9.1). At that dimension, therefore,</w:t>
+      </w:r>
+      <w:r>
+        <w:t xml:space="preserve"> </w:t>
+      </w:r>
+      <w:r>
+        <w:t xml:space="preserve">exploiting the learned structure did not merely fail to help: it subtracted from</w:t>
+      </w:r>
+      <w:r>
+        <w:t xml:space="preserve"> </w:t>
+      </w:r>
+      <w:r>
+        <w:t xml:space="preserve">a refinement that works without it. Contribution C1 is stated basis-neutrally</w:t>
+      </w:r>
+      <w:r>
+        <w:t xml:space="preserve"> </w:t>
+      </w:r>
+      <w:r>
+        <w:t xml:space="preserve">for this reason.</w:t>
+      </w:r>
+    </w:p>
+    <w:p>
+      <w:pPr>
+        <w:pStyle w:val="BodyText"/>
+      </w:pPr>
+      <w:r>
+        <w:t xml:space="preserve">It is</w:t>
       </w:r>
       <w:r>
         <w:t xml:space="preserve"> </w:t>
@@ -65299,7 +66685,7 @@
         <w:t xml:space="preserve"> </w:t>
       </w:r>
       <w:r>
-        <w:t xml:space="preserve">article: Supplementary Sections S1–S8, comprising the complete CEC2017</w:t>
+        <w:t xml:space="preserve">article: Supplementary Sections S1–S9, comprising the complete CEC2017</w:t>
       </w:r>
       <w:r>
         <w:t xml:space="preserve"> </w:t>
@@ -65377,7 +66763,7 @@
         <w:t xml:space="preserve"> </w:t>
       </w:r>
       <w:r>
-        <w:t xml:space="preserve">freeze and altering no primary result, together with the per-component cost accounting, the post-hoc function-class analysis, and the implementation-caveats trail for the two corrected defects — the material the main text cites as S6.5, S6.6, and S6.7 (S6); the CEC2013LSGO large-scale study, with its family-internal scope, evidential-tier and provenance disclosures (S7); and the pre-registered CEC2020 confirmatory battery, reported with its registered outcome wording (S8).</w:t>
+        <w:t xml:space="preserve">freeze and altering no primary result, together with the per-component cost accounting, the post-hoc function-class analysis, and the implementation-caveats trail for the two corrected defects — the material the main text cites as S6.5, S6.6, and S6.7 (S6); the CEC2013LSGO large-scale study, with its family-internal scope, evidential-tier and provenance disclosures (S7); the pre-registered CEC2020 confirmatory battery, reported with its registered outcome wording (S8); and the four round-one revision experiments — the refinement-basis isolation, the matched-population-size control, the tiered-versus-tier-constant transplant, and the exploratory parameter-sensitivity screen — each pre-registered before it produced a result (S9).</w:t>
       </w:r>
     </w:p>
     <w:bookmarkEnd w:id="102"/>
@@ -65535,13 +66921,19 @@
         </w:r>
       </w:hyperlink>
       <w:r>
-        <w:t xml:space="preserve">; the submitted version</w:t>
-      </w:r>
-      <w:r>
-        <w:t xml:space="preserve"> </w:t>
-      </w:r>
-      <w:r>
-        <w:t xml:space="preserve">corresponds to the repository tag v2.13, and any further materials are</w:t>
+        <w:t xml:space="preserve">; the originally submitted</w:t>
+      </w:r>
+      <w:r>
+        <w:t xml:space="preserve"> </w:t>
+      </w:r>
+      <w:r>
+        <w:t xml:space="preserve">version corresponds to the repository tag v2.13 and this revised version to</w:t>
+      </w:r>
+      <w:r>
+        <w:t xml:space="preserve"> </w:t>
+      </w:r>
+      <w:r>
+        <w:t xml:space="preserve">tag v2.14, and any further materials are</w:t>
       </w:r>
       <w:r>
         <w:t xml:space="preserve"> </w:t>
@@ -65607,7 +66999,19 @@
         <w:t xml:space="preserve"> </w:t>
       </w:r>
       <w:r>
-        <w:t xml:space="preserve">checksummed manifest; and the derived statistical artifacts</w:t>
+        <w:t xml:space="preserve">checksummed manifest; the four round-one revision experiments are carried by a</w:t>
+      </w:r>
+      <w:r>
+        <w:t xml:space="preserve"> </w:t>
+      </w:r>
+      <w:r>
+        <w:t xml:space="preserve">fourth additive, non-superseding release, rev-rel-2026-08-26-dd42d37eb, which</w:t>
+      </w:r>
+      <w:r>
+        <w:t xml:space="preserve"> </w:t>
+      </w:r>
+      <w:r>
+        <w:t xml:space="preserve">leaves every primary value unchanged; and the derived statistical artifacts</w:t>
       </w:r>
       <w:r>
         <w:t xml:space="preserve"> </w:t>
@@ -66275,7 +67679,7 @@
               <w:jc w:val="left"/>
             </w:pPr>
             <w:r>
-              <w:t xml:space="preserve">Adaptive Control Engine</w:t>
+              <w:t xml:space="preserve">Adaptive Configuration Engine</w:t>
             </w:r>
           </w:p>
         </w:tc>

--- a/papers/DT-GSK.docx
+++ b/papers/DT-GSK.docx
@@ -1696,7 +1696,7 @@
         <w:pStyle w:val="FirstParagraph"/>
       </w:pPr>
       <w:r>
-        <w:t xml:space="preserve">The interaction-structure memory is an online, decaying, evidence-gated coordinate-pair graph learned from strictly improving accepted moves without additional objective evaluations. It provides candidate linkage blocks for blockwise crossover and a candidate eigenbasis for the deterministic final polish (C1). However, the component isolation does not establish a consistent standalone performance contribution from ISM at the dimensions where it is active, and the function-class analysis reveals no systematic advantage on the hybrid or composition categories (Supplementary Materials, Sections S6.5 and S6.6). The direct basis isolation added in revision goes further: in the memory’s only fitness-affecting channel, the polish basis, the learned eigenframe is outperformed by the plain coordinate axes at</w:t>
+        <w:t xml:space="preserve">The interaction-structure memory is an online, decaying, evidence-gated coordinate-pair graph learned from strictly improving accepted moves without additional objective evaluations. It provides candidate linkage blocks for blockwise crossover and a candidate eigenbasis for the deterministic final polish (C1). However, the component isolation does not establish a consistent standalone performance contribution from ISM at the dimensions where it is active, and the function-class analysis reveals no systematic advantage on the hybrid or composition categories (Supplementary Materials, Sections S6.5 and S6.6). The direct basis isolation added in revision goes further: in the memory’s terminal exploitation channel, the polish basis, the learned eigenframe is outperformed by the plain coordinate axes at</w:t>
       </w:r>
       <w:r>
         <w:t xml:space="preserve"> </w:t>
@@ -53947,13 +53947,13 @@
         </m:r>
       </m:oMath>
       <w:r>
-        <w:t xml:space="preserve">) are identical in</w:t>
-      </w:r>
-      <w:r>
-        <w:t xml:space="preserve"> </w:t>
-      </w:r>
-      <w:r>
-        <w:t xml:space="preserve">every variant reported here, but panel orderings between comparators are not fully</w:t>
+        <w:t xml:space="preserve">) are identical under</w:t>
+      </w:r>
+      <w:r>
+        <w:t xml:space="preserve"> </w:t>
+      </w:r>
+      <w:r>
+        <w:t xml:space="preserve">both of these robustness variants, but panel orderings between comparators are not fully</w:t>
       </w:r>
       <w:r>
         <w:t xml:space="preserve"> </w:t>
@@ -65513,13 +65513,13 @@
         <w:t xml:space="preserve"> </w:t>
       </w:r>
       <w:r>
-        <w:t xml:space="preserve">Section S9.4). It is descriptive, carries no hypothesis test, and perturbs no</w:t>
-      </w:r>
-      <w:r>
-        <w:t xml:space="preserve"> </w:t>
-      </w:r>
-      <w:r>
-        <w:t xml:space="preserve">tier threshold; the tier constants themselves remain frozen and hash-locked.</w:t>
+        <w:t xml:space="preserve">Section S9.4). It is descriptive, carries no hypothesis test, and leaves the</w:t>
+      </w:r>
+      <w:r>
+        <w:t xml:space="preserve"> </w:t>
+      </w:r>
+      <w:r>
+        <w:t xml:space="preserve">dimension-tier boundaries themselves unvaried, so their sensitivity is untested.</w:t>
       </w:r>
       <w:r>
         <w:t xml:space="preserve"> </w:t>
@@ -66318,7 +66318,7 @@
         <w:t xml:space="preserve"> </w:t>
       </w:r>
       <w:r>
-        <w:t xml:space="preserve">memory’s only fitness-affecting channel — the basis the final polish searches</w:t>
+        <w:t xml:space="preserve">memory’s terminal exploitation channel — the basis the final polish searches</w:t>
       </w:r>
       <w:r>
         <w:t xml:space="preserve"> </w:t>
@@ -66933,7 +66933,7 @@
         <w:t xml:space="preserve"> </w:t>
       </w:r>
       <w:r>
-        <w:t xml:space="preserve">tag v2.14, and any further materials are</w:t>
+        <w:t xml:space="preserve">tag v2.15, and any further materials are</w:t>
       </w:r>
       <w:r>
         <w:t xml:space="preserve"> </w:t>

--- a/papers/DT-GSK.docx
+++ b/papers/DT-GSK.docx
@@ -66933,7 +66933,7 @@
         <w:t xml:space="preserve"> </w:t>
       </w:r>
       <w:r>
-        <w:t xml:space="preserve">tag v2.15, and any further materials are</w:t>
+        <w:t xml:space="preserve">tag v2.16, and any further materials are</w:t>
       </w:r>
       <w:r>
         <w:t xml:space="preserve"> </w:t>

--- a/papers/DT-GSK.docx
+++ b/papers/DT-GSK.docx
@@ -66933,7 +66933,7 @@
         <w:t xml:space="preserve"> </w:t>
       </w:r>
       <w:r>
-        <w:t xml:space="preserve">tag v2.16, and any further materials are</w:t>
+        <w:t xml:space="preserve">tag v2.17, and any further materials are</w:t>
       </w:r>
       <w:r>
         <w:t xml:space="preserve"> </w:t>

--- a/papers/DT-GSK.docx
+++ b/papers/DT-GSK.docx
@@ -23318,7 +23318,7 @@
         <w:t xml:space="preserve"> </w:t>
       </w:r>
       <w:r>
-        <w:t xml:space="preserve">polish and the deep-stall restart are pre-specified exclusions from that study</w:t>
+        <w:t xml:space="preserve">polish and the deep-stall restart are prespecified exclusions from that study</w:t>
       </w:r>
       <w:r>
         <w:t xml:space="preserve"> </w:t>
@@ -33293,51 +33293,43 @@
         <w:t xml:space="preserve"> </w:t>
       </w:r>
       <w:r>
-        <w:t xml:space="preserve">record rather than from the coordinate frame. Whether this learned basis</w:t>
-      </w:r>
-      <w:r>
-        <w:t xml:space="preserve"> </w:t>
-      </w:r>
-      <w:r>
-        <w:t xml:space="preserve">outperforms coordinate axes is not established at</w:t>
-      </w:r>
-      <w:r>
-        <w:t xml:space="preserve"> </w:t>
-      </w:r>
-      <m:oMath>
-        <m:r>
-          <m:t>D</m:t>
-        </m:r>
-        <m:r>
-          <m:rPr>
-            <m:sty m:val="p"/>
-          </m:rPr>
-          <m:t>≤</m:t>
-        </m:r>
-        <m:r>
-          <m:t>100</m:t>
-        </m:r>
-      </m:oMath>
-      <w:r>
-        <w:t xml:space="preserve">: the direct</w:t>
-      </w:r>
-      <w:r>
-        <w:t xml:space="preserve"> </w:t>
-      </w:r>
-      <w:r>
-        <w:t xml:space="preserve">isolation of Supplementary Materials Section S6.5 cannot separate them.</w:t>
-      </w:r>
-      <w:r>
-        <w:t xml:space="preserve"> </w:t>
-      </w:r>
-      <w:r>
-        <w:t xml:space="preserve">Any effect that isolation measures therefore attaches to the deterministic,</w:t>
-      </w:r>
-      <w:r>
-        <w:t xml:space="preserve"> </w:t>
-      </w:r>
-      <w:r>
-        <w:t xml:space="preserve">budget-exact compass endgame as a whole, not to the learned directions.</w:t>
+        <w:t xml:space="preserve">record rather than from the coordinate frame. The direct isolation of</w:t>
+      </w:r>
+      <w:r>
+        <w:t xml:space="preserve"> </w:t>
+      </w:r>
+      <w:r>
+        <w:t xml:space="preserve">Supplementary Materials Section S6.5 cannot separate the learned basis from</w:t>
+      </w:r>
+      <w:r>
+        <w:t xml:space="preserve"> </w:t>
+      </w:r>
+      <w:r>
+        <w:t xml:space="preserve">coordinate axes: any effect that isolation measures therefore attaches to the</w:t>
+      </w:r>
+      <w:r>
+        <w:t xml:space="preserve"> </w:t>
+      </w:r>
+      <w:r>
+        <w:t xml:space="preserve">deterministic, budget-exact compass endgame as a whole, not to the learned</w:t>
+      </w:r>
+      <w:r>
+        <w:t xml:space="preserve"> </w:t>
+      </w:r>
+      <w:r>
+        <w:t xml:space="preserve">directions. The three-arm contrast added in revision (Supplementary</w:t>
+      </w:r>
+      <w:r>
+        <w:t xml:space="preserve"> </w:t>
+      </w:r>
+      <w:r>
+        <w:t xml:space="preserve">Materials, Section S9.1) does separate them, and finds against the learned</w:t>
+      </w:r>
+      <w:r>
+        <w:t xml:space="preserve"> </w:t>
+      </w:r>
+      <w:r>
+        <w:t xml:space="preserve">basis; contribution C1 is accordingly stated basis-neutrally.</w:t>
       </w:r>
       <w:r>
         <w:t xml:space="preserve"> </w:t>
@@ -38710,25 +38702,19 @@
         <w:t xml:space="preserve"> </w:t>
       </w:r>
       <w:r>
-        <w:t xml:space="preserve">restricted so that it can read only the three such releases identified in</w:t>
-      </w:r>
-      <w:r>
-        <w:t xml:space="preserve"> </w:t>
-      </w:r>
-      <w:r>
-        <w:t xml:space="preserve">the Data Availability Statement — the primary three-suite release and</w:t>
-      </w:r>
-      <w:r>
-        <w:t xml:space="preserve"> </w:t>
-      </w:r>
-      <w:r>
-        <w:t xml:space="preserve">the two later, separate, non-superseding single-suite releases for</w:t>
-      </w:r>
-      <w:r>
-        <w:t xml:space="preserve"> </w:t>
-      </w:r>
-      <w:r>
-        <w:t xml:space="preserve">CEC2013LSGO and CEC2020 — never staging data and never</w:t>
+        <w:t xml:space="preserve">restricted so that it can read only the immutable evidence releases</w:t>
+      </w:r>
+      <w:r>
+        <w:t xml:space="preserve"> </w:t>
+      </w:r>
+      <w:r>
+        <w:t xml:space="preserve">identified in the Data Availability Statement and the Supplementary</w:t>
+      </w:r>
+      <w:r>
+        <w:t xml:space="preserve"> </w:t>
+      </w:r>
+      <w:r>
+        <w:t xml:space="preserve">Materials — never staging data and never</w:t>
       </w:r>
       <w:r>
         <w:t xml:space="preserve"> </w:t>
@@ -47634,7 +47620,7 @@
           <m:rPr>
             <m:sty m:val="p"/>
           </m:rPr>
-          <m:t>≈</m:t>
+          <m:t>=</m:t>
         </m:r>
       </m:oMath>
       <w:r>
@@ -66933,7 +66919,7 @@
         <w:t xml:space="preserve"> </w:t>
       </w:r>
       <w:r>
-        <w:t xml:space="preserve">tag v2.17, and any further materials are</w:t>
+        <w:t xml:space="preserve">tag v2.18, and any further materials are</w:t>
       </w:r>
       <w:r>
         <w:t xml:space="preserve"> </w:t>

--- a/papers/DT-GSK.docx
+++ b/papers/DT-GSK.docx
@@ -56922,7 +56922,7 @@
         <w:t xml:space="preserve"> </w:t>
       </w:r>
       <w:r>
-        <w:t xml:space="preserve">result existed, at the signing commit 5c9bfae82 of the registered</w:t>
+        <w:t xml:space="preserve">result existed, at the signing of the registered</w:t>
       </w:r>
       <w:r>
         <w:t xml:space="preserve"> </w:t>
@@ -66919,7 +66919,7 @@
         <w:t xml:space="preserve"> </w:t>
       </w:r>
       <w:r>
-        <w:t xml:space="preserve">tag v2.18, and any further materials are</w:t>
+        <w:t xml:space="preserve">tag v2.19, and any further materials are</w:t>
       </w:r>
       <w:r>
         <w:t xml:space="preserve"> </w:t>

--- a/papers/DT-GSK.docx
+++ b/papers/DT-GSK.docx
@@ -57667,7 +57667,13 @@
         <w:t xml:space="preserve"> </w:t>
       </w:r>
       <w:r>
-        <w:t xml:space="preserve">floor) and the descriptive across-dimension aggregate. No test is attached to</w:t>
+        <w:t xml:space="preserve">floor; best mean rank per dimension column in bold) and the descriptive</w:t>
+      </w:r>
+      <w:r>
+        <w:t xml:space="preserve"> </w:t>
+      </w:r>
+      <w:r>
+        <w:t xml:space="preserve">across-dimension aggregate. No test is attached to</w:t>
       </w:r>
       <w:r>
         <w:t xml:space="preserve"> </w:t>
@@ -57802,7 +57808,7 @@
         <w:tblStyle w:val="Table"/>
         <w:tblW w:type="auto" w:w="0"/>
         <w:tblLook w:firstRow="1" w:lastRow="0" w:firstColumn="0" w:lastColumn="0" w:noHBand="0" w:noVBand="0" w:val="0020"/>
-        <w:tblCaption w:val="CEC2020 final panel results: tie-corrected Friedman mean ranks per dimension (lower is better; 30 runs per cell, error basis with the 10^-8 floor) and the descriptive across-dimension aggregate. No test is attached to the aggregate: the D=5 task set is reduced to 8 functions (F6 and F7 are undefined there), and MaxFES changes with dimension, so the aggregate mixes budget regimes. The omnibus rows give the tie-corrected Friedman statistic, the Iman–Davenport p, and the registered seeded permutation p (B = 10^5). Per-dimension ranks are exact at three decimals (N = 8 or 10); the aggregate, their unweighted mean, is printed at four. Per-function detail, run-level tests, and effect sizes are in Supplementary Section S8."/>
+        <w:tblCaption w:val="CEC2020 final panel results: tie-corrected Friedman mean ranks per dimension (lower is better; 30 runs per cell, error basis with the 10^-8 floor; best mean rank per dimension column in bold) and the descriptive across-dimension aggregate. No test is attached to the aggregate: the D=5 task set is reduced to 8 functions (F6 and F7 are undefined there), and MaxFES changes with dimension, so the aggregate mixes budget regimes. The omnibus rows give the tie-corrected Friedman statistic, the Iman–Davenport p, and the registered seeded permutation p (B = 10^5). Per-dimension ranks are exact at three decimals (N = 8 or 10); the aggregate, their unweighted mean, is printed at four. Per-function detail, run-level tests, and effect sizes are in Supplementary Section S8."/>
       </w:tblPr>
       <w:tblGrid>
         <w:gridCol w:w="1320"/>
@@ -66919,7 +66925,7 @@
         <w:t xml:space="preserve"> </w:t>
       </w:r>
       <w:r>
-        <w:t xml:space="preserve">tag v2.19, and any further materials are</w:t>
+        <w:t xml:space="preserve">tag v2.20, and any further materials are</w:t>
       </w:r>
       <w:r>
         <w:t xml:space="preserve"> </w:t>

--- a/papers/DT-GSK.docx
+++ b/papers/DT-GSK.docx
@@ -66925,7 +66925,7 @@
         <w:t xml:space="preserve"> </w:t>
       </w:r>
       <w:r>
-        <w:t xml:space="preserve">tag v2.20, and any further materials are</w:t>
+        <w:t xml:space="preserve">tag v2.21, and any further materials are</w:t>
       </w:r>
       <w:r>
         <w:t xml:space="preserve"> </w:t>

--- a/papers/DT-GSK.docx
+++ b/papers/DT-GSK.docx
@@ -99,19 +99,19 @@
         <w:pStyle w:val="Abstract"/>
       </w:pPr>
       <w:r>
-        <w:t xml:space="preserve">Published gaining-sharing knowledge (GSK) variants adapt scalar control and</w:t>
-      </w:r>
-      <w:r>
-        <w:t xml:space="preserve"> </w:t>
-      </w:r>
-      <w:r>
-        <w:t xml:space="preserve">donor/selection policy to a single operating point. Dimension-Tiered</w:t>
-      </w:r>
-      <w:r>
-        <w:t xml:space="preserve"> </w:t>
-      </w:r>
-      <w:r>
-        <w:t xml:space="preserve">GSK (DT-GSK) resolves control by</w:t>
+        <w:t xml:space="preserve">Published gaining-sharing knowledge (GSK) variants adapt scalar parameters</w:t>
+      </w:r>
+      <w:r>
+        <w:t xml:space="preserve"> </w:t>
+      </w:r>
+      <w:r>
+        <w:t xml:space="preserve">and donor/selection policy to a single operating point. Dimension-Tiered</w:t>
+      </w:r>
+      <w:r>
+        <w:t xml:space="preserve"> </w:t>
+      </w:r>
+      <w:r>
+        <w:t xml:space="preserve">GSK (DT-GSK) selects its configuration by</w:t>
       </w:r>
       <w:r>
         <w:t xml:space="preserve"> </w:t>
@@ -155,13 +155,7 @@
         <w:t xml:space="preserve"> </w:t>
       </w:r>
       <w:r>
-        <w:t xml:space="preserve">interaction-structure memory, learned from accepted</w:t>
-      </w:r>
-      <w:r>
-        <w:t xml:space="preserve"> </w:t>
-      </w:r>
-      <w:r>
-        <w:t xml:space="preserve">moves, supplies its basis.</w:t>
+        <w:t xml:space="preserve">interaction-structure memory supplies the refinement’s basis.</w:t>
       </w:r>
       <w:r>
         <w:t xml:space="preserve"> </w:t>
@@ -258,16 +252,19 @@
         <w:t xml:space="preserve"> </w:t>
       </w:r>
       <w:r>
-        <w:t xml:space="preserve">published strength in this regime, consistent with the tiering thesis:</w:t>
-      </w:r>
-      <w:r>
-        <w:t xml:space="preserve"> </w:t>
-      </w:r>
-      <w:r>
-        <w:t xml:space="preserve">every dimension-gated DT-GSK subsystem is inactive at</w:t>
-      </w:r>
-      <w:r>
-        <w:t xml:space="preserve"> </w:t>
+        <w:t xml:space="preserve">published strength in this low-dimensional boundary regime, where</w:t>
+      </w:r>
+      <w:r>
+        <w:t xml:space="preserve"> </w:t>
+      </w:r>
+      <w:r>
+        <w:t xml:space="preserve">every dimension-gated DT-GSK subsystem is inactive</w:t>
+      </w:r>
+      <w:r>
+        <w:t xml:space="preserve"> </w:t>
+      </w:r>
+      <w:r>
+        <w:t xml:space="preserve">(</w:t>
       </w:r>
       <m:oMath>
         <m:r>
@@ -284,7 +281,7 @@
         </m:r>
       </m:oMath>
       <w:r>
-        <w:t xml:space="preserve">.</w:t>
+        <w:t xml:space="preserve">).</w:t>
       </w:r>
       <w:r>
         <w:t xml:space="preserve"> </w:t>
@@ -1371,7 +1368,7 @@
         <w:t xml:space="preserve"> </w:t>
       </w:r>
       <w:r>
-        <w:t xml:space="preserve">and not separated from them at</w:t>
+        <w:t xml:space="preserve">and, under the stated tie rule, at</w:t>
       </w:r>
       <w:r>
         <w:t xml:space="preserve"> </w:t>
@@ -1391,7 +1388,63 @@
         </m:r>
       </m:oMath>
       <w:r>
-        <w:t xml:space="preserve">. C1 is therefore claimed</w:t>
+        <w:t xml:space="preserve"> </w:t>
+      </w:r>
+      <w:r>
+        <w:t xml:space="preserve">as well</w:t>
+      </w:r>
+      <w:r>
+        <w:t xml:space="preserve"> </w:t>
+      </w:r>
+      <w:r>
+        <w:t xml:space="preserve">(</w:t>
+      </w:r>
+      <m:oMath>
+        <m:sSub>
+          <m:e>
+            <m:r>
+              <m:t>p</m:t>
+            </m:r>
+          </m:e>
+          <m:sub>
+            <m:r>
+              <m:rPr>
+                <m:sty m:val="p"/>
+              </m:rPr>
+              <m:t>H</m:t>
+            </m:r>
+            <m:r>
+              <m:rPr>
+                <m:sty m:val="p"/>
+              </m:rPr>
+              <m:t>o</m:t>
+            </m:r>
+            <m:r>
+              <m:rPr>
+                <m:sty m:val="p"/>
+              </m:rPr>
+              <m:t>l</m:t>
+            </m:r>
+            <m:r>
+              <m:rPr>
+                <m:sty m:val="p"/>
+              </m:rPr>
+              <m:t>m</m:t>
+            </m:r>
+          </m:sub>
+        </m:sSub>
+        <m:r>
+          <m:rPr>
+            <m:sty m:val="p"/>
+          </m:rPr>
+          <m:t>=</m:t>
+        </m:r>
+        <m:r>
+          <m:t>0.0489</m:t>
+        </m:r>
+      </m:oMath>
+      <w:r>
+        <w:t xml:space="preserve">). C1 is therefore claimed</w:t>
       </w:r>
       <w:r>
         <w:t xml:space="preserve"> </w:t>
@@ -31907,7 +31960,13 @@
         <w:t xml:space="preserve"> </w:t>
       </w:r>
       <w:r>
-        <w:t xml:space="preserve">signed graph feeds the eigenframe final polish (Eq. (</w:t>
+        <w:t xml:space="preserve">signed graph feeds the shipped eigenframe basis of the deterministic final</w:t>
+      </w:r>
+      <w:r>
+        <w:t xml:space="preserve"> </w:t>
+      </w:r>
+      <w:r>
+        <w:t xml:space="preserve">polish (Eq. (</w:t>
       </w:r>
       <w:r>
         <w:fldChar w:fldCharType="begin"/>
@@ -31925,13 +31984,19 @@
         <w:fldChar w:fldCharType="end"/>
       </w:r>
       <w:r>
-        <w:t xml:space="preserve">))</w:t>
-      </w:r>
-      <w:r>
-        <w:t xml:space="preserve"> </w:t>
-      </w:r>
-      <w:r>
-        <w:t xml:space="preserve">directly (without the confidence gate).</w:t>
+        <w:t xml:space="preserve">)) directly (without the confidence gate);</w:t>
+      </w:r>
+      <w:r>
+        <w:t xml:space="preserve"> </w:t>
+      </w:r>
+      <w:r>
+        <w:t xml:space="preserve">that basis is an implementation choice the revision’s isolation does not</w:t>
+      </w:r>
+      <w:r>
+        <w:t xml:space="preserve"> </w:t>
+      </w:r>
+      <w:r>
+        <w:t xml:space="preserve">support (Supplementary Materials, Section S9.1).</w:t>
       </w:r>
       <w:r>
         <w:t xml:space="preserve"> </w:t>
@@ -32058,7 +32123,7 @@
         <w:tblStyle w:val="Table"/>
         <w:tblW w:type="auto" w:w="0"/>
         <w:tblLook w:firstRow="1" w:lastRow="0" w:firstColumn="0" w:lastColumn="0" w:noHBand="0" w:noVBand="0" w:val="0020"/>
-        <w:tblCaption w:val="How strictly improving accepted moves become exploitable structure: strictly improving acceptance events update the interaction-structure memory (ISM) graph EMA (Eq. (11)), whose confidence-gated blocks feed the linkage crossover mask (Eq. (5)), while the signed graph feeds the eigenframe final polish (Eq. (12)) directly (without the confidence gate). The graph is updated continuously from strictly improving accepted moves; the polish fires once. Eligibility is exactly: only strictly positive improvements update the ISM (a non-improving move, Δ≤0, does not; this is the graph’s own strict-positivity gate, not the 10^-8 win/tie/loss reporting band); DE-arm moves have update weight 0 in the frozen profile; and successful local-search displacements enter at weight 0.25. No measured interaction structure is shown."/>
+        <w:tblCaption w:val="How strictly improving accepted moves become exploitable structure: strictly improving acceptance events update the interaction-structure memory (ISM) graph EMA (Eq. (11)), whose confidence-gated blocks feed the linkage crossover mask (Eq. (5)), while the signed graph feeds the shipped eigenframe basis of the deterministic final polish (Eq. (12)) directly (without the confidence gate); that basis is an implementation choice the revision’s isolation does not support (Supplementary Materials, Section S9.1). The graph is updated continuously from strictly improving accepted moves; the polish fires once. Eligibility is exactly: only strictly positive improvements update the ISM (a non-improving move, Δ≤0, does not; this is the graph’s own strict-positivity gate, not the 10^-8 win/tie/loss reporting band); DE-arm moves have update weight 0 in the frozen profile; and successful local-search displacements enter at weight 0.25. No measured interaction structure is shown."/>
       </w:tblPr>
       <w:tblGrid>
         <w:gridCol w:w="2640"/>
@@ -32908,7 +32973,7 @@
         <w:tab/>
       </w:r>
       <w:r>
-        <w:t xml:space="preserve"> Eigenframe Final Polish (Contribution C1)</w:t>
+        <w:t xml:space="preserve"> Deterministic Final Polish (Contribution C1)</w:t>
       </w:r>
     </w:p>
     <w:p>
@@ -57237,19 +57302,19 @@
         <w:t xml:space="preserve"> </w:t>
       </w:r>
       <w:r>
-        <w:t xml:space="preserve">panel corroborates AGSK’s published strength in this regime, consistent</w:t>
-      </w:r>
-      <w:r>
-        <w:t xml:space="preserve"> </w:t>
-      </w:r>
-      <w:r>
-        <w:t xml:space="preserve">with the tiering thesis: every dimension-gated DT-GSK subsystem is</w:t>
-      </w:r>
-      <w:r>
-        <w:t xml:space="preserve"> </w:t>
-      </w:r>
-      <w:r>
-        <w:t xml:space="preserve">inactive at</w:t>
+        <w:t xml:space="preserve">panel corroborates AGSK’s published strength in this regime. That suite</w:t>
+      </w:r>
+      <w:r>
+        <w:t xml:space="preserve"> </w:t>
+      </w:r>
+      <w:r>
+        <w:t xml:space="preserve">evaluates the low-dimensional boundary condition of the tiered design —</w:t>
+      </w:r>
+      <w:r>
+        <w:t xml:space="preserve"> </w:t>
+      </w:r>
+      <w:r>
+        <w:t xml:space="preserve">every dimension-gated DT-GSK subsystem is inactive at</w:t>
       </w:r>
       <w:r>
         <w:t xml:space="preserve"> </w:t>
@@ -57269,7 +57334,16 @@
         </m:r>
       </m:oMath>
       <w:r>
-        <w:t xml:space="preserve">.</w:t>
+        <w:t xml:space="preserve"> </w:t>
+      </w:r>
+      <w:r>
+        <w:t xml:space="preserve">—</w:t>
+      </w:r>
+      <w:r>
+        <w:t xml:space="preserve"> </w:t>
+      </w:r>
+      <w:r>
+        <w:t xml:space="preserve">and is not affirmative evidence for the tiering choice itself.</w:t>
       </w:r>
     </w:p>
     <w:p>
@@ -65231,19 +65305,19 @@
         <w:t xml:space="preserve"> </w:t>
       </w:r>
       <w:r>
-        <w:t xml:space="preserve">panel corroborates AGSK’s published strength in this regime, consistent</w:t>
-      </w:r>
-      <w:r>
-        <w:t xml:space="preserve"> </w:t>
-      </w:r>
-      <w:r>
-        <w:t xml:space="preserve">with the tiering thesis: every dimension-gated DT-GSK subsystem is</w:t>
-      </w:r>
-      <w:r>
-        <w:t xml:space="preserve"> </w:t>
-      </w:r>
-      <w:r>
-        <w:t xml:space="preserve">inactive at</w:t>
+        <w:t xml:space="preserve">panel corroborates AGSK’s published strength in this regime. That suite</w:t>
+      </w:r>
+      <w:r>
+        <w:t xml:space="preserve"> </w:t>
+      </w:r>
+      <w:r>
+        <w:t xml:space="preserve">evaluates the low-dimensional boundary condition of the tiered design —</w:t>
+      </w:r>
+      <w:r>
+        <w:t xml:space="preserve"> </w:t>
+      </w:r>
+      <w:r>
+        <w:t xml:space="preserve">every dimension-gated DT-GSK subsystem is inactive at</w:t>
       </w:r>
       <w:r>
         <w:t xml:space="preserve"> </w:t>
@@ -65263,7 +65337,16 @@
         </m:r>
       </m:oMath>
       <w:r>
-        <w:t xml:space="preserve">. That suite is the pre-registered confirmatory</w:t>
+        <w:t xml:space="preserve"> </w:t>
+      </w:r>
+      <w:r>
+        <w:t xml:space="preserve">—</w:t>
+      </w:r>
+      <w:r>
+        <w:t xml:space="preserve"> </w:t>
+      </w:r>
+      <w:r>
+        <w:t xml:space="preserve">and is not affirmative evidence for the tiering choice itself. That suite is the pre-registered confirmatory</w:t>
       </w:r>
       <w:r>
         <w:t xml:space="preserve"> </w:t>
@@ -65505,13 +65588,158 @@
         <w:t xml:space="preserve"> </w:t>
       </w:r>
       <w:r>
-        <w:t xml:space="preserve">Section S9.4). It is descriptive, carries no hypothesis test, and leaves the</w:t>
-      </w:r>
-      <w:r>
-        <w:t xml:space="preserve"> </w:t>
-      </w:r>
-      <w:r>
-        <w:t xml:space="preserve">dimension-tier boundaries themselves unvaried, so their sensitivity is untested.</w:t>
+        <w:t xml:space="preserve">Section S9.4). It is descriptive and carries no hypothesis test. The</w:t>
+      </w:r>
+      <w:r>
+        <w:t xml:space="preserve"> </w:t>
+      </w:r>
+      <w:r>
+        <w:t xml:space="preserve">boundary study registered ahead of resubmission (Supplementary Materials,</w:t>
+      </w:r>
+      <w:r>
+        <w:t xml:space="preserve"> </w:t>
+      </w:r>
+      <w:r>
+        <w:t xml:space="preserve">Section S9.5) varies the tier boundaries themselves: the standing is</w:t>
+      </w:r>
+      <w:r>
+        <w:t xml:space="preserve"> </w:t>
+      </w:r>
+      <w:r>
+        <w:t xml:space="preserve">insensitive to the tested shifts at</w:t>
+      </w:r>
+      <w:r>
+        <w:t xml:space="preserve"> </w:t>
+      </w:r>
+      <m:oMath>
+        <m:r>
+          <m:t>D</m:t>
+        </m:r>
+        <m:r>
+          <m:rPr>
+            <m:sty m:val="p"/>
+          </m:rPr>
+          <m:t>=</m:t>
+        </m:r>
+        <m:r>
+          <m:t>10</m:t>
+        </m:r>
+      </m:oMath>
+      <w:r>
+        <w:t xml:space="preserve"> </w:t>
+      </w:r>
+      <w:r>
+        <w:t xml:space="preserve">and</w:t>
+      </w:r>
+      <w:r>
+        <w:t xml:space="preserve"> </w:t>
+      </w:r>
+      <m:oMath>
+        <m:r>
+          <m:t>D</m:t>
+        </m:r>
+        <m:r>
+          <m:rPr>
+            <m:sty m:val="p"/>
+          </m:rPr>
+          <m:t>=</m:t>
+        </m:r>
+        <m:r>
+          <m:t>50</m:t>
+        </m:r>
+      </m:oMath>
+      <w:r>
+        <w:t xml:space="preserve">, while at</w:t>
+      </w:r>
+      <w:r>
+        <w:t xml:space="preserve"> </w:t>
+      </w:r>
+      <m:oMath>
+        <m:r>
+          <m:t>D</m:t>
+        </m:r>
+        <m:r>
+          <m:rPr>
+            <m:sty m:val="p"/>
+          </m:rPr>
+          <m:t>=</m:t>
+        </m:r>
+        <m:r>
+          <m:t>30</m:t>
+        </m:r>
+      </m:oMath>
+      <w:r>
+        <w:t xml:space="preserve"> </w:t>
+      </w:r>
+      <w:r>
+        <w:t xml:space="preserve">both neighbouring profiles beat the shipped middle set and at</w:t>
+      </w:r>
+      <w:r>
+        <w:t xml:space="preserve"> </w:t>
+      </w:r>
+      <m:oMath>
+        <m:r>
+          <m:t>D</m:t>
+        </m:r>
+        <m:r>
+          <m:rPr>
+            <m:sty m:val="p"/>
+          </m:rPr>
+          <m:t>=</m:t>
+        </m:r>
+        <m:r>
+          <m:t>100</m:t>
+        </m:r>
+      </m:oMath>
+      <w:r>
+        <w:t xml:space="preserve"> </w:t>
+      </w:r>
+      <w:r>
+        <w:t xml:space="preserve">the</w:t>
+      </w:r>
+      <w:r>
+        <w:t xml:space="preserve"> </w:t>
+      </w:r>
+      <m:oMath>
+        <m:r>
+          <m:t>50</m:t>
+        </m:r>
+        <m:r>
+          <m:rPr>
+            <m:sty m:val="p"/>
+          </m:rPr>
+          <m:t>≤</m:t>
+        </m:r>
+        <m:r>
+          <m:t>D</m:t>
+        </m:r>
+        <m:r>
+          <m:rPr>
+            <m:sty m:val="p"/>
+          </m:rPr>
+          <m:t>&lt;</m:t>
+        </m:r>
+        <m:r>
+          <m:t>100</m:t>
+        </m:r>
+      </m:oMath>
+      <w:r>
+        <w:t xml:space="preserve"> </w:t>
+      </w:r>
+      <w:r>
+        <w:t xml:space="preserve">set beats the shipped upper profile on paired means with</w:t>
+      </w:r>
+      <w:r>
+        <w:t xml:space="preserve"> </w:t>
+      </w:r>
+      <w:r>
+        <w:t xml:space="preserve">the family ordinal unchanged — boundary-level findings, attributed to no</w:t>
+      </w:r>
+      <w:r>
+        <w:t xml:space="preserve"> </w:t>
+      </w:r>
+      <w:r>
+        <w:t xml:space="preserve">individual mechanism, that extend the disclosed mis-specification.</w:t>
       </w:r>
       <w:r>
         <w:t xml:space="preserve"> </w:t>
@@ -65779,7 +66007,7 @@
         <w:t xml:space="preserve"> </w:t>
       </w:r>
       <w:r>
-        <w:t xml:space="preserve">Section S9.3), so the</w:t>
+        <w:t xml:space="preserve">Section S9.3), so the shipped</w:t>
       </w:r>
       <w:r>
         <w:t xml:space="preserve"> </w:t>
@@ -65811,19 +66039,31 @@
         <w:t xml:space="preserve"> </w:t>
       </w:r>
       <w:r>
-        <w:t xml:space="preserve">tier is</w:t>
-      </w:r>
-      <w:r>
-        <w:t xml:space="preserve"> </w:t>
-      </w:r>
-      <w:r>
-        <w:t xml:space="preserve">mis-specified rather than the tiering principle being unsupported — the same</w:t>
-      </w:r>
-      <w:r>
-        <w:t xml:space="preserve"> </w:t>
-      </w:r>
-      <w:r>
-        <w:t xml:space="preserve">experiment demonstrates tiering against a high-dimension transplant at</w:t>
+        <w:t xml:space="preserve">configuration is inferior to</w:t>
+      </w:r>
+      <w:r>
+        <w:t xml:space="preserve"> </w:t>
+      </w:r>
+      <w:r>
+        <w:t xml:space="preserve">the tested low-tier transplant at that dimension. This localizes a</w:t>
+      </w:r>
+      <w:r>
+        <w:t xml:space="preserve"> </w:t>
+      </w:r>
+      <w:r>
+        <w:t xml:space="preserve">configuration-level weakness; it does not identify the responsible key, and</w:t>
+      </w:r>
+      <w:r>
+        <w:t xml:space="preserve"> </w:t>
+      </w:r>
+      <w:r>
+        <w:t xml:space="preserve">the same experiment demonstrates tiering against a high-dimension transplant</w:t>
+      </w:r>
+      <w:r>
+        <w:t xml:space="preserve"> </w:t>
+      </w:r>
+      <w:r>
+        <w:t xml:space="preserve">at</w:t>
       </w:r>
       <w:r>
         <w:t xml:space="preserve"> </w:t>
@@ -65866,13 +66106,13 @@
         </m:r>
       </m:oMath>
       <w:r>
-        <w:t xml:space="preserve">. Which of the differing configuration keys carries the effect is</w:t>
-      </w:r>
-      <w:r>
-        <w:t xml:space="preserve"> </w:t>
-      </w:r>
-      <w:r>
-        <w:t xml:space="preserve">not resolved here and is left open.</w:t>
+        <w:t xml:space="preserve">. Which of the differing configuration keys carries</w:t>
+      </w:r>
+      <w:r>
+        <w:t xml:space="preserve"> </w:t>
+      </w:r>
+      <w:r>
+        <w:t xml:space="preserve">the effect is not resolved here and is left open.</w:t>
       </w:r>
     </w:p>
     <w:p>
@@ -66087,19 +66327,37 @@
         <w:t xml:space="preserve"> </w:t>
       </w:r>
       <w:r>
-        <w:t xml:space="preserve">uncontrolled implementation and environment differences into the comparison. Three attribution gaps bound what the</w:t>
-      </w:r>
-      <w:r>
-        <w:t xml:space="preserve"> </w:t>
-      </w:r>
-      <w:r>
-        <w:t xml:space="preserve">component evidence can support, including that the polish isolation removes the</w:t>
-      </w:r>
-      <w:r>
-        <w:t xml:space="preserve"> </w:t>
-      </w:r>
-      <w:r>
-        <w:t xml:space="preserve">entire compass endgame rather than the learned basis alone. Finally, the</w:t>
+        <w:t xml:space="preserve">uncontrolled implementation and environment differences into the comparison. Attribution gaps bound what the</w:t>
+      </w:r>
+      <w:r>
+        <w:t xml:space="preserve"> </w:t>
+      </w:r>
+      <w:r>
+        <w:t xml:space="preserve">component evidence can support; the basis gap among them is closed by the</w:t>
+      </w:r>
+      <w:r>
+        <w:t xml:space="preserve"> </w:t>
+      </w:r>
+      <w:r>
+        <w:t xml:space="preserve">revision’s three-arm isolation, which separates the deterministic endgame</w:t>
+      </w:r>
+      <w:r>
+        <w:t xml:space="preserve"> </w:t>
+      </w:r>
+      <w:r>
+        <w:t xml:space="preserve">(supported) from the learned basis it searches (not supported), leaving open</w:t>
+      </w:r>
+      <w:r>
+        <w:t xml:space="preserve"> </w:t>
+      </w:r>
+      <w:r>
+        <w:t xml:space="preserve">alternative bases, other suites, and the conditions under which accepted-move</w:t>
+      </w:r>
+      <w:r>
+        <w:t xml:space="preserve"> </w:t>
+      </w:r>
+      <w:r>
+        <w:t xml:space="preserve">geometry becomes informative. Finally, the</w:t>
       </w:r>
       <w:r>
         <w:t xml:space="preserve"> </w:t>
@@ -66925,7 +67183,7 @@
         <w:t xml:space="preserve"> </w:t>
       </w:r>
       <w:r>
-        <w:t xml:space="preserve">tag v2.21, and any further materials are</w:t>
+        <w:t xml:space="preserve">tag v2.22, and any further materials are</w:t>
       </w:r>
       <w:r>
         <w:t xml:space="preserve"> </w:t>
@@ -67003,7 +67261,19 @@
         <w:t xml:space="preserve"> </w:t>
       </w:r>
       <w:r>
-        <w:t xml:space="preserve">leaves every primary value unchanged; and the derived statistical artifacts</w:t>
+        <w:t xml:space="preserve">leaves every primary value unchanged; the boundary-sensitivity experiment</w:t>
+      </w:r>
+      <w:r>
+        <w:t xml:space="preserve"> </w:t>
+      </w:r>
+      <w:r>
+        <w:t xml:space="preserve">added ahead of resubmission is carried by a fifth additive release,</w:t>
+      </w:r>
+      <w:r>
+        <w:t xml:space="preserve"> </w:t>
+      </w:r>
+      <w:r>
+        <w:t xml:space="preserve">rev2-rel-2026-08-28-203c78744, on the same terms; and the derived statistical artifacts</w:t>
       </w:r>
       <w:r>
         <w:t xml:space="preserve"> </w:t>

--- a/papers/DT-GSK.docx
+++ b/papers/DT-GSK.docx
@@ -33085,7 +33085,7 @@
         <w:pStyle w:val="BodyText"/>
       </w:pPr>
       <w:r>
-        <w:t xml:space="preserve">The eigenframe final polish is a one-shot deterministic compass search</w:t>
+        <w:t xml:space="preserve">The deterministic final polish is a one-shot compass search</w:t>
       </w:r>
       <w:r>
         <w:t xml:space="preserve"> </w:t>

--- a/papers/DT-GSK.docx
+++ b/papers/DT-GSK.docx
@@ -1749,7 +1749,7 @@
         <w:pStyle w:val="FirstParagraph"/>
       </w:pPr>
       <w:r>
-        <w:t xml:space="preserve">The interaction-structure memory is an online, decaying, evidence-gated coordinate-pair graph learned from strictly improving accepted moves without additional objective evaluations. It provides candidate linkage blocks for blockwise crossover and a candidate eigenbasis for the deterministic final polish (C1). However, the component isolation does not establish a consistent standalone performance contribution from ISM at the dimensions where it is active, and the function-class analysis reveals no systematic advantage on the hybrid or composition categories (Supplementary Materials, Sections S6.5 and S6.6). The direct basis isolation added in revision goes further: in the memory’s terminal exploitation channel, the polish basis, the learned eigenframe is outperformed by the plain coordinate axes at</w:t>
+        <w:t xml:space="preserve">The interaction-structure memory is an online, decaying, evidence-gated coordinate-pair graph learned from strictly improving accepted moves without additional objective evaluations. It provides candidate linkage blocks for blockwise crossover and a candidate eigenbasis for the deterministic final polish (C1). However, the component isolation does not establish a consistent standalone performance contribution from ISM at the dimensions where it is active, and the function-class analysis reveals no systematic advantage on the hybrid or composition categories (Supplementary Materials, Sections S6.5 and S6.6). A direct basis isolation goes further: in the memory’s terminal exploitation channel, the polish basis, the learned eigenframe is outperformed by the plain coordinate axes at</w:t>
       </w:r>
       <w:r>
         <w:t xml:space="preserve"> </w:t>
@@ -23407,13 +23407,19 @@
         <w:t xml:space="preserve"> </w:t>
       </w:r>
       <w:r>
-        <w:t xml:space="preserve">not isolated at submission. A controlled tiered-versus-tier-constant contrast</w:t>
-      </w:r>
-      <w:r>
-        <w:t xml:space="preserve"> </w:t>
-      </w:r>
-      <w:r>
-        <w:t xml:space="preserve">was added in revision (Supplementary Materials, Section S9.3): it separates the</w:t>
+        <w:t xml:space="preserve">not isolated by the component studies above. A controlled</w:t>
+      </w:r>
+      <w:r>
+        <w:t xml:space="preserve"> </w:t>
+      </w:r>
+      <w:r>
+        <w:t xml:space="preserve">tiered-versus-tier-constant contrast (Supplementary Materials,</w:t>
+      </w:r>
+      <w:r>
+        <w:t xml:space="preserve"> </w:t>
+      </w:r>
+      <w:r>
+        <w:t xml:space="preserve">Section S9.3) separates the</w:t>
       </w:r>
       <w:r>
         <w:t xml:space="preserve"> </w:t>
@@ -31990,7 +31996,7 @@
         <w:t xml:space="preserve"> </w:t>
       </w:r>
       <w:r>
-        <w:t xml:space="preserve">that basis is an implementation choice the revision’s isolation does not</w:t>
+        <w:t xml:space="preserve">that basis is an implementation choice the direct isolation does not</w:t>
       </w:r>
       <w:r>
         <w:t xml:space="preserve"> </w:t>
@@ -32123,7 +32129,7 @@
         <w:tblStyle w:val="Table"/>
         <w:tblW w:type="auto" w:w="0"/>
         <w:tblLook w:firstRow="1" w:lastRow="0" w:firstColumn="0" w:lastColumn="0" w:noHBand="0" w:noVBand="0" w:val="0020"/>
-        <w:tblCaption w:val="How strictly improving accepted moves become exploitable structure: strictly improving acceptance events update the interaction-structure memory (ISM) graph EMA (Eq. (11)), whose confidence-gated blocks feed the linkage crossover mask (Eq. (5)), while the signed graph feeds the shipped eigenframe basis of the deterministic final polish (Eq. (12)) directly (without the confidence gate); that basis is an implementation choice the revision’s isolation does not support (Supplementary Materials, Section S9.1). The graph is updated continuously from strictly improving accepted moves; the polish fires once. Eligibility is exactly: only strictly positive improvements update the ISM (a non-improving move, Δ≤0, does not; this is the graph’s own strict-positivity gate, not the 10^-8 win/tie/loss reporting band); DE-arm moves have update weight 0 in the frozen profile; and successful local-search displacements enter at weight 0.25. No measured interaction structure is shown."/>
+        <w:tblCaption w:val="How strictly improving accepted moves become exploitable structure: strictly improving acceptance events update the interaction-structure memory (ISM) graph EMA (Eq. (11)), whose confidence-gated blocks feed the linkage crossover mask (Eq. (5)), while the signed graph feeds the shipped eigenframe basis of the deterministic final polish (Eq. (12)) directly (without the confidence gate); that basis is an implementation choice the direct isolation does not support (Supplementary Materials, Section S9.1). The graph is updated continuously from strictly improving accepted moves; the polish fires once. Eligibility is exactly: only strictly positive improvements update the ISM (a non-improving move, Δ≤0, does not; this is the graph’s own strict-positivity gate, not the 10^-8 win/tie/loss reporting band); DE-arm moves have update weight 0 in the frozen profile; and successful local-search displacements enter at weight 0.25. No measured interaction structure is shown."/>
       </w:tblPr>
       <w:tblGrid>
         <w:gridCol w:w="2640"/>
@@ -33382,7 +33388,7 @@
         <w:t xml:space="preserve"> </w:t>
       </w:r>
       <w:r>
-        <w:t xml:space="preserve">directions. The three-arm contrast added in revision (Supplementary</w:t>
+        <w:t xml:space="preserve">directions. The three-arm contrast (Supplementary</w:t>
       </w:r>
       <w:r>
         <w:t xml:space="preserve"> </w:t>
@@ -52849,13 +52855,13 @@
         <w:fldChar w:fldCharType="end"/>
       </w:r>
       <w:r>
-        <w:t xml:space="preserve"> shows the Nemenyi mean-rank</w:t>
-      </w:r>
-      <w:r>
-        <w:t xml:space="preserve"> </w:t>
-      </w:r>
-      <w:r>
-        <w:t xml:space="preserve">plots with CD span (one panel per dimension), emitted only because the omnibus is significant at every</w:t>
+        <w:t xml:space="preserve"> shows the Nemenyi critical-difference view</w:t>
+      </w:r>
+      <w:r>
+        <w:t xml:space="preserve"> </w:t>
+      </w:r>
+      <w:r>
+        <w:t xml:space="preserve">(one panel per dimension, the within-one-CD-of-best cohort shaded), emitted only because the omnibus is significant at every</w:t>
       </w:r>
       <w:r>
         <w:t xml:space="preserve"> </w:t>
@@ -53214,7 +53220,7 @@
           <wp:inline>
             <wp:extent cx="5532272" cy="4153027"/>
             <wp:effectExtent b="0" l="0" r="0" t="0"/>
-            <wp:docPr descr="Figure 4.  Nemenyi mean-rank plots with critical-difference (CD) span for the CEC2017 GSK-family Friedman mean ranks (lower is better), one panel per dimension (; , , ,  rank units, ); emitted only because the Friedman omnibus is significant at every dimension. The within-one-CD-of-best cohort (the algorithms not separated from the best by more than one CD) is {DT-GSK, AGSK, FDB-AGSK, APGSK, eGSK} at ; {eGSK, DT-GSK} at  (best rank eGSK); {DT-GSK, eGSK} at ; and {DT-GSK, eGSK, ATMALS-GSK} at . Rank-robustne" title="" id="65" name="Picture"/>
+            <wp:docPr descr="Figure 4.  Critical-difference view of the CEC2017 GSK-family Friedman mean ranks (lower is better), one panel per dimension. Bars are mean ranks; the shaded rows are the cohort within one critical difference of the best rank, and the dashed line marks best rank  CD ( for , , ). A bar crossing the line is Nemenyi-separated from the best; DT-GSK and eGSK fall inside one cohort at every dimension." title="" id="65" name="Picture"/>
             <a:graphic>
               <a:graphicData uri="http://schemas.openxmlformats.org/drawingml/2006/picture">
                 <pic:pic>
@@ -53290,28 +53296,54 @@
         <w:t xml:space="preserve">. </w:t>
       </w:r>
       <w:r>
-        <w:t xml:space="preserve"> Nemenyi mean-rank plots with critical-difference (CD) span for the</w:t>
-      </w:r>
-      <w:r>
-        <w:t xml:space="preserve"> </w:t>
-      </w:r>
-      <w:r>
-        <w:t xml:space="preserve">CEC2017 GSK-family Friedman mean ranks (lower is better), one panel per</w:t>
-      </w:r>
-      <w:r>
-        <w:t xml:space="preserve"> </w:t>
-      </w:r>
-      <w:r>
-        <w:t xml:space="preserve">dimension</w:t>
-      </w:r>
-      <w:r>
-        <w:t xml:space="preserve"> </w:t>
-      </w:r>
-      <w:r>
-        <w:t xml:space="preserve">(</w:t>
-      </w:r>
-      <m:oMath>
-        <m:r>
+        <w:t xml:space="preserve"> Critical-difference view of the CEC2017 GSK-family Friedman mean</w:t>
+      </w:r>
+      <w:r>
+        <w:t xml:space="preserve"> </w:t>
+      </w:r>
+      <w:r>
+        <w:t xml:space="preserve">ranks (lower is better), one panel per dimension. Bars are mean ranks; the</w:t>
+      </w:r>
+      <w:r>
+        <w:t xml:space="preserve"> </w:t>
+      </w:r>
+      <w:r>
+        <w:t xml:space="preserve">shaded rows are the cohort within one critical difference of the best rank,</w:t>
+      </w:r>
+      <w:r>
+        <w:t xml:space="preserve"> </w:t>
+      </w:r>
+      <w:r>
+        <w:t xml:space="preserve">and the dashed line marks best rank</w:t>
+      </w:r>
+      <w:r>
+        <w:t xml:space="preserve"> </w:t>
+      </w:r>
+      <m:oMath>
+        <m:r>
+          <m:rPr>
+            <m:sty m:val="p"/>
+          </m:rPr>
+          <m:t>+</m:t>
+        </m:r>
+      </m:oMath>
+      <w:r>
+        <w:t xml:space="preserve"> </w:t>
+      </w:r>
+      <w:r>
+        <w:t xml:space="preserve">CD (</w:t>
+      </w:r>
+      <m:oMath>
+        <m:r>
+          <m:rPr>
+            <m:sty m:val="p"/>
+          </m:rPr>
+          <m:t>C</m:t>
+        </m:r>
+        <m:r>
+          <m:rPr>
+            <m:sty m:val="p"/>
+          </m:rPr>
           <m:t>D</m:t>
         </m:r>
         <m:r>
@@ -53321,38 +53353,14 @@
           <m:t>=</m:t>
         </m:r>
         <m:r>
-          <m:t>10</m:t>
-        </m:r>
-        <m:r>
-          <m:rPr>
-            <m:sty m:val="p"/>
-          </m:rPr>
-          <m:t>,</m:t>
-        </m:r>
-        <m:r>
-          <m:t>30</m:t>
-        </m:r>
-        <m:r>
-          <m:rPr>
-            <m:sty m:val="p"/>
-          </m:rPr>
-          <m:t>,</m:t>
-        </m:r>
-        <m:r>
-          <m:t>50</m:t>
-        </m:r>
-        <m:r>
-          <m:rPr>
-            <m:sty m:val="p"/>
-          </m:rPr>
-          <m:t>,</m:t>
-        </m:r>
-        <m:r>
-          <m:t>100</m:t>
-        </m:r>
-      </m:oMath>
-      <w:r>
-        <w:t xml:space="preserve">;</w:t>
+          <m:t>1.67</m:t>
+        </m:r>
+      </m:oMath>
+      <w:r>
+        <w:t xml:space="preserve"> </w:t>
+      </w:r>
+      <w:r>
+        <w:t xml:space="preserve">for</w:t>
       </w:r>
       <w:r>
         <w:t xml:space="preserve"> </w:t>
@@ -53412,211 +53420,19 @@
         </m:r>
       </m:oMath>
       <w:r>
-        <w:t xml:space="preserve">,</w:t>
-      </w:r>
-      <w:r>
-        <w:t xml:space="preserve"> </w:t>
-      </w:r>
-      <m:oMath>
-        <m:r>
-          <m:rPr>
-            <m:sty m:val="p"/>
-          </m:rPr>
-          <m:t>C</m:t>
-        </m:r>
-        <m:r>
-          <m:rPr>
-            <m:sty m:val="p"/>
-          </m:rPr>
-          <m:t>D</m:t>
-        </m:r>
-        <m:r>
-          <m:rPr>
-            <m:sty m:val="p"/>
-          </m:rPr>
-          <m:t>=</m:t>
-        </m:r>
-        <m:r>
-          <m:t>1.67</m:t>
-        </m:r>
-      </m:oMath>
-      <w:r>
-        <w:t xml:space="preserve"> </w:t>
-      </w:r>
-      <w:r>
-        <w:t xml:space="preserve">rank units,</w:t>
-      </w:r>
-      <w:r>
-        <w:t xml:space="preserve"> </w:t>
-      </w:r>
-      <m:oMath>
-        <m:sSub>
-          <m:e>
-            <m:r>
-              <m:t>q</m:t>
-            </m:r>
-          </m:e>
-          <m:sub>
-            <m:r>
-              <m:t>0.05</m:t>
-            </m:r>
-          </m:sub>
-        </m:sSub>
-        <m:r>
-          <m:rPr>
-            <m:sty m:val="p"/>
-          </m:rPr>
-          <m:t>=</m:t>
-        </m:r>
-        <m:r>
-          <m:t>2.949</m:t>
-        </m:r>
-      </m:oMath>
-      <w:r>
-        <w:t xml:space="preserve">); emitted only because the</w:t>
-      </w:r>
-      <w:r>
-        <w:t xml:space="preserve"> </w:t>
-      </w:r>
-      <w:r>
-        <w:t xml:space="preserve">Friedman omnibus is significant at every dimension. The within-one-CD-of-best</w:t>
-      </w:r>
-      <w:r>
-        <w:t xml:space="preserve"> </w:t>
-      </w:r>
-      <w:r>
-        <w:t xml:space="preserve">cohort (the algorithms not separated from the best by more than one CD) is</w:t>
-      </w:r>
-      <w:r>
-        <w:t xml:space="preserve"> </w:t>
-      </w:r>
-      <w:r>
-        <w:t xml:space="preserve">{DT-GSK, AGSK, FDB-AGSK, APGSK, eGSK} at</w:t>
-      </w:r>
-      <w:r>
-        <w:t xml:space="preserve"> </w:t>
-      </w:r>
-      <m:oMath>
-        <m:r>
-          <m:t>D</m:t>
-        </m:r>
-        <m:r>
-          <m:rPr>
-            <m:sty m:val="p"/>
-          </m:rPr>
-          <m:t>=</m:t>
-        </m:r>
-        <m:r>
-          <m:t>10</m:t>
-        </m:r>
-      </m:oMath>
-      <w:r>
-        <w:t xml:space="preserve">;</w:t>
-      </w:r>
-      <w:r>
-        <w:t xml:space="preserve"> </w:t>
-      </w:r>
-      <w:r>
-        <w:t xml:space="preserve">{eGSK, DT-GSK} at</w:t>
-      </w:r>
-      <w:r>
-        <w:t xml:space="preserve"> </w:t>
-      </w:r>
-      <m:oMath>
-        <m:r>
-          <m:t>D</m:t>
-        </m:r>
-        <m:r>
-          <m:rPr>
-            <m:sty m:val="p"/>
-          </m:rPr>
-          <m:t>=</m:t>
-        </m:r>
-        <m:r>
-          <m:t>30</m:t>
-        </m:r>
-      </m:oMath>
-      <w:r>
-        <w:t xml:space="preserve"> </w:t>
-      </w:r>
-      <w:r>
-        <w:t xml:space="preserve">(best rank eGSK); {DT-GSK, eGSK}</w:t>
-      </w:r>
-      <w:r>
-        <w:t xml:space="preserve"> </w:t>
-      </w:r>
-      <w:r>
-        <w:t xml:space="preserve">at</w:t>
-      </w:r>
-      <w:r>
-        <w:t xml:space="preserve"> </w:t>
-      </w:r>
-      <m:oMath>
-        <m:r>
-          <m:t>D</m:t>
-        </m:r>
-        <m:r>
-          <m:rPr>
-            <m:sty m:val="p"/>
-          </m:rPr>
-          <m:t>=</m:t>
-        </m:r>
-        <m:r>
-          <m:t>50</m:t>
-        </m:r>
-      </m:oMath>
-      <w:r>
-        <w:t xml:space="preserve">; and {DT-GSK, eGSK, ATMALS-GSK} at</w:t>
-      </w:r>
-      <w:r>
-        <w:t xml:space="preserve"> </w:t>
-      </w:r>
-      <m:oMath>
-        <m:r>
-          <m:t>D</m:t>
-        </m:r>
-        <m:r>
-          <m:rPr>
-            <m:sty m:val="p"/>
-          </m:rPr>
-          <m:t>=</m:t>
-        </m:r>
-        <m:r>
-          <m:t>100</m:t>
-        </m:r>
-      </m:oMath>
-      <w:r>
-        <w:t xml:space="preserve">. Rank-robustness</w:t>
-      </w:r>
-      <w:r>
-        <w:t xml:space="preserve"> </w:t>
-      </w:r>
-      <w:r>
-        <w:t xml:space="preserve">and APGSK-gap qualifications as in</w:t>
-      </w:r>
-      <w:r>
-        <w:t xml:space="preserve"> </w:t>
-      </w:r>
-      <w:r>
-        <w:t xml:space="preserve">Table </w:t>
-      </w:r>
-      <w:r>
-        <w:fldChar w:fldCharType="begin"/>
-      </w:r>
-      <w:r>
-        <w:instrText xml:space="preserve"> REF ref_tab_friedman_cec2017 \h </w:instrText>
-      </w:r>
-      <w:r>
-        <w:fldChar w:fldCharType="separate"/>
-      </w:r>
-      <w:r>
-        <w:t xml:space="preserve">14</w:t>
-      </w:r>
-      <w:r>
-        <w:fldChar w:fldCharType="end"/>
-      </w:r>
-      <w:r>
-        <w:t xml:space="preserve">.</w:t>
+        <w:t xml:space="preserve">). A bar crossing the line is</w:t>
+      </w:r>
+      <w:r>
+        <w:t xml:space="preserve"> </w:t>
+      </w:r>
+      <w:r>
+        <w:t xml:space="preserve">Nemenyi-separated from the best; DT-GSK and eGSK fall inside one</w:t>
+      </w:r>
+      <w:r>
+        <w:t xml:space="preserve"> </w:t>
+      </w:r>
+      <w:r>
+        <w:t xml:space="preserve">cohort at every dimension.</w:t>
       </w:r>
     </w:p>
     <w:bookmarkEnd w:id="67"/>
@@ -61574,6 +61390,90 @@
         <w:t xml:space="preserve">).</w:t>
       </w:r>
     </w:p>
+    <w:p>
+      <w:pPr>
+        <w:pStyle w:val="BodyText"/>
+      </w:pPr>
+      <w:r>
+        <w:t xml:space="preserve">Both convergence figures share one reading basis, stated once here rather</w:t>
+      </w:r>
+      <w:r>
+        <w:t xml:space="preserve"> </w:t>
+      </w:r>
+      <w:r>
+        <w:t xml:space="preserve">than repeated in each caption: panels follow the fixed, prespecified</w:t>
+      </w:r>
+      <w:r>
+        <w:t xml:space="preserve"> </w:t>
+      </w:r>
+      <w:r>
+        <w:t xml:space="preserve">function-selection rule frozen before rendering (each set includes a mandated</w:t>
+      </w:r>
+      <w:r>
+        <w:t xml:space="preserve"> </w:t>
+      </w:r>
+      <w:r>
+        <w:t xml:space="preserve">unfavorable case); every curve is the per-checkpoint mean error over the 51</w:t>
+      </w:r>
+      <w:r>
+        <w:t xml:space="preserve"> </w:t>
+      </w:r>
+      <w:r>
+        <w:t xml:space="preserve">runs on an identical checkpoint grid with no smoothing; the</w:t>
+      </w:r>
+      <w:r>
+        <w:t xml:space="preserve"> </w:t>
+      </w:r>
+      <m:oMath>
+        <m:r>
+          <m:t>y</m:t>
+        </m:r>
+      </m:oMath>
+      <w:r>
+        <w:t xml:space="preserve">-axis is</w:t>
+      </w:r>
+      <w:r>
+        <w:t xml:space="preserve"> </w:t>
+      </w:r>
+      <w:r>
+        <w:t xml:space="preserve">log-error with a display-only floor of</w:t>
+      </w:r>
+      <w:r>
+        <w:t xml:space="preserve"> </w:t>
+      </w:r>
+      <m:oMath>
+        <m:sSup>
+          <m:e>
+            <m:r>
+              <m:t>10</m:t>
+            </m:r>
+          </m:e>
+          <m:sup>
+            <m:r>
+              <m:rPr>
+                <m:sty m:val="p"/>
+              </m:rPr>
+              <m:t>−</m:t>
+            </m:r>
+            <m:r>
+              <m:t>14</m:t>
+            </m:r>
+          </m:sup>
+        </m:sSup>
+      </m:oMath>
+      <w:r>
+        <w:t xml:space="preserve"> </w:t>
+      </w:r>
+      <w:r>
+        <w:t xml:space="preserve">for exact zeros, which</w:t>
+      </w:r>
+      <w:r>
+        <w:t xml:space="preserve"> </w:t>
+      </w:r>
+      <w:r>
+        <w:t xml:space="preserve">never enters any statistic; and one legend serves all panels.</w:t>
+      </w:r>
+    </w:p>
     <w:bookmarkStart w:id="86" w:name="lbl_fig_conv_cec2017_d30"/>
     <w:p>
       <w:pPr>
@@ -61586,7 +61486,7 @@
           <wp:inline>
             <wp:extent cx="5620004" cy="4148894"/>
             <wp:effectExtent b="0" l="0" r="0" t="0"/>
-            <wp:docPr descr="Figure 6.  Family-overlay convergence on CEC2017 at  for the four functions selected by a fixed, prespecified rule and frozen before rendering: F3 (unimodal; easy/strong), F10 (simple multimodal; hard/comparable), F12 (hybrid; hard/comparable), F26 (composition; hard/weak — the mandated unfavorable case). Each panel overlays all 7 panel algorithms; every curve is the per-checkpoint mean error across 51 runs (identical basis; no smoothing); log-error -axis with a display-only floor of  for exact zeros (never" title="" id="84" name="Picture"/>
+            <wp:docPr descr="Figure 6.  Family-overlay convergence on CEC2017 at  — DT-GSK’s known-weak tier, ranked second behind eGSK — for the four prespecified functions: F3 (unimodal; easy/strong), F10 (simple multimodal; hard/comparable), F12 (hybrid; hard/comparable), F26 (composition; hard/weak, the mandated unfavorable case). Shared basis as stated above; APGSK checkpoint evidence at  carries the per-run availability qualification of Section 4.1." title="" id="84" name="Picture"/>
             <a:graphic>
               <a:graphicData uri="http://schemas.openxmlformats.org/drawingml/2006/picture">
                 <pic:pic>
@@ -61685,19 +61585,19 @@
         <w:t xml:space="preserve"> </w:t>
       </w:r>
       <w:r>
-        <w:t xml:space="preserve">for the</w:t>
-      </w:r>
-      <w:r>
-        <w:t xml:space="preserve"> </w:t>
-      </w:r>
-      <w:r>
-        <w:t xml:space="preserve">four functions selected by a fixed, prespecified rule and frozen before rendering:</w:t>
-      </w:r>
-      <w:r>
-        <w:t xml:space="preserve"> </w:t>
-      </w:r>
-      <w:r>
-        <w:t xml:space="preserve">F3 (unimodal; easy/strong), F10 (simple multimodal;</w:t>
+        <w:t xml:space="preserve">—</w:t>
+      </w:r>
+      <w:r>
+        <w:t xml:space="preserve"> </w:t>
+      </w:r>
+      <w:r>
+        <w:t xml:space="preserve">DT-GSK’s known-weak tier, ranked second behind eGSK — for the four</w:t>
+      </w:r>
+      <w:r>
+        <w:t xml:space="preserve"> </w:t>
+      </w:r>
+      <w:r>
+        <w:t xml:space="preserve">prespecified functions: F3 (unimodal; easy/strong), F10 (simple multimodal;</w:t>
       </w:r>
       <w:r>
         <w:t xml:space="preserve"> </w:t>
@@ -61709,71 +61609,13 @@
         <w:t xml:space="preserve"> </w:t>
       </w:r>
       <w:r>
-        <w:t xml:space="preserve">hard/weak — the mandated unfavorable case). Each panel overlays all</w:t>
-      </w:r>
-      <w:r>
-        <w:t xml:space="preserve"> </w:t>
-      </w:r>
-      <w:r>
-        <w:t xml:space="preserve">7 panel algorithms; every curve is the per-checkpoint mean error</w:t>
-      </w:r>
-      <w:r>
-        <w:t xml:space="preserve"> </w:t>
-      </w:r>
-      <w:r>
-        <w:t xml:space="preserve">across 51 runs (identical basis; no smoothing); log-error</w:t>
-      </w:r>
-      <w:r>
-        <w:t xml:space="preserve"> </w:t>
-      </w:r>
-      <m:oMath>
-        <m:r>
-          <m:t>y</m:t>
-        </m:r>
-      </m:oMath>
-      <w:r>
-        <w:t xml:space="preserve">-axis</w:t>
-      </w:r>
-      <w:r>
-        <w:t xml:space="preserve"> </w:t>
-      </w:r>
-      <w:r>
-        <w:t xml:space="preserve">with a display-only floor of</w:t>
-      </w:r>
-      <w:r>
-        <w:t xml:space="preserve"> </w:t>
-      </w:r>
-      <m:oMath>
-        <m:sSup>
-          <m:e>
-            <m:r>
-              <m:t>10</m:t>
-            </m:r>
-          </m:e>
-          <m:sup>
-            <m:r>
-              <m:rPr>
-                <m:sty m:val="p"/>
-              </m:rPr>
-              <m:t>−</m:t>
-            </m:r>
-            <m:r>
-              <m:t>14</m:t>
-            </m:r>
-          </m:sup>
-        </m:sSup>
-      </m:oMath>
-      <w:r>
-        <w:t xml:space="preserve"> </w:t>
-      </w:r>
-      <w:r>
-        <w:t xml:space="preserve">for exact zeros (never enters</w:t>
-      </w:r>
-      <w:r>
-        <w:t xml:space="preserve"> </w:t>
-      </w:r>
-      <w:r>
-        <w:t xml:space="preserve">any statistic); one shared legend.</w:t>
+        <w:t xml:space="preserve">hard/weak, the mandated unfavorable case). Shared basis as stated above;</w:t>
+      </w:r>
+      <w:r>
+        <w:t xml:space="preserve"> </w:t>
+      </w:r>
+      <w:r>
+        <w:t xml:space="preserve">APGSK checkpoint evidence at</w:t>
       </w:r>
       <w:r>
         <w:t xml:space="preserve"> </w:t>
@@ -61796,54 +61638,13 @@
         <w:t xml:space="preserve"> </w:t>
       </w:r>
       <w:r>
-        <w:t xml:space="preserve">is DT-GSK’s known-weak</w:t>
-      </w:r>
-      <w:r>
-        <w:t xml:space="preserve"> </w:t>
-      </w:r>
-      <w:r>
-        <w:t xml:space="preserve">tier: rank #2 behind eGSK.</w:t>
-      </w:r>
-      <w:r>
-        <w:t xml:space="preserve"> </w:t>
-      </w:r>
-      <w:r>
-        <w:t xml:space="preserve">APGSK checkpoint evidence at</w:t>
-      </w:r>
-      <w:r>
-        <w:t xml:space="preserve"> </w:t>
-      </w:r>
-      <m:oMath>
-        <m:r>
-          <m:t>D</m:t>
-        </m:r>
-        <m:r>
-          <m:rPr>
-            <m:sty m:val="p"/>
-          </m:rPr>
-          <m:t>=</m:t>
-        </m:r>
-        <m:r>
-          <m:t>30</m:t>
-        </m:r>
-      </m:oMath>
-      <w:r>
-        <w:t xml:space="preserve"> </w:t>
-      </w:r>
-      <w:r>
         <w:t xml:space="preserve">carries the per-run availability</w:t>
       </w:r>
       <w:r>
         <w:t xml:space="preserve"> </w:t>
       </w:r>
       <w:r>
-        <w:t xml:space="preserve">qualification of</w:t>
-      </w:r>
-      <w:r>
-        <w:t xml:space="preserve"> </w:t>
-      </w:r>
-      <w:r>
-        <w:t xml:space="preserve">Section </w:t>
+        <w:t xml:space="preserve">qualification of Section </w:t>
       </w:r>
       <w:r>
         <w:fldChar w:fldCharType="begin"/>
@@ -61877,7 +61678,7 @@
           <wp:inline>
             <wp:extent cx="5620004" cy="4148894"/>
             <wp:effectExtent b="0" l="0" r="0" t="0"/>
-            <wp:docPr descr="Figure 7.  Family-overlay convergence on CEC2017 at  (tier where the structure-memory and polish subsystems are active) for the four prespecified functions: F1 (unimodal; easy/strong), F5 (simple multimodal; easy/strong), F12 (hybrid; hard/comparable), F26 (composition; hard/comparable). Per-checkpoint mean error across 51 runs per algorithm, 7-curve overlay, log-error -axis (display floor ), one shared legend. " title="" id="88" name="Picture"/>
+            <wp:docPr descr="Figure 7.  Family-overlay convergence on CEC2017 at , the tier where the structure-memory and polish subsystems are active, for the four prespecified functions: F1 (unimodal; easy/strong), F5 (simple multimodal; easy/strong), F12 (hybrid; hard/comparable), F26 (composition; hard/comparable). Shared basis as stated above." title="" id="88" name="Picture"/>
             <a:graphic>
               <a:graphicData uri="http://schemas.openxmlformats.org/drawingml/2006/picture">
                 <pic:pic>
@@ -61973,86 +61774,31 @@
         </m:r>
       </m:oMath>
       <w:r>
-        <w:t xml:space="preserve"> </w:t>
-      </w:r>
-      <w:r>
-        <w:t xml:space="preserve">(tier</w:t>
-      </w:r>
-      <w:r>
-        <w:t xml:space="preserve"> </w:t>
-      </w:r>
-      <w:r>
-        <w:t xml:space="preserve">where the structure-memory and polish subsystems are active) for the</w:t>
-      </w:r>
-      <w:r>
-        <w:t xml:space="preserve"> </w:t>
-      </w:r>
-      <w:r>
-        <w:t xml:space="preserve">four prespecified functions: F1 (unimodal; easy/strong), F5 (simple</w:t>
-      </w:r>
-      <w:r>
-        <w:t xml:space="preserve"> </w:t>
-      </w:r>
-      <w:r>
-        <w:t xml:space="preserve">multimodal; easy/strong), F12 (hybrid; hard/comparable), F26</w:t>
-      </w:r>
-      <w:r>
-        <w:t xml:space="preserve"> </w:t>
-      </w:r>
-      <w:r>
-        <w:t xml:space="preserve">(composition; hard/comparable). Per-checkpoint mean error across 51</w:t>
-      </w:r>
-      <w:r>
-        <w:t xml:space="preserve"> </w:t>
-      </w:r>
-      <w:r>
-        <w:t xml:space="preserve">runs per algorithm, 7-curve overlay, log-error</w:t>
-      </w:r>
-      <w:r>
-        <w:t xml:space="preserve"> </w:t>
-      </w:r>
-      <m:oMath>
-        <m:r>
-          <m:t>y</m:t>
-        </m:r>
-      </m:oMath>
-      <w:r>
-        <w:t xml:space="preserve">-axis (display</w:t>
-      </w:r>
-      <w:r>
-        <w:t xml:space="preserve"> </w:t>
-      </w:r>
-      <w:r>
-        <w:t xml:space="preserve">floor</w:t>
-      </w:r>
-      <w:r>
-        <w:t xml:space="preserve"> </w:t>
-      </w:r>
-      <m:oMath>
-        <m:sSup>
-          <m:e>
-            <m:r>
-              <m:t>10</m:t>
-            </m:r>
-          </m:e>
-          <m:sup>
-            <m:r>
-              <m:rPr>
-                <m:sty m:val="p"/>
-              </m:rPr>
-              <m:t>−</m:t>
-            </m:r>
-            <m:r>
-              <m:t>14</m:t>
-            </m:r>
-          </m:sup>
-        </m:sSup>
-      </m:oMath>
-      <w:r>
-        <w:t xml:space="preserve">), one shared legend.</w:t>
-      </w:r>
-      <w:r>
-        <w:t xml:space="preserve"> </w:t>
+        <w:t xml:space="preserve">, the tier where</w:t>
+      </w:r>
+      <w:r>
+        <w:t xml:space="preserve"> </w:t>
+      </w:r>
+      <w:r>
+        <w:t xml:space="preserve">the structure-memory and polish subsystems are active, for the four</w:t>
+      </w:r>
+      <w:r>
+        <w:t xml:space="preserve"> </w:t>
+      </w:r>
+      <w:r>
+        <w:t xml:space="preserve">prespecified functions: F1 (unimodal; easy/strong), F5 (simple multimodal;</w:t>
+      </w:r>
+      <w:r>
+        <w:t xml:space="preserve"> </w:t>
+      </w:r>
+      <w:r>
+        <w:t xml:space="preserve">easy/strong), F12 (hybrid; hard/comparable), F26 (composition;</w:t>
+      </w:r>
+      <w:r>
+        <w:t xml:space="preserve"> </w:t>
+      </w:r>
+      <w:r>
+        <w:t xml:space="preserve">hard/comparable). Shared basis as stated above.</w:t>
       </w:r>
     </w:p>
     <w:bookmarkEnd w:id="90"/>
@@ -63145,19 +62891,19 @@
         <w:t xml:space="preserve"> </w:t>
       </w:r>
       <w:r>
-        <w:t xml:space="preserve">reference-implementation setting. The asymmetry was not a controlled variable</w:t>
-      </w:r>
-      <w:r>
-        <w:t xml:space="preserve"> </w:t>
-      </w:r>
-      <w:r>
-        <w:t xml:space="preserve">at submission; it was controlled in revision (Supplementary Materials,</w:t>
-      </w:r>
-      <w:r>
-        <w:t xml:space="preserve"> </w:t>
-      </w:r>
-      <w:r>
-        <w:t xml:space="preserve">Section S9.2), and DT-GSK stays within the top two of the panel at every</w:t>
+        <w:t xml:space="preserve">reference-implementation setting. A matched-initial-population control</w:t>
+      </w:r>
+      <w:r>
+        <w:t xml:space="preserve"> </w:t>
+      </w:r>
+      <w:r>
+        <w:t xml:space="preserve">isolates the asymmetry (Supplementary Materials,</w:t>
+      </w:r>
+      <w:r>
+        <w:t xml:space="preserve"> </w:t>
+      </w:r>
+      <w:r>
+        <w:t xml:space="preserve">Section S9.2): DT-GSK stays within the top two of the panel at every</w:t>
       </w:r>
       <w:r>
         <w:t xml:space="preserve"> </w:t>
@@ -65588,13 +65334,13 @@
         <w:t xml:space="preserve"> </w:t>
       </w:r>
       <w:r>
-        <w:t xml:space="preserve">Section S9.4). It is descriptive and carries no hypothesis test. The</w:t>
-      </w:r>
-      <w:r>
-        <w:t xml:space="preserve"> </w:t>
-      </w:r>
-      <w:r>
-        <w:t xml:space="preserve">boundary study registered ahead of resubmission (Supplementary Materials,</w:t>
+        <w:t xml:space="preserve">Section S9.4). It is descriptive and carries no hypothesis test. A</w:t>
+      </w:r>
+      <w:r>
+        <w:t xml:space="preserve"> </w:t>
+      </w:r>
+      <w:r>
+        <w:t xml:space="preserve">pre-registered boundary study (Supplementary Materials,</w:t>
       </w:r>
       <w:r>
         <w:t xml:space="preserve"> </w:t>
@@ -65872,7 +65618,7 @@
         <w:t xml:space="preserve"> </w:t>
       </w:r>
       <w:r>
-        <w:t xml:space="preserve">The configuration-transplant experiment added in revision locates part of that</w:t>
+        <w:t xml:space="preserve">A configuration-transplant experiment locates part of that</w:t>
       </w:r>
       <w:r>
         <w:t xml:space="preserve"> </w:t>
@@ -66562,7 +66308,7 @@
         <w:pStyle w:val="BodyText"/>
       </w:pPr>
       <w:r>
-        <w:t xml:space="preserve">The basis isolation added in revision sharpens this. In the</w:t>
+        <w:t xml:space="preserve">A direct basis isolation sharpens this. In the</w:t>
       </w:r>
       <w:r>
         <w:t xml:space="preserve"> </w:t>
@@ -67013,7 +66759,7 @@
         <w:t xml:space="preserve"> </w:t>
       </w:r>
       <w:r>
-        <w:t xml:space="preserve">freeze and altering no primary result, together with the per-component cost accounting, the post-hoc function-class analysis, and the implementation-caveats trail for the two corrected defects — the material the main text cites as S6.5, S6.6, and S6.7 (S6); the CEC2013LSGO large-scale study, with its family-internal scope, evidential-tier and provenance disclosures (S7); the pre-registered CEC2020 confirmatory battery, reported with its registered outcome wording (S8); and the four round-one revision experiments — the refinement-basis isolation, the matched-population-size control, the tiered-versus-tier-constant transplant, and the exploratory parameter-sensitivity screen — each pre-registered before it produced a result (S9).</w:t>
+        <w:t xml:space="preserve">freeze and altering no primary result, together with the per-component cost accounting, the post-hoc function-class analysis, and the implementation-caveats trail for the two corrected defects — the material the main text cites as S6.5, S6.6, and S6.7 (S6); the CEC2013LSGO large-scale study, with its family-internal scope, evidential-tier and provenance disclosures (S7); the pre-registered CEC2020 confirmatory battery, reported with its registered outcome wording (S8); and the mechanism-isolation and sensitivity experiments — the refinement-basis isolation, the matched-population-size control, the tiered-versus-tier-constant transplant, the exploratory selected-constant screen, and the dimension-boundary study — each pre-registered before it produced a result (S9).</w:t>
       </w:r>
     </w:p>
     <w:bookmarkEnd w:id="102"/>
@@ -67183,7 +66929,7 @@
         <w:t xml:space="preserve"> </w:t>
       </w:r>
       <w:r>
-        <w:t xml:space="preserve">tag v2.22, and any further materials are</w:t>
+        <w:t xml:space="preserve">tag v2.23, and any further materials are</w:t>
       </w:r>
       <w:r>
         <w:t xml:space="preserve"> </w:t>
@@ -67249,31 +66995,49 @@
         <w:t xml:space="preserve"> </w:t>
       </w:r>
       <w:r>
-        <w:t xml:space="preserve">checksummed manifest; the four round-one revision experiments are carried by a</w:t>
-      </w:r>
-      <w:r>
-        <w:t xml:space="preserve"> </w:t>
-      </w:r>
-      <w:r>
-        <w:t xml:space="preserve">fourth additive, non-superseding release, rev-rel-2026-08-26-dd42d37eb, which</w:t>
-      </w:r>
-      <w:r>
-        <w:t xml:space="preserve"> </w:t>
-      </w:r>
-      <w:r>
-        <w:t xml:space="preserve">leaves every primary value unchanged; the boundary-sensitivity experiment</w:t>
-      </w:r>
-      <w:r>
-        <w:t xml:space="preserve"> </w:t>
-      </w:r>
-      <w:r>
-        <w:t xml:space="preserve">added ahead of resubmission is carried by a fifth additive release,</w:t>
-      </w:r>
-      <w:r>
-        <w:t xml:space="preserve"> </w:t>
-      </w:r>
-      <w:r>
-        <w:t xml:space="preserve">rev2-rel-2026-08-28-203c78744, on the same terms; and the derived statistical artifacts</w:t>
+        <w:t xml:space="preserve">checksummed manifest; four of the mechanism-isolation experiments (E1–E4)</w:t>
+      </w:r>
+      <w:r>
+        <w:t xml:space="preserve"> </w:t>
+      </w:r>
+      <w:r>
+        <w:t xml:space="preserve">are carried by a fourth additive, non-superseding release,</w:t>
+      </w:r>
+      <w:r>
+        <w:t xml:space="preserve"> </w:t>
+      </w:r>
+      <w:r>
+        <w:t xml:space="preserve">rev-rel-2026-08-26-dd42d37eb, which</w:t>
+      </w:r>
+      <w:r>
+        <w:t xml:space="preserve"> </w:t>
+      </w:r>
+      <w:r>
+        <w:t xml:space="preserve">leaves every primary value unchanged; the dimension-boundary experiment (E5)</w:t>
+      </w:r>
+      <w:r>
+        <w:t xml:space="preserve"> </w:t>
+      </w:r>
+      <w:r>
+        <w:t xml:space="preserve">is carried by a fifth additive release,</w:t>
+      </w:r>
+      <w:r>
+        <w:t xml:space="preserve"> </w:t>
+      </w:r>
+      <w:r>
+        <w:t xml:space="preserve">rev2-rel-2026-08-28-203c78744, on the same terms; the identity re-execution</w:t>
+      </w:r>
+      <w:r>
+        <w:t xml:space="preserve"> </w:t>
+      </w:r>
+      <w:r>
+        <w:t xml:space="preserve">behind the Table A45 residual is carried by a further additive release,</w:t>
+      </w:r>
+      <w:r>
+        <w:t xml:space="preserve"> </w:t>
+      </w:r>
+      <w:r>
+        <w:t xml:space="preserve">g1-rel-2026-08-28-65b3d39e6; and the derived statistical artifacts</w:t>
       </w:r>
       <w:r>
         <w:t xml:space="preserve"> </w:t>

--- a/papers/DT-GSK.docx
+++ b/papers/DT-GSK.docx
@@ -18342,13 +18342,21 @@
         <w:t xml:space="preserve"> </w:t>
       </w:r>
       <w:r>
-        <w:t xml:space="preserve">know the initial populations differ by a factor of five. That replication was</w:t>
-      </w:r>
-      <w:r>
-        <w:t xml:space="preserve"> </w:t>
-      </w:r>
-      <w:r>
-        <w:t xml:space="preserve">carried out in revision: at the comparators’</w:t>
+        <w:t xml:space="preserve">know the initial populations differ by a factor of five. A common-</w:t>
+      </w:r>
+      <m:oMath>
+        <m:r>
+          <m:t>N</m:t>
+        </m:r>
+        <m:r>
+          <m:t>P</m:t>
+        </m:r>
+      </m:oMath>
+      <w:r>
+        <w:t xml:space="preserve"> </w:t>
+      </w:r>
+      <w:r>
+        <w:t xml:space="preserve">replication was carried out: at the comparators’</w:t>
       </w:r>
       <w:r>
         <w:t xml:space="preserve"> </w:t>
@@ -63650,13 +63658,13 @@
         <w:t xml:space="preserve"> </w:t>
       </w:r>
       <w:r>
-        <w:t xml:space="preserve">tiers, at a tier-dependent compute overhead; the basis isolation added in</w:t>
-      </w:r>
-      <w:r>
-        <w:t xml:space="preserve"> </w:t>
-      </w:r>
-      <w:r>
-        <w:t xml:space="preserve">revision (Supplementary Materials Section S9.1) finds the</w:t>
+        <w:t xml:space="preserve">tiers, at a tier-dependent compute overhead; the basis isolation</w:t>
+      </w:r>
+      <w:r>
+        <w:t xml:space="preserve"> </w:t>
+      </w:r>
+      <w:r>
+        <w:t xml:space="preserve">(Supplementary Materials Section S9.1) finds the</w:t>
       </w:r>
       <w:r>
         <w:t xml:space="preserve"> </w:t>
@@ -66079,13 +66087,19 @@
         <w:t xml:space="preserve"> </w:t>
       </w:r>
       <w:r>
-        <w:t xml:space="preserve">component evidence can support; the basis gap among them is closed by the</w:t>
-      </w:r>
-      <w:r>
-        <w:t xml:space="preserve"> </w:t>
-      </w:r>
-      <w:r>
-        <w:t xml:space="preserve">revision’s three-arm isolation, which separates the deterministic endgame</w:t>
+        <w:t xml:space="preserve">component evidence can support; the basis gap among them is closed by a</w:t>
+      </w:r>
+      <w:r>
+        <w:t xml:space="preserve"> </w:t>
+      </w:r>
+      <w:r>
+        <w:t xml:space="preserve">direct three-arm isolation (Supplementary Materials, Section S9.1), which</w:t>
+      </w:r>
+      <w:r>
+        <w:t xml:space="preserve"> </w:t>
+      </w:r>
+      <w:r>
+        <w:t xml:space="preserve">separates the deterministic endgame</w:t>
       </w:r>
       <w:r>
         <w:t xml:space="preserve"> </w:t>
@@ -66929,7 +66943,7 @@
         <w:t xml:space="preserve"> </w:t>
       </w:r>
       <w:r>
-        <w:t xml:space="preserve">tag v2.23, and any further materials are</w:t>
+        <w:t xml:space="preserve">tag v2.24, and any further materials are</w:t>
       </w:r>
       <w:r>
         <w:t xml:space="preserve"> </w:t>

--- a/papers/DT-GSK.docx
+++ b/papers/DT-GSK.docx
@@ -66943,7 +66943,7 @@
         <w:t xml:space="preserve"> </w:t>
       </w:r>
       <w:r>
-        <w:t xml:space="preserve">tag v2.24, and any further materials are</w:t>
+        <w:t xml:space="preserve">tag v2.25, and any further materials are</w:t>
       </w:r>
       <w:r>
         <w:t xml:space="preserve"> </w:t>

--- a/papers/DT-GSK.docx
+++ b/papers/DT-GSK.docx
@@ -179,7 +179,7 @@
         <w:t xml:space="preserve"> </w:t>
       </w:r>
       <w:r>
-        <w:t xml:space="preserve">Holm-corrected tests separate it from eGSK only at CEC2017’s</w:t>
+        <w:t xml:space="preserve">Holm-corrected tests separate it from eGSK on that suite only at</w:t>
       </w:r>
       <w:r>
         <w:t xml:space="preserve"> </w:t>
@@ -638,13 +638,19 @@
         </m:r>
       </m:oMath>
       <w:r>
-        <w:t xml:space="preserve">. We answer the first affirmatively and report the</w:t>
-      </w:r>
-      <w:r>
-        <w:t xml:space="preserve"> </w:t>
-      </w:r>
-      <w:r>
-        <w:t xml:space="preserve">second as a controlled negative result.</w:t>
+        <w:t xml:space="preserve">. We answer the first affirmatively at the dimensions</w:t>
+      </w:r>
+      <w:r>
+        <w:t xml:space="preserve"> </w:t>
+      </w:r>
+      <w:r>
+        <w:t xml:space="preserve">where tiering was demonstrated, and report the second as a controlled negative</w:t>
+      </w:r>
+      <w:r>
+        <w:t xml:space="preserve"> </w:t>
+      </w:r>
+      <w:r>
+        <w:t xml:space="preserve">result.</w:t>
       </w:r>
     </w:p>
     <w:p>
@@ -1549,7 +1555,112 @@
         <w:t xml:space="preserve"> </w:t>
       </w:r>
       <w:r>
-        <w:t xml:space="preserve">rule among the surveyed GSK variants.</w:t>
+        <w:t xml:space="preserve">rule among the surveyed GSK variants. C2 is claimed for the dimensions where</w:t>
+      </w:r>
+      <w:r>
+        <w:t xml:space="preserve"> </w:t>
+      </w:r>
+      <w:r>
+        <w:t xml:space="preserve">tiering was demonstrated,</w:t>
+      </w:r>
+      <w:r>
+        <w:t xml:space="preserve"> </w:t>
+      </w:r>
+      <m:oMath>
+        <m:r>
+          <m:t>D</m:t>
+        </m:r>
+        <m:r>
+          <m:rPr>
+            <m:sty m:val="p"/>
+          </m:rPr>
+          <m:t>=</m:t>
+        </m:r>
+        <m:r>
+          <m:t>10</m:t>
+        </m:r>
+      </m:oMath>
+      <w:r>
+        <w:t xml:space="preserve"> </w:t>
+      </w:r>
+      <w:r>
+        <w:t xml:space="preserve">and</w:t>
+      </w:r>
+      <w:r>
+        <w:t xml:space="preserve"> </w:t>
+      </w:r>
+      <m:oMath>
+        <m:r>
+          <m:t>D</m:t>
+        </m:r>
+        <m:r>
+          <m:rPr>
+            <m:sty m:val="p"/>
+          </m:rPr>
+          <m:t>=</m:t>
+        </m:r>
+        <m:r>
+          <m:t>50</m:t>
+        </m:r>
+      </m:oMath>
+      <w:r>
+        <w:t xml:space="preserve">; the</w:t>
+      </w:r>
+      <w:r>
+        <w:t xml:space="preserve"> </w:t>
+      </w:r>
+      <m:oMath>
+        <m:r>
+          <m:t>20</m:t>
+        </m:r>
+        <m:r>
+          <m:rPr>
+            <m:sty m:val="p"/>
+          </m:rPr>
+          <m:t>≤</m:t>
+        </m:r>
+        <m:r>
+          <m:t>D</m:t>
+        </m:r>
+        <m:r>
+          <m:rPr>
+            <m:sty m:val="p"/>
+          </m:rPr>
+          <m:t>&lt;</m:t>
+        </m:r>
+        <m:r>
+          <m:t>50</m:t>
+        </m:r>
+      </m:oMath>
+      <w:r>
+        <w:t xml:space="preserve"> </w:t>
+      </w:r>
+      <w:r>
+        <w:t xml:space="preserve">tier is</w:t>
+      </w:r>
+      <w:r>
+        <w:t xml:space="preserve"> </w:t>
+      </w:r>
+      <w:r>
+        <w:t xml:space="preserve">disclosed as mis-specified (Section </w:t>
+      </w:r>
+      <w:r>
+        <w:fldChar w:fldCharType="begin"/>
+      </w:r>
+      <w:r>
+        <w:instrText xml:space="preserve"> REF ref_sec_alg_scaffold \h </w:instrText>
+      </w:r>
+      <w:r>
+        <w:fldChar w:fldCharType="separate"/>
+      </w:r>
+      <w:r>
+        <w:t xml:space="preserve">3.3</w:t>
+      </w:r>
+      <w:r>
+        <w:fldChar w:fldCharType="end"/>
+      </w:r>
+      <w:r>
+        <w:t xml:space="preserve">).</w:t>
       </w:r>
     </w:p>
     <w:p>
@@ -6368,7 +6479,7 @@
         <w:t xml:space="preserve"> </w:t>
       </w:r>
       <w:r>
-        <w:t xml:space="preserve">eigenframe final polish is instead one-shot, RNG-free, hard-capped by</w:t>
+        <w:t xml:space="preserve">deterministic final polish is instead one-shot, RNG-free, hard-capped by</w:t>
       </w:r>
       <w:r>
         <w:t xml:space="preserve"> </w:t>
@@ -18342,7 +18453,7 @@
         <w:t xml:space="preserve"> </w:t>
       </w:r>
       <w:r>
-        <w:t xml:space="preserve">know the initial populations differ by a factor of five. A common-</w:t>
+        <w:t xml:space="preserve">know the initial populations differ by a factor of five. A common-initial-</w:t>
       </w:r>
       <m:oMath>
         <m:r>
@@ -18356,7 +18467,13 @@
         <w:t xml:space="preserve"> </w:t>
       </w:r>
       <w:r>
-        <w:t xml:space="preserve">replication was carried out: at the comparators’</w:t>
+        <w:t xml:space="preserve">replication was carried out on CEC2017, with DT-GSK’s own reduction law and</w:t>
+      </w:r>
+      <w:r>
+        <w:t xml:space="preserve"> </w:t>
+      </w:r>
+      <w:r>
+        <w:t xml:space="preserve">tier floors retained: at the comparators’</w:t>
       </w:r>
       <w:r>
         <w:t xml:space="preserve"> </w:t>
@@ -18511,7 +18628,19 @@
         <w:t xml:space="preserve"> </w:t>
       </w:r>
       <w:r>
-        <w:t xml:space="preserve">Section S9.2).</w:t>
+        <w:t xml:space="preserve">Section S9.2). On CEC2013LSGO the corresponding ratio at initialization is</w:t>
+      </w:r>
+      <w:r>
+        <w:t xml:space="preserve"> </w:t>
+      </w:r>
+      <w:r>
+        <w:t xml:space="preserve">fifty-fold; it is disclosed but not controlled (Supplementary Materials,</w:t>
+      </w:r>
+      <w:r>
+        <w:t xml:space="preserve"> </w:t>
+      </w:r>
+      <w:r>
+        <w:t xml:space="preserve">Section S7).</w:t>
       </w:r>
     </w:p>
     <w:p>
@@ -20645,7 +20774,7 @@
         <w:t xml:space="preserve"> </w:t>
       </w:r>
       <w:r>
-        <w:t xml:space="preserve">and the one-shot eigenframe final polish. At</w:t>
+        <w:t xml:space="preserve">and the one-shot deterministic final polish. At</w:t>
       </w:r>
       <w:r>
         <w:t xml:space="preserve"> </w:t>
@@ -20887,7 +21016,7 @@
         </m:r>
       </m:oMath>
       <w:r>
-        <w:t xml:space="preserve">, the one-shot eigenframe final polish in the final</w:t>
+        <w:t xml:space="preserve">, the one-shot deterministic final polish in the final</w:t>
       </w:r>
       <w:r>
         <w:t xml:space="preserve"> </w:t>
@@ -21198,7 +21327,7 @@
         <w:t xml:space="preserve"> </w:t>
       </w:r>
       <w:r>
-        <w:t xml:space="preserve">eigenframe final polish activate at</w:t>
+        <w:t xml:space="preserve">deterministic final polish activate at</w:t>
       </w:r>
       <w:r>
         <w:t xml:space="preserve"> </w:t>
@@ -32788,7 +32917,7 @@
               <w:t xml:space="preserve"> </w:t>
             </w:r>
             <w:r>
-              <w:t xml:space="preserve">eigenframe final polish (Eq. (</w:t>
+              <w:t xml:space="preserve">deterministic final polish (Eq. (</w:t>
             </w:r>
             <w:r>
               <w:fldChar w:fldCharType="begin"/>
@@ -62812,7 +62941,19 @@
         <w:t xml:space="preserve"> </w:t>
       </w:r>
       <w:r>
-        <w:t xml:space="preserve">anything learned during the run. Second, DT-GSK begins from</w:t>
+        <w:t xml:space="preserve">anything learned during the run. The three-arm isolation of Supplementary</w:t>
+      </w:r>
+      <w:r>
+        <w:t xml:space="preserve"> </w:t>
+      </w:r>
+      <w:r>
+        <w:t xml:space="preserve">Materials Section S9.1 bears on this explanation and supports it: the coordinate</w:t>
+      </w:r>
+      <w:r>
+        <w:t xml:space="preserve"> </w:t>
+      </w:r>
+      <w:r>
+        <w:t xml:space="preserve">arm alone beats no refinement at both active dimensions. Second, DT-GSK begins from</w:t>
       </w:r>
       <w:r>
         <w:t xml:space="preserve"> </w:t>
@@ -66460,6 +66601,48 @@
       <w:r>
         <w:t xml:space="preserve">for this reason.</w:t>
       </w:r>
+      <w:r>
+        <w:t xml:space="preserve"> </w:t>
+      </w:r>
+      <w:r>
+        <w:t xml:space="preserve">Both mechanisms are retained unchanged. The configuration evaluated here was</w:t>
+      </w:r>
+      <w:r>
+        <w:t xml:space="preserve"> </w:t>
+      </w:r>
+      <w:r>
+        <w:t xml:space="preserve">fixed and checksum-locked before these isolations were run, so replacing a</w:t>
+      </w:r>
+      <w:r>
+        <w:t xml:space="preserve"> </w:t>
+      </w:r>
+      <w:r>
+        <w:t xml:space="preserve">component in response to the experiment that measured it would define a</w:t>
+      </w:r>
+      <w:r>
+        <w:t xml:space="preserve"> </w:t>
+      </w:r>
+      <w:r>
+        <w:t xml:space="preserve">different algorithm, and every number reported here is bound to the one that</w:t>
+      </w:r>
+      <w:r>
+        <w:t xml:space="preserve"> </w:t>
+      </w:r>
+      <w:r>
+        <w:t xml:space="preserve">was evaluated. The isolations therefore correct the claims rather than the</w:t>
+      </w:r>
+      <w:r>
+        <w:t xml:space="preserve"> </w:t>
+      </w:r>
+      <w:r>
+        <w:t xml:space="preserve">method, and the mechanisms remain in the shipped configuration so that both</w:t>
+      </w:r>
+      <w:r>
+        <w:t xml:space="preserve"> </w:t>
+      </w:r>
+      <w:r>
+        <w:t xml:space="preserve">negative results are reproducible from it.</w:t>
+      </w:r>
     </w:p>
     <w:p>
       <w:pPr>
@@ -66943,7 +67126,7 @@
         <w:t xml:space="preserve"> </w:t>
       </w:r>
       <w:r>
-        <w:t xml:space="preserve">tag v2.25, and any further materials are</w:t>
+        <w:t xml:space="preserve">tag v2.26, and any further materials are</w:t>
       </w:r>
       <w:r>
         <w:t xml:space="preserve"> </w:t>

--- a/papers/DT-GSK.docx
+++ b/papers/DT-GSK.docx
@@ -179,7 +179,7 @@
         <w:t xml:space="preserve"> </w:t>
       </w:r>
       <w:r>
-        <w:t xml:space="preserve">Holm-corrected tests separate it from eGSK on that suite only at</w:t>
+        <w:t xml:space="preserve">Holm-corrected tests separate it from eGSK on either suite only at</w:t>
       </w:r>
       <w:r>
         <w:t xml:space="preserve"> </w:t>
@@ -205,7 +205,7 @@
         <w:t xml:space="preserve"> </w:t>
       </w:r>
       <w:r>
-        <w:t xml:space="preserve">is second behind eGSK at</w:t>
+        <w:t xml:space="preserve">is second behind eGSK at CEC2017</w:t>
       </w:r>
       <w:r>
         <w:t xml:space="preserve"> </w:t>
@@ -18166,7 +18166,7 @@
               <w:jc w:val="left"/>
             </w:pPr>
             <w:r>
-              <w:t xml:space="preserve">8. Eigenframe final polish (Eq. (</w:t>
+              <w:t xml:space="preserve">8. Deterministic final polish (Eq. (</w:t>
             </w:r>
             <w:r>
               <w:fldChar w:fldCharType="begin"/>
@@ -23154,7 +23154,7 @@
               <w:jc w:val="left"/>
             </w:pPr>
             <w:r>
-              <w:t xml:space="preserve">Eigenframe polish (Eq. (</w:t>
+              <w:t xml:space="preserve">Deterministic final polish (Eq. (</w:t>
             </w:r>
             <w:r>
               <w:fldChar w:fldCharType="begin"/>
@@ -43133,13 +43133,13 @@
         <w:t xml:space="preserve"> </w:t>
       </w:r>
       <w:r>
-        <w:t xml:space="preserve">ranges carry more weight in it. The tie band itself affects no significance</w:t>
-      </w:r>
-      <w:r>
-        <w:t xml:space="preserve"> </w:t>
-      </w:r>
-      <w:r>
-        <w:t xml:space="preserve">decision, but this cross-function scale heterogeneity is a genuine limitation</w:t>
+        <w:t xml:space="preserve">ranges carry more weight in it. This cross-function scale heterogeneity is a</w:t>
+      </w:r>
+      <w:r>
+        <w:t xml:space="preserve"> </w:t>
+      </w:r>
+      <w:r>
+        <w:t xml:space="preserve">genuine limitation</w:t>
       </w:r>
       <w:r>
         <w:t xml:space="preserve"> </w:t>
@@ -54585,13 +54585,60 @@
         </m:sSup>
       </m:oMath>
       <w:r>
-        <w:t xml:space="preserve">). It is the single</w:t>
-      </w:r>
-      <w:r>
-        <w:t xml:space="preserve"> </w:t>
-      </w:r>
-      <w:r>
-        <w:t xml:space="preserve">Holm-significant unfavorable headline cell in this study, and it</w:t>
+        <w:t xml:space="preserve">). It is the study’s only</w:t>
+      </w:r>
+      <w:r>
+        <w:t xml:space="preserve"> </w:t>
+      </w:r>
+      <w:r>
+        <w:t xml:space="preserve">Holm-significant unfavorable cell on the three bound-constrained comparison</w:t>
+      </w:r>
+      <w:r>
+        <w:t xml:space="preserve"> </w:t>
+      </w:r>
+      <w:r>
+        <w:t xml:space="preserve">suites; the pre-registered CEC2020 leg adds two at</w:t>
+      </w:r>
+      <w:r>
+        <w:t xml:space="preserve"> </w:t>
+      </w:r>
+      <m:oMath>
+        <m:r>
+          <m:t>D</m:t>
+        </m:r>
+        <m:r>
+          <m:rPr>
+            <m:sty m:val="p"/>
+          </m:rPr>
+          <m:t>=</m:t>
+        </m:r>
+        <m:r>
+          <m:t>20</m:t>
+        </m:r>
+      </m:oMath>
+      <w:r>
+        <w:t xml:space="preserve"> </w:t>
+      </w:r>
+      <w:r>
+        <w:t xml:space="preserve">(Section </w:t>
+      </w:r>
+      <w:r>
+        <w:fldChar w:fldCharType="begin"/>
+      </w:r>
+      <w:r>
+        <w:instrText xml:space="preserve"> REF ref_sec_exp_cec2020 \h </w:instrText>
+      </w:r>
+      <w:r>
+        <w:fldChar w:fldCharType="separate"/>
+      </w:r>
+      <w:r>
+        <w:t xml:space="preserve">4.5</w:t>
+      </w:r>
+      <w:r>
+        <w:fldChar w:fldCharType="end"/>
+      </w:r>
+      <w:r>
+        <w:t xml:space="preserve">). It</w:t>
       </w:r>
       <w:r>
         <w:t xml:space="preserve"> </w:t>
@@ -57237,13 +57284,13 @@
         <w:fldChar w:fldCharType="begin"/>
       </w:r>
       <w:r>
-        <w:instrText xml:space="preserve"> CITATION apgsk2021 \l 1033 </w:instrText>
+        <w:instrText xml:space="preserve"> CITATION mohamed2020agsk \l 1033 </w:instrText>
       </w:r>
       <w:r>
         <w:fldChar w:fldCharType="separate"/>
       </w:r>
       <w:r>
-        <w:t xml:space="preserve">[7]</w:t>
+        <w:t xml:space="preserve">[6]</w:t>
       </w:r>
       <w:r>
         <w:fldChar w:fldCharType="end"/>
@@ -59354,13 +59401,13 @@
         <w:fldChar w:fldCharType="begin"/>
       </w:r>
       <w:r>
-        <w:instrText xml:space="preserve"> CITATION apgsk2021 \l 1033 </w:instrText>
+        <w:instrText xml:space="preserve"> CITATION mohamed2020agsk \l 1033 </w:instrText>
       </w:r>
       <w:r>
         <w:fldChar w:fldCharType="separate"/>
       </w:r>
       <w:r>
-        <w:t xml:space="preserve">[7]</w:t>
+        <w:t xml:space="preserve">[6]</w:t>
       </w:r>
       <w:r>
         <w:fldChar w:fldCharType="end"/>
@@ -63172,13 +63219,19 @@
         <w:t xml:space="preserve"> </w:t>
       </w:r>
       <w:r>
-        <w:t xml:space="preserve">before any of its data existed (the registered addendum’s signing commit</w:t>
-      </w:r>
-      <w:r>
-        <w:t xml:space="preserve"> </w:t>
-      </w:r>
-      <w:r>
-        <w:t xml:space="preserve">precedes the first CEC2020 result; Section </w:t>
+        <w:t xml:space="preserve">before any of its data existed (the registered addendum was signed, and its</w:t>
+      </w:r>
+      <w:r>
+        <w:t xml:space="preserve"> </w:t>
+      </w:r>
+      <w:r>
+        <w:t xml:space="preserve">checksum bound into the evidence release, before the first CEC2020 result;</w:t>
+      </w:r>
+      <w:r>
+        <w:t xml:space="preserve"> </w:t>
+      </w:r>
+      <w:r>
+        <w:t xml:space="preserve">Section </w:t>
       </w:r>
       <w:r>
         <w:fldChar w:fldCharType="begin"/>
@@ -65182,13 +65235,13 @@
         <w:fldChar w:fldCharType="begin"/>
       </w:r>
       <w:r>
-        <w:instrText xml:space="preserve"> CITATION apgsk2021 \l 1033 </w:instrText>
+        <w:instrText xml:space="preserve"> CITATION mohamed2020agsk \l 1033 </w:instrText>
       </w:r>
       <w:r>
         <w:fldChar w:fldCharType="separate"/>
       </w:r>
       <w:r>
-        <w:t xml:space="preserve">[7]</w:t>
+        <w:t xml:space="preserve">[6]</w:t>
       </w:r>
       <w:r>
         <w:fldChar w:fldCharType="end"/>
@@ -66001,7 +66054,13 @@
         </m:r>
       </m:oMath>
       <w:r>
-        <w:t xml:space="preserve">. Which of the differing configuration keys carries</w:t>
+        <w:t xml:space="preserve">, which is why contribution C2 is claimed for those</w:t>
+      </w:r>
+      <w:r>
+        <w:t xml:space="preserve"> </w:t>
+      </w:r>
+      <w:r>
+        <w:t xml:space="preserve">two dimensions only. Which of the differing configuration keys carries</w:t>
       </w:r>
       <w:r>
         <w:t xml:space="preserve"> </w:t>
@@ -66067,7 +66126,106 @@
         <w:t xml:space="preserve"> </w:t>
       </w:r>
       <w:r>
-        <w:t xml:space="preserve">used by the six comparators.</w:t>
+        <w:t xml:space="preserve">used by the six comparators. That departure is bounded rather than</w:t>
+      </w:r>
+      <w:r>
+        <w:t xml:space="preserve"> </w:t>
+      </w:r>
+      <w:r>
+        <w:t xml:space="preserve">merely disclosed: held to the comparators’ initial</w:t>
+      </w:r>
+      <w:r>
+        <w:t xml:space="preserve"> </w:t>
+      </w:r>
+      <m:oMath>
+        <m:r>
+          <m:t>N</m:t>
+        </m:r>
+        <m:r>
+          <m:t>P</m:t>
+        </m:r>
+        <m:r>
+          <m:rPr>
+            <m:sty m:val="p"/>
+          </m:rPr>
+          <m:t>=</m:t>
+        </m:r>
+        <m:r>
+          <m:t>100</m:t>
+        </m:r>
+      </m:oMath>
+      <w:r>
+        <w:t xml:space="preserve">, DT-GSK</w:t>
+      </w:r>
+      <w:r>
+        <w:t xml:space="preserve"> </w:t>
+      </w:r>
+      <w:r>
+        <w:t xml:space="preserve">stays within the panel’s top two at every CEC2017 dimension, but its first</w:t>
+      </w:r>
+      <w:r>
+        <w:t xml:space="preserve"> </w:t>
+      </w:r>
+      <w:r>
+        <w:t xml:space="preserve">places at</w:t>
+      </w:r>
+      <w:r>
+        <w:t xml:space="preserve"> </w:t>
+      </w:r>
+      <m:oMath>
+        <m:r>
+          <m:t>D</m:t>
+        </m:r>
+        <m:r>
+          <m:rPr>
+            <m:sty m:val="p"/>
+          </m:rPr>
+          <m:t>=</m:t>
+        </m:r>
+        <m:r>
+          <m:t>50</m:t>
+        </m:r>
+      </m:oMath>
+      <w:r>
+        <w:t xml:space="preserve"> </w:t>
+      </w:r>
+      <w:r>
+        <w:t xml:space="preserve">and</w:t>
+      </w:r>
+      <w:r>
+        <w:t xml:space="preserve"> </w:t>
+      </w:r>
+      <m:oMath>
+        <m:r>
+          <m:t>D</m:t>
+        </m:r>
+        <m:r>
+          <m:rPr>
+            <m:sty m:val="p"/>
+          </m:rPr>
+          <m:t>=</m:t>
+        </m:r>
+        <m:r>
+          <m:t>100</m:t>
+        </m:r>
+      </m:oMath>
+      <w:r>
+        <w:t xml:space="preserve"> </w:t>
+      </w:r>
+      <w:r>
+        <w:t xml:space="preserve">do not survive, so those two rank claims</w:t>
+      </w:r>
+      <w:r>
+        <w:t xml:space="preserve"> </w:t>
+      </w:r>
+      <w:r>
+        <w:t xml:space="preserve">rest in part on the population rule (Supplementary Materials,</w:t>
+      </w:r>
+      <w:r>
+        <w:t xml:space="preserve"> </w:t>
+      </w:r>
+      <w:r>
+        <w:t xml:space="preserve">Section S9.2).</w:t>
       </w:r>
       <w:r>
         <w:t xml:space="preserve"> </w:t>
@@ -66569,7 +66727,89 @@
         </m:sSup>
       </m:oMath>
       <w:r>
-        <w:t xml:space="preserve">, 25 of 29 functions), while the</w:t>
+        <w:t xml:space="preserve">, 25 of 29 functions) and, under</w:t>
+      </w:r>
+      <w:r>
+        <w:t xml:space="preserve"> </w:t>
+      </w:r>
+      <w:r>
+        <w:t xml:space="preserve">the manuscript’s stated tie rule, at</w:t>
+      </w:r>
+      <w:r>
+        <w:t xml:space="preserve"> </w:t>
+      </w:r>
+      <m:oMath>
+        <m:r>
+          <m:t>D</m:t>
+        </m:r>
+        <m:r>
+          <m:rPr>
+            <m:sty m:val="p"/>
+          </m:rPr>
+          <m:t>=</m:t>
+        </m:r>
+        <m:r>
+          <m:t>100</m:t>
+        </m:r>
+      </m:oMath>
+      <w:r>
+        <w:t xml:space="preserve"> </w:t>
+      </w:r>
+      <w:r>
+        <w:t xml:space="preserve">as well</w:t>
+      </w:r>
+      <w:r>
+        <w:t xml:space="preserve"> </w:t>
+      </w:r>
+      <w:r>
+        <w:t xml:space="preserve">(</w:t>
+      </w:r>
+      <m:oMath>
+        <m:sSub>
+          <m:e>
+            <m:r>
+              <m:t>p</m:t>
+            </m:r>
+          </m:e>
+          <m:sub>
+            <m:r>
+              <m:rPr>
+                <m:sty m:val="p"/>
+              </m:rPr>
+              <m:t>H</m:t>
+            </m:r>
+            <m:r>
+              <m:rPr>
+                <m:sty m:val="p"/>
+              </m:rPr>
+              <m:t>o</m:t>
+            </m:r>
+            <m:r>
+              <m:rPr>
+                <m:sty m:val="p"/>
+              </m:rPr>
+              <m:t>l</m:t>
+            </m:r>
+            <m:r>
+              <m:rPr>
+                <m:sty m:val="p"/>
+              </m:rPr>
+              <m:t>m</m:t>
+            </m:r>
+          </m:sub>
+        </m:sSub>
+        <m:r>
+          <m:rPr>
+            <m:sty m:val="p"/>
+          </m:rPr>
+          <m:t>=</m:t>
+        </m:r>
+        <m:r>
+          <m:t>0.0489</m:t>
+        </m:r>
+      </m:oMath>
+      <w:r>
+        <w:t xml:space="preserve">), while the</w:t>
       </w:r>
       <w:r>
         <w:t xml:space="preserve"> </w:t>
@@ -66581,7 +66821,7 @@
         <w:t xml:space="preserve"> </w:t>
       </w:r>
       <w:r>
-        <w:t xml:space="preserve">Materials, Section S9.1). At that dimension, therefore,</w:t>
+        <w:t xml:space="preserve">Materials, Section S9.1). At both active dimensions, therefore,</w:t>
       </w:r>
       <w:r>
         <w:t xml:space="preserve"> </w:t>
@@ -67126,7 +67366,7 @@
         <w:t xml:space="preserve"> </w:t>
       </w:r>
       <w:r>
-        <w:t xml:space="preserve">tag v2.26, and any further materials are</w:t>
+        <w:t xml:space="preserve">tag v2.27, and any further materials are</w:t>
       </w:r>
       <w:r>
         <w:t xml:space="preserve"> </w:t>
@@ -67228,7 +67468,13 @@
         <w:t xml:space="preserve"> </w:t>
       </w:r>
       <w:r>
-        <w:t xml:space="preserve">behind the Table A45 residual is carried by a further additive release,</w:t>
+        <w:t xml:space="preserve">behind the Supplementary Materials Table A45 residual is carried by a further</w:t>
+      </w:r>
+      <w:r>
+        <w:t xml:space="preserve"> </w:t>
+      </w:r>
+      <w:r>
+        <w:t xml:space="preserve">additive release,</w:t>
       </w:r>
       <w:r>
         <w:t xml:space="preserve"> </w:t>

--- a/papers/DT-GSK.docx
+++ b/papers/DT-GSK.docx
@@ -63733,6 +63733,27 @@
         <w:fldChar w:fldCharType="begin"/>
       </w:r>
       <w:r>
+        <w:instrText xml:space="preserve"> REF ref_fig_cd_cec2017 \h </w:instrText>
+      </w:r>
+      <w:r>
+        <w:fldChar w:fldCharType="separate"/>
+      </w:r>
+      <w:r>
+        <w:t xml:space="preserve">4</w:t>
+      </w:r>
+      <w:r>
+        <w:fldChar w:fldCharType="end"/>
+      </w:r>
+      <w:r>
+        <w:t xml:space="preserve"> </w:t>
+      </w:r>
+      <w:r>
+        <w:t xml:space="preserve">and </w:t>
+      </w:r>
+      <w:r>
+        <w:fldChar w:fldCharType="begin"/>
+      </w:r>
+      <w:r>
         <w:instrText xml:space="preserve"> REF ref_fig_conv_cec2017_d100 \h </w:instrText>
       </w:r>
       <w:r>
@@ -63740,27 +63761,6 @@
       </w:r>
       <w:r>
         <w:t xml:space="preserve">7</w:t>
-      </w:r>
-      <w:r>
-        <w:fldChar w:fldCharType="end"/>
-      </w:r>
-      <w:r>
-        <w:t xml:space="preserve"> </w:t>
-      </w:r>
-      <w:r>
-        <w:t xml:space="preserve">and </w:t>
-      </w:r>
-      <w:r>
-        <w:fldChar w:fldCharType="begin"/>
-      </w:r>
-      <w:r>
-        <w:instrText xml:space="preserve"> REF ref_fig_cd_cec2017 \h </w:instrText>
-      </w:r>
-      <w:r>
-        <w:fldChar w:fldCharType="separate"/>
-      </w:r>
-      <w:r>
-        <w:t xml:space="preserve">4</w:t>
       </w:r>
       <w:r>
         <w:fldChar w:fldCharType="end"/>

--- a/papers/DT-GSK.docx
+++ b/papers/DT-GSK.docx
@@ -173,7 +173,7 @@
         <w:t xml:space="preserve"> </w:t>
       </w:r>
       <w:r>
-        <w:t xml:space="preserve">family-rank aggregate on CEC2017 (2.48) and CEC2013 (2.80), though the</w:t>
+        <w:t xml:space="preserve">family-rank aggregate on CEC2017 (2.48) and CEC2013 (2.80), though</w:t>
       </w:r>
       <w:r>
         <w:t xml:space="preserve"> </w:t>
@@ -228,7 +228,7 @@
         <w:t xml:space="preserve"> </w:t>
       </w:r>
       <w:r>
-        <w:t xml:space="preserve">and on CEC2011 (a Holm-significant</w:t>
+        <w:t xml:space="preserve">and on CEC2011 (Holm-significant</w:t>
       </w:r>
       <w:r>
         <w:t xml:space="preserve"> </w:t>
@@ -305,7 +305,7 @@
         <w:t xml:space="preserve"> </w:t>
       </w:r>
       <w:r>
-        <w:t xml:space="preserve">Suite roles: CEC2017 selection-exposed; CEC2011 and CEC2013</w:t>
+        <w:t xml:space="preserve">Suite roles: CEC2017 selection-exposed; CEC2011/CEC2013</w:t>
       </w:r>
       <w:r>
         <w:t xml:space="preserve"> </w:t>
@@ -323,13 +323,13 @@
         <w:t xml:space="preserve"> </w:t>
       </w:r>
       <w:r>
-        <w:t xml:space="preserve">Direct isolations find no standalone benefit from that memory; its</w:t>
-      </w:r>
-      <w:r>
-        <w:t xml:space="preserve"> </w:t>
-      </w:r>
-      <w:r>
-        <w:t xml:space="preserve">basis is outperformed by coordinate axes—controlled negative</w:t>
+        <w:t xml:space="preserve">Direct isolations find no standalone benefit from that memory;</w:t>
+      </w:r>
+      <w:r>
+        <w:t xml:space="preserve"> </w:t>
+      </w:r>
+      <w:r>
+        <w:t xml:space="preserve">coordinate axes outperform its basis—controlled negative</w:t>
       </w:r>
       <w:r>
         <w:t xml:space="preserve"> </w:t>
@@ -57351,6 +57351,125 @@
         <w:pStyle w:val="BodyText"/>
       </w:pPr>
       <w:r>
+        <w:t xml:space="preserve">“Inactive”</w:t>
+      </w:r>
+      <w:r>
+        <w:t xml:space="preserve"> </w:t>
+      </w:r>
+      <w:r>
+        <w:t xml:space="preserve">here follows the gating taxonomy of</w:t>
+      </w:r>
+      <w:r>
+        <w:t xml:space="preserve"> </w:t>
+      </w:r>
+      <w:r>
+        <w:t xml:space="preserve">Table </w:t>
+      </w:r>
+      <w:r>
+        <w:fldChar w:fldCharType="begin"/>
+      </w:r>
+      <w:r>
+        <w:instrText xml:space="preserve"> REF ref_tab_dim_gating \h </w:instrText>
+      </w:r>
+      <w:r>
+        <w:fldChar w:fldCharType="separate"/>
+      </w:r>
+      <w:r>
+        <w:t xml:space="preserve">5</w:t>
+      </w:r>
+      <w:r>
+        <w:fldChar w:fldCharType="end"/>
+      </w:r>
+      <w:r>
+        <w:t xml:space="preserve">: at the</w:t>
+      </w:r>
+      <w:r>
+        <w:t xml:space="preserve"> </w:t>
+      </w:r>
+      <m:oMath>
+        <m:r>
+          <m:t>D</m:t>
+        </m:r>
+        <m:r>
+          <m:rPr>
+            <m:sty m:val="p"/>
+          </m:rPr>
+          <m:t>=</m:t>
+        </m:r>
+        <m:r>
+          <m:t>20</m:t>
+        </m:r>
+      </m:oMath>
+      <w:r>
+        <w:t xml:space="preserve"> </w:t>
+      </w:r>
+      <w:r>
+        <w:t xml:space="preserve">cells the always-on scaffold</w:t>
+      </w:r>
+      <w:r>
+        <w:t xml:space="preserve"> </w:t>
+      </w:r>
+      <w:r>
+        <w:t xml:space="preserve">does cross into its</w:t>
+      </w:r>
+      <w:r>
+        <w:t xml:space="preserve"> </w:t>
+      </w:r>
+      <m:oMath>
+        <m:r>
+          <m:t>20</m:t>
+        </m:r>
+      </m:oMath>
+      <w:r>
+        <w:t xml:space="preserve">–</w:t>
+      </w:r>
+      <m:oMath>
+        <m:r>
+          <m:t>49</m:t>
+        </m:r>
+      </m:oMath>
+      <w:r>
+        <w:t xml:space="preserve"> </w:t>
+      </w:r>
+      <w:r>
+        <w:t xml:space="preserve">tier — the optional</w:t>
+      </w:r>
+      <w:r>
+        <w:t xml:space="preserve"> </w:t>
+      </w:r>
+      <w:r>
+        <w:t xml:space="preserve">differential-evolution arm joins the ACE pool, the credit assignment</w:t>
+      </w:r>
+      <w:r>
+        <w:t xml:space="preserve"> </w:t>
+      </w:r>
+      <w:r>
+        <w:t xml:space="preserve">splits into a top/bottom improvement memory, and several tier constants</w:t>
+      </w:r>
+      <w:r>
+        <w:t xml:space="preserve"> </w:t>
+      </w:r>
+      <w:r>
+        <w:t xml:space="preserve">change — while the gated subsystems themselves (the</w:t>
+      </w:r>
+      <w:r>
+        <w:t xml:space="preserve"> </w:t>
+      </w:r>
+      <w:r>
+        <w:t xml:space="preserve">interaction-structure memory, the deterministic final polish, and the</w:t>
+      </w:r>
+      <w:r>
+        <w:t xml:space="preserve"> </w:t>
+      </w:r>
+      <w:r>
+        <w:t xml:space="preserve">upper-tier controllers) remain off.</w:t>
+      </w:r>
+    </w:p>
+    <w:p>
+      <w:pPr>
+        <w:pStyle w:val="BodyText"/>
+      </w:pPr>
+      <w:r>
         <w:t xml:space="preserve">The descriptive across-dimension aggregate (the unweighted mean of the</w:t>
       </w:r>
       <w:r>
@@ -67366,7 +67485,7 @@
         <w:t xml:space="preserve"> </w:t>
       </w:r>
       <w:r>
-        <w:t xml:space="preserve">tag v2.27, and any further materials are</w:t>
+        <w:t xml:space="preserve">tag v2.28, and any further materials are</w:t>
       </w:r>
       <w:r>
         <w:t xml:space="preserve"> </w:t>

--- a/papers/DT-GSK.docx
+++ b/papers/DT-GSK.docx
@@ -67485,7 +67485,7 @@
         <w:t xml:space="preserve"> </w:t>
       </w:r>
       <w:r>
-        <w:t xml:space="preserve">tag v2.28, and any further materials are</w:t>
+        <w:t xml:space="preserve">tag v2.29, and any further materials are</w:t>
       </w:r>
       <w:r>
         <w:t xml:space="preserve"> </w:t>

--- a/papers/DT-GSK.docx
+++ b/papers/DT-GSK.docx
@@ -18412,7 +18412,43 @@
         <w:t xml:space="preserve"> </w:t>
       </w:r>
       <w:r>
-        <w:t xml:space="preserve">algorithm spends that budget rather than in how much it is given. We state it</w:t>
+        <w:t xml:space="preserve">algorithm spends that budget rather than in how much it is given. Both</w:t>
+      </w:r>
+      <w:r>
+        <w:t xml:space="preserve"> </w:t>
+      </w:r>
+      <w:r>
+        <w:t xml:space="preserve">settings are protocol-conformant: each suite’s protocol fixes its evaluation</w:t>
+      </w:r>
+      <w:r>
+        <w:t xml:space="preserve"> </w:t>
+      </w:r>
+      <w:r>
+        <w:t xml:space="preserve">budget and run count (Table </w:t>
+      </w:r>
+      <w:r>
+        <w:fldChar w:fldCharType="begin"/>
+      </w:r>
+      <w:r>
+        <w:instrText xml:space="preserve"> REF ref_tab_protocol \h </w:instrText>
+      </w:r>
+      <w:r>
+        <w:fldChar w:fldCharType="separate"/>
+      </w:r>
+      <w:r>
+        <w:t xml:space="preserve">13</w:t>
+      </w:r>
+      <w:r>
+        <w:fldChar w:fldCharType="end"/>
+      </w:r>
+      <w:r>
+        <w:t xml:space="preserve">) and prescribes no population</w:t>
+      </w:r>
+      <w:r>
+        <w:t xml:space="preserve"> </w:t>
+      </w:r>
+      <w:r>
+        <w:t xml:space="preserve">size. We state it</w:t>
       </w:r>
       <w:r>
         <w:t xml:space="preserve"> </w:t>
@@ -67485,7 +67521,7 @@
         <w:t xml:space="preserve"> </w:t>
       </w:r>
       <w:r>
-        <w:t xml:space="preserve">tag v2.29, and any further materials are</w:t>
+        <w:t xml:space="preserve">tag v2.30, and any further materials are</w:t>
       </w:r>
       <w:r>
         <w:t xml:space="preserve"> </w:t>

--- a/papers/DT-GSK.docx
+++ b/papers/DT-GSK.docx
@@ -51,7 +51,7 @@
         <w:rPr>
           <w:vertAlign w:val="superscript"/>
         </w:rPr>
-        <w:t xml:space="preserve">1</w:t>
+        <w:t xml:space="preserve">1,2</w:t>
       </w:r>
     </w:p>
     <w:p>
@@ -78,6 +78,24 @@
       </w:r>
       <w:r>
         <w:t xml:space="preserve">moustafa.masoud@gmail.com (M.E.M. ORCID 0009-0003-8415-2158); hmhmdss@yahoo.com (H.S.M.R. ORCID 0000-0003-0387-5876); aliwagdy@gmail.com (A.W.M. ORCID 0000-0002-5895-2632)</w:t>
+      </w:r>
+      <w:r>
+        <w:br/>
+      </w:r>
+      <w:r>
+        <w:rPr>
+          <w:vertAlign w:val="superscript"/>
+        </w:rPr>
+        <w:t xml:space="preserve">2</w:t>
+      </w:r>
+      <w:r>
+        <w:t xml:space="preserve"> University of Science and Technology, Zewail City of Science and</w:t>
+      </w:r>
+      <w:r>
+        <w:t xml:space="preserve"> </w:t>
+      </w:r>
+      <w:r>
+        <w:t xml:space="preserve">Technology, 6th of October City, Giza 12588, Egypt</w:t>
       </w:r>
       <w:r>
         <w:br/>

--- a/papers/DT-GSK.docx
+++ b/papers/DT-GSK.docx
@@ -67539,7 +67539,7 @@
         <w:t xml:space="preserve"> </w:t>
       </w:r>
       <w:r>
-        <w:t xml:space="preserve">tag v2.30, and any further materials are</w:t>
+        <w:t xml:space="preserve">tag v2.31, and any further materials are</w:t>
       </w:r>
       <w:r>
         <w:t xml:space="preserve"> </w:t>

--- a/papers/DT-GSK.docx
+++ b/papers/DT-GSK.docx
@@ -27,7 +27,7 @@
         <w:pStyle w:val="Author"/>
       </w:pPr>
       <w:r>
-        <w:t xml:space="preserve">Mostafa Elsayed Masoud </w:t>
+        <w:t xml:space="preserve">Mostafa Elsayed Ahmed Masoud </w:t>
       </w:r>
       <w:r>
         <w:rPr>
@@ -77,7 +77,7 @@
         <w:t xml:space="preserve"> </w:t>
       </w:r>
       <w:r>
-        <w:t xml:space="preserve">moustafa.masoud@gmail.com (M.E.M. ORCID 0009-0003-8415-2158); hmhmdss@yahoo.com (H.S.M.R. ORCID 0000-0003-0387-5876); aliwagdy@gmail.com (A.W.M. ORCID 0000-0002-5895-2632)</w:t>
+        <w:t xml:space="preserve">moustafa.masoud@gmail.com (M.E.A.M. ORCID 0009-0003-8415-2158); hmhmdss@yahoo.com (H.S.M.R. ORCID 0000-0003-0387-5876); aliwagdy@gmail.com (A.W.M. ORCID 0000-0002-5895-2632)</w:t>
       </w:r>
       <w:r>
         <w:br/>
@@ -67387,31 +67387,31 @@
         <w:pStyle w:val="FirstParagraph"/>
       </w:pPr>
       <w:r>
-        <w:t xml:space="preserve">Conceptualization, M.E.M.;</w:t>
-      </w:r>
-      <w:r>
-        <w:t xml:space="preserve"> </w:t>
-      </w:r>
-      <w:r>
-        <w:t xml:space="preserve">methodology, M.E.M. and A.W.M.; software, M.E.M.;</w:t>
-      </w:r>
-      <w:r>
-        <w:t xml:space="preserve"> </w:t>
-      </w:r>
-      <w:r>
-        <w:t xml:space="preserve">formal analysis, M.E.M. and A.W.M.; investigation, M.E.M. and A.W.M.;</w:t>
-      </w:r>
-      <w:r>
-        <w:t xml:space="preserve"> </w:t>
-      </w:r>
-      <w:r>
-        <w:t xml:space="preserve">data curation, M.E.M. and A.W.M.;</w:t>
-      </w:r>
-      <w:r>
-        <w:t xml:space="preserve"> </w:t>
-      </w:r>
-      <w:r>
-        <w:t xml:space="preserve">writing—original draft preparation, M.E.M. and A.W.M.;</w:t>
+        <w:t xml:space="preserve">Conceptualization, M.E.A.M.;</w:t>
+      </w:r>
+      <w:r>
+        <w:t xml:space="preserve"> </w:t>
+      </w:r>
+      <w:r>
+        <w:t xml:space="preserve">methodology, M.E.A.M. and A.W.M.; software, M.E.A.M.;</w:t>
+      </w:r>
+      <w:r>
+        <w:t xml:space="preserve"> </w:t>
+      </w:r>
+      <w:r>
+        <w:t xml:space="preserve">formal analysis, M.E.A.M. and A.W.M.; investigation, M.E.A.M. and A.W.M.;</w:t>
+      </w:r>
+      <w:r>
+        <w:t xml:space="preserve"> </w:t>
+      </w:r>
+      <w:r>
+        <w:t xml:space="preserve">data curation, M.E.A.M. and A.W.M.;</w:t>
+      </w:r>
+      <w:r>
+        <w:t xml:space="preserve"> </w:t>
+      </w:r>
+      <w:r>
+        <w:t xml:space="preserve">writing—original draft preparation, M.E.A.M. and A.W.M.;</w:t>
       </w:r>
       <w:r>
         <w:t xml:space="preserve"> </w:t>
@@ -67539,7 +67539,7 @@
         <w:t xml:space="preserve"> </w:t>
       </w:r>
       <w:r>
-        <w:t xml:space="preserve">tag v2.31, and any further materials are</w:t>
+        <w:t xml:space="preserve">tag v2.32, and any further materials are</w:t>
       </w:r>
       <w:r>
         <w:t xml:space="preserve"> </w:t>
@@ -68043,7 +68043,7 @@
         <w:t xml:space="preserve"> </w:t>
       </w:r>
       <w:r>
-        <w:t xml:space="preserve">supervisor of author M.E.M. One adjacency is disclosed specifically:</w:t>
+        <w:t xml:space="preserve">supervisor of author M.E.A.M. One adjacency is disclosed specifically:</w:t>
       </w:r>
       <w:r>
         <w:t xml:space="preserve"> </w:t>

--- a/papers/DT-GSK.docx
+++ b/papers/DT-GSK.docx
@@ -18923,10 +18923,18 @@
         </m:r>
       </m:oMath>
       <w:r>
-        <w:t xml:space="preserve"> </w:t>
-      </w:r>
-      <w:r>
-        <w:t xml:space="preserve">(suite-dependent; Section </w:t>
+        <w:t xml:space="preserve">, seed   </w:t>
+      </w:r>
+      <m:oMath>
+        <m:r>
+          <m:rPr>
+            <m:sty m:val="p"/>
+          </m:rPr>
+          <m:t>⊳</m:t>
+        </m:r>
+      </m:oMath>
+      <w:r>
+        <w:t xml:space="preserve"> budgets: Section </w:t>
       </w:r>
       <w:r>
         <w:fldChar w:fldCharType="begin"/>
@@ -18942,9 +18950,6 @@
       </w:r>
       <w:r>
         <w:fldChar w:fldCharType="end"/>
-      </w:r>
-      <w:r>
-        <w:t xml:space="preserve">), seed</w:t>
       </w:r>
     </w:p>
     <w:p>
@@ -19109,7 +19114,18 @@
         <w:t xml:space="preserve"> </w:t>
       </w:r>
       <w:r>
-        <w:t xml:space="preserve">(allocated only at</w:t>
+        <w:t xml:space="preserve">  </w:t>
+      </w:r>
+      <m:oMath>
+        <m:r>
+          <m:rPr>
+            <m:sty m:val="p"/>
+          </m:rPr>
+          <m:t>⊳</m:t>
+        </m:r>
+      </m:oMath>
+      <w:r>
+        <w:t xml:space="preserve"> allocated only at</w:t>
       </w:r>
       <w:r>
         <w:t xml:space="preserve"> </w:t>
@@ -19128,9 +19144,6 @@
           <m:t>50</m:t>
         </m:r>
       </m:oMath>
-      <w:r>
-        <w:t xml:space="preserve">)</w:t>
-      </w:r>
     </w:p>
     <w:p>
       <w:pPr>
@@ -19758,27 +19771,7 @@
         <w:t xml:space="preserve">12:     </w:t>
       </w:r>
       <w:r>
-        <w:t xml:space="preserve"> Form the crossover mask: a tier-dependent fraction of rows take a linkage block (learned at</w:t>
-      </w:r>
-      <w:r>
-        <w:t xml:space="preserve"> </w:t>
-      </w:r>
-      <m:oMath>
-        <m:r>
-          <m:t>D</m:t>
-        </m:r>
-        <m:r>
-          <m:rPr>
-            <m:sty m:val="p"/>
-          </m:rPr>
-          <m:t>≥</m:t>
-        </m:r>
-        <m:r>
-          <m:t>50</m:t>
-        </m:r>
-      </m:oMath>
-      <w:r>
-        <w:t xml:space="preserve">, random otherwise, and only when the confidence gate passes); the remaining rows take the</w:t>
+        <w:t xml:space="preserve"> Form the crossover mask: linkage block on some rows,</w:t>
       </w:r>
       <w:r>
         <w:t xml:space="preserve"> </w:t>
@@ -19795,7 +19788,7 @@
         <w:t xml:space="preserve"> </w:t>
       </w:r>
       <w:r>
-        <w:t xml:space="preserve">mask   </w:t>
+        <w:t xml:space="preserve">mask on the rest   </w:t>
       </w:r>
       <m:oMath>
         <m:r>
@@ -19845,7 +19838,7 @@
         <w:t xml:space="preserve"> </w:t>
       </w:r>
       <w:r>
-        <w:t xml:space="preserve">DE arm: overwrite the trial’s binomially masked coordinates with a DE/rand/1 mutant   </w:t>
+        <w:t xml:space="preserve">DE arm: overwrite the masked coordinates with a DE/rand/1 mutant   </w:t>
       </w:r>
       <m:oMath>
         <m:r>
@@ -19950,7 +19943,7 @@
         <w:t xml:space="preserve"> </w:t>
       </w:r>
       <w:r>
-        <w:t xml:space="preserve">that fits the remaining budget   </w:t>
+        <w:t xml:space="preserve">that fits the budget   </w:t>
       </w:r>
       <m:oMath>
         <m:r>
@@ -19961,7 +19954,7 @@
         </m:r>
       </m:oMath>
       <w:r>
-        <w:t xml:space="preserve"> unevaluated rows are non-selectable</w:t>
+        <w:t xml:space="preserve"> the rest are non-selectable</w:t>
       </w:r>
     </w:p>
     <w:p>
@@ -20176,75 +20169,7 @@
         <w:t xml:space="preserve"> </w:t>
       </w:r>
       <w:r>
-        <w:t xml:space="preserve">in the endgame slice, under the evaluation cap and past cooldown: charged coordinate local search on the elite rows   </w:t>
-      </w:r>
-      <m:oMath>
-        <m:r>
-          <m:rPr>
-            <m:sty m:val="p"/>
-          </m:rPr>
-          <m:t>⊳</m:t>
-        </m:r>
-      </m:oMath>
-      <w:r>
-        <w:t xml:space="preserve"> </w:t>
-      </w:r>
-      <m:oMath>
-        <m:r>
-          <m:rPr>
-            <m:sty m:val="p"/>
-          </m:rPr>
-          <m:t>≥</m:t>
-        </m:r>
-        <m:r>
-          <m:t>0.80</m:t>
-        </m:r>
-      </m:oMath>
-      <w:r>
-        <w:t xml:space="preserve"> </w:t>
-      </w:r>
-      <w:r>
-        <w:t xml:space="preserve">below</w:t>
-      </w:r>
-      <w:r>
-        <w:t xml:space="preserve"> </w:t>
-      </w:r>
-      <m:oMath>
-        <m:r>
-          <m:t>D</m:t>
-        </m:r>
-        <m:r>
-          <m:rPr>
-            <m:sty m:val="p"/>
-          </m:rPr>
-          <m:t>=</m:t>
-        </m:r>
-        <m:r>
-          <m:t>50</m:t>
-        </m:r>
-      </m:oMath>
-      <w:r>
-        <w:t xml:space="preserve">;</w:t>
-      </w:r>
-      <w:r>
-        <w:t xml:space="preserve"> </w:t>
-      </w:r>
-      <m:oMath>
-        <m:r>
-          <m:rPr>
-            <m:sty m:val="p"/>
-          </m:rPr>
-          <m:t>≥</m:t>
-        </m:r>
-        <m:r>
-          <m:t>0.70</m:t>
-        </m:r>
-      </m:oMath>
-      <w:r>
-        <w:t xml:space="preserve"> </w:t>
-      </w:r>
-      <w:r>
-        <w:t xml:space="preserve">above</w:t>
+        <w:t xml:space="preserve">in the endgame slice: charged coordinate local search on the elites</w:t>
       </w:r>
     </w:p>
     <w:p>
@@ -20252,7 +20177,234 @@
         <w:pStyle w:val="AlgorithmLine"/>
       </w:pPr>
       <w:r>
+        <w:t xml:space="preserve">21:     </w:t>
+      </w:r>
+      <w:r>
+        <w:rPr>
+          <w:b/>
+          <w:bCs/>
+        </w:rPr>
+        <w:t xml:space="preserve">if</w:t>
+      </w:r>
+      <w:r>
+        <w:t xml:space="preserve"> </w:t>
+      </w:r>
+      <m:oMath>
+        <m:r>
+          <m:t>D</m:t>
+        </m:r>
+        <m:r>
+          <m:rPr>
+            <m:sty m:val="p"/>
+          </m:rPr>
+          <m:t>≥</m:t>
+        </m:r>
+        <m:r>
+          <m:t>50</m:t>
+        </m:r>
+      </m:oMath>
+      <w:r>
+        <w:t xml:space="preserve">: polish the working incumbent</w:t>
+      </w:r>
+      <w:r>
+        <w:t xml:space="preserve"> </w:t>
+      </w:r>
+      <m:oMath>
+        <m:sSup>
+          <m:e>
+            <m:r>
+              <m:t>x</m:t>
+            </m:r>
+          </m:e>
+          <m:sup>
+            <m:r>
+              <m:rPr>
+                <m:sty m:val="p"/>
+              </m:rPr>
+              <m:t>*</m:t>
+            </m:r>
+          </m:sup>
+        </m:sSup>
+      </m:oMath>
+      <w:r>
+        <w:t xml:space="preserve"> </w:t>
+      </w:r>
+      <w:r>
+        <w:t xml:space="preserve">once, in the final slice   </w:t>
+      </w:r>
+      <m:oMath>
+        <m:r>
+          <m:rPr>
+            <m:sty m:val="p"/>
+          </m:rPr>
+          <m:t>⊳</m:t>
+        </m:r>
+      </m:oMath>
+      <w:r>
+        <w:t xml:space="preserve"> Eq. (</w:t>
+      </w:r>
+      <w:r>
+        <w:fldChar w:fldCharType="begin"/>
+      </w:r>
+      <w:r>
+        <w:instrText xml:space="preserve"> REF ref_eq_eigen_polish \h </w:instrText>
+      </w:r>
+      <w:r>
+        <w:fldChar w:fldCharType="separate"/>
+      </w:r>
+      <w:r>
+        <w:t xml:space="preserve">12</w:t>
+      </w:r>
+      <w:r>
+        <w:fldChar w:fldCharType="end"/>
+      </w:r>
+      <w:r>
+        <w:t xml:space="preserve">)</w:t>
+      </w:r>
+    </w:p>
+    <w:p>
+      <w:pPr>
+        <w:pStyle w:val="AlgorithmLine"/>
+      </w:pPr>
+      <w:r>
         <w:t xml:space="preserve">            </w:t>
+      </w:r>
+      <w:r>
+        <w:rPr>
+          <w:i/>
+          <w:iCs/>
+        </w:rPr>
+        <w:t xml:space="preserve">Update and restart</w:t>
+      </w:r>
+    </w:p>
+    <w:p>
+      <w:pPr>
+        <w:pStyle w:val="AlgorithmLine"/>
+      </w:pPr>
+      <w:r>
+        <w:t xml:space="preserve">22:     </w:t>
+      </w:r>
+      <w:r>
+        <w:t xml:space="preserve"> Update the global best</w:t>
+      </w:r>
+      <w:r>
+        <w:t xml:space="preserve"> </w:t>
+      </w:r>
+      <m:oMath>
+        <m:sSup>
+          <m:e>
+            <m:r>
+              <m:t>x</m:t>
+            </m:r>
+          </m:e>
+          <m:sup>
+            <m:r>
+              <m:t>g</m:t>
+            </m:r>
+            <m:r>
+              <m:t>b</m:t>
+            </m:r>
+          </m:sup>
+        </m:sSup>
+      </m:oMath>
+    </w:p>
+    <w:p>
+      <w:pPr>
+        <w:pStyle w:val="AlgorithmLine"/>
+      </w:pPr>
+      <w:r>
+        <w:t xml:space="preserve">23:     </w:t>
+      </w:r>
+      <w:r>
+        <w:rPr>
+          <w:b/>
+          <w:bCs/>
+        </w:rPr>
+        <w:t xml:space="preserve">if</w:t>
+      </w:r>
+      <w:r>
+        <w:t xml:space="preserve"> </w:t>
+      </w:r>
+      <w:r>
+        <w:t xml:space="preserve">deep-stalled: restart the population, keeping</w:t>
+      </w:r>
+      <w:r>
+        <w:t xml:space="preserve"> </w:t>
+      </w:r>
+      <m:oMath>
+        <m:sSup>
+          <m:e>
+            <m:r>
+              <m:t>x</m:t>
+            </m:r>
+          </m:e>
+          <m:sup>
+            <m:r>
+              <m:t>g</m:t>
+            </m:r>
+            <m:r>
+              <m:t>b</m:t>
+            </m:r>
+          </m:sup>
+        </m:sSup>
+      </m:oMath>
+    </w:p>
+    <w:p>
+      <w:pPr>
+        <w:pStyle w:val="AlgorithmLine"/>
+      </w:pPr>
+      <w:r>
+        <w:t xml:space="preserve">24: </w:t>
+      </w:r>
+      <w:r>
+        <w:rPr>
+          <w:b/>
+          <w:bCs/>
+        </w:rPr>
+        <w:t xml:space="preserve">end while</w:t>
+      </w:r>
+    </w:p>
+    <w:p>
+      <w:pPr>
+        <w:pStyle w:val="AlgorithmLine"/>
+      </w:pPr>
+      <w:r>
+        <w:t xml:space="preserve">25: </w:t>
+      </w:r>
+      <w:r>
+        <w:rPr>
+          <w:b/>
+          <w:bCs/>
+        </w:rPr>
+        <w:t xml:space="preserve">return</w:t>
+      </w:r>
+      <w:r>
+        <w:t xml:space="preserve"> </w:t>
+      </w:r>
+      <m:oMath>
+        <m:sSup>
+          <m:e>
+            <m:r>
+              <m:t>x</m:t>
+            </m:r>
+          </m:e>
+          <m:sup>
+            <m:r>
+              <m:t>g</m:t>
+            </m:r>
+            <m:r>
+              <m:t>b</m:t>
+            </m:r>
+          </m:sup>
+        </m:sSup>
+      </m:oMath>
+    </w:p>
+    <w:p>
+      <w:pPr>
+        <w:pStyle w:val="AlgorithmLine"/>
+      </w:pPr>
+      <w:r>
+        <w:t xml:space="preserve">        </w:t>
       </w:r>
       <w:r>
         <w:rPr>
@@ -20265,7 +20417,7 @@
         <w:t xml:space="preserve"> </w:t>
       </w:r>
       <w:r>
-        <w:t xml:space="preserve">The</w:t>
+        <w:t xml:space="preserve">The linkage block is learned at</w:t>
       </w:r>
       <w:r>
         <w:t xml:space="preserve"> </w:t>
@@ -20281,6 +20433,80 @@
           <m:t>≥</m:t>
         </m:r>
         <m:r>
+          <m:t>50</m:t>
+        </m:r>
+      </m:oMath>
+      <w:r>
+        <w:t xml:space="preserve"> </w:t>
+      </w:r>
+      <w:r>
+        <w:t xml:space="preserve">(random otherwise) and confidence-gated; the local search enters at</w:t>
+      </w:r>
+      <w:r>
+        <w:t xml:space="preserve"> </w:t>
+      </w:r>
+      <m:oMath>
+        <m:r>
+          <m:t>0.80</m:t>
+        </m:r>
+      </m:oMath>
+      <w:r>
+        <w:t xml:space="preserve"> </w:t>
+      </w:r>
+      <w:r>
+        <w:t xml:space="preserve">of the budget below</w:t>
+      </w:r>
+      <w:r>
+        <w:t xml:space="preserve"> </w:t>
+      </w:r>
+      <m:oMath>
+        <m:r>
+          <m:t>D</m:t>
+        </m:r>
+        <m:r>
+          <m:rPr>
+            <m:sty m:val="p"/>
+          </m:rPr>
+          <m:t>=</m:t>
+        </m:r>
+        <m:r>
+          <m:t>50</m:t>
+        </m:r>
+      </m:oMath>
+      <w:r>
+        <w:t xml:space="preserve"> </w:t>
+      </w:r>
+      <w:r>
+        <w:t xml:space="preserve">and at</w:t>
+      </w:r>
+      <w:r>
+        <w:t xml:space="preserve"> </w:t>
+      </w:r>
+      <m:oMath>
+        <m:r>
+          <m:t>0.70</m:t>
+        </m:r>
+      </m:oMath>
+      <w:r>
+        <w:t xml:space="preserve"> </w:t>
+      </w:r>
+      <w:r>
+        <w:t xml:space="preserve">above, under its evaluation cap and cooldown; and the</w:t>
+      </w:r>
+      <w:r>
+        <w:t xml:space="preserve"> </w:t>
+      </w:r>
+      <m:oMath>
+        <m:r>
+          <m:t>D</m:t>
+        </m:r>
+        <m:r>
+          <m:rPr>
+            <m:sty m:val="p"/>
+          </m:rPr>
+          <m:t>≥</m:t>
+        </m:r>
+        <m:r>
           <m:t>100</m:t>
         </m:r>
       </m:oMath>
@@ -20288,235 +20514,26 @@
         <w:t xml:space="preserve"> </w:t>
       </w:r>
       <w:r>
-        <w:t xml:space="preserve">upper-tier controllers are cross-cutting, not a stage after the local search: they act at population reduction (subspace-sampling floor), trial construction (frozen-streak broaden and late linkage random-mix), acceptance (late-acceptance clip and basin-memory update), and escape (basin-novelty reseed); a budget/ROI gate additionally gates the local search (a matching hook exists on the escape but never blocks it in the frozen configuration).</w:t>
-      </w:r>
-    </w:p>
-    <w:p>
-      <w:pPr>
-        <w:pStyle w:val="AlgorithmLine"/>
-      </w:pPr>
-      <w:r>
-        <w:t xml:space="preserve">21:     </w:t>
-      </w:r>
-      <w:r>
-        <w:rPr>
-          <w:b/>
-          <w:bCs/>
-        </w:rPr>
-        <w:t xml:space="preserve">if</w:t>
-      </w:r>
-      <w:r>
-        <w:t xml:space="preserve"> </w:t>
-      </w:r>
-      <m:oMath>
-        <m:r>
-          <m:t>D</m:t>
-        </m:r>
-        <m:r>
-          <m:rPr>
-            <m:sty m:val="p"/>
-          </m:rPr>
-          <m:t>≥</m:t>
-        </m:r>
-        <m:r>
-          <m:t>50</m:t>
-        </m:r>
-      </m:oMath>
-      <w:r>
-        <w:t xml:space="preserve">: polish the working incumbent</w:t>
-      </w:r>
-      <w:r>
-        <w:t xml:space="preserve"> </w:t>
-      </w:r>
-      <m:oMath>
-        <m:sSup>
-          <m:e>
-            <m:r>
-              <m:t>x</m:t>
-            </m:r>
-          </m:e>
-          <m:sup>
-            <m:r>
-              <m:rPr>
-                <m:sty m:val="p"/>
-              </m:rPr>
-              <m:t>*</m:t>
-            </m:r>
-          </m:sup>
-        </m:sSup>
-      </m:oMath>
-      <w:r>
-        <w:t xml:space="preserve"> </w:t>
-      </w:r>
-      <w:r>
-        <w:t xml:space="preserve">once, in the final budget slice   </w:t>
-      </w:r>
-      <m:oMath>
-        <m:r>
-          <m:rPr>
-            <m:sty m:val="p"/>
-          </m:rPr>
-          <m:t>⊳</m:t>
-        </m:r>
-      </m:oMath>
-      <w:r>
-        <w:t xml:space="preserve"> Eq. (</w:t>
+        <w:t xml:space="preserve">upper-tier controllers are cross-cutting—they act inside the reduction, trial-construction, acceptance and escape steps above and gate the local search—as detailed in Section </w:t>
       </w:r>
       <w:r>
         <w:fldChar w:fldCharType="begin"/>
       </w:r>
       <w:r>
-        <w:instrText xml:space="preserve"> REF ref_eq_eigen_polish \h </w:instrText>
+        <w:instrText xml:space="preserve"> REF ref_sec_algorithm \h </w:instrText>
       </w:r>
       <w:r>
         <w:fldChar w:fldCharType="separate"/>
       </w:r>
       <w:r>
-        <w:t xml:space="preserve">12</w:t>
+        <w:t xml:space="preserve">3</w:t>
       </w:r>
       <w:r>
         <w:fldChar w:fldCharType="end"/>
       </w:r>
       <w:r>
-        <w:t xml:space="preserve">)</w:t>
-      </w:r>
-    </w:p>
-    <w:p>
-      <w:pPr>
-        <w:pStyle w:val="AlgorithmLine"/>
-      </w:pPr>
-      <w:r>
-        <w:t xml:space="preserve">            </w:t>
-      </w:r>
-      <w:r>
-        <w:rPr>
-          <w:i/>
-          <w:iCs/>
-        </w:rPr>
-        <w:t xml:space="preserve">Update and restart</w:t>
-      </w:r>
-    </w:p>
-    <w:p>
-      <w:pPr>
-        <w:pStyle w:val="AlgorithmLine"/>
-      </w:pPr>
-      <w:r>
-        <w:t xml:space="preserve">22:     </w:t>
-      </w:r>
-      <w:r>
-        <w:t xml:space="preserve"> Update the global best</w:t>
-      </w:r>
-      <w:r>
-        <w:t xml:space="preserve"> </w:t>
-      </w:r>
-      <m:oMath>
-        <m:sSup>
-          <m:e>
-            <m:r>
-              <m:t>x</m:t>
-            </m:r>
-          </m:e>
-          <m:sup>
-            <m:r>
-              <m:t>g</m:t>
-            </m:r>
-            <m:r>
-              <m:t>b</m:t>
-            </m:r>
-          </m:sup>
-        </m:sSup>
-      </m:oMath>
-    </w:p>
-    <w:p>
-      <w:pPr>
-        <w:pStyle w:val="AlgorithmLine"/>
-      </w:pPr>
-      <w:r>
-        <w:t xml:space="preserve">23:     </w:t>
-      </w:r>
-      <w:r>
-        <w:rPr>
-          <w:b/>
-          <w:bCs/>
-        </w:rPr>
-        <w:t xml:space="preserve">if</w:t>
-      </w:r>
-      <w:r>
-        <w:t xml:space="preserve"> </w:t>
-      </w:r>
-      <w:r>
-        <w:t xml:space="preserve">deep-stalled: restart the population, keeping</w:t>
-      </w:r>
-      <w:r>
-        <w:t xml:space="preserve"> </w:t>
-      </w:r>
-      <m:oMath>
-        <m:sSup>
-          <m:e>
-            <m:r>
-              <m:t>x</m:t>
-            </m:r>
-          </m:e>
-          <m:sup>
-            <m:r>
-              <m:t>g</m:t>
-            </m:r>
-            <m:r>
-              <m:t>b</m:t>
-            </m:r>
-          </m:sup>
-        </m:sSup>
-      </m:oMath>
-    </w:p>
-    <w:p>
-      <w:pPr>
-        <w:pStyle w:val="AlgorithmLine"/>
-      </w:pPr>
-      <w:r>
-        <w:t xml:space="preserve">24: </w:t>
-      </w:r>
-      <w:r>
-        <w:rPr>
-          <w:b/>
-          <w:bCs/>
-        </w:rPr>
-        <w:t xml:space="preserve">end while</w:t>
-      </w:r>
-    </w:p>
-    <w:p>
-      <w:pPr>
-        <w:pStyle w:val="AlgorithmLine"/>
-      </w:pPr>
-      <w:r>
-        <w:t xml:space="preserve">25: </w:t>
-      </w:r>
-      <w:r>
-        <w:rPr>
-          <w:b/>
-          <w:bCs/>
-        </w:rPr>
-        <w:t xml:space="preserve">return</w:t>
-      </w:r>
-      <w:r>
-        <w:t xml:space="preserve"> </w:t>
-      </w:r>
-      <m:oMath>
-        <m:sSup>
-          <m:e>
-            <m:r>
-              <m:t>x</m:t>
-            </m:r>
-          </m:e>
-          <m:sup>
-            <m:r>
-              <m:t>g</m:t>
-            </m:r>
-            <m:r>
-              <m:t>b</m:t>
-            </m:r>
-          </m:sup>
-        </m:sSup>
-      </m:oMath>
+        <w:t xml:space="preserve">.</w:t>
+      </w:r>
     </w:p>
     <w:bookmarkStart w:id="23" w:name="lbl_fig_gsk_flowchart"/>
     <w:p>
@@ -67539,7 +67556,7 @@
         <w:t xml:space="preserve"> </w:t>
       </w:r>
       <w:r>
-        <w:t xml:space="preserve">tag v2.32, and any further materials are</w:t>
+        <w:t xml:space="preserve">tag v2.33, and any further materials are</w:t>
       </w:r>
       <w:r>
         <w:t xml:space="preserve"> </w:t>
@@ -67581,91 +67598,55 @@
         <w:t xml:space="preserve"> </w:t>
       </w:r>
       <w:r>
-        <w:t xml:space="preserve">SHA-256 checksum for every released file; the two suites added after</w:t>
-      </w:r>
-      <w:r>
-        <w:t xml:space="preserve"> </w:t>
-      </w:r>
-      <w:r>
-        <w:t xml:space="preserve">that release was minted are carried by their own separate,</w:t>
-      </w:r>
-      <w:r>
-        <w:t xml:space="preserve"> </w:t>
-      </w:r>
-      <w:r>
-        <w:t xml:space="preserve">non-superseding releases, lsgo-rel-2026-07-28-ff1a046ef (CEC2013LSGO)</w:t>
-      </w:r>
-      <w:r>
-        <w:t xml:space="preserve"> </w:t>
-      </w:r>
-      <w:r>
-        <w:t xml:space="preserve">and cec2020-rel-2026-07-29-5867abe1e (CEC2020), each with its own</w:t>
-      </w:r>
-      <w:r>
-        <w:t xml:space="preserve"> </w:t>
-      </w:r>
-      <w:r>
-        <w:t xml:space="preserve">checksummed manifest; four of the mechanism-isolation experiments (E1–E4)</w:t>
-      </w:r>
-      <w:r>
-        <w:t xml:space="preserve"> </w:t>
-      </w:r>
-      <w:r>
-        <w:t xml:space="preserve">are carried by a fourth additive, non-superseding release,</w:t>
-      </w:r>
-      <w:r>
-        <w:t xml:space="preserve"> </w:t>
-      </w:r>
-      <w:r>
-        <w:t xml:space="preserve">rev-rel-2026-08-26-dd42d37eb, which</w:t>
-      </w:r>
-      <w:r>
-        <w:t xml:space="preserve"> </w:t>
-      </w:r>
-      <w:r>
-        <w:t xml:space="preserve">leaves every primary value unchanged; the dimension-boundary experiment (E5)</w:t>
-      </w:r>
-      <w:r>
-        <w:t xml:space="preserve"> </w:t>
-      </w:r>
-      <w:r>
-        <w:t xml:space="preserve">is carried by a fifth additive release,</w:t>
-      </w:r>
-      <w:r>
-        <w:t xml:space="preserve"> </w:t>
-      </w:r>
-      <w:r>
-        <w:t xml:space="preserve">rev2-rel-2026-08-28-203c78744, on the same terms; the identity re-execution</w:t>
-      </w:r>
-      <w:r>
-        <w:t xml:space="preserve"> </w:t>
-      </w:r>
-      <w:r>
-        <w:t xml:space="preserve">behind the Supplementary Materials Table A45 residual is carried by a further</w:t>
-      </w:r>
-      <w:r>
-        <w:t xml:space="preserve"> </w:t>
-      </w:r>
-      <w:r>
-        <w:t xml:space="preserve">additive release,</w:t>
-      </w:r>
-      <w:r>
-        <w:t xml:space="preserve"> </w:t>
-      </w:r>
-      <w:r>
-        <w:t xml:space="preserve">g1-rel-2026-08-28-65b3d39e6; and the derived statistical artifacts</w:t>
-      </w:r>
-      <w:r>
-        <w:t xml:space="preserve"> </w:t>
-      </w:r>
-      <w:r>
-        <w:t xml:space="preserve">behind every table and figure are versioned as checksummed analysis</w:t>
-      </w:r>
-      <w:r>
-        <w:t xml:space="preserve"> </w:t>
-      </w:r>
-      <w:r>
-        <w:t xml:space="preserve">bundles alongside them. The supplementary component-isolation study</w:t>
+        <w:t xml:space="preserve">SHA-256 checksum for every released file. The CEC2013LSGO and CEC2020</w:t>
+      </w:r>
+      <w:r>
+        <w:t xml:space="preserve"> </w:t>
+      </w:r>
+      <w:r>
+        <w:t xml:space="preserve">suites, the five revision experiments (E1–E5), and the identity</w:t>
+      </w:r>
+      <w:r>
+        <w:t xml:space="preserve"> </w:t>
+      </w:r>
+      <w:r>
+        <w:t xml:space="preserve">re-execution behind the Supplementary Materials Table A45 residual are</w:t>
+      </w:r>
+      <w:r>
+        <w:t xml:space="preserve"> </w:t>
+      </w:r>
+      <w:r>
+        <w:t xml:space="preserve">carried by five further additive, non-superseding releases on the same</w:t>
+      </w:r>
+      <w:r>
+        <w:t xml:space="preserve"> </w:t>
+      </w:r>
+      <w:r>
+        <w:t xml:space="preserve">terms, each with its own checksummed manifest and none changing any</w:t>
+      </w:r>
+      <w:r>
+        <w:t xml:space="preserve"> </w:t>
+      </w:r>
+      <w:r>
+        <w:t xml:space="preserve">primary value; their identifiers are recorded in the Supplementary</w:t>
+      </w:r>
+      <w:r>
+        <w:t xml:space="preserve"> </w:t>
+      </w:r>
+      <w:r>
+        <w:t xml:space="preserve">Materials and in the repository’s release manifests. The derived</w:t>
+      </w:r>
+      <w:r>
+        <w:t xml:space="preserve"> </w:t>
+      </w:r>
+      <w:r>
+        <w:t xml:space="preserve">statistical artifacts behind every table and figure are versioned as</w:t>
+      </w:r>
+      <w:r>
+        <w:t xml:space="preserve"> </w:t>
+      </w:r>
+      <w:r>
+        <w:t xml:space="preserve">checksummed analysis bundles alongside them. The supplementary component-isolation study</w:t>
       </w:r>
       <w:r>
         <w:t xml:space="preserve"> </w:t>

--- a/papers/DT-GSK.docx
+++ b/papers/DT-GSK.docx
@@ -67556,7 +67556,7 @@
         <w:t xml:space="preserve"> </w:t>
       </w:r>
       <w:r>
-        <w:t xml:space="preserve">tag v2.33, and any further materials are</w:t>
+        <w:t xml:space="preserve">tag v2.34, and any further materials are</w:t>
       </w:r>
       <w:r>
         <w:t xml:space="preserve"> </w:t>

--- a/papers/DT-GSK.docx
+++ b/papers/DT-GSK.docx
@@ -67556,7 +67556,7 @@
         <w:t xml:space="preserve"> </w:t>
       </w:r>
       <w:r>
-        <w:t xml:space="preserve">tag v2.34, and any further materials are</w:t>
+        <w:t xml:space="preserve">tag v2.35, and any further materials are</w:t>
       </w:r>
       <w:r>
         <w:t xml:space="preserve"> </w:t>

--- a/papers/DT-GSK.docx
+++ b/papers/DT-GSK.docx
@@ -67556,7 +67556,7 @@
         <w:t xml:space="preserve"> </w:t>
       </w:r>
       <w:r>
-        <w:t xml:space="preserve">tag v2.35, and any further materials are</w:t>
+        <w:t xml:space="preserve">tag v2.36, and any further materials are</w:t>
       </w:r>
       <w:r>
         <w:t xml:space="preserve"> </w:t>

--- a/papers/DT-GSK.docx
+++ b/papers/DT-GSK.docx
@@ -67556,7 +67556,7 @@
         <w:t xml:space="preserve"> </w:t>
       </w:r>
       <w:r>
-        <w:t xml:space="preserve">tag v2.36, and any further materials are</w:t>
+        <w:t xml:space="preserve">tag v2.37, and any further materials are</w:t>
       </w:r>
       <w:r>
         <w:t xml:space="preserve"> </w:t>

--- a/papers/DT-GSK.docx
+++ b/papers/DT-GSK.docx
@@ -19,7 +19,7 @@
         <w:pStyle w:val="Title"/>
       </w:pPr>
       <w:r>
-        <w:t xml:space="preserve">DT-GSK: Dimension-Tiered Adaptive Configuration Selection and Deterministic Refinement for Gaining-Sharing Knowledge Optimization</w:t>
+        <w:t xml:space="preserve">DT-GSK: Dimension-Tiered Adaptive Configuration Selection and Deterministic Refinement for Gaining-Sharing Knowledge-Based Optimization Algorithm</w:t>
       </w:r>
     </w:p>
     <w:p>
@@ -56,56 +56,6 @@
     </w:p>
     <w:p>
       <w:pPr>
-        <w:pStyle w:val="BodyText"/>
-      </w:pPr>
-      <w:r>
-        <w:rPr>
-          <w:vertAlign w:val="superscript"/>
-        </w:rPr>
-        <w:t xml:space="preserve">1</w:t>
-      </w:r>
-      <w:r>
-        <w:t xml:space="preserve"> Operations Research Department, Faculty of Graduate Studies for</w:t>
-      </w:r>
-      <w:r>
-        <w:t xml:space="preserve"> </w:t>
-      </w:r>
-      <w:r>
-        <w:t xml:space="preserve">Statistical Research, Cairo University, Giza 12613, Egypt;</w:t>
-      </w:r>
-      <w:r>
-        <w:t xml:space="preserve"> </w:t>
-      </w:r>
-      <w:r>
-        <w:t xml:space="preserve">moustafa.masoud@gmail.com (M.E.A.M. ORCID 0009-0003-8415-2158); hmhmdss@yahoo.com (H.S.M.R. ORCID 0000-0003-0387-5876); aliwagdy@gmail.com (A.W.M. ORCID 0000-0002-5895-2632)</w:t>
-      </w:r>
-      <w:r>
-        <w:br/>
-      </w:r>
-      <w:r>
-        <w:rPr>
-          <w:vertAlign w:val="superscript"/>
-        </w:rPr>
-        <w:t xml:space="preserve">2</w:t>
-      </w:r>
-      <w:r>
-        <w:t xml:space="preserve"> University of Science and Technology, Zewail City of Science and</w:t>
-      </w:r>
-      <w:r>
-        <w:t xml:space="preserve"> </w:t>
-      </w:r>
-      <w:r>
-        <w:t xml:space="preserve">Technology, 6th of October City, Giza 12588, Egypt</w:t>
-      </w:r>
-      <w:r>
-        <w:br/>
-      </w:r>
-      <w:r>
-        <w:t xml:space="preserve">* Correspondence: moustafa.masoud@gmail.com</w:t>
-      </w:r>
-    </w:p>
-    <w:p>
-      <w:pPr>
         <w:pStyle w:val="AbstractTitle"/>
       </w:pPr>
       <w:r>
@@ -360,6 +310,62 @@
       </w:r>
       <w:r>
         <w:t xml:space="preserve">All findings are scoped to the GSK-family panel.</w:t>
+      </w:r>
+    </w:p>
+    <w:p>
+      <w:pPr>
+        <w:pStyle w:val="BodyText"/>
+      </w:pPr>
+      <w:r>
+        <w:rPr>
+          <w:vertAlign w:val="superscript"/>
+        </w:rPr>
+        <w:t xml:space="preserve">1</w:t>
+      </w:r>
+      <w:r>
+        <w:t xml:space="preserve"> Department of Operations Research, Faculty of Graduate Studies for</w:t>
+      </w:r>
+      <w:r>
+        <w:t xml:space="preserve"> </w:t>
+      </w:r>
+      <w:r>
+        <w:t xml:space="preserve">Statistical Research, Cairo University, Giza 12613, Egypt;</w:t>
+      </w:r>
+      <w:r>
+        <w:t xml:space="preserve"> </w:t>
+      </w:r>
+      <w:r>
+        <w:t xml:space="preserve">moustafa.masoud@gmail.com (M.E.A.M. ORCID 0009-0003-8415-2158); hmhmdss@yahoo.com (H.S.M.R. ORCID 0000-0003-0387-5876); aliwagdy@gmail.com (A.W.M. ORCID 0000-0002-5895-2632)</w:t>
+      </w:r>
+      <w:r>
+        <w:br/>
+      </w:r>
+      <w:r>
+        <w:rPr>
+          <w:vertAlign w:val="superscript"/>
+        </w:rPr>
+        <w:t xml:space="preserve">2</w:t>
+      </w:r>
+      <w:r>
+        <w:t xml:space="preserve"> University of Science and Technology, Mathematics Program,</w:t>
+      </w:r>
+      <w:r>
+        <w:t xml:space="preserve"> </w:t>
+      </w:r>
+      <w:r>
+        <w:t xml:space="preserve">Zewail City of Science and Technology, October Gardens, 6th of October,</w:t>
+      </w:r>
+      <w:r>
+        <w:t xml:space="preserve"> </w:t>
+      </w:r>
+      <w:r>
+        <w:t xml:space="preserve">Giza 12578, Egypt</w:t>
+      </w:r>
+      <w:r>
+        <w:br/>
+      </w:r>
+      <w:r>
+        <w:t xml:space="preserve">* Correspondence: moustafa.masoud@gmail.com</w:t>
       </w:r>
     </w:p>
     <w:p>

--- a/papers/DT-GSK.docx
+++ b/papers/DT-GSK.docx
@@ -46071,7 +46071,6 @@
         <w:tc>
           <w:tcPr>
             <w:tcW w:w="1046" w:type="dxa"/>
-            <w:shd w:val="clear" w:color="auto" w:fill="E7E6E6"/>
           </w:tcPr>
           <w:p>
             <w:pPr>
@@ -46090,7 +46089,6 @@
         <w:tc>
           <w:tcPr>
             <w:tcW w:w="452" w:type="dxa"/>
-            <w:shd w:val="clear" w:color="auto" w:fill="E7E6E6"/>
           </w:tcPr>
           <w:p>
             <w:pPr>
@@ -46109,7 +46107,6 @@
         <w:tc>
           <w:tcPr>
             <w:tcW w:w="452" w:type="dxa"/>
-            <w:shd w:val="clear" w:color="auto" w:fill="E7E6E6"/>
           </w:tcPr>
           <w:p>
             <w:pPr>
@@ -46128,7 +46125,6 @@
         <w:tc>
           <w:tcPr>
             <w:tcW w:w="452" w:type="dxa"/>
-            <w:shd w:val="clear" w:color="auto" w:fill="E7E6E6"/>
           </w:tcPr>
           <w:p>
             <w:pPr>
@@ -46147,7 +46143,6 @@
         <w:tc>
           <w:tcPr>
             <w:tcW w:w="452" w:type="dxa"/>
-            <w:shd w:val="clear" w:color="auto" w:fill="E7E6E6"/>
           </w:tcPr>
           <w:p>
             <w:pPr>
@@ -46166,7 +46161,6 @@
         <w:tc>
           <w:tcPr>
             <w:tcW w:w="749" w:type="dxa"/>
-            <w:shd w:val="clear" w:color="auto" w:fill="E7E6E6"/>
           </w:tcPr>
           <w:p>
             <w:pPr>
@@ -47972,7 +47966,6 @@
         <w:tc>
           <w:tcPr>
             <w:tcW w:w="826" w:type="dxa"/>
-            <w:shd w:val="clear" w:color="auto" w:fill="E7E6E6"/>
           </w:tcPr>
           <w:p>
             <w:pPr>
@@ -47992,7 +47985,6 @@
           <w:tcPr>
             <w:tcW w:w="2548" w:type="dxa"/>
             <w:gridSpan w:val="7"/>
-            <w:shd w:val="clear" w:color="auto" w:fill="E7E6E6"/>
           </w:tcPr>
           <w:p>
             <w:pPr>
@@ -48012,7 +48004,6 @@
           <w:tcPr>
             <w:tcW w:w="2625" w:type="dxa"/>
             <w:gridSpan w:val="7"/>
-            <w:shd w:val="clear" w:color="auto" w:fill="E7E6E6"/>
           </w:tcPr>
           <w:p>
             <w:pPr>
@@ -48037,7 +48028,6 @@
         <w:tc>
           <w:tcPr>
             <w:tcW w:w="826" w:type="dxa"/>
-            <w:shd w:val="clear" w:color="auto" w:fill="E7E6E6"/>
           </w:tcPr>
           <w:p>
             <w:pPr>
@@ -48056,7 +48046,6 @@
         <w:tc>
           <w:tcPr>
             <w:tcW w:w="595" w:type="dxa"/>
-            <w:shd w:val="clear" w:color="auto" w:fill="E7E6E6"/>
           </w:tcPr>
           <w:p>
             <w:pPr>
@@ -48075,7 +48064,6 @@
         <w:tc>
           <w:tcPr>
             <w:tcW w:w="518" w:type="dxa"/>
-            <w:shd w:val="clear" w:color="auto" w:fill="E7E6E6"/>
           </w:tcPr>
           <w:p>
             <w:pPr>
@@ -48094,7 +48082,6 @@
         <w:tc>
           <w:tcPr>
             <w:tcW w:w="210" w:type="dxa"/>
-            <w:shd w:val="clear" w:color="auto" w:fill="E7E6E6"/>
           </w:tcPr>
           <w:p>
             <w:pPr>
@@ -48113,7 +48100,6 @@
         <w:tc>
           <w:tcPr>
             <w:tcW w:w="133" w:type="dxa"/>
-            <w:shd w:val="clear" w:color="auto" w:fill="E7E6E6"/>
           </w:tcPr>
           <w:p>
             <w:pPr>
@@ -48132,7 +48118,6 @@
         <w:tc>
           <w:tcPr>
             <w:tcW w:w="210" w:type="dxa"/>
-            <w:shd w:val="clear" w:color="auto" w:fill="E7E6E6"/>
           </w:tcPr>
           <w:p>
             <w:pPr>
@@ -48151,7 +48136,6 @@
         <w:tc>
           <w:tcPr>
             <w:tcW w:w="518" w:type="dxa"/>
-            <w:shd w:val="clear" w:color="auto" w:fill="E7E6E6"/>
           </w:tcPr>
           <w:p>
             <w:pPr>
@@ -48170,7 +48154,6 @@
         <w:tc>
           <w:tcPr>
             <w:tcW w:w="364" w:type="dxa"/>
-            <w:shd w:val="clear" w:color="auto" w:fill="E7E6E6"/>
           </w:tcPr>
           <w:p>
             <w:pPr>
@@ -48189,7 +48172,6 @@
         <w:tc>
           <w:tcPr>
             <w:tcW w:w="595" w:type="dxa"/>
-            <w:shd w:val="clear" w:color="auto" w:fill="E7E6E6"/>
           </w:tcPr>
           <w:p>
             <w:pPr>
@@ -48208,7 +48190,6 @@
         <w:tc>
           <w:tcPr>
             <w:tcW w:w="595" w:type="dxa"/>
-            <w:shd w:val="clear" w:color="auto" w:fill="E7E6E6"/>
           </w:tcPr>
           <w:p>
             <w:pPr>
@@ -48227,7 +48208,6 @@
         <w:tc>
           <w:tcPr>
             <w:tcW w:w="210" w:type="dxa"/>
-            <w:shd w:val="clear" w:color="auto" w:fill="E7E6E6"/>
           </w:tcPr>
           <w:p>
             <w:pPr>
@@ -48246,7 +48226,6 @@
         <w:tc>
           <w:tcPr>
             <w:tcW w:w="133" w:type="dxa"/>
-            <w:shd w:val="clear" w:color="auto" w:fill="E7E6E6"/>
           </w:tcPr>
           <w:p>
             <w:pPr>
@@ -48265,7 +48244,6 @@
         <w:tc>
           <w:tcPr>
             <w:tcW w:w="210" w:type="dxa"/>
-            <w:shd w:val="clear" w:color="auto" w:fill="E7E6E6"/>
           </w:tcPr>
           <w:p>
             <w:pPr>
@@ -48284,7 +48262,6 @@
         <w:tc>
           <w:tcPr>
             <w:tcW w:w="518" w:type="dxa"/>
-            <w:shd w:val="clear" w:color="auto" w:fill="E7E6E6"/>
           </w:tcPr>
           <w:p>
             <w:pPr>
@@ -48303,7 +48280,6 @@
         <w:tc>
           <w:tcPr>
             <w:tcW w:w="364" w:type="dxa"/>
-            <w:shd w:val="clear" w:color="auto" w:fill="E7E6E6"/>
           </w:tcPr>
           <w:p>
             <w:pPr>

--- a/papers/DT-GSK.docx
+++ b/papers/DT-GSK.docx
@@ -335,7 +335,7 @@
         <w:t xml:space="preserve"> </w:t>
       </w:r>
       <w:r>
-        <w:t xml:space="preserve">moustafa.masoud@gmail.com (M.E.A.M. ORCID 0009-0003-8415-2158); hmhmdss@yahoo.com (H.S.M.R. ORCID 0000-0003-0387-5876); aliwagdy@gmail.com (A.W.M. ORCID 0000-0002-5895-2632)</w:t>
+        <w:t xml:space="preserve">moustafa.masoud@gmail.com (M.E.A.M. ORCID 0009-0003-8415-2158); hebasayed@cu.edu.eg (H.S.M.R. ORCID 0000-0003-0387-5876); aliwagdy@gmail.com (A.W.M. ORCID 0000-0002-5895-2632)</w:t>
       </w:r>
       <w:r>
         <w:br/>
@@ -347,7 +347,7 @@
         <w:t xml:space="preserve">2</w:t>
       </w:r>
       <w:r>
-        <w:t xml:space="preserve"> University of Science and Technology, Mathematics Program,</w:t>
+        <w:t xml:space="preserve"> Mathematics Program, University of Science and Technology,</w:t>
       </w:r>
       <w:r>
         <w:t xml:space="preserve"> </w:t>

--- a/papers/DT-GSK.docx
+++ b/papers/DT-GSK.docx
@@ -208,13 +208,13 @@
         <w:t xml:space="preserve"> </w:t>
       </w:r>
       <w:r>
-        <w:t xml:space="preserve">On AGSK’s strongest suite—the CEC2020 competition in which it was the</w:t>
-      </w:r>
-      <w:r>
-        <w:t xml:space="preserve"> </w:t>
-      </w:r>
-      <w:r>
-        <w:t xml:space="preserve">runner-up—DT-GSK places fourth; the family panel corroborates AGSK’s</w:t>
+        <w:t xml:space="preserve">On AGSK’s strongest suite, the CEC2020 competition in which it was the</w:t>
+      </w:r>
+      <w:r>
+        <w:t xml:space="preserve"> </w:t>
+      </w:r>
+      <w:r>
+        <w:t xml:space="preserve">runner-up, DT-GSK places fourth; the family panel corroborates AGSK’s</w:t>
       </w:r>
       <w:r>
         <w:t xml:space="preserve"> </w:t>
@@ -297,7 +297,7 @@
         <w:t xml:space="preserve"> </w:t>
       </w:r>
       <w:r>
-        <w:t xml:space="preserve">coordinate axes outperform its basis—controlled negative</w:t>
+        <w:t xml:space="preserve">coordinate axes outperform its basis: controlled negative</w:t>
       </w:r>
       <w:r>
         <w:t xml:space="preserve"> </w:t>
@@ -462,7 +462,7 @@
         <w:t xml:space="preserve"> </w:t>
       </w:r>
       <w:r>
-        <w:t xml:space="preserve">budget — no derivatives, a fixed cap on objective evaluations, and</w:t>
+        <w:t xml:space="preserve">budget (no derivatives, a fixed cap on objective evaluations, and</w:t>
       </w:r>
       <w:r>
         <w:t xml:space="preserve"> </w:t>
@@ -474,7 +474,7 @@
         <w:t xml:space="preserve"> </w:t>
       </w:r>
       <w:r>
-        <w:t xml:space="preserve">structure — is the regime that the CEC benchmark protocols</w:t>
+        <w:t xml:space="preserve">structure) is the regime that the CEC benchmark protocols</w:t>
       </w:r>
       <w:r>
         <w:t xml:space="preserve"> </w:t>
@@ -552,13 +552,13 @@
         <w:t xml:space="preserve"> </w:t>
       </w:r>
       <w:r>
-        <w:t xml:space="preserve">This paper follows that prescription. It stays inside one family — the</w:t>
-      </w:r>
-      <w:r>
-        <w:t xml:space="preserve"> </w:t>
-      </w:r>
-      <w:r>
-        <w:t xml:space="preserve">gaining-sharing knowledge (GSK) algorithm and its published descendants —</w:t>
+        <w:t xml:space="preserve">This paper follows that prescription. It stays inside one family, the</w:t>
+      </w:r>
+      <w:r>
+        <w:t xml:space="preserve"> </w:t>
+      </w:r>
+      <w:r>
+        <w:t xml:space="preserve">gaining-sharing knowledge (GSK) algorithm and its published descendants,</w:t>
       </w:r>
       <w:r>
         <w:t xml:space="preserve"> </w:t>
@@ -933,13 +933,13 @@
         <w:t xml:space="preserve"> </w:t>
       </w:r>
       <w:r>
-        <w:t xml:space="preserve">the algorithm proposed here. Brittle fixed control — the family’s</w:t>
-      </w:r>
-      <w:r>
-        <w:t xml:space="preserve"> </w:t>
-      </w:r>
-      <w:r>
-        <w:t xml:space="preserve">founding complaint — is answered by an operator-level, bandit-style</w:t>
+        <w:t xml:space="preserve">the algorithm proposed here. Brittle fixed control, the family’s</w:t>
+      </w:r>
+      <w:r>
+        <w:t xml:space="preserve"> </w:t>
+      </w:r>
+      <w:r>
+        <w:t xml:space="preserve">founding complaint, is answered by an operator-level, bandit-style</w:t>
       </w:r>
       <w:r>
         <w:t xml:space="preserve"> </w:t>
@@ -981,7 +981,7 @@
         <w:t xml:space="preserve"> </w:t>
       </w:r>
       <w:r>
-        <w:t xml:space="preserve">deterministic, one-shot final polish — the deterministic refinement of</w:t>
+        <w:t xml:space="preserve">deterministic, one-shot final polish: the deterministic refinement of</w:t>
       </w:r>
       <w:r>
         <w:t xml:space="preserve"> </w:t>
@@ -993,13 +993,13 @@
         <w:t xml:space="preserve"> </w:t>
       </w:r>
       <w:r>
-        <w:t xml:space="preserve">descendant addresses — recombination that treats every coordinate</w:t>
-      </w:r>
-      <w:r>
-        <w:t xml:space="preserve"> </w:t>
-      </w:r>
-      <w:r>
-        <w:t xml:space="preserve">independently of the run’s own improvement history — is targeted by the</w:t>
+        <w:t xml:space="preserve">descendant addresses (recombination that treats every coordinate</w:t>
+      </w:r>
+      <w:r>
+        <w:t xml:space="preserve"> </w:t>
+      </w:r>
+      <w:r>
+        <w:t xml:space="preserve">independently of the run’s own improvement history) is targeted by the</w:t>
       </w:r>
       <w:r>
         <w:t xml:space="preserve"> </w:t>
@@ -1031,7 +1031,7 @@
         <w:t xml:space="preserve"> </w:t>
       </w:r>
       <w:r>
-        <w:t xml:space="preserve">population’s composition. Within that cited family — surveyed in</w:t>
+        <w:t xml:space="preserve">population’s composition. Within that cited family (surveyed in</w:t>
       </w:r>
       <w:r>
         <w:t xml:space="preserve"> </w:t>
@@ -1061,7 +1061,7 @@
         <w:t xml:space="preserve"> </w:t>
       </w:r>
       <w:r>
-        <w:t xml:space="preserve">comparison panel — none learns — or exploits —</w:t>
+        <w:t xml:space="preserve">comparison panel), none learns, or exploits,</w:t>
       </w:r>
       <w:r>
         <w:t xml:space="preserve"> </w:t>
@@ -1204,7 +1204,7 @@
           <w:b/>
           <w:bCs/>
         </w:rPr>
-        <w:t xml:space="preserve">C1 — a deterministic final polish.</w:t>
+        <w:t xml:space="preserve">C1: a deterministic final polish.</w:t>
       </w:r>
       <w:r>
         <w:t xml:space="preserve"> </w:t>
@@ -1507,7 +1507,7 @@
           <w:b/>
           <w:bCs/>
         </w:rPr>
-        <w:t xml:space="preserve">C2 — a dimension-tiered adaptive scaffold.</w:t>
+        <w:t xml:space="preserve">C2: a dimension-tiered adaptive scaffold.</w:t>
       </w:r>
       <w:r>
         <w:t xml:space="preserve"> </w:t>
@@ -1543,13 +1543,13 @@
         <w:t xml:space="preserve"> </w:t>
       </w:r>
       <w:r>
-        <w:t xml:space="preserve">— a variant of the APGSK NLPSR schedule, explicitly not claimed</w:t>
-      </w:r>
-      <w:r>
-        <w:t xml:space="preserve"> </w:t>
-      </w:r>
-      <w:r>
-        <w:t xml:space="preserve">as new; a hard-capped Budget-Safe Escape (BSE) seeded from a distance-filtered</w:t>
+        <w:t xml:space="preserve">(a variant of the APGSK NLPSR schedule, explicitly not claimed</w:t>
+      </w:r>
+      <w:r>
+        <w:t xml:space="preserve"> </w:t>
+      </w:r>
+      <w:r>
+        <w:t xml:space="preserve">as new); a hard-capped Budget-Safe Escape (BSE) seeded from a distance-filtered</w:t>
       </w:r>
       <w:r>
         <w:t xml:space="preserve"> </w:t>
@@ -1699,7 +1699,7 @@
           <w:b/>
           <w:bCs/>
         </w:rPr>
-        <w:t xml:space="preserve">C3 — a controlled, reproducible family evaluation.</w:t>
+        <w:t xml:space="preserve">C3: a controlled, reproducible family evaluation.</w:t>
       </w:r>
       <w:r>
         <w:t xml:space="preserve"> </w:t>
@@ -1753,7 +1753,7 @@
         <w:t xml:space="preserve"> </w:t>
       </w:r>
       <w:r>
-        <w:t xml:space="preserve">against the original GSK and its five published descendants —</w:t>
+        <w:t xml:space="preserve">against the original GSK and its five published descendants (</w:t>
       </w:r>
       <w:r>
         <w:t xml:space="preserve"> </w:t>
@@ -1777,7 +1777,7 @@
         <w:t xml:space="preserve"> </w:t>
       </w:r>
       <w:r>
-        <w:t xml:space="preserve">than quoted from its source publication — on five suites: the CEC2017</w:t>
+        <w:t xml:space="preserve">than quoted from its source publication) on five suites: the CEC2017</w:t>
       </w:r>
       <w:r>
         <w:t xml:space="preserve"> </w:t>
@@ -1813,7 +1813,7 @@
         <w:t xml:space="preserve"> </w:t>
       </w:r>
       <w:r>
-        <w:t xml:space="preserve">omission — one code base, one budget protocol, and one evaluation</w:t>
+        <w:t xml:space="preserve">omission: one code base, one budget protocol, and one evaluation</w:t>
       </w:r>
       <w:r>
         <w:t xml:space="preserve"> </w:t>
@@ -2105,13 +2105,13 @@
         <w:t xml:space="preserve"> </w:t>
       </w:r>
       <w:r>
-        <w:t xml:space="preserve">to move — rates,</w:t>
-      </w:r>
-      <w:r>
-        <w:t xml:space="preserve"> </w:t>
-      </w:r>
-      <w:r>
-        <w:t xml:space="preserve">probabilities, population size — while the question of</w:t>
+        <w:t xml:space="preserve">to move (rates,</w:t>
+      </w:r>
+      <w:r>
+        <w:t xml:space="preserve"> </w:t>
+      </w:r>
+      <w:r>
+        <w:t xml:space="preserve">probabilities, population size), while the question of</w:t>
       </w:r>
       <w:r>
         <w:t xml:space="preserve"> </w:t>
@@ -2159,13 +2159,13 @@
         <w:t xml:space="preserve"> </w:t>
       </w:r>
       <w:r>
-        <w:t xml:space="preserve">covariance. That gap — scalar control inside the family, evaluation-hungry</w:t>
-      </w:r>
-      <w:r>
-        <w:t xml:space="preserve"> </w:t>
-      </w:r>
-      <w:r>
-        <w:t xml:space="preserve">structure learning outside it — is what the following comparison</w:t>
+        <w:t xml:space="preserve">covariance. That gap (scalar control inside the family, evaluation-hungry</w:t>
+      </w:r>
+      <w:r>
+        <w:t xml:space="preserve"> </w:t>
+      </w:r>
+      <w:r>
+        <w:t xml:space="preserve">structure learning outside it) is what the following comparison</w:t>
       </w:r>
       <w:r>
         <w:t xml:space="preserve"> </w:t>
@@ -2415,7 +2415,7 @@
         </m:r>
       </m:oMath>
       <w:r>
-        <w:t xml:space="preserve">) — the limitation that later</w:t>
+        <w:t xml:space="preserve">), the limitation that later</w:t>
       </w:r>
       <w:r>
         <w:t xml:space="preserve"> </w:t>
@@ -2828,7 +2828,7 @@
         <w:t xml:space="preserve"> </w:t>
       </w:r>
       <w:r>
-        <w:t xml:space="preserve">budget — one tenth of the standard protocol —</w:t>
+        <w:t xml:space="preserve">budget, one tenth of the standard protocol,</w:t>
       </w:r>
       <w:r>
         <w:t xml:space="preserve"> </w:t>
@@ -3127,7 +3127,7 @@
         <w:t xml:space="preserve"> </w:t>
       </w:r>
       <w:r>
-        <w:t xml:space="preserve">produced improvement — a hyperparameter memory; it carries no</w:t>
+        <w:t xml:space="preserve">produced improvement: a hyperparameter memory; it carries no</w:t>
       </w:r>
       <w:r>
         <w:t xml:space="preserve"> </w:t>
@@ -3736,13 +3736,13 @@
         <w:t xml:space="preserve"> </w:t>
       </w:r>
       <w:r>
-        <w:t xml:space="preserve">operator. Within the cited GSK family, none of these variants learns —</w:t>
-      </w:r>
-      <w:r>
-        <w:t xml:space="preserve"> </w:t>
-      </w:r>
-      <w:r>
-        <w:t xml:space="preserve">or exploits — the interaction structure of the moves the run has</w:t>
+        <w:t xml:space="preserve">operator. Within the cited GSK family, none of these variants learns,</w:t>
+      </w:r>
+      <w:r>
+        <w:t xml:space="preserve"> </w:t>
+      </w:r>
+      <w:r>
+        <w:t xml:space="preserve">or exploits, the interaction structure of the moves the run has</w:t>
       </w:r>
       <w:r>
         <w:t xml:space="preserve"> </w:t>
@@ -4787,13 +4787,13 @@
         <w:t xml:space="preserve"> </w:t>
       </w:r>
       <w:r>
-        <w:t xml:space="preserve">the GSK family. The approaches separate on four axes — update trigger,</w:t>
-      </w:r>
-      <w:r>
-        <w:t xml:space="preserve"> </w:t>
-      </w:r>
-      <w:r>
-        <w:t xml:space="preserve">evaluation cost, what is learned, and how it is exploited — on which</w:t>
+        <w:t xml:space="preserve">the GSK family. The approaches separate on four axes (update trigger,</w:t>
+      </w:r>
+      <w:r>
+        <w:t xml:space="preserve"> </w:t>
+      </w:r>
+      <w:r>
+        <w:t xml:space="preserve">evaluation cost, what is learned, and how it is exploited) on which</w:t>
       </w:r>
       <w:r>
         <w:t xml:space="preserve"> </w:t>
@@ -5025,13 +5025,13 @@
         <w:t xml:space="preserve"> </w:t>
       </w:r>
       <w:r>
-        <w:t xml:space="preserve">population covariance each generation — an instantaneous statistic, not a</w:t>
-      </w:r>
-      <w:r>
-        <w:t xml:space="preserve"> </w:t>
-      </w:r>
-      <w:r>
-        <w:t xml:space="preserve">cumulative memory — at</w:t>
+        <w:t xml:space="preserve">population covariance each generation (an instantaneous statistic, not a</w:t>
+      </w:r>
+      <w:r>
+        <w:t xml:space="preserve"> </w:t>
+      </w:r>
+      <w:r>
+        <w:t xml:space="preserve">cumulative memory) at</w:t>
       </w:r>
       <w:r>
         <w:t xml:space="preserve"> </w:t>
@@ -5236,13 +5236,13 @@
         <w:t xml:space="preserve"> </w:t>
       </w:r>
       <w:r>
-        <w:t xml:space="preserve">It spends no additional objective evaluations — it learns from evaluations the</w:t>
-      </w:r>
-      <w:r>
-        <w:t xml:space="preserve"> </w:t>
-      </w:r>
-      <w:r>
-        <w:t xml:space="preserve">run already made — at a compute-only cost of a per-generation</w:t>
+        <w:t xml:space="preserve">It spends no additional objective evaluations (it learns from evaluations the</w:t>
+      </w:r>
+      <w:r>
+        <w:t xml:space="preserve"> </w:t>
+      </w:r>
+      <w:r>
+        <w:t xml:space="preserve">run already made) at a compute-only cost of a per-generation</w:t>
       </w:r>
       <w:r>
         <w:t xml:space="preserve"> </w:t>
@@ -5516,7 +5516,7 @@
         <w:t xml:space="preserve"> </w:t>
       </w:r>
       <w:r>
-        <w:t xml:space="preserve">standing is not attributed to it — in either direction —</w:t>
+        <w:t xml:space="preserve">standing is not attributed to it, in either direction,</w:t>
       </w:r>
       <w:r>
         <w:t xml:space="preserve"> </w:t>
@@ -6031,7 +6031,7 @@
               <w:jc w:val="left"/>
             </w:pPr>
             <w:r>
-              <w:t xml:space="preserve">no extra evaluations — learns from evaluations already made; sparse updates, one terminal eigendecomposition</w:t>
+              <w:t xml:space="preserve">no extra evaluations (learns from evaluations already made); sparse updates, one terminal eigendecomposition</w:t>
             </w:r>
           </w:p>
         </w:tc>
@@ -6064,7 +6064,7 @@
               <w:jc w:val="left"/>
             </w:pPr>
             <w:r>
-              <w:t xml:space="preserve">pairwise non-separability decisions — a hard variable partition</w:t>
+              <w:t xml:space="preserve">pairwise non-separability decisions: a hard variable partition</w:t>
             </w:r>
           </w:p>
         </w:tc>
@@ -6076,7 +6076,7 @@
               <w:jc w:val="left"/>
             </w:pPr>
             <w:r>
-              <w:t xml:space="preserve">full mutation covariance — a complete sampling-distribution shape</w:t>
+              <w:t xml:space="preserve">full mutation covariance: a complete sampling-distribution shape</w:t>
             </w:r>
           </w:p>
         </w:tc>
@@ -6088,7 +6088,7 @@
               <w:jc w:val="left"/>
             </w:pPr>
             <w:r>
-              <w:t xml:space="preserve">eigenbasis of the population covariance — instantaneous geometry</w:t>
+              <w:t xml:space="preserve">eigenbasis of the population covariance: instantaneous geometry</w:t>
             </w:r>
           </w:p>
         </w:tc>
@@ -6100,7 +6100,7 @@
               <w:jc w:val="left"/>
             </w:pPr>
             <w:r>
-              <w:t xml:space="preserve">weighted, signed coordinate-pair graph — soft, decaying evidence (not a hard partition)</w:t>
+              <w:t xml:space="preserve">weighted, signed coordinate-pair graph: soft, decaying evidence (not a hard partition)</w:t>
             </w:r>
           </w:p>
         </w:tc>
@@ -6320,13 +6320,13 @@
         <w:t xml:space="preserve"> </w:t>
       </w:r>
       <w:r>
-        <w:t xml:space="preserve">cited in this paper — a bounded review of the GSK lineage rather than an</w:t>
-      </w:r>
-      <w:r>
-        <w:t xml:space="preserve"> </w:t>
-      </w:r>
-      <w:r>
-        <w:t xml:space="preserve">exhaustive systematic search of the wider metaheuristic literature — none</w:t>
+        <w:t xml:space="preserve">cited in this paper (a bounded review of the GSK lineage rather than an</w:t>
+      </w:r>
+      <w:r>
+        <w:t xml:space="preserve"> </w:t>
+      </w:r>
+      <w:r>
+        <w:t xml:space="preserve">exhaustive systematic search of the wider metaheuristic literature), none</w:t>
       </w:r>
       <w:r>
         <w:t xml:space="preserve"> </w:t>
@@ -6368,13 +6368,13 @@
         <w:t xml:space="preserve"> </w:t>
       </w:r>
       <w:r>
-        <w:t xml:space="preserve">each, we inspected the stated adaptation target — control parameters,</w:t>
-      </w:r>
-      <w:r>
-        <w:t xml:space="preserve"> </w:t>
-      </w:r>
-      <w:r>
-        <w:t xml:space="preserve">donor/selection policy, or population sizing — for any online,</w:t>
+        <w:t xml:space="preserve">each, we inspected the stated adaptation target (control parameters,</w:t>
+      </w:r>
+      <w:r>
+        <w:t xml:space="preserve"> </w:t>
+      </w:r>
+      <w:r>
+        <w:t xml:space="preserve">donor/selection policy, or population sizing) for any online,</w:t>
       </w:r>
       <w:r>
         <w:t xml:space="preserve"> </w:t>
@@ -6398,7 +6398,7 @@
         <w:t xml:space="preserve"> </w:t>
       </w:r>
       <w:r>
-        <w:t xml:space="preserve">DT-GSK’s interaction-structure memory and its two active consumers —</w:t>
+        <w:t xml:space="preserve">DT-GSK’s interaction-structure memory and its two active consumers,</w:t>
       </w:r>
       <w:r>
         <w:t xml:space="preserve"> </w:t>
@@ -6416,7 +6416,7 @@
         <w:t xml:space="preserve"> </w:t>
       </w:r>
       <w:r>
-        <w:t xml:space="preserve">in the frozen configuration) — are designed for exactly this quantity.</w:t>
+        <w:t xml:space="preserve">in the frozen configuration), are designed for exactly this quantity.</w:t>
       </w:r>
     </w:p>
     <w:p>
@@ -10122,7 +10122,7 @@
         <w:pStyle w:val="BodyText"/>
       </w:pPr>
       <w:r>
-        <w:t xml:space="preserve">These four elements — the junior/senior operator with its index</w:t>
+        <w:t xml:space="preserve">These four elements (the junior/senior operator with its index</w:t>
       </w:r>
       <w:r>
         <w:t xml:space="preserve"> </w:t>
@@ -10134,7 +10134,7 @@
         <w:t xml:space="preserve"> </w:t>
       </w:r>
       <w:r>
-        <w:t xml:space="preserve">the greedy selection — are inherited from their cited</w:t>
+        <w:t xml:space="preserve">the greedy selection) are inherited from their cited</w:t>
       </w:r>
       <w:r>
         <w:t xml:space="preserve"> </w:t>
@@ -17083,13 +17083,13 @@
         <w:t xml:space="preserve"> </w:t>
       </w:r>
       <w:r>
-        <w:t xml:space="preserve">large-scale exception — two linkage-block-size entries for</w:t>
-      </w:r>
-      <w:r>
-        <w:t xml:space="preserve"> </w:t>
-      </w:r>
-      <w:r>
-        <w:t xml:space="preserve">CEC2013LSGO’s native dimensions — is disclosed in</w:t>
+        <w:t xml:space="preserve">large-scale exception (two linkage-block-size entries for</w:t>
+      </w:r>
+      <w:r>
+        <w:t xml:space="preserve"> </w:t>
+      </w:r>
+      <w:r>
+        <w:t xml:space="preserve">CEC2013LSGO’s native dimensions) is disclosed in</w:t>
       </w:r>
       <w:r>
         <w:t xml:space="preserve"> </w:t>
@@ -17273,13 +17273,13 @@
         <w:t xml:space="preserve"> </w:t>
       </w:r>
       <w:r>
-        <w:t xml:space="preserve">objective evaluation — trials, escapes, local-search and polish probes,</w:t>
-      </w:r>
-      <w:r>
-        <w:t xml:space="preserve"> </w:t>
-      </w:r>
-      <w:r>
-        <w:t xml:space="preserve">restart resamples — is charged through one budget controller, and all</w:t>
+        <w:t xml:space="preserve">objective evaluation (trials, escapes, local-search and polish probes,</w:t>
+      </w:r>
+      <w:r>
+        <w:t xml:space="preserve"> </w:t>
+      </w:r>
+      <w:r>
+        <w:t xml:space="preserve">restart resamples) is charged through one budget controller, and all</w:t>
       </w:r>
       <w:r>
         <w:t xml:space="preserve"> </w:t>
@@ -17323,7 +17323,7 @@
         <w:tblStyle w:val="Table"/>
         <w:tblW w:type="auto" w:w="0"/>
         <w:tblLook w:firstRow="1" w:lastRow="0" w:firstColumn="0" w:lastColumn="0" w:noHBand="0" w:noVBand="0" w:val="0020"/>
-        <w:tblCaption w:val="Architecture of DT-GSK: the eight subsystems composed around the unchanged GSK vector-update operator, with each subsystem’s category (inherited / scaffold / dimension-gated), active tier, and role. Every objective evaluation — trials, escapes, local-search and polish probes, restart resamples — is charged through one budget controller, and all randomness draws from the 13-substream RNG rail (Eq. (13)); the deep-stall restart preserves the global best."/>
+        <w:tblCaption w:val="Architecture of DT-GSK: the eight subsystems composed around the unchanged GSK vector-update operator, with each subsystem’s category (inherited / scaffold / dimension-gated), active tier, and role. Every objective evaluation (trials, escapes, local-search and polish probes, restart resamples) is charged through one budget controller, and all randomness draws from the 13-substream RNG rail (Eq. (13)); the deep-stall restart preserves the global best."/>
       </w:tblPr>
       <w:tblGrid>
         <w:gridCol w:w="1980"/>
@@ -18305,7 +18305,7 @@
         <w:t xml:space="preserve"> </w:t>
       </w:r>
       <w:r>
-        <w:t xml:space="preserve">at every dimension — the setting of the family’s</w:t>
+        <w:t xml:space="preserve">at every dimension (the setting of the family’s</w:t>
       </w:r>
       <w:r>
         <w:t xml:space="preserve"> </w:t>
@@ -18323,7 +18323,7 @@
         <w:t xml:space="preserve"> </w:t>
       </w:r>
       <w:r>
-        <w:t xml:space="preserve">papers — whereas DT-GSK initializes</w:t>
+        <w:t xml:space="preserve">papers), whereas DT-GSK initializes</w:t>
       </w:r>
       <w:r>
         <w:t xml:space="preserve"> </w:t>
@@ -18780,7 +18780,7 @@
         <w:t xml:space="preserve"> </w:t>
       </w:r>
       <w:r>
-        <w:t xml:space="preserve">generation around them is not—crossover masking, tie handling, the population</w:t>
+        <w:t xml:space="preserve">generation around them is not: crossover masking, tie handling, the population</w:t>
       </w:r>
       <w:r>
         <w:t xml:space="preserve"> </w:t>
@@ -20520,7 +20520,7 @@
         <w:t xml:space="preserve"> </w:t>
       </w:r>
       <w:r>
-        <w:t xml:space="preserve">upper-tier controllers are cross-cutting—they act inside the reduction, trial-construction, acceptance and escape steps above and gate the local search—as detailed in Section </w:t>
+        <w:t xml:space="preserve">upper-tier controllers are cross-cutting (they act inside the reduction, trial-construction, acceptance and escape steps above and gate the local search) as detailed in Section </w:t>
       </w:r>
       <w:r>
         <w:fldChar w:fldCharType="begin"/>
@@ -20874,7 +20874,7 @@
         <w:t xml:space="preserve"> </w:t>
       </w:r>
       <w:r>
-        <w:t xml:space="preserve">the upper-tier controllers are cross-cutting rather than a single stage — they act within the population-reduction, trial-construction, acceptance, and escape steps above (and gate the local search) — so they are not drawn as a separate node. The global best is preserved</w:t>
+        <w:t xml:space="preserve">the upper-tier controllers are cross-cutting rather than a single stage: they act within the population-reduction, trial-construction, acceptance, and escape steps above (and gate the local search), so they are not drawn as a separate node. The global best is preserved</w:t>
       </w:r>
       <w:r>
         <w:t xml:space="preserve"> </w:t>
@@ -21237,13 +21237,13 @@
         <w:t xml:space="preserve"> </w:t>
       </w:r>
       <w:r>
-        <w:t xml:space="preserve">working population — it cannot return a population whose best is worse</w:t>
-      </w:r>
-      <w:r>
-        <w:t xml:space="preserve"> </w:t>
-      </w:r>
-      <w:r>
-        <w:t xml:space="preserve">than the incumbent it was given — with one deliberate exception: the</w:t>
+        <w:t xml:space="preserve">working population (it cannot return a population whose best is worse</w:t>
+      </w:r>
+      <w:r>
+        <w:t xml:space="preserve"> </w:t>
+      </w:r>
+      <w:r>
+        <w:t xml:space="preserve">than the incumbent it was given), with one deliberate exception: the</w:t>
       </w:r>
       <w:r>
         <w:t xml:space="preserve"> </w:t>
@@ -23609,13 +23609,13 @@
         <w:t xml:space="preserve"> </w:t>
       </w:r>
       <w:r>
-        <w:t xml:space="preserve">memory’s active tiers. The dimension-tiering itself — resolving control</w:t>
-      </w:r>
-      <w:r>
-        <w:t xml:space="preserve"> </w:t>
-      </w:r>
-      <w:r>
-        <w:t xml:space="preserve">by dimension rather than at a single fixed operating point — is likewise</w:t>
+        <w:t xml:space="preserve">memory’s active tiers. The dimension-tiering itself, resolving control</w:t>
+      </w:r>
+      <w:r>
+        <w:t xml:space="preserve"> </w:t>
+      </w:r>
+      <w:r>
+        <w:t xml:space="preserve">by dimension rather than at a single fixed operating point, is likewise</w:t>
       </w:r>
       <w:r>
         <w:t xml:space="preserve"> </w:t>
@@ -26028,10 +26028,7 @@
         </m:sSub>
       </m:oMath>
       <w:r>
-        <w:t xml:space="preserve"> </w:t>
-      </w:r>
-      <w:r>
-        <w:t xml:space="preserve">— the summed</w:t>
+        <w:t xml:space="preserve">: the summed</w:t>
       </w:r>
       <w:r>
         <w:t xml:space="preserve"> </w:t>
@@ -26291,13 +26288,13 @@
         <w:t xml:space="preserve"> </w:t>
       </w:r>
       <w:r>
-        <w:t xml:space="preserve">individually improved. When no arm improves — or the aggregate is</w:t>
-      </w:r>
-      <w:r>
-        <w:t xml:space="preserve"> </w:t>
-      </w:r>
-      <w:r>
-        <w:t xml:space="preserve">exactly zero —</w:t>
+        <w:t xml:space="preserve">individually improved. When no arm improves, or the aggregate is</w:t>
+      </w:r>
+      <w:r>
+        <w:t xml:space="preserve"> </w:t>
+      </w:r>
+      <w:r>
+        <w:t xml:space="preserve">exactly zero,</w:t>
       </w:r>
       <w:r>
         <w:t xml:space="preserve"> </w:t>
@@ -28248,7 +28245,7 @@
         <w:fldChar w:fldCharType="end"/>
       </w:r>
       <w:r>
-        <w:t xml:space="preserve">), sparing the frozen elite —</w:t>
+        <w:t xml:space="preserve">), sparing the frozen elite:</w:t>
       </w:r>
       <w:r>
         <w:t xml:space="preserve"> </w:t>
@@ -28319,13 +28316,13 @@
         <w:t xml:space="preserve"> </w:t>
       </w:r>
       <w:r>
-        <w:t xml:space="preserve">qualifier; a successful rescue — one that</w:t>
-      </w:r>
-      <w:r>
-        <w:t xml:space="preserve"> </w:t>
-      </w:r>
-      <w:r>
-        <w:t xml:space="preserve">lowers the incumbent best — cancels the restart for that generation, and</w:t>
+        <w:t xml:space="preserve">qualifier; a successful rescue, one that</w:t>
+      </w:r>
+      <w:r>
+        <w:t xml:space="preserve"> </w:t>
+      </w:r>
+      <w:r>
+        <w:t xml:space="preserve">lowers the incumbent best, cancels the restart for that generation, and</w:t>
       </w:r>
       <w:r>
         <w:t xml:space="preserve"> </w:t>
@@ -29995,13 +29992,13 @@
         <w:t xml:space="preserve"> </w:t>
       </w:r>
       <w:r>
-        <w:t xml:space="preserve">budget of pairwise-probing objective evaluations — quadratic in the</w:t>
-      </w:r>
-      <w:r>
-        <w:t xml:space="preserve"> </w:t>
-      </w:r>
-      <w:r>
-        <w:t xml:space="preserve">dimension — before optimization starts </w:t>
+        <w:t xml:space="preserve">budget of pairwise-probing objective evaluations, quadratic in the</w:t>
+      </w:r>
+      <w:r>
+        <w:t xml:space="preserve"> </w:t>
+      </w:r>
+      <w:r>
+        <w:t xml:space="preserve">dimension, before optimization starts </w:t>
       </w:r>
       <w:r>
         <w:fldChar w:fldCharType="begin"/>
@@ -30746,7 +30743,7 @@
         <w:t xml:space="preserve"> </w:t>
       </w:r>
       <w:r>
-        <w:t xml:space="preserve">re-extracted every 5 generations — at</w:t>
+        <w:t xml:space="preserve">re-extracted every 5 generations (at</w:t>
       </w:r>
       <w:r>
         <w:t xml:space="preserve"> </w:t>
@@ -30772,7 +30769,7 @@
         <w:t xml:space="preserve"> </w:t>
       </w:r>
       <w:r>
-        <w:t xml:space="preserve">generations respectively — after a warm-up of 0.10 of the</w:t>
+        <w:t xml:space="preserve">generations respectively) after a warm-up of 0.10 of the</w:t>
       </w:r>
       <w:r>
         <w:t xml:space="preserve"> </w:t>
@@ -30889,7 +30886,7 @@
         <w:fldChar w:fldCharType="end"/>
       </w:r>
       <w:r>
-        <w:t xml:space="preserve"> operates on its eigenbasis — a</w:t>
+        <w:t xml:space="preserve"> operates on its eigenbasis, a</w:t>
       </w:r>
       <w:r>
         <w:t xml:space="preserve"> </w:t>
@@ -30907,7 +30904,7 @@
         <w:t xml:space="preserve"> </w:t>
       </w:r>
       <w:r>
-        <w:t xml:space="preserve">accumulated only from strictly-improving accepted moves — ties and DE-arm</w:t>
+        <w:t xml:space="preserve">accumulated only from strictly-improving accepted moves (ties and DE-arm</w:t>
       </w:r>
       <w:r>
         <w:t xml:space="preserve"> </w:t>
@@ -30924,10 +30921,7 @@
         </m:r>
       </m:oMath>
       <w:r>
-        <w:t xml:space="preserve"> </w:t>
-      </w:r>
-      <w:r>
-        <w:t xml:space="preserve">— then held</w:t>
+        <w:t xml:space="preserve">), then held</w:t>
       </w:r>
       <w:r>
         <w:t xml:space="preserve"> </w:t>
@@ -31453,7 +31447,7 @@
         <w:t xml:space="preserve"> </w:t>
       </w:r>
       <w:r>
-        <w:t xml:space="preserve">channel — an ISM-block subspace local search — is implemented but not</w:t>
+        <w:t xml:space="preserve">channel, an ISM-block subspace local search, is implemented but not</w:t>
       </w:r>
       <w:r>
         <w:t xml:space="preserve"> </w:t>
@@ -31471,7 +31465,7 @@
         <w:t xml:space="preserve"> </w:t>
       </w:r>
       <w:r>
-        <w:t xml:space="preserve">tier-dependent fraction of the population — about</w:t>
+        <w:t xml:space="preserve">tier-dependent fraction of the population, about</w:t>
       </w:r>
       <w:r>
         <w:t xml:space="preserve"> </w:t>
@@ -31553,10 +31547,7 @@
         </m:r>
       </m:oMath>
       <w:r>
-        <w:t xml:space="preserve"> </w:t>
-      </w:r>
-      <w:r>
-        <w:t xml:space="preserve">— the per-coordinate</w:t>
+        <w:t xml:space="preserve">, the per-coordinate</w:t>
       </w:r>
       <w:r>
         <w:t xml:space="preserve"> </w:t>
@@ -31706,7 +31697,7 @@
         <w:t xml:space="preserve"> </w:t>
       </w:r>
       <w:r>
-        <w:t xml:space="preserve">the blocks are random groups of size 5 — a</w:t>
+        <w:t xml:space="preserve">the blocks are random groups of size 5, a</w:t>
       </w:r>
       <w:r>
         <w:t xml:space="preserve"> </w:t>
@@ -32023,7 +32014,7 @@
         <w:t xml:space="preserve"> </w:t>
       </w:r>
       <w:r>
-        <w:t xml:space="preserve">lines — online accepted-move updates, no extra objective evaluations,</w:t>
+        <w:t xml:space="preserve">lines (online accepted-move updates, no extra objective evaluations,</w:t>
       </w:r>
       <w:r>
         <w:t xml:space="preserve"> </w:t>
@@ -32035,7 +32026,7 @@
         <w:t xml:space="preserve"> </w:t>
       </w:r>
       <w:r>
-        <w:t xml:space="preserve">sampling covariance, and discrete exploitation — is developed in</w:t>
+        <w:t xml:space="preserve">sampling covariance, and discrete exploitation) is developed in</w:t>
       </w:r>
       <w:r>
         <w:t xml:space="preserve"> </w:t>
@@ -32507,7 +32498,7 @@
               <w:jc w:val="left"/>
             </w:pPr>
             <w:r>
-              <w:t xml:space="preserve">Two co-evolving accumulators — a magnitude graph</w:t>
+              <w:t xml:space="preserve">Two co-evolving accumulators, a magnitude graph</w:t>
             </w:r>
             <w:r>
               <w:t xml:space="preserve"> </w:t>
@@ -32598,10 +32589,7 @@
               </m:sSub>
             </m:oMath>
             <w:r>
-              <w:t xml:space="preserve"> </w:t>
-            </w:r>
-            <w:r>
-              <w:t xml:space="preserve">— share</w:t>
+              <w:t xml:space="preserve">, share</w:t>
             </w:r>
             <w:r>
               <w:t xml:space="preserve"> </w:t>
@@ -33444,13 +33432,13 @@
         <w:t xml:space="preserve"> </w:t>
       </w:r>
       <w:r>
-        <w:t xml:space="preserve">numbers, so the random-number substreams — and hence the run up to</w:t>
-      </w:r>
-      <w:r>
-        <w:t xml:space="preserve"> </w:t>
-      </w:r>
-      <w:r>
-        <w:t xml:space="preserve">the final budget slice — are byte-identical whether it fires or not.</w:t>
+        <w:t xml:space="preserve">numbers, so the random-number substreams, and hence the run up to</w:t>
+      </w:r>
+      <w:r>
+        <w:t xml:space="preserve"> </w:t>
+      </w:r>
+      <w:r>
+        <w:t xml:space="preserve">the final budget slice, are byte-identical whether it fires or not.</w:t>
       </w:r>
       <w:r>
         <w:t xml:space="preserve"> </w:t>
@@ -34166,13 +34154,13 @@
         <w:t xml:space="preserve"> </w:t>
       </w:r>
       <w:r>
-        <w:t xml:space="preserve">— native dimensions outside the shipped tier</w:t>
-      </w:r>
-      <w:r>
-        <w:t xml:space="preserve"> </w:t>
-      </w:r>
-      <w:r>
-        <w:t xml:space="preserve">table — set to the benchmark’s declared group size of 50 rather than</w:t>
+        <w:t xml:space="preserve">(native dimensions outside the shipped tier</w:t>
+      </w:r>
+      <w:r>
+        <w:t xml:space="preserve"> </w:t>
+      </w:r>
+      <w:r>
+        <w:t xml:space="preserve">table), set to the benchmark’s declared group size of 50 rather than</w:t>
       </w:r>
       <w:r>
         <w:t xml:space="preserve"> </w:t>
@@ -35331,7 +35319,7 @@
         <w:t xml:space="preserve"> </w:t>
       </w:r>
       <w:r>
-        <w:t xml:space="preserve">reference implementation’s MATLAB fmincon (SQP) polish — the panel column is</w:t>
+        <w:t xml:space="preserve">reference implementation’s MATLAB fmincon (SQP) polish: the panel column is</w:t>
       </w:r>
       <w:r>
         <w:t xml:space="preserve"> </w:t>
@@ -36129,13 +36117,13 @@
         <w:t xml:space="preserve"> </w:t>
       </w:r>
       <w:r>
-        <w:t xml:space="preserve">read programmatically from the shipped optimizer modules — module</w:t>
-      </w:r>
-      <w:r>
-        <w:t xml:space="preserve"> </w:t>
-      </w:r>
-      <w:r>
-        <w:t xml:space="preserve">constants imported, runner-visible defaults extracted from source —</w:t>
+        <w:t xml:space="preserve">read programmatically from the shipped optimizer modules (module</w:t>
+      </w:r>
+      <w:r>
+        <w:t xml:space="preserve"> </w:t>
+      </w:r>
+      <w:r>
+        <w:t xml:space="preserve">constants imported, runner-visible defaults extracted from source),</w:t>
       </w:r>
       <w:r>
         <w:t xml:space="preserve"> </w:t>
@@ -36195,7 +36183,7 @@
         <w:t xml:space="preserve"> </w:t>
       </w:r>
       <w:r>
-        <w:t xml:space="preserve">documented per-suite exception — the two CEC2013LSGO linkage-block</w:t>
+        <w:t xml:space="preserve">documented per-suite exception, the two CEC2013LSGO linkage-block</w:t>
       </w:r>
       <w:r>
         <w:t xml:space="preserve"> </w:t>
@@ -36238,7 +36226,7 @@
         </m:r>
       </m:oMath>
       <w:r>
-        <w:t xml:space="preserve">) — is disclosed in</w:t>
+        <w:t xml:space="preserve">), is disclosed in</w:t>
       </w:r>
       <w:r>
         <w:t xml:space="preserve"> </w:t>
@@ -36624,7 +36612,7 @@
         <w:t xml:space="preserve"> </w:t>
       </w:r>
       <w:r>
-        <w:t xml:space="preserve">Because each subsystem draws from its own named substream — with a</w:t>
+        <w:t xml:space="preserve">Because each subsystem draws from its own named substream (with a</w:t>
       </w:r>
       <w:r>
         <w:t xml:space="preserve"> </w:t>
@@ -36636,7 +36624,7 @@
         <w:t xml:space="preserve"> </w:t>
       </w:r>
       <w:r>
-        <w:t xml:space="preserve">the budget-safe-escape substream — toggling a subsystem cannot</w:t>
+        <w:t xml:space="preserve">the budget-safe-escape substream), toggling a subsystem cannot</w:t>
       </w:r>
       <w:r>
         <w:t xml:space="preserve"> </w:t>
@@ -37811,7 +37799,7 @@
         <w:t xml:space="preserve"> </w:t>
       </w:r>
       <w:r>
-        <w:t xml:space="preserve">population family at every tier —</w:t>
+        <w:t xml:space="preserve">population family at every tier (</w:t>
       </w:r>
       <w:r>
         <w:t xml:space="preserve"> </w:t>
@@ -37900,10 +37888,7 @@
         </m:r>
       </m:oMath>
       <w:r>
-        <w:t xml:space="preserve"> </w:t>
-      </w:r>
-      <w:r>
-        <w:t xml:space="preserve">— which at</w:t>
+        <w:t xml:space="preserve">), which at</w:t>
       </w:r>
       <w:r>
         <w:t xml:space="preserve"> </w:t>
@@ -38168,10 +38153,7 @@
         </m:r>
       </m:oMath>
       <w:r>
-        <w:t xml:space="preserve"> </w:t>
-      </w:r>
-      <w:r>
-        <w:t xml:space="preserve">— a minority of the live footprint even where it is largest. Alongside</w:t>
+        <w:t xml:space="preserve">, a minority of the live footprint even where it is largest. Alongside</w:t>
       </w:r>
       <w:r>
         <w:t xml:space="preserve"> </w:t>
@@ -38291,7 +38273,7 @@
         <w:t xml:space="preserve"> </w:t>
       </w:r>
       <w:r>
-        <w:t xml:space="preserve">are bounded compute overhead — not budget — paid for</w:t>
+        <w:t xml:space="preserve">are bounded compute overhead (not budget) paid for</w:t>
       </w:r>
       <w:r>
         <w:t xml:space="preserve"> </w:t>
@@ -38613,7 +38595,7 @@
         <w:t xml:space="preserve"> </w:t>
       </w:r>
       <w:r>
-        <w:t xml:space="preserve">— none is exempt.</w:t>
+        <w:t xml:space="preserve">none is exempt.</w:t>
       </w:r>
       <w:r>
         <w:t xml:space="preserve"> </w:t>
@@ -38899,13 +38881,13 @@
         <w:t xml:space="preserve"> </w:t>
       </w:r>
       <w:r>
-        <w:t xml:space="preserve">resolution — tier by tier, with the unfavorable cells stated alongside</w:t>
-      </w:r>
-      <w:r>
-        <w:t xml:space="preserve"> </w:t>
-      </w:r>
-      <w:r>
-        <w:t xml:space="preserve">the favorable ones — because the dimension-resolved pattern, not a single</w:t>
+        <w:t xml:space="preserve">resolution (tier by tier, with the unfavorable cells stated alongside</w:t>
+      </w:r>
+      <w:r>
+        <w:t xml:space="preserve"> </w:t>
+      </w:r>
+      <w:r>
+        <w:t xml:space="preserve">the favorable ones) because the dimension-resolved pattern, not a single</w:t>
       </w:r>
       <w:r>
         <w:t xml:space="preserve"> </w:t>
@@ -38999,7 +38981,7 @@
         <w:t xml:space="preserve"> </w:t>
       </w:r>
       <w:r>
-        <w:t xml:space="preserve">Materials — never staging data and never</w:t>
+        <w:t xml:space="preserve">Materials, never staging data and never</w:t>
       </w:r>
       <w:r>
         <w:t xml:space="preserve"> </w:t>
@@ -39575,7 +39557,7 @@
         <w:t xml:space="preserve"> </w:t>
       </w:r>
       <w:r>
-        <w:t xml:space="preserve">Infeasible evaluations — for instance a failed trajectory integration</w:t>
+        <w:t xml:space="preserve">Infeasible evaluations, for instance a failed trajectory integration</w:t>
       </w:r>
       <w:r>
         <w:t xml:space="preserve"> </w:t>
@@ -39587,7 +39569,7 @@
         <w:t xml:space="preserve"> </w:t>
       </w:r>
       <w:r>
-        <w:t xml:space="preserve">— receive the reference implementation’s standard infeasibility penalty (</w:t>
+        <w:t xml:space="preserve">receive the reference implementation’s standard infeasibility penalty (</w:t>
       </w:r>
       <m:oMath>
         <m:sSup>
@@ -40162,13 +40144,13 @@
         <w:fldChar w:fldCharType="end"/>
       </w:r>
       <w:r>
-        <w:t xml:space="preserve"> — distinct from</w:t>
-      </w:r>
-      <w:r>
-        <w:t xml:space="preserve"> </w:t>
-      </w:r>
-      <w:r>
-        <w:t xml:space="preserve">the bound-constrained CEC2013 suite above — is the post-hoc,</w:t>
+        <w:t xml:space="preserve">, distinct from</w:t>
+      </w:r>
+      <w:r>
+        <w:t xml:space="preserve"> </w:t>
+      </w:r>
+      <w:r>
+        <w:t xml:space="preserve">the bound-constrained CEC2013 suite above, is the post-hoc,</w:t>
       </w:r>
       <w:r>
         <w:t xml:space="preserve"> </w:t>
@@ -42085,7 +42067,7 @@
         <w:t xml:space="preserve"> </w:t>
       </w:r>
       <w:r>
-        <w:t xml:space="preserve">documented exception — it self-initializes its own</w:t>
+        <w:t xml:space="preserve">documented exception: it self-initializes its own</w:t>
       </w:r>
       <w:r>
         <w:t xml:space="preserve"> </w:t>
@@ -42285,13 +42267,13 @@
         <w:t xml:space="preserve"> </w:t>
       </w:r>
       <w:r>
-        <w:t xml:space="preserve">across-function test on per-function means — the same test used for every</w:t>
-      </w:r>
-      <w:r>
-        <w:t xml:space="preserve"> </w:t>
-      </w:r>
-      <w:r>
-        <w:t xml:space="preserve">comparator — still applies to APGSK. Those run-level records were</w:t>
+        <w:t xml:space="preserve">across-function test on per-function means, the same test used for every</w:t>
+      </w:r>
+      <w:r>
+        <w:t xml:space="preserve"> </w:t>
+      </w:r>
+      <w:r>
+        <w:t xml:space="preserve">comparator, still applies to APGSK. Those run-level records were</w:t>
       </w:r>
       <w:r>
         <w:t xml:space="preserve"> </w:t>
@@ -42345,7 +42327,7 @@
         <w:t xml:space="preserve"> </w:t>
       </w:r>
       <w:r>
-        <w:t xml:space="preserve">(function, dimension, run) cells — 15 worker processes, with no parallelism</w:t>
+        <w:t xml:space="preserve">(function, dimension, run) cells: 15 worker processes, with no parallelism</w:t>
       </w:r>
       <w:r>
         <w:t xml:space="preserve"> </w:t>
@@ -42833,13 +42815,13 @@
         <w:t xml:space="preserve"> </w:t>
       </w:r>
       <w:r>
-        <w:t xml:space="preserve">search). The released evidence is unaffected — it is the archived</w:t>
-      </w:r>
-      <w:r>
-        <w:t xml:space="preserve"> </w:t>
-      </w:r>
-      <w:r>
-        <w:t xml:space="preserve">output of the original campaign — but a bit-identical re-timing of the</w:t>
+        <w:t xml:space="preserve">search). The released evidence is unaffected (it is the archived</w:t>
+      </w:r>
+      <w:r>
+        <w:t xml:space="preserve"> </w:t>
+      </w:r>
+      <w:r>
+        <w:t xml:space="preserve">output of the original campaign), but a bit-identical re-timing of the</w:t>
       </w:r>
       <w:r>
         <w:t xml:space="preserve"> </w:t>
@@ -43072,10 +43054,7 @@
         </m:sSup>
       </m:oMath>
       <w:r>
-        <w:t xml:space="preserve"> </w:t>
-      </w:r>
-      <w:r>
-        <w:t xml:space="preserve">— the same</w:t>
+        <w:t xml:space="preserve">: the same</w:t>
       </w:r>
       <w:r>
         <w:t xml:space="preserve"> </w:t>
@@ -43204,7 +43183,7 @@
         <w:t xml:space="preserve"> </w:t>
       </w:r>
       <w:r>
-        <w:t xml:space="preserve">scale-invariant — functions with larger numerical</w:t>
+        <w:t xml:space="preserve">scale-invariant; functions with larger numerical</w:t>
       </w:r>
       <w:r>
         <w:t xml:space="preserve"> </w:t>
@@ -43900,13 +43879,13 @@
         <w:t xml:space="preserve"> </w:t>
       </w:r>
       <w:r>
-        <w:t xml:space="preserve">computed over the 29 per-function mean errors — the same unit as the</w:t>
-      </w:r>
-      <w:r>
-        <w:t xml:space="preserve"> </w:t>
-      </w:r>
-      <w:r>
-        <w:t xml:space="preserve">across-function Wilcoxon — and is therefore an</w:t>
+        <w:t xml:space="preserve">computed over the 29 per-function mean errors (the same unit as the</w:t>
+      </w:r>
+      <w:r>
+        <w:t xml:space="preserve"> </w:t>
+      </w:r>
+      <w:r>
+        <w:t xml:space="preserve">across-function Wilcoxon) and is therefore an</w:t>
       </w:r>
       <w:r>
         <w:t xml:space="preserve"> </w:t>
@@ -44811,7 +44790,7 @@
         <w:t xml:space="preserve"> </w:t>
       </w:r>
       <w:r>
-        <w:t xml:space="preserve">per-comparison workbooks — including signed-rank sums</w:t>
+        <w:t xml:space="preserve">per-comparison workbooks, including signed-rank sums</w:t>
       </w:r>
       <w:r>
         <w:t xml:space="preserve"> </w:t>
@@ -44857,7 +44836,7 @@
         <w:t xml:space="preserve"> </w:t>
       </w:r>
       <w:r>
-        <w:t xml:space="preserve">and per-function detail — are released with the reproducibility bundle</w:t>
+        <w:t xml:space="preserve">and per-function detail, are released with the reproducibility bundle</w:t>
       </w:r>
       <w:r>
         <w:t xml:space="preserve"> </w:t>
@@ -45787,7 +45766,7 @@
         <w:t xml:space="preserve"> </w:t>
       </w:r>
       <w:r>
-        <w:t xml:space="preserve">mean ranks — a descriptive aggregation with no cross-dimension test</w:t>
+        <w:t xml:space="preserve">mean ranks, a descriptive aggregation with no cross-dimension test</w:t>
       </w:r>
       <w:r>
         <w:t xml:space="preserve"> </w:t>
@@ -47256,7 +47235,7 @@
         <w:t xml:space="preserve"> </w:t>
       </w:r>
       <w:r>
-        <w:t xml:space="preserve">— the matched-pairs rank-biserial</w:t>
+        <w:t xml:space="preserve">(the matched-pairs rank-biserial</w:t>
       </w:r>
       <w:r>
         <w:t xml:space="preserve"> </w:t>
@@ -47276,7 +47255,7 @@
         <w:t xml:space="preserve"> </w:t>
       </w:r>
       <w:r>
-        <w:t xml:space="preserve">mean ranks in the Supplementary Materials — because a</w:t>
+        <w:t xml:space="preserve">mean ranks in the Supplementary Materials) because a</w:t>
       </w:r>
       <w:r>
         <w:t xml:space="preserve"> </w:t>
@@ -51997,7 +51976,7 @@
         <w:pStyle w:val="BodyText"/>
       </w:pPr>
       <w:r>
-        <w:t xml:space="preserve">As a sensitivity check, applying Holm once across all 24 hypotheses — the</w:t>
+        <w:t xml:space="preserve">As a sensitivity check, applying Holm once across all 24 hypotheses (the</w:t>
       </w:r>
       <w:r>
         <w:t xml:space="preserve"> </w:t>
@@ -52009,7 +51988,7 @@
         <w:t xml:space="preserve"> </w:t>
       </w:r>
       <w:r>
-        <w:t xml:space="preserve">single family — leaves 15 of the 24 cells significant. Only two cells do</w:t>
+        <w:t xml:space="preserve">single family) leaves 15 of the 24 cells significant. Only two cells do</w:t>
       </w:r>
       <w:r>
         <w:t xml:space="preserve"> </w:t>
@@ -52405,10 +52384,7 @@
         </m:r>
       </m:oMath>
       <w:r>
-        <w:t xml:space="preserve"> </w:t>
-      </w:r>
-      <w:r>
-        <w:t xml:space="preserve">—</w:t>
+        <w:t xml:space="preserve">:</w:t>
       </w:r>
       <w:r>
         <w:t xml:space="preserve"> </w:t>
@@ -53699,7 +53675,7 @@
         <w:t xml:space="preserve"> </w:t>
       </w:r>
       <w:r>
-        <w:t xml:space="preserve">— 2.88, 2.50, 2.21, 2.34 —:</w:t>
+        <w:t xml:space="preserve">(2.88, 2.50, 2.21, 2.34):</w:t>
       </w:r>
       <w:r>
         <w:t xml:space="preserve"> </w:t>
@@ -53816,7 +53792,7 @@
         <w:t xml:space="preserve"> </w:t>
       </w:r>
       <w:r>
-        <w:t xml:space="preserve">— 21–4–4 becomes 17–10–2 against eGSK at</w:t>
+        <w:t xml:space="preserve">(21–4–4 becomes 17–10–2 against eGSK at</w:t>
       </w:r>
       <w:r>
         <w:t xml:space="preserve"> </w:t>
@@ -53836,10 +53812,7 @@
         </m:r>
       </m:oMath>
       <w:r>
-        <w:t xml:space="preserve"> </w:t>
-      </w:r>
-      <w:r>
-        <w:t xml:space="preserve">— and</w:t>
+        <w:t xml:space="preserve">) and</w:t>
       </w:r>
       <w:r>
         <w:t xml:space="preserve"> </w:t>
@@ -54087,7 +54060,7 @@
         <w:t xml:space="preserve"> </w:t>
       </w:r>
       <w:r>
-        <w:t xml:space="preserve">simple power loss — and an</w:t>
+        <w:t xml:space="preserve">simple power loss; and an</w:t>
       </w:r>
       <w:r>
         <w:t xml:space="preserve"> </w:t>
@@ -54299,13 +54272,13 @@
         <w:t xml:space="preserve"> </w:t>
       </w:r>
       <w:r>
-        <w:t xml:space="preserve">GSK on the 22 CEC2011 problems — together with the eGSK loss and the</w:t>
-      </w:r>
-      <w:r>
-        <w:t xml:space="preserve"> </w:t>
-      </w:r>
-      <w:r>
-        <w:t xml:space="preserve">DT-GSK-versus-GSK detail — are reported in the Supplementary Materials,</w:t>
+        <w:t xml:space="preserve">GSK on the 22 CEC2011 problems, together with the eGSK loss and the</w:t>
+      </w:r>
+      <w:r>
+        <w:t xml:space="preserve"> </w:t>
+      </w:r>
+      <w:r>
+        <w:t xml:space="preserve">DT-GSK-versus-GSK detail, are reported in the Supplementary Materials,</w:t>
       </w:r>
       <w:r>
         <w:t xml:space="preserve"> </w:t>
@@ -54751,7 +54724,7 @@
         <w:t xml:space="preserve"> </w:t>
       </w:r>
       <w:r>
-        <w:t xml:space="preserve">significant wins — against AGSK</w:t>
+        <w:t xml:space="preserve">significant wins, against AGSK</w:t>
       </w:r>
       <w:r>
         <w:t xml:space="preserve"> </w:t>
@@ -54905,7 +54878,7 @@
         </m:sSup>
       </m:oMath>
       <w:r>
-        <w:t xml:space="preserve">) — and no significant difference against GSK,</w:t>
+        <w:t xml:space="preserve">), and no significant difference against GSK,</w:t>
       </w:r>
       <w:r>
         <w:t xml:space="preserve"> </w:t>
@@ -55262,13 +55235,13 @@
         <w:t xml:space="preserve"> </w:t>
       </w:r>
       <w:r>
-        <w:t xml:space="preserve">real-world problems at native dimensions — a competitive placement</w:t>
-      </w:r>
-      <w:r>
-        <w:t xml:space="preserve"> </w:t>
-      </w:r>
-      <w:r>
-        <w:t xml:space="preserve">(second of seven) — and does not corroborate first place; no headline</w:t>
+        <w:t xml:space="preserve">real-world problems at native dimensions, a competitive placement</w:t>
+      </w:r>
+      <w:r>
+        <w:t xml:space="preserve"> </w:t>
+      </w:r>
+      <w:r>
+        <w:t xml:space="preserve">(second of seven), and does not corroborate first place; no headline</w:t>
       </w:r>
       <w:r>
         <w:t xml:space="preserve"> </w:t>
@@ -55460,13 +55433,13 @@
         <w:pStyle w:val="FirstParagraph"/>
       </w:pPr>
       <w:r>
-        <w:t xml:space="preserve">CEC2013 is reported as a second comparison suite — for breadth of</w:t>
-      </w:r>
-      <w:r>
-        <w:t xml:space="preserve"> </w:t>
-      </w:r>
-      <w:r>
-        <w:t xml:space="preserve">comparison under the identical protocol — and carries no</w:t>
+        <w:t xml:space="preserve">CEC2013 is reported as a second comparison suite, for breadth of</w:t>
+      </w:r>
+      <w:r>
+        <w:t xml:space="preserve"> </w:t>
+      </w:r>
+      <w:r>
+        <w:t xml:space="preserve">comparison under the identical protocol, and carries no</w:t>
       </w:r>
       <w:r>
         <w:t xml:space="preserve"> </w:t>
@@ -56952,13 +56925,13 @@
         <w:t xml:space="preserve"> </w:t>
       </w:r>
       <w:r>
-        <w:t xml:space="preserve">the mid-dimension tier is where the improved family variants —</w:t>
-      </w:r>
-      <w:r>
-        <w:t xml:space="preserve"> </w:t>
-      </w:r>
-      <w:r>
-        <w:t xml:space="preserve">eGSK and ATMALS-GSK in particular — are hardest to separate,</w:t>
+        <w:t xml:space="preserve">the mid-dimension tier is where the improved family variants,</w:t>
+      </w:r>
+      <w:r>
+        <w:t xml:space="preserve"> </w:t>
+      </w:r>
+      <w:r>
+        <w:t xml:space="preserve">eGSK and ATMALS-GSK in particular, are hardest to separate,</w:t>
       </w:r>
       <w:r>
         <w:t xml:space="preserve"> </w:t>
@@ -57022,7 +56995,7 @@
         <w:pStyle w:val="FirstParagraph"/>
       </w:pPr>
       <w:r>
-        <w:t xml:space="preserve">CEC2020 is the one suite in this study whose entire analysis — the</w:t>
+        <w:t xml:space="preserve">CEC2020 is the one suite in this study whose entire analysis (the</w:t>
       </w:r>
       <w:r>
         <w:t xml:space="preserve"> </w:t>
@@ -57034,7 +57007,7 @@
         <w:t xml:space="preserve"> </w:t>
       </w:r>
       <w:r>
-        <w:t xml:space="preserve">outcome sentences — was committed to the repository before any CEC2020</w:t>
+        <w:t xml:space="preserve">outcome sentences) was committed to the repository before any CEC2020</w:t>
       </w:r>
       <w:r>
         <w:t xml:space="preserve"> </w:t>
@@ -57325,7 +57298,7 @@
         <w:pStyle w:val="BodyText"/>
       </w:pPr>
       <w:r>
-        <w:t xml:space="preserve">On AGSK’s strongest suite — the CEC2020 competition in which it was</w:t>
+        <w:t xml:space="preserve">On AGSK’s strongest suite, the CEC2020 competition in which it was</w:t>
       </w:r>
       <w:r>
         <w:t xml:space="preserve"> </w:t>
@@ -57349,7 +57322,7 @@
         <w:fldChar w:fldCharType="end"/>
       </w:r>
       <w:r>
-        <w:t xml:space="preserve"> — DT-GSK places fourth; the family</w:t>
+        <w:t xml:space="preserve">, DT-GSK places fourth; the family</w:t>
       </w:r>
       <w:r>
         <w:t xml:space="preserve"> </w:t>
@@ -57361,7 +57334,7 @@
         <w:t xml:space="preserve"> </w:t>
       </w:r>
       <w:r>
-        <w:t xml:space="preserve">evaluates the low-dimensional boundary condition of the tiered design —</w:t>
+        <w:t xml:space="preserve">evaluates the low-dimensional boundary condition of the tiered design (</w:t>
       </w:r>
       <w:r>
         <w:t xml:space="preserve"> </w:t>
@@ -57387,10 +57360,7 @@
         </m:r>
       </m:oMath>
       <w:r>
-        <w:t xml:space="preserve"> </w:t>
-      </w:r>
-      <w:r>
-        <w:t xml:space="preserve">—</w:t>
+        <w:t xml:space="preserve">)</w:t>
       </w:r>
       <w:r>
         <w:t xml:space="preserve"> </w:t>
@@ -57485,7 +57455,7 @@
         <w:t xml:space="preserve"> </w:t>
       </w:r>
       <w:r>
-        <w:t xml:space="preserve">tier — the optional</w:t>
+        <w:t xml:space="preserve">tier (the optional</w:t>
       </w:r>
       <w:r>
         <w:t xml:space="preserve"> </w:t>
@@ -57503,7 +57473,7 @@
         <w:t xml:space="preserve"> </w:t>
       </w:r>
       <w:r>
-        <w:t xml:space="preserve">change — while the gated subsystems themselves (the</w:t>
+        <w:t xml:space="preserve">change) while the gated subsystems themselves (the</w:t>
       </w:r>
       <w:r>
         <w:t xml:space="preserve"> </w:t>
@@ -59359,7 +59329,7 @@
         <w:t xml:space="preserve"> </w:t>
       </w:r>
       <w:r>
-        <w:t xml:space="preserve">three favorable — against ATMALS-GSK and eGSK at</w:t>
+        <w:t xml:space="preserve">three favorable (against ATMALS-GSK and eGSK at</w:t>
       </w:r>
       <w:r>
         <w:t xml:space="preserve"> </w:t>
@@ -59405,10 +59375,7 @@
         </m:r>
       </m:oMath>
       <w:r>
-        <w:t xml:space="preserve"> </w:t>
-      </w:r>
-      <w:r>
-        <w:t xml:space="preserve">— and two unfavorable — against AGSK</w:t>
+        <w:t xml:space="preserve">) and two unfavorable, against AGSK</w:t>
       </w:r>
       <w:r>
         <w:t xml:space="preserve"> </w:t>
@@ -59497,7 +59464,7 @@
         <w:t xml:space="preserve"> </w:t>
       </w:r>
       <w:r>
-        <w:t xml:space="preserve">expectation predicted in advance — AGSK and APGSK favored on</w:t>
+        <w:t xml:space="preserve">expectation predicted in advance (AGSK and APGSK favored on</w:t>
       </w:r>
       <w:r>
         <w:t xml:space="preserve"> </w:t>
@@ -59529,10 +59496,7 @@
         </m:r>
       </m:oMath>
       <w:r>
-        <w:t xml:space="preserve"> </w:t>
-      </w:r>
-      <w:r>
-        <w:t xml:space="preserve">— and it is reported as such, not as a result that</w:t>
+        <w:t xml:space="preserve">), and it is reported as such, not as a result that</w:t>
       </w:r>
       <w:r>
         <w:t xml:space="preserve"> </w:t>
@@ -59623,7 +59587,7 @@
         <w:t xml:space="preserve"> </w:t>
       </w:r>
       <w:r>
-        <w:t xml:space="preserve">Dedicated large-scale optimizers — for example</w:t>
+        <w:t xml:space="preserve">Dedicated large-scale optimizers, for example</w:t>
       </w:r>
       <w:r>
         <w:t xml:space="preserve"> </w:t>
@@ -59665,7 +59629,7 @@
         <w:fldChar w:fldCharType="end"/>
       </w:r>
       <w:r>
-        <w:t xml:space="preserve"> —</w:t>
+        <w:t xml:space="preserve">,</w:t>
       </w:r>
       <w:r>
         <w:t xml:space="preserve"> </w:t>
@@ -60762,7 +60726,7 @@
         </m:r>
       </m:oMath>
       <w:r>
-        <w:t xml:space="preserve">) — the registered ceiling wording,</w:t>
+        <w:t xml:space="preserve">); the registered ceiling wording,</w:t>
       </w:r>
       <w:r>
         <w:t xml:space="preserve"> </w:t>
@@ -60848,7 +60812,7 @@
         <w:pStyle w:val="BodyText"/>
       </w:pPr>
       <w:r>
-        <w:t xml:space="preserve">The one DT-GSK-specific configuration addition on this suite — the</w:t>
+        <w:t xml:space="preserve">The one DT-GSK-specific configuration addition on this suite (the</w:t>
       </w:r>
       <w:r>
         <w:t xml:space="preserve"> </w:t>
@@ -60924,7 +60888,7 @@
         <w:fldChar w:fldCharType="end"/>
       </w:r>
       <w:r>
-        <w:t xml:space="preserve"> — is disclosed, with its rule,</w:t>
+        <w:t xml:space="preserve">) is disclosed, with its rule,</w:t>
       </w:r>
       <w:r>
         <w:t xml:space="preserve"> </w:t>
@@ -61054,7 +61018,7 @@
         <w:t xml:space="preserve"> </w:t>
       </w:r>
       <w:r>
-        <w:t xml:space="preserve">and F26 (composition, hard/weak — the mandated unfavorable case).</w:t>
+        <w:t xml:space="preserve">and F26 (composition, hard/weak, the mandated unfavorable case).</w:t>
       </w:r>
       <w:r>
         <w:t xml:space="preserve"> </w:t>
@@ -61125,7 +61089,7 @@
         <w:t xml:space="preserve"> </w:t>
       </w:r>
       <w:r>
-        <w:t xml:space="preserve">runs of that algorithm — the identical aggregation basis for all</w:t>
+        <w:t xml:space="preserve">runs of that algorithm (the identical aggregation basis for all</w:t>
       </w:r>
       <w:r>
         <w:t xml:space="preserve"> </w:t>
@@ -61137,7 +61101,7 @@
         <w:t xml:space="preserve"> </w:t>
       </w:r>
       <w:r>
-        <w:t xml:space="preserve">interpolation — on a log-error axis whose display-only floor of</w:t>
+        <w:t xml:space="preserve">interpolation) on a log-error axis whose display-only floor of</w:t>
       </w:r>
       <w:r>
         <w:t xml:space="preserve"> </w:t>
@@ -61172,7 +61136,7 @@
         <w:t xml:space="preserve"> </w:t>
       </w:r>
       <w:r>
-        <w:t xml:space="preserve">complete convergence sets — CEC2017 at all four dimensions, CEC2011</w:t>
+        <w:t xml:space="preserve">complete convergence sets (CEC2017 at all four dimensions, CEC2011</w:t>
       </w:r>
       <w:r>
         <w:t xml:space="preserve"> </w:t>
@@ -61198,10 +61162,7 @@
         </m:r>
       </m:oMath>
       <w:r>
-        <w:t xml:space="preserve"> </w:t>
-      </w:r>
-      <w:r>
-        <w:t xml:space="preserve">— are</w:t>
+        <w:t xml:space="preserve">) are</w:t>
       </w:r>
       <w:r>
         <w:t xml:space="preserve"> </w:t>
@@ -61842,7 +61803,7 @@
           <wp:inline>
             <wp:extent cx="5620004" cy="4148894"/>
             <wp:effectExtent b="0" l="0" r="0" t="0"/>
-            <wp:docPr descr="Figure 6.  Family-overlay convergence on CEC2017 at  — DT-GSK’s known-weak tier, ranked second behind eGSK — for the four prespecified functions: F3 (unimodal; easy/strong), F10 (simple multimodal; hard/comparable), F12 (hybrid; hard/comparable), F26 (composition; hard/weak, the mandated unfavorable case). Shared basis as stated above; APGSK checkpoint evidence at  carries the per-run availability qualification of Section 4.1." title="" id="84" name="Picture"/>
+            <wp:docPr descr="Figure 6.  Family-overlay convergence on CEC2017 at  ( DT-GSK’s known-weak tier, ranked second behind eGSK) for the four prespecified functions: F3 (unimodal; easy/strong), F10 (simple multimodal; hard/comparable), F12 (hybrid; hard/comparable), F26 (composition; hard/weak, the mandated unfavorable case). Shared basis as stated above; APGSK checkpoint evidence at  carries the per-run availability qualification of Section 4.1." title="" id="84" name="Picture"/>
             <a:graphic>
               <a:graphicData uri="http://schemas.openxmlformats.org/drawingml/2006/picture">
                 <pic:pic>
@@ -61941,13 +61902,13 @@
         <w:t xml:space="preserve"> </w:t>
       </w:r>
       <w:r>
-        <w:t xml:space="preserve">—</w:t>
-      </w:r>
-      <w:r>
-        <w:t xml:space="preserve"> </w:t>
-      </w:r>
-      <w:r>
-        <w:t xml:space="preserve">DT-GSK’s known-weak tier, ranked second behind eGSK — for the four</w:t>
+        <w:t xml:space="preserve">(</w:t>
+      </w:r>
+      <w:r>
+        <w:t xml:space="preserve"> </w:t>
+      </w:r>
+      <w:r>
+        <w:t xml:space="preserve">DT-GSK’s known-weak tier, ranked second behind eGSK) for the four</w:t>
       </w:r>
       <w:r>
         <w:t xml:space="preserve"> </w:t>
@@ -62332,10 +62293,7 @@
         </m:r>
       </m:oMath>
       <w:r>
-        <w:t xml:space="preserve"> </w:t>
-      </w:r>
-      <w:r>
-        <w:t xml:space="preserve">— the bookkeeping cost of its scaffold and</w:t>
+        <w:t xml:space="preserve">: the bookkeeping cost of its scaffold and</w:t>
       </w:r>
       <w:r>
         <w:t xml:space="preserve"> </w:t>
@@ -63224,10 +63182,7 @@
         </m:r>
       </m:oMath>
       <w:r>
-        <w:t xml:space="preserve"> </w:t>
-      </w:r>
-      <w:r>
-        <w:t xml:space="preserve">— a five-fold difference</w:t>
+        <w:t xml:space="preserve">, a five-fold difference</w:t>
       </w:r>
       <w:r>
         <w:t xml:space="preserve"> </w:t>
@@ -63349,7 +63304,7 @@
         <w:t xml:space="preserve"> </w:t>
       </w:r>
       <w:r>
-        <w:t xml:space="preserve">independent of configuration selection — the single configuration was fixed on</w:t>
+        <w:t xml:space="preserve">independent of configuration selection: the single configuration was fixed on</w:t>
       </w:r>
       <w:r>
         <w:t xml:space="preserve"> </w:t>
@@ -63968,13 +63923,13 @@
         <w:t xml:space="preserve"> </w:t>
       </w:r>
       <w:r>
-        <w:t xml:space="preserve">and several subsystems — the eigenframe polish and the raised population</w:t>
-      </w:r>
-      <w:r>
-        <w:t xml:space="preserve"> </w:t>
-      </w:r>
-      <w:r>
-        <w:t xml:space="preserve">floor — co-activate at</w:t>
+        <w:t xml:space="preserve">and several subsystems (the eigenframe polish and the raised population</w:t>
+      </w:r>
+      <w:r>
+        <w:t xml:space="preserve"> </w:t>
+      </w:r>
+      <w:r>
+        <w:t xml:space="preserve">floor) co-activate at</w:t>
       </w:r>
       <w:r>
         <w:t xml:space="preserve"> </w:t>
@@ -64121,7 +64076,7 @@
         <w:t xml:space="preserve"> </w:t>
       </w:r>
       <w:r>
-        <w:t xml:space="preserve">adaptive scaffold, so low-dimension behavior — including the</w:t>
+        <w:t xml:space="preserve">adaptive scaffold, so low-dimension behavior, including the</w:t>
       </w:r>
       <w:r>
         <w:t xml:space="preserve"> </w:t>
@@ -64164,10 +64119,7 @@
         </m:r>
       </m:oMath>
       <w:r>
-        <w:t xml:space="preserve"> </w:t>
-      </w:r>
-      <w:r>
-        <w:t xml:space="preserve">— reflects this structural gating rather than the tier-gated</w:t>
+        <w:t xml:space="preserve">, reflects this structural gating rather than the tier-gated</w:t>
       </w:r>
       <w:r>
         <w:t xml:space="preserve"> </w:t>
@@ -64288,7 +64240,7 @@
         <w:t xml:space="preserve"> </w:t>
       </w:r>
       <w:r>
-        <w:t xml:space="preserve">significant difference, and one significant loss — the loss to eGSK</w:t>
+        <w:t xml:space="preserve">significant difference, and one significant loss, the loss to eGSK</w:t>
       </w:r>
       <w:r>
         <w:t xml:space="preserve"> </w:t>
@@ -64365,7 +64317,7 @@
         </m:sSup>
       </m:oMath>
       <w:r>
-        <w:t xml:space="preserve">) — so the real-world</w:t>
+        <w:t xml:space="preserve">), so the real-world</w:t>
       </w:r>
       <w:r>
         <w:t xml:space="preserve"> </w:t>
@@ -64466,13 +64418,13 @@
         <w:t xml:space="preserve"> </w:t>
       </w:r>
       <w:r>
-        <w:t xml:space="preserve">from DT-GSK, and the run-level regularity — better than all six on</w:t>
-      </w:r>
-      <w:r>
-        <w:t xml:space="preserve"> </w:t>
-      </w:r>
-      <w:r>
-        <w:t xml:space="preserve">F4 and F8, worse than all six on F7 and F15 — is stated in both</w:t>
+        <w:t xml:space="preserve">from DT-GSK, and the run-level regularity (better than all six on</w:t>
+      </w:r>
+      <w:r>
+        <w:t xml:space="preserve"> </w:t>
+      </w:r>
+      <w:r>
+        <w:t xml:space="preserve">F4 and F8, worse than all six on F7 and F15) is stated in both</w:t>
       </w:r>
       <w:r>
         <w:t xml:space="preserve"> </w:t>
@@ -64528,7 +64480,7 @@
         <w:t xml:space="preserve"> </w:t>
       </w:r>
       <w:r>
-        <w:t xml:space="preserve">aggregates — first on CEC2017 (2.48) and CEC2013 (2.80), tied-first</w:t>
+        <w:t xml:space="preserve">aggregates: first on CEC2017 (2.48) and CEC2013 (2.80), tied-first</w:t>
       </w:r>
       <w:r>
         <w:t xml:space="preserve"> </w:t>
@@ -64804,7 +64756,7 @@
         <w:t xml:space="preserve"> </w:t>
       </w:r>
       <w:r>
-        <w:t xml:space="preserve">twice — as linkage blocks for the block crossover, and as the eigenbasis of</w:t>
+        <w:t xml:space="preserve">twice: as linkage blocks for the block crossover, and as the eigenbasis of</w:t>
       </w:r>
       <w:r>
         <w:t xml:space="preserve"> </w:t>
@@ -64866,7 +64818,7 @@
         <w:pStyle w:val="BodyText"/>
       </w:pPr>
       <w:r>
-        <w:t xml:space="preserve">The empirical findings are panel-scoped and dimension-resolved — the</w:t>
+        <w:t xml:space="preserve">The empirical findings are panel-scoped and dimension-resolved (the</w:t>
       </w:r>
       <w:r>
         <w:t xml:space="preserve"> </w:t>
@@ -64878,7 +64830,7 @@
         <w:t xml:space="preserve"> </w:t>
       </w:r>
       <w:r>
-        <w:t xml:space="preserve">claiming uniform dominance — and the unfavorable cells are stated with</w:t>
+        <w:t xml:space="preserve">claiming uniform dominance), and the unfavorable cells are stated with</w:t>
       </w:r>
       <w:r>
         <w:t xml:space="preserve"> </w:t>
@@ -64890,7 +64842,7 @@
         <w:t xml:space="preserve"> </w:t>
       </w:r>
       <w:r>
-        <w:t xml:space="preserve">on CEC2017, DT-GSK attains the best overall Friedman mean rank —</w:t>
+        <w:t xml:space="preserve">on CEC2017, DT-GSK attains the best overall Friedman mean rank (</w:t>
       </w:r>
       <w:r>
         <w:t xml:space="preserve"> </w:t>
@@ -64902,7 +64854,7 @@
         <w:t xml:space="preserve"> </w:t>
       </w:r>
       <w:r>
-        <w:t xml:space="preserve">eGSK second at 2.96 — placing first at</w:t>
+        <w:t xml:space="preserve">eGSK second at 2.96) placing first at</w:t>
       </w:r>
       <w:r>
         <w:t xml:space="preserve"> </w:t>
@@ -64990,7 +64942,7 @@
         <w:t xml:space="preserve"> </w:t>
       </w:r>
       <w:r>
-        <w:t xml:space="preserve">wins, 7 with no significant difference, and no significant loss — a</w:t>
+        <w:t xml:space="preserve">wins, 7 with no significant difference, and no significant loss: a</w:t>
       </w:r>
       <w:r>
         <w:t xml:space="preserve"> </w:t>
@@ -65360,7 +65312,7 @@
         <w:t xml:space="preserve"> </w:t>
       </w:r>
       <w:r>
-        <w:t xml:space="preserve">profile of first/third/first — third at</w:t>
+        <w:t xml:space="preserve">profile of first/third/first: third at</w:t>
       </w:r>
       <w:r>
         <w:t xml:space="preserve"> </w:t>
@@ -65395,7 +65347,7 @@
         <w:t xml:space="preserve"> </w:t>
       </w:r>
       <w:r>
-        <w:t xml:space="preserve">On AGSK’s strongest suite — the CEC2020 competition in which it was</w:t>
+        <w:t xml:space="preserve">On AGSK’s strongest suite, the CEC2020 competition in which it was</w:t>
       </w:r>
       <w:r>
         <w:t xml:space="preserve"> </w:t>
@@ -65419,7 +65371,7 @@
         <w:fldChar w:fldCharType="end"/>
       </w:r>
       <w:r>
-        <w:t xml:space="preserve"> — DT-GSK places fourth; the family</w:t>
+        <w:t xml:space="preserve">, DT-GSK places fourth; the family</w:t>
       </w:r>
       <w:r>
         <w:t xml:space="preserve"> </w:t>
@@ -65431,7 +65383,7 @@
         <w:t xml:space="preserve"> </w:t>
       </w:r>
       <w:r>
-        <w:t xml:space="preserve">evaluates the low-dimensional boundary condition of the tiered design —</w:t>
+        <w:t xml:space="preserve">evaluates the low-dimensional boundary condition of the tiered design (</w:t>
       </w:r>
       <w:r>
         <w:t xml:space="preserve"> </w:t>
@@ -65457,10 +65409,7 @@
         </m:r>
       </m:oMath>
       <w:r>
-        <w:t xml:space="preserve"> </w:t>
-      </w:r>
-      <w:r>
-        <w:t xml:space="preserve">—</w:t>
+        <w:t xml:space="preserve">)</w:t>
       </w:r>
       <w:r>
         <w:t xml:space="preserve"> </w:t>
@@ -65472,13 +65421,13 @@
         <w:t xml:space="preserve"> </w:t>
       </w:r>
       <w:r>
-        <w:t xml:space="preserve">leg — its analysis and outcome wording were committed before any of</w:t>
-      </w:r>
-      <w:r>
-        <w:t xml:space="preserve"> </w:t>
-      </w:r>
-      <w:r>
-        <w:t xml:space="preserve">its data existed — and DT-GSK is Holm-separated in only five of its</w:t>
+        <w:t xml:space="preserve">leg (its analysis and outcome wording were committed before any of</w:t>
+      </w:r>
+      <w:r>
+        <w:t xml:space="preserve"> </w:t>
+      </w:r>
+      <w:r>
+        <w:t xml:space="preserve">its data existed), and DT-GSK is Holm-separated in only five of its</w:t>
       </w:r>
       <w:r>
         <w:t xml:space="preserve"> </w:t>
@@ -65514,7 +65463,7 @@
         <w:t xml:space="preserve"> </w:t>
       </w:r>
       <w:r>
-        <w:t xml:space="preserve">— nor from any other family member across functions; at run level it</w:t>
+        <w:t xml:space="preserve">, nor from any other family member across functions; at run level it</w:t>
       </w:r>
       <w:r>
         <w:t xml:space="preserve"> </w:t>
@@ -65586,13 +65535,13 @@
         <w:t xml:space="preserve"> </w:t>
       </w:r>
       <w:r>
-        <w:t xml:space="preserve">under both registered across-dimension aggregate variants — the</w:t>
-      </w:r>
-      <w:r>
-        <w:t xml:space="preserve"> </w:t>
-      </w:r>
-      <w:r>
-        <w:t xml:space="preserve">pre-committed instability rule did not fire — while the median re-rank</w:t>
+        <w:t xml:space="preserve">under both registered across-dimension aggregate variants (the</w:t>
+      </w:r>
+      <w:r>
+        <w:t xml:space="preserve"> </w:t>
+      </w:r>
+      <w:r>
+        <w:t xml:space="preserve">pre-committed instability rule did not fire), while the median re-rank</w:t>
       </w:r>
       <w:r>
         <w:t xml:space="preserve"> </w:t>
@@ -65853,13 +65802,13 @@
         <w:t xml:space="preserve"> </w:t>
       </w:r>
       <w:r>
-        <w:t xml:space="preserve">the family ordinal unchanged — boundary-level findings, attributed to no</w:t>
-      </w:r>
-      <w:r>
-        <w:t xml:space="preserve"> </w:t>
-      </w:r>
-      <w:r>
-        <w:t xml:space="preserve">individual mechanism, that extend the disclosed mis-specification.</w:t>
+        <w:t xml:space="preserve">the family ordinal unchanged (boundary-level findings, attributed to no</w:t>
+      </w:r>
+      <w:r>
+        <w:t xml:space="preserve"> </w:t>
+      </w:r>
+      <w:r>
+        <w:t xml:space="preserve">individual mechanism, that extend the disclosed mis-specification).</w:t>
       </w:r>
       <w:r>
         <w:t xml:space="preserve"> </w:t>
@@ -66492,7 +66441,7 @@
         <w:t xml:space="preserve"> </w:t>
       </w:r>
       <w:r>
-        <w:t xml:space="preserve">external non-GSK baseline enters any panel, table, figure or claim —</w:t>
+        <w:t xml:space="preserve">external non-GSK baseline enters any panel, table, figure or claim;</w:t>
       </w:r>
       <w:r>
         <w:t xml:space="preserve"> </w:t>
@@ -66620,7 +66569,7 @@
         <w:t xml:space="preserve"> </w:t>
       </w:r>
       <w:r>
-        <w:t xml:space="preserve">component study — each component disabled in turn within the otherwise</w:t>
+        <w:t xml:space="preserve">component study (each component disabled in turn within the otherwise</w:t>
       </w:r>
       <w:r>
         <w:t xml:space="preserve"> </w:t>
@@ -66644,7 +66593,7 @@
         <w:t xml:space="preserve"> </w:t>
       </w:r>
       <w:r>
-        <w:t xml:space="preserve">every cell — is reported in the Supplementary Materials, as is a</w:t>
+        <w:t xml:space="preserve">every cell) is reported in the Supplementary Materials, as is a</w:t>
       </w:r>
       <w:r>
         <w:t xml:space="preserve"> </w:t>
@@ -66799,13 +66748,13 @@
         <w:t xml:space="preserve"> </w:t>
       </w:r>
       <w:r>
-        <w:t xml:space="preserve">memory’s terminal exploitation channel — the basis the final polish searches</w:t>
-      </w:r>
-      <w:r>
-        <w:t xml:space="preserve"> </w:t>
-      </w:r>
-      <w:r>
-        <w:t xml:space="preserve">along — the learned eigenframe is outperformed by the plain coordinate axes at</w:t>
+        <w:t xml:space="preserve">memory’s terminal exploitation channel (the basis the final polish searches</w:t>
+      </w:r>
+      <w:r>
+        <w:t xml:space="preserve"> </w:t>
+      </w:r>
+      <w:r>
+        <w:t xml:space="preserve">along), the learned eigenframe is outperformed by the plain coordinate axes at</w:t>
       </w:r>
       <w:r>
         <w:t xml:space="preserve"> </w:t>
@@ -67223,13 +67172,13 @@
         <w:pStyle w:val="BodyText"/>
       </w:pPr>
       <w:r>
-        <w:t xml:space="preserve">And evaluation beyond the family — non-GSK baselines under the same</w:t>
-      </w:r>
-      <w:r>
-        <w:t xml:space="preserve"> </w:t>
-      </w:r>
-      <w:r>
-        <w:t xml:space="preserve">locked, budget-fair protocol — is the natural external test of the</w:t>
+        <w:t xml:space="preserve">And evaluation beyond the family (non-GSK baselines under the same</w:t>
+      </w:r>
+      <w:r>
+        <w:t xml:space="preserve"> </w:t>
+      </w:r>
+      <w:r>
+        <w:t xml:space="preserve">locked, budget-fair protocol) is the natural external test of the</w:t>
       </w:r>
       <w:r>
         <w:t xml:space="preserve"> </w:t>
@@ -67344,7 +67293,7 @@
         <w:t xml:space="preserve"> </w:t>
       </w:r>
       <w:r>
-        <w:t xml:space="preserve">supplement-only component-contribution study — a scaffold</w:t>
+        <w:t xml:space="preserve">supplement-only component-contribution study: a scaffold</w:t>
       </w:r>
       <w:r>
         <w:t xml:space="preserve"> </w:t>
@@ -67368,7 +67317,7 @@
         <w:t xml:space="preserve"> </w:t>
       </w:r>
       <w:r>
-        <w:t xml:space="preserve">freeze and altering no primary result, together with the per-component cost accounting, the post-hoc function-class analysis, and the implementation-caveats trail for the two corrected defects — the material the main text cites as S6.5, S6.6, and S6.7 (S6); the CEC2013LSGO large-scale study, with its family-internal scope, evidential-tier and provenance disclosures (S7); the pre-registered CEC2020 confirmatory battery, reported with its registered outcome wording (S8); and the mechanism-isolation and sensitivity experiments — the refinement-basis isolation, the matched-population-size control, the tiered-versus-tier-constant transplant, the exploratory selected-constant screen, and the dimension-boundary study — each pre-registered before it produced a result (S9).</w:t>
+        <w:t xml:space="preserve">freeze and altering no primary result, together with the per-component cost accounting, the post-hoc function-class analysis, and the implementation-caveats trail for the two corrected defects (the material the main text cites as S6.5, S6.6, and S6.7) (S6); the CEC2013LSGO large-scale study, with its family-internal scope, evidential-tier and provenance disclosures (S7); the pre-registered CEC2020 confirmatory battery, reported with its registered outcome wording (S8); and the mechanism-isolation and sensitivity experiments (the refinement-basis isolation, the matched-population-size control, the tiered-versus-tier-constant transplant, the exploratory selected-constant screen, and the dimension-boundary study), each pre-registered before it produced a result (S9).</w:t>
       </w:r>
     </w:p>
     <w:bookmarkEnd w:id="102"/>
@@ -67928,7 +67877,7 @@
         <w:t xml:space="preserve"> </w:t>
       </w:r>
       <w:r>
-        <w:t xml:space="preserve">generative artificial intelligence. No scientific content — the</w:t>
+        <w:t xml:space="preserve">generative artificial intelligence. No scientific content (the</w:t>
       </w:r>
       <w:r>
         <w:t xml:space="preserve"> </w:t>
@@ -67940,7 +67889,7 @@
         <w:t xml:space="preserve"> </w:t>
       </w:r>
       <w:r>
-        <w:t xml:space="preserve">reported number — was AI-generated. The authors have reviewed and</w:t>
+        <w:t xml:space="preserve">reported number) was AI-generated. The authors have reviewed and</w:t>
       </w:r>
       <w:r>
         <w:t xml:space="preserve"> </w:t>
